--- a/manuscript/qang_ibm_es.docx
+++ b/manuscript/qang_ibm_es.docx
@@ -4709,6 +4709,630 @@
           <w:rFonts w:ascii="Times New Roman" w:hAnsi="Times New Roman"/>
         </w:rPr>
         <w:t xml:space="preserve">ruido.</w:t>
+      </w:r>
+      <w:r>
+        <w:rPr>
+          <w:rFonts w:ascii="Times New Roman" w:hAnsi="Times New Roman"/>
+        </w:rPr>
+        <w:t xml:space="preserve"> </w:t>
+      </w:r>
+      <w:r>
+        <w:rPr>
+          <w:rFonts w:ascii="Times New Roman" w:hAnsi="Times New Roman"/>
+        </w:rPr>
+        <w:t xml:space="preserve">Al</w:t>
+      </w:r>
+      <w:r>
+        <w:rPr>
+          <w:rFonts w:ascii="Times New Roman" w:hAnsi="Times New Roman"/>
+        </w:rPr>
+        <w:t xml:space="preserve"> </w:t>
+      </w:r>
+      <w:r>
+        <w:rPr>
+          <w:rFonts w:ascii="Times New Roman" w:hAnsi="Times New Roman"/>
+        </w:rPr>
+        <w:t xml:space="preserve">leer</w:t>
+      </w:r>
+      <w:r>
+        <w:rPr>
+          <w:rFonts w:ascii="Times New Roman" w:hAnsi="Times New Roman"/>
+        </w:rPr>
+        <w:t xml:space="preserve"> </w:t>
+      </w:r>
+      <w:r>
+        <w:rPr>
+          <w:rFonts w:ascii="Times New Roman" w:hAnsi="Times New Roman"/>
+        </w:rPr>
+        <w:t xml:space="preserve">un</w:t>
+      </w:r>
+      <w:r>
+        <w:rPr>
+          <w:rFonts w:ascii="Times New Roman" w:hAnsi="Times New Roman"/>
+        </w:rPr>
+        <w:t xml:space="preserve"> </w:t>
+      </w:r>
+      <w:r>
+        <w:rPr>
+          <w:rFonts w:ascii="Times New Roman" w:hAnsi="Times New Roman"/>
+        </w:rPr>
+        <w:t xml:space="preserve">espectro</w:t>
+      </w:r>
+      <w:r>
+        <w:rPr>
+          <w:rFonts w:ascii="Times New Roman" w:hAnsi="Times New Roman"/>
+        </w:rPr>
+        <w:t xml:space="preserve"> </w:t>
+      </w:r>
+      <w:r>
+        <w:rPr>
+          <w:rFonts w:ascii="Times New Roman" w:hAnsi="Times New Roman"/>
+        </w:rPr>
+        <w:t xml:space="preserve">de</w:t>
+      </w:r>
+      <w:r>
+        <w:rPr>
+          <w:rFonts w:ascii="Times New Roman" w:hAnsi="Times New Roman"/>
+        </w:rPr>
+        <w:t xml:space="preserve"> </w:t>
+      </w:r>
+      <w:r>
+        <w:rPr>
+          <w:rFonts w:ascii="Times New Roman" w:hAnsi="Times New Roman"/>
+        </w:rPr>
+        <w:t xml:space="preserve">componentes</w:t>
+      </w:r>
+      <w:r>
+        <w:rPr>
+          <w:rFonts w:ascii="Times New Roman" w:hAnsi="Times New Roman"/>
+        </w:rPr>
+        <w:t xml:space="preserve"> </w:t>
+      </w:r>
+      <w:r>
+        <w:rPr>
+          <w:rFonts w:ascii="Times New Roman" w:hAnsi="Times New Roman"/>
+        </w:rPr>
+        <w:t xml:space="preserve">principales</w:t>
+      </w:r>
+      <w:r>
+        <w:rPr>
+          <w:rFonts w:ascii="Times New Roman" w:hAnsi="Times New Roman"/>
+        </w:rPr>
+        <w:t xml:space="preserve"> </w:t>
+      </w:r>
+      <w:r>
+        <w:rPr>
+          <w:rFonts w:ascii="Times New Roman" w:hAnsi="Times New Roman"/>
+        </w:rPr>
+        <w:t xml:space="preserve">conocido,</w:t>
+      </w:r>
+      <w:r>
+        <w:rPr>
+          <w:rFonts w:ascii="Times New Roman" w:hAnsi="Times New Roman"/>
+        </w:rPr>
+        <w:t xml:space="preserve"> </w:t>
+      </w:r>
+      <w:r>
+        <w:rPr>
+          <w:rFonts w:ascii="Times New Roman" w:hAnsi="Times New Roman"/>
+        </w:rPr>
+        <w:t xml:space="preserve">de</w:t>
+      </w:r>
+      <w:r>
+        <w:rPr>
+          <w:rFonts w:ascii="Times New Roman" w:hAnsi="Times New Roman"/>
+        </w:rPr>
+        <w:t xml:space="preserve"> </w:t>
+      </w:r>
+      <w:r>
+        <w:rPr>
+          <w:rFonts w:ascii="Times New Roman" w:hAnsi="Times New Roman"/>
+        </w:rPr>
+        <w:t xml:space="preserve">cinco</w:t>
+      </w:r>
+      <w:r>
+        <w:rPr>
+          <w:rFonts w:ascii="Times New Roman" w:hAnsi="Times New Roman"/>
+        </w:rPr>
+        <w:t xml:space="preserve"> </w:t>
+      </w:r>
+      <w:r>
+        <w:rPr>
+          <w:rFonts w:ascii="Times New Roman" w:hAnsi="Times New Roman"/>
+        </w:rPr>
+        <w:t xml:space="preserve">componentes,</w:t>
+      </w:r>
+      <w:r>
+        <w:rPr>
+          <w:rFonts w:ascii="Times New Roman" w:hAnsi="Times New Roman"/>
+        </w:rPr>
+        <w:t xml:space="preserve"> </w:t>
+      </w:r>
+      <w:r>
+        <w:rPr>
+          <w:rFonts w:ascii="Times New Roman" w:hAnsi="Times New Roman"/>
+        </w:rPr>
+        <w:t xml:space="preserve">desde</w:t>
+      </w:r>
+      <w:r>
+        <w:rPr>
+          <w:rFonts w:ascii="Times New Roman" w:hAnsi="Times New Roman"/>
+        </w:rPr>
+        <w:t xml:space="preserve"> </w:t>
+      </w:r>
+      <w:r>
+        <w:rPr>
+          <w:rFonts w:ascii="Times New Roman" w:hAnsi="Times New Roman"/>
+        </w:rPr>
+        <w:t xml:space="preserve">la</w:t>
+      </w:r>
+      <w:r>
+        <w:rPr>
+          <w:rFonts w:ascii="Times New Roman" w:hAnsi="Times New Roman"/>
+        </w:rPr>
+        <w:t xml:space="preserve"> </w:t>
+      </w:r>
+      <w:r>
+        <w:rPr>
+          <w:rFonts w:ascii="Times New Roman" w:hAnsi="Times New Roman"/>
+        </w:rPr>
+        <w:t xml:space="preserve">matriz</w:t>
+      </w:r>
+      <w:r>
+        <w:rPr>
+          <w:rFonts w:ascii="Times New Roman" w:hAnsi="Times New Roman"/>
+        </w:rPr>
+        <w:t xml:space="preserve"> </w:t>
+      </w:r>
+      <w:r>
+        <w:rPr>
+          <w:rFonts w:ascii="Times New Roman" w:hAnsi="Times New Roman"/>
+        </w:rPr>
+        <w:t xml:space="preserve">densidad</w:t>
+      </w:r>
+      <w:r>
+        <w:rPr>
+          <w:rFonts w:ascii="Times New Roman" w:hAnsi="Times New Roman"/>
+        </w:rPr>
+        <w:t xml:space="preserve"> </w:t>
+      </w:r>
+      <w:r>
+        <w:rPr>
+          <w:rFonts w:ascii="Times New Roman" w:hAnsi="Times New Roman"/>
+        </w:rPr>
+        <w:t xml:space="preserve">de</w:t>
+      </w:r>
+      <w:r>
+        <w:rPr>
+          <w:rFonts w:ascii="Times New Roman" w:hAnsi="Times New Roman"/>
+        </w:rPr>
+        <w:t xml:space="preserve"> </w:t>
+      </w:r>
+      <w:r>
+        <w:rPr>
+          <w:rFonts w:ascii="Times New Roman" w:hAnsi="Times New Roman"/>
+        </w:rPr>
+        <w:t xml:space="preserve">los</w:t>
+      </w:r>
+      <w:r>
+        <w:rPr>
+          <w:rFonts w:ascii="Times New Roman" w:hAnsi="Times New Roman"/>
+        </w:rPr>
+        <w:t xml:space="preserve"> </w:t>
+      </w:r>
+      <w:r>
+        <w:rPr>
+          <w:rFonts w:ascii="Times New Roman" w:hAnsi="Times New Roman"/>
+        </w:rPr>
+        <w:t xml:space="preserve">datos</w:t>
+      </w:r>
+      <w:r>
+        <w:rPr>
+          <w:rFonts w:ascii="Times New Roman" w:hAnsi="Times New Roman"/>
+        </w:rPr>
+        <w:t xml:space="preserve"> </w:t>
+      </w:r>
+      <w:r>
+        <w:rPr>
+          <w:rFonts w:ascii="Times New Roman" w:hAnsi="Times New Roman"/>
+        </w:rPr>
+        <w:t xml:space="preserve">en</w:t>
+      </w:r>
+      <w:r>
+        <w:rPr>
+          <w:rFonts w:ascii="Times New Roman" w:hAnsi="Times New Roman"/>
+        </w:rPr>
+        <w:t xml:space="preserve"> </w:t>
+      </w:r>
+      <w:r>
+        <w:rPr>
+          <w:rFonts w:ascii="Times New Roman" w:hAnsi="Times New Roman"/>
+        </w:rPr>
+        <w:t xml:space="preserve">el</w:t>
+      </w:r>
+      <w:r>
+        <w:rPr>
+          <w:rFonts w:ascii="Times New Roman" w:hAnsi="Times New Roman"/>
+        </w:rPr>
+        <w:t xml:space="preserve"> </w:t>
+      </w:r>
+      <w:r>
+        <w:rPr>
+          <w:rFonts w:ascii="Times New Roman" w:hAnsi="Times New Roman"/>
+        </w:rPr>
+        <w:t xml:space="preserve">sector</w:t>
+      </w:r>
+      <w:r>
+        <w:rPr>
+          <w:rFonts w:ascii="Times New Roman" w:hAnsi="Times New Roman"/>
+        </w:rPr>
+        <w:t xml:space="preserve"> </w:t>
+      </w:r>
+      <w:r>
+        <w:rPr>
+          <w:rFonts w:ascii="Times New Roman" w:hAnsi="Times New Roman"/>
+        </w:rPr>
+        <w:t xml:space="preserve">de</w:t>
+      </w:r>
+      <w:r>
+        <w:rPr>
+          <w:rFonts w:ascii="Times New Roman" w:hAnsi="Times New Roman"/>
+        </w:rPr>
+        <w:t xml:space="preserve"> </w:t>
+      </w:r>
+      <w:r>
+        <w:rPr>
+          <w:rFonts w:ascii="Times New Roman" w:hAnsi="Times New Roman"/>
+        </w:rPr>
+        <w:t xml:space="preserve">peso</w:t>
+      </w:r>
+      <w:r>
+        <w:rPr>
+          <w:rFonts w:ascii="Times New Roman" w:hAnsi="Times New Roman"/>
+        </w:rPr>
+        <w:t xml:space="preserve"> </w:t>
+      </w:r>
+      <w:r>
+        <w:rPr>
+          <w:rFonts w:ascii="Times New Roman" w:hAnsi="Times New Roman"/>
+        </w:rPr>
+        <w:t xml:space="preserve">1,</w:t>
+      </w:r>
+      <w:r>
+        <w:rPr>
+          <w:rFonts w:ascii="Times New Roman" w:hAnsi="Times New Roman"/>
+        </w:rPr>
+        <w:t xml:space="preserve"> </w:t>
+      </w:r>
+      <w:r>
+        <w:rPr>
+          <w:rFonts w:ascii="Times New Roman" w:hAnsi="Times New Roman"/>
+        </w:rPr>
+        <w:t xml:space="preserve">el</w:t>
+      </w:r>
+      <w:r>
+        <w:rPr>
+          <w:rFonts w:ascii="Times New Roman" w:hAnsi="Times New Roman"/>
+        </w:rPr>
+        <w:t xml:space="preserve"> </w:t>
+      </w:r>
+      <w:r>
+        <w:rPr>
+          <w:rFonts w:ascii="Times New Roman" w:hAnsi="Times New Roman"/>
+        </w:rPr>
+        <w:t xml:space="preserve">filtro</w:t>
+      </w:r>
+      <w:r>
+        <w:rPr>
+          <w:rFonts w:ascii="Times New Roman" w:hAnsi="Times New Roman"/>
+        </w:rPr>
+        <w:t xml:space="preserve"> </w:t>
+      </w:r>
+      <w:r>
+        <w:rPr>
+          <w:rFonts w:ascii="Times New Roman" w:hAnsi="Times New Roman"/>
+        </w:rPr>
+        <w:t xml:space="preserve">con</w:t>
+      </w:r>
+      <w:r>
+        <w:rPr>
+          <w:rFonts w:ascii="Times New Roman" w:hAnsi="Times New Roman"/>
+        </w:rPr>
+        <w:t xml:space="preserve"> </w:t>
+      </w:r>
+      <w:r>
+        <w:rPr>
+          <w:rFonts w:ascii="Times New Roman" w:hAnsi="Times New Roman"/>
+        </w:rPr>
+        <w:t xml:space="preserve">corrección</w:t>
+      </w:r>
+      <w:r>
+        <w:rPr>
+          <w:rFonts w:ascii="Times New Roman" w:hAnsi="Times New Roman"/>
+        </w:rPr>
+        <w:t xml:space="preserve"> </w:t>
+      </w:r>
+      <w:r>
+        <w:rPr>
+          <w:rFonts w:ascii="Times New Roman" w:hAnsi="Times New Roman"/>
+        </w:rPr>
+        <w:t xml:space="preserve">de</w:t>
+      </w:r>
+      <w:r>
+        <w:rPr>
+          <w:rFonts w:ascii="Times New Roman" w:hAnsi="Times New Roman"/>
+        </w:rPr>
+        <w:t xml:space="preserve"> </w:t>
+      </w:r>
+      <w:r>
+        <w:rPr>
+          <w:rFonts w:ascii="Times New Roman" w:hAnsi="Times New Roman"/>
+        </w:rPr>
+        <w:t xml:space="preserve">lectura</w:t>
+      </w:r>
+      <w:r>
+        <w:rPr>
+          <w:rFonts w:ascii="Times New Roman" w:hAnsi="Times New Roman"/>
+        </w:rPr>
+        <w:t xml:space="preserve"> </w:t>
+      </w:r>
+      <w:r>
+        <w:rPr>
+          <w:rFonts w:ascii="Times New Roman" w:hAnsi="Times New Roman"/>
+        </w:rPr>
+        <w:t xml:space="preserve">baja</w:t>
+      </w:r>
+      <w:r>
+        <w:rPr>
+          <w:rFonts w:ascii="Times New Roman" w:hAnsi="Times New Roman"/>
+        </w:rPr>
+        <w:t xml:space="preserve"> </w:t>
+      </w:r>
+      <w:r>
+        <w:rPr>
+          <w:rFonts w:ascii="Times New Roman" w:hAnsi="Times New Roman"/>
+        </w:rPr>
+        <w:t xml:space="preserve">el</w:t>
+      </w:r>
+      <w:r>
+        <w:rPr>
+          <w:rFonts w:ascii="Times New Roman" w:hAnsi="Times New Roman"/>
+        </w:rPr>
+        <w:t xml:space="preserve"> </w:t>
+      </w:r>
+      <w:r>
+        <w:rPr>
+          <w:rFonts w:ascii="Times New Roman" w:hAnsi="Times New Roman"/>
+        </w:rPr>
+        <w:t xml:space="preserve">error</w:t>
+      </w:r>
+      <w:r>
+        <w:rPr>
+          <w:rFonts w:ascii="Times New Roman" w:hAnsi="Times New Roman"/>
+        </w:rPr>
+        <w:t xml:space="preserve"> </w:t>
+      </w:r>
+      <w:r>
+        <w:rPr>
+          <w:rFonts w:ascii="Times New Roman" w:hAnsi="Times New Roman"/>
+        </w:rPr>
+        <w:t xml:space="preserve">4</w:t>
+      </w:r>
+      <w:r>
+        <w:rPr>
+          <w:rFonts w:ascii="Times New Roman" w:hAnsi="Times New Roman"/>
+        </w:rPr>
+        <w:t xml:space="preserve">,</w:t>
+      </w:r>
+      <w:r>
+        <w:rPr>
+          <w:rFonts w:ascii="Times New Roman" w:hAnsi="Times New Roman"/>
+        </w:rPr>
+        <w:t xml:space="preserve">6</w:t>
+      </w:r>
+      <w:r>
+        <w:rPr>
+          <w:rFonts w:ascii="Times New Roman" w:hAnsi="Times New Roman"/>
+        </w:rPr>
+        <w:t xml:space="preserve"> </w:t>
+      </w:r>
+      <w:r>
+        <w:rPr>
+          <w:rFonts w:ascii="Times New Roman" w:hAnsi="Times New Roman"/>
+        </w:rPr>
+        <w:t xml:space="preserve">veces</w:t>
+      </w:r>
+      <w:r>
+        <w:rPr>
+          <w:rFonts w:ascii="Times New Roman" w:hAnsi="Times New Roman"/>
+        </w:rPr>
+        <w:t xml:space="preserve"> </w:t>
+      </w:r>
+      <w:r>
+        <w:rPr>
+          <w:rFonts w:ascii="Times New Roman" w:hAnsi="Times New Roman"/>
+        </w:rPr>
+        <w:t xml:space="preserve">(mediana</w:t>
+      </w:r>
+      <w:r>
+        <w:rPr>
+          <w:rFonts w:ascii="Times New Roman" w:hAnsi="Times New Roman"/>
+        </w:rPr>
+        <w:t xml:space="preserve"> </w:t>
+      </w:r>
+      <w:r>
+        <w:rPr>
+          <w:rFonts w:ascii="Times New Roman" w:hAnsi="Times New Roman"/>
+        </w:rPr>
+        <w:t xml:space="preserve">sobre</w:t>
+      </w:r>
+      <w:r>
+        <w:rPr>
+          <w:rFonts w:ascii="Times New Roman" w:hAnsi="Times New Roman"/>
+        </w:rPr>
+        <w:t xml:space="preserve"> </w:t>
+      </w:r>
+      <w:r>
+        <w:rPr>
+          <w:rFonts w:ascii="Times New Roman" w:hAnsi="Times New Roman"/>
+        </w:rPr>
+        <w:t xml:space="preserve">veintiún</w:t>
+      </w:r>
+      <w:r>
+        <w:rPr>
+          <w:rFonts w:ascii="Times New Roman" w:hAnsi="Times New Roman"/>
+        </w:rPr>
+        <w:t xml:space="preserve"> </w:t>
+      </w:r>
+      <w:r>
+        <w:rPr>
+          <w:rFonts w:ascii="Times New Roman" w:hAnsi="Times New Roman"/>
+        </w:rPr>
+        <w:t xml:space="preserve">dispositivos)</w:t>
+      </w:r>
+      <w:r>
+        <w:rPr>
+          <w:rFonts w:ascii="Times New Roman" w:hAnsi="Times New Roman"/>
+        </w:rPr>
+        <w:t xml:space="preserve"> </w:t>
+      </w:r>
+      <w:r>
+        <w:rPr>
+          <w:rFonts w:ascii="Times New Roman" w:hAnsi="Times New Roman"/>
+        </w:rPr>
+        <w:t xml:space="preserve">y</w:t>
+      </w:r>
+      <w:r>
+        <w:rPr>
+          <w:rFonts w:ascii="Times New Roman" w:hAnsi="Times New Roman"/>
+        </w:rPr>
+        <w:t xml:space="preserve"> </w:t>
+      </w:r>
+      <w:r>
+        <w:rPr>
+          <w:rFonts w:ascii="Times New Roman" w:hAnsi="Times New Roman"/>
+        </w:rPr>
+        <w:t xml:space="preserve">ordena</w:t>
+      </w:r>
+      <w:r>
+        <w:rPr>
+          <w:rFonts w:ascii="Times New Roman" w:hAnsi="Times New Roman"/>
+        </w:rPr>
+        <w:t xml:space="preserve"> </w:t>
+      </w:r>
+      <w:r>
+        <w:rPr>
+          <w:rFonts w:ascii="Times New Roman" w:hAnsi="Times New Roman"/>
+        </w:rPr>
+        <w:t xml:space="preserve">bien</w:t>
+      </w:r>
+      <w:r>
+        <w:rPr>
+          <w:rFonts w:ascii="Times New Roman" w:hAnsi="Times New Roman"/>
+        </w:rPr>
+        <w:t xml:space="preserve"> </w:t>
+      </w:r>
+      <w:r>
+        <w:rPr>
+          <w:rFonts w:ascii="Times New Roman" w:hAnsi="Times New Roman"/>
+        </w:rPr>
+        <w:t xml:space="preserve">el</w:t>
+      </w:r>
+      <w:r>
+        <w:rPr>
+          <w:rFonts w:ascii="Times New Roman" w:hAnsi="Times New Roman"/>
+        </w:rPr>
+        <w:t xml:space="preserve"> </w:t>
+      </w:r>
+      <w:r>
+        <w:rPr>
+          <w:rFonts w:ascii="Times New Roman" w:hAnsi="Times New Roman"/>
+        </w:rPr>
+        <w:t xml:space="preserve">espectro</w:t>
+      </w:r>
+      <w:r>
+        <w:rPr>
+          <w:rFonts w:ascii="Times New Roman" w:hAnsi="Times New Roman"/>
+        </w:rPr>
+        <w:t xml:space="preserve"> </w:t>
+      </w:r>
+      <w:r>
+        <w:rPr>
+          <w:rFonts w:ascii="Times New Roman" w:hAnsi="Times New Roman"/>
+        </w:rPr>
+        <w:t xml:space="preserve">en</w:t>
+      </w:r>
+      <w:r>
+        <w:rPr>
+          <w:rFonts w:ascii="Times New Roman" w:hAnsi="Times New Roman"/>
+        </w:rPr>
+        <w:t xml:space="preserve"> </w:t>
+      </w:r>
+      <w:r>
+        <w:rPr>
+          <w:rFonts w:ascii="Times New Roman" w:hAnsi="Times New Roman"/>
+        </w:rPr>
+        <w:t xml:space="preserve">18</w:t>
+      </w:r>
+      <w:r>
+        <w:rPr>
+          <w:rFonts w:ascii="Times New Roman" w:hAnsi="Times New Roman"/>
+        </w:rPr>
+        <w:t xml:space="preserve"> </w:t>
+      </w:r>
+      <w:r>
+        <w:rPr>
+          <w:rFonts w:ascii="Times New Roman" w:hAnsi="Times New Roman"/>
+        </w:rPr>
+        <w:t xml:space="preserve">de</w:t>
+      </w:r>
+      <w:r>
+        <w:rPr>
+          <w:rFonts w:ascii="Times New Roman" w:hAnsi="Times New Roman"/>
+        </w:rPr>
+        <w:t xml:space="preserve"> </w:t>
+      </w:r>
+      <w:r>
+        <w:rPr>
+          <w:rFonts w:ascii="Times New Roman" w:hAnsi="Times New Roman"/>
+        </w:rPr>
+        <w:t xml:space="preserve">21</w:t>
+      </w:r>
+      <w:r>
+        <w:rPr>
+          <w:rFonts w:ascii="Times New Roman" w:hAnsi="Times New Roman"/>
+        </w:rPr>
+        <w:t xml:space="preserve"> </w:t>
+      </w:r>
+      <w:r>
+        <w:rPr>
+          <w:rFonts w:ascii="Times New Roman" w:hAnsi="Times New Roman"/>
+        </w:rPr>
+        <w:t xml:space="preserve">(13</w:t>
+      </w:r>
+      <w:r>
+        <w:rPr>
+          <w:rFonts w:ascii="Times New Roman" w:hAnsi="Times New Roman"/>
+        </w:rPr>
+        <w:t xml:space="preserve"> </w:t>
+      </w:r>
+      <w:r>
+        <w:rPr>
+          <w:rFonts w:ascii="Times New Roman" w:hAnsi="Times New Roman"/>
+        </w:rPr>
+        <w:t xml:space="preserve">sin</w:t>
+      </w:r>
+      <w:r>
+        <w:rPr>
+          <w:rFonts w:ascii="Times New Roman" w:hAnsi="Times New Roman"/>
+        </w:rPr>
+        <w:t xml:space="preserve"> </w:t>
+      </w:r>
+      <w:r>
+        <w:rPr>
+          <w:rFonts w:ascii="Times New Roman" w:hAnsi="Times New Roman"/>
+        </w:rPr>
+        <w:t xml:space="preserve">corrección).</w:t>
       </w:r>
       <w:r>
         <w:rPr>
@@ -5501,7 +6125,7 @@
         <w:rPr>
           <w:rFonts w:ascii="Times New Roman" w:hAnsi="Times New Roman"/>
         </w:rPr>
-        <w:t xml:space="preserve">correr; los fracasos se informan como tales. Las secciones §137–§144 remiten a las notas de investigación</w:t>
+        <w:t xml:space="preserve">correr; los fracasos se informan como tales. Las secciones §137–§146 remiten a las notas de investigación</w:t>
       </w:r>
       <w:r>
         <w:rPr>
@@ -5536,7 +6160,7 @@
       </w:r>
     </w:p>
     <w:bookmarkEnd w:id="20"/>
-    <w:bookmarkStart w:id="28" w:name="métodos"/>
+    <w:bookmarkStart w:id="29" w:name="métodos"/>
     <w:p>
       <w:pPr>
         <w:pStyle w:val="Heading1"/>
@@ -7410,7 +8034,861 @@
       </w:r>
     </w:p>
     <w:bookmarkEnd w:id="26"/>
-    <w:bookmarkStart w:id="27" w:name="circuitos-de-prueba."/>
+    <w:bookmarkStart w:id="27" w:name="espectro-de-pca."/>
+    <w:p>
+      <w:pPr>
+        <w:pStyle w:val="Heading4"/>
+      </w:pPr>
+      <w:r>
+        <w:rPr>
+          <w:rFonts w:ascii="Times New Roman" w:hAnsi="Times New Roman"/>
+        </w:rPr>
+        <w:t xml:space="preserve">Espectro de PCA.</w:t>
+      </w:r>
+    </w:p>
+    <w:p>
+      <w:pPr>
+        <w:pStyle w:val="FirstParagraph"/>
+      </w:pPr>
+      <w:r>
+        <w:rPr>
+          <w:rFonts w:ascii="Times New Roman" w:hAnsi="Times New Roman"/>
+        </w:rPr>
+        <w:t xml:space="preserve">En la codificación unaria un vector real</w:t>
+      </w:r>
+      <w:r>
+        <w:rPr>
+          <w:rFonts w:ascii="Times New Roman" w:hAnsi="Times New Roman"/>
+        </w:rPr>
+        <w:t xml:space="preserve"> </w:t>
+      </w:r>
+      <m:oMath>
+        <m:r>
+          <m:t>x</m:t>
+        </m:r>
+      </m:oMath>
+      <w:r>
+        <w:rPr>
+          <w:rFonts w:ascii="Times New Roman" w:hAnsi="Times New Roman"/>
+        </w:rPr>
+        <w:t xml:space="preserve"> </w:t>
+      </w:r>
+      <w:r>
+        <w:rPr>
+          <w:rFonts w:ascii="Times New Roman" w:hAnsi="Times New Roman"/>
+        </w:rPr>
+        <w:t xml:space="preserve">es</w:t>
+      </w:r>
+      <w:r>
+        <w:rPr>
+          <w:rFonts w:ascii="Times New Roman" w:hAnsi="Times New Roman"/>
+        </w:rPr>
+        <w:t xml:space="preserve"> </w:t>
+      </w:r>
+      <m:oMath>
+        <m:nary>
+          <m:naryPr>
+            <m:chr m:val="∑"/>
+            <m:limLoc m:val="undOvr"/>
+            <m:subHide m:val="off"/>
+            <m:supHide m:val="on"/>
+          </m:naryPr>
+          <m:sub>
+            <m:r>
+              <m:t>k</m:t>
+            </m:r>
+          </m:sub>
+          <m:sup>
+            <m:r>
+              <m:t>​</m:t>
+            </m:r>
+          </m:sup>
+          <m:e>
+            <m:sSub>
+              <m:e>
+                <m:r>
+                  <m:t>x</m:t>
+                </m:r>
+              </m:e>
+              <m:sub>
+                <m:r>
+                  <m:t>k</m:t>
+                </m:r>
+              </m:sub>
+            </m:sSub>
+          </m:e>
+        </m:nary>
+        <m:r>
+          <m:rPr>
+            <m:sty m:val="p"/>
+          </m:rPr>
+          <m:t>|</m:t>
+        </m:r>
+        <m:sSub>
+          <m:e>
+            <m:r>
+              <m:t>e</m:t>
+            </m:r>
+          </m:e>
+          <m:sub>
+            <m:r>
+              <m:t>k</m:t>
+            </m:r>
+          </m:sub>
+        </m:sSub>
+        <m:r>
+          <m:rPr>
+            <m:sty m:val="p"/>
+          </m:rPr>
+          <m:t>⟩</m:t>
+        </m:r>
+      </m:oMath>
+      <w:r>
+        <w:rPr>
+          <w:rFonts w:ascii="Times New Roman" w:hAnsi="Times New Roman"/>
+        </w:rPr>
+        <w:t xml:space="preserve">, con</w:t>
+      </w:r>
+      <w:r>
+        <w:rPr>
+          <w:rFonts w:ascii="Times New Roman" w:hAnsi="Times New Roman"/>
+        </w:rPr>
+        <w:t xml:space="preserve"> </w:t>
+      </w:r>
+      <m:oMath>
+        <m:sSub>
+          <m:e>
+            <m:r>
+              <m:t>e</m:t>
+            </m:r>
+          </m:e>
+          <m:sub>
+            <m:r>
+              <m:t>k</m:t>
+            </m:r>
+          </m:sub>
+        </m:sSub>
+      </m:oMath>
+      <w:r>
+        <w:rPr>
+          <w:rFonts w:ascii="Times New Roman" w:hAnsi="Times New Roman"/>
+        </w:rPr>
+        <w:t xml:space="preserve"> </w:t>
+      </w:r>
+      <w:r>
+        <w:rPr>
+          <w:rFonts w:ascii="Times New Roman" w:hAnsi="Times New Roman"/>
+        </w:rPr>
+        <w:t xml:space="preserve">el estado con solo el qubit</w:t>
+      </w:r>
+      <w:r>
+        <w:rPr>
+          <w:rFonts w:ascii="Times New Roman" w:hAnsi="Times New Roman"/>
+        </w:rPr>
+        <w:t xml:space="preserve"> </w:t>
+      </w:r>
+      <m:oMath>
+        <m:r>
+          <m:t>k</m:t>
+        </m:r>
+      </m:oMath>
+      <w:r>
+        <w:rPr>
+          <w:rFonts w:ascii="Times New Roman" w:hAnsi="Times New Roman"/>
+        </w:rPr>
+        <w:t xml:space="preserve"> </w:t>
+      </w:r>
+      <w:r>
+        <w:rPr>
+          <w:rFonts w:ascii="Times New Roman" w:hAnsi="Times New Roman"/>
+        </w:rPr>
+        <w:t xml:space="preserve">excitado, preparado con</w:t>
+      </w:r>
+      <w:r>
+        <w:rPr>
+          <w:rFonts w:ascii="Times New Roman" w:hAnsi="Times New Roman"/>
+        </w:rPr>
+        <w:t xml:space="preserve"> </w:t>
+      </w:r>
+      <m:oMath>
+        <m:r>
+          <m:t>d</m:t>
+        </m:r>
+        <m:r>
+          <m:rPr>
+            <m:sty m:val="p"/>
+          </m:rPr>
+          <m:t>−</m:t>
+        </m:r>
+        <m:r>
+          <m:t>1</m:t>
+        </m:r>
+      </m:oMath>
+      <w:r>
+        <w:rPr>
+          <w:rFonts w:ascii="Times New Roman" w:hAnsi="Times New Roman"/>
+        </w:rPr>
+        <w:t xml:space="preserve"> </w:t>
+      </w:r>
+      <w:r>
+        <w:rPr>
+          <w:rFonts w:ascii="Times New Roman" w:hAnsi="Times New Roman"/>
+        </w:rPr>
+        <w:t xml:space="preserve">compuertas RBS. Cargar los vectores de</w:t>
+      </w:r>
+      <w:r>
+        <w:rPr>
+          <w:rFonts w:ascii="Times New Roman" w:hAnsi="Times New Roman"/>
+        </w:rPr>
+        <w:t xml:space="preserve"> </w:t>
+      </w:r>
+      <w:r>
+        <w:rPr>
+          <w:rFonts w:ascii="Times New Roman" w:hAnsi="Times New Roman"/>
+        </w:rPr>
+        <w:t xml:space="preserve">datos centrados</w:t>
+      </w:r>
+      <w:r>
+        <w:rPr>
+          <w:rFonts w:ascii="Times New Roman" w:hAnsi="Times New Roman"/>
+        </w:rPr>
+        <w:t xml:space="preserve"> </w:t>
+      </w:r>
+      <m:oMath>
+        <m:sSub>
+          <m:e>
+            <m:r>
+              <m:t>x</m:t>
+            </m:r>
+          </m:e>
+          <m:sub>
+            <m:r>
+              <m:t>j</m:t>
+            </m:r>
+          </m:sub>
+        </m:sSub>
+      </m:oMath>
+      <w:r>
+        <w:rPr>
+          <w:rFonts w:ascii="Times New Roman" w:hAnsi="Times New Roman"/>
+        </w:rPr>
+        <w:t xml:space="preserve"> </w:t>
+      </w:r>
+      <w:r>
+        <w:rPr>
+          <w:rFonts w:ascii="Times New Roman" w:hAnsi="Times New Roman"/>
+        </w:rPr>
+        <w:t xml:space="preserve">con probabilidades</w:t>
+      </w:r>
+      <w:r>
+        <w:rPr>
+          <w:rFonts w:ascii="Times New Roman" w:hAnsi="Times New Roman"/>
+        </w:rPr>
+        <w:t xml:space="preserve"> </w:t>
+      </w:r>
+      <m:oMath>
+        <m:sSup>
+          <m:e>
+            <m:d>
+              <m:dPr>
+                <m:begChr m:val="|"/>
+                <m:endChr m:val="|"/>
+                <m:sepChr m:val=""/>
+                <m:grow/>
+              </m:dPr>
+              <m:e>
+                <m:sSub>
+                  <m:e>
+                    <m:r>
+                      <m:t>x</m:t>
+                    </m:r>
+                  </m:e>
+                  <m:sub>
+                    <m:r>
+                      <m:t>j</m:t>
+                    </m:r>
+                  </m:sub>
+                </m:sSub>
+              </m:e>
+            </m:d>
+          </m:e>
+          <m:sup>
+            <m:r>
+              <m:t>2</m:t>
+            </m:r>
+          </m:sup>
+        </m:sSup>
+        <m:r>
+          <m:rPr>
+            <m:sty m:val="p"/>
+          </m:rPr>
+          <m:t>/</m:t>
+        </m:r>
+        <m:nary>
+          <m:naryPr>
+            <m:chr m:val="∑"/>
+            <m:limLoc m:val="undOvr"/>
+            <m:subHide m:val="off"/>
+            <m:supHide m:val="on"/>
+          </m:naryPr>
+          <m:sub>
+            <m:r>
+              <m:t>i</m:t>
+            </m:r>
+          </m:sub>
+          <m:sup>
+            <m:r>
+              <m:t>​</m:t>
+            </m:r>
+          </m:sup>
+          <m:e>
+            <m:sSup>
+              <m:e>
+                <m:d>
+                  <m:dPr>
+                    <m:begChr m:val="|"/>
+                    <m:endChr m:val="|"/>
+                    <m:sepChr m:val=""/>
+                    <m:grow/>
+                  </m:dPr>
+                  <m:e>
+                    <m:sSub>
+                      <m:e>
+                        <m:r>
+                          <m:t>x</m:t>
+                        </m:r>
+                      </m:e>
+                      <m:sub>
+                        <m:r>
+                          <m:t>i</m:t>
+                        </m:r>
+                      </m:sub>
+                    </m:sSub>
+                  </m:e>
+                </m:d>
+              </m:e>
+              <m:sup>
+                <m:r>
+                  <m:t>2</m:t>
+                </m:r>
+              </m:sup>
+            </m:sSup>
+          </m:e>
+        </m:nary>
+      </m:oMath>
+      <w:r>
+        <w:rPr>
+          <w:rFonts w:ascii="Times New Roman" w:hAnsi="Times New Roman"/>
+        </w:rPr>
+        <w:t xml:space="preserve"> </w:t>
+      </w:r>
+      <w:r>
+        <w:rPr>
+          <w:rFonts w:ascii="Times New Roman" w:hAnsi="Times New Roman"/>
+        </w:rPr>
+        <w:t xml:space="preserve">da</w:t>
+      </w:r>
+      <w:r>
+        <w:rPr>
+          <w:rFonts w:ascii="Times New Roman" w:hAnsi="Times New Roman"/>
+        </w:rPr>
+        <w:t xml:space="preserve"> </w:t>
+      </w:r>
+      <m:oMath>
+        <m:r>
+          <m:t>ρ</m:t>
+        </m:r>
+        <m:r>
+          <m:rPr>
+            <m:sty m:val="p"/>
+          </m:rPr>
+          <m:t>=</m:t>
+        </m:r>
+        <m:r>
+          <m:t>C</m:t>
+        </m:r>
+        <m:r>
+          <m:rPr>
+            <m:sty m:val="p"/>
+          </m:rPr>
+          <m:t>/</m:t>
+        </m:r>
+        <m:r>
+          <m:rPr>
+            <m:sty m:val="p"/>
+          </m:rPr>
+          <m:t>t</m:t>
+        </m:r>
+        <m:r>
+          <m:rPr>
+            <m:sty m:val="p"/>
+          </m:rPr>
+          <m:t>r</m:t>
+        </m:r>
+        <m:r>
+          <m:t> </m:t>
+        </m:r>
+        <m:r>
+          <m:t>C</m:t>
+        </m:r>
+      </m:oMath>
+      <w:r>
+        <w:rPr>
+          <w:rFonts w:ascii="Times New Roman" w:hAnsi="Times New Roman"/>
+        </w:rPr>
+        <w:t xml:space="preserve">,</w:t>
+      </w:r>
+      <w:r>
+        <w:rPr>
+          <w:rFonts w:ascii="Times New Roman" w:hAnsi="Times New Roman"/>
+        </w:rPr>
+        <w:t xml:space="preserve"> </w:t>
+      </w:r>
+      <m:oMath>
+        <m:r>
+          <m:t>C</m:t>
+        </m:r>
+        <m:r>
+          <m:rPr>
+            <m:sty m:val="p"/>
+          </m:rPr>
+          <m:t>=</m:t>
+        </m:r>
+        <m:f>
+          <m:fPr>
+            <m:type m:val="bar"/>
+          </m:fPr>
+          <m:num>
+            <m:r>
+              <m:t>1</m:t>
+            </m:r>
+          </m:num>
+          <m:den>
+            <m:r>
+              <m:t>m</m:t>
+            </m:r>
+          </m:den>
+        </m:f>
+        <m:nary>
+          <m:naryPr>
+            <m:chr m:val="∑"/>
+            <m:limLoc m:val="undOvr"/>
+            <m:subHide m:val="off"/>
+            <m:supHide m:val="on"/>
+          </m:naryPr>
+          <m:sub>
+            <m:r>
+              <m:t>j</m:t>
+            </m:r>
+          </m:sub>
+          <m:sup>
+            <m:r>
+              <m:t>​</m:t>
+            </m:r>
+          </m:sup>
+          <m:e>
+            <m:sSub>
+              <m:e>
+                <m:r>
+                  <m:t>x</m:t>
+                </m:r>
+              </m:e>
+              <m:sub>
+                <m:r>
+                  <m:t>j</m:t>
+                </m:r>
+              </m:sub>
+            </m:sSub>
+          </m:e>
+        </m:nary>
+        <m:sSubSup>
+          <m:e>
+            <m:r>
+              <m:t>x</m:t>
+            </m:r>
+          </m:e>
+          <m:sub>
+            <m:r>
+              <m:t>j</m:t>
+            </m:r>
+          </m:sub>
+          <m:sup>
+            <m:r>
+              <m:rPr>
+                <m:sty m:val="p"/>
+                <m:scr m:val="sans-serif"/>
+              </m:rPr>
+              <m:t>T</m:t>
+            </m:r>
+          </m:sup>
+        </m:sSubSup>
+      </m:oMath>
+      <w:r>
+        <w:rPr>
+          <w:rFonts w:ascii="Times New Roman" w:hAnsi="Times New Roman"/>
+        </w:rPr>
+        <w:t xml:space="preserve">: la matriz densidad que diagonaliza el PCA cuántico </w:t>
+      </w:r>
+      <w:r>
+        <w:rPr>
+          <w:rFonts w:ascii="Times New Roman" w:hAnsi="Times New Roman"/>
+        </w:rPr>
+        <w:t xml:space="preserve">(</w:t>
+      </w:r>
+      <w:hyperlink w:anchor="ref-lloyd2014qpca">
+        <w:r>
+          <w:rPr>
+            <w:rStyle w:val="Hyperlink"/>
+          </w:rPr>
+          <w:t xml:space="preserve">Lloyd, Mohseni, and Rebentrost 2014</w:t>
+        </w:r>
+      </w:hyperlink>
+      <w:r>
+        <w:rPr>
+          <w:rFonts w:ascii="Times New Roman" w:hAnsi="Times New Roman"/>
+        </w:rPr>
+        <w:t xml:space="preserve">)</w:t>
+      </w:r>
+      <w:r>
+        <w:rPr>
+          <w:rFonts w:ascii="Times New Roman" w:hAnsi="Times New Roman"/>
+        </w:rPr>
+        <w:t xml:space="preserve">.</w:t>
+      </w:r>
+      <w:r>
+        <w:rPr>
+          <w:rFonts w:ascii="Times New Roman" w:hAnsi="Times New Roman"/>
+        </w:rPr>
+        <w:t xml:space="preserve"> </w:t>
+      </w:r>
+      <w:r>
+        <w:rPr>
+          <w:rStyle w:val="VerbatimChar"/>
+          <w:rFonts w:ascii="Times New Roman" w:hAnsi="Times New Roman"/>
+        </w:rPr>
+        <w:t xml:space="preserve">unary_orthogonal</w:t>
+      </w:r>
+      <w:r>
+        <w:rPr>
+          <w:rFonts w:ascii="Times New Roman" w:hAnsi="Times New Roman"/>
+        </w:rPr>
+        <w:t xml:space="preserve"> </w:t>
+      </w:r>
+      <w:r>
+        <w:rPr>
+          <w:rFonts w:ascii="Times New Roman" w:hAnsi="Times New Roman"/>
+        </w:rPr>
+        <w:t xml:space="preserve">descompone una matriz ortogonal real en a lo sumo</w:t>
+      </w:r>
+      <w:r>
+        <w:rPr>
+          <w:rFonts w:ascii="Times New Roman" w:hAnsi="Times New Roman"/>
+        </w:rPr>
+        <w:t xml:space="preserve"> </w:t>
+      </w:r>
+      <m:oMath>
+        <m:r>
+          <m:t>d</m:t>
+        </m:r>
+        <m:d>
+          <m:dPr>
+            <m:begChr m:val="("/>
+            <m:endChr m:val=")"/>
+            <m:sepChr m:val=""/>
+            <m:grow/>
+          </m:dPr>
+          <m:e>
+            <m:r>
+              <m:t>d</m:t>
+            </m:r>
+            <m:r>
+              <m:rPr>
+                <m:sty m:val="p"/>
+              </m:rPr>
+              <m:t>−</m:t>
+            </m:r>
+            <m:r>
+              <m:t>1</m:t>
+            </m:r>
+          </m:e>
+        </m:d>
+        <m:r>
+          <m:rPr>
+            <m:sty m:val="p"/>
+          </m:rPr>
+          <m:t>/</m:t>
+        </m:r>
+        <m:r>
+          <m:t>2</m:t>
+        </m:r>
+      </m:oMath>
+      <w:r>
+        <w:rPr>
+          <w:rFonts w:ascii="Times New Roman" w:hAnsi="Times New Roman"/>
+        </w:rPr>
+        <w:t xml:space="preserve"> </w:t>
+      </w:r>
+      <w:r>
+        <w:rPr>
+          <w:rFonts w:ascii="Times New Roman" w:hAnsi="Times New Roman"/>
+        </w:rPr>
+        <w:t xml:space="preserve">compuertas RBS entre</w:t>
+      </w:r>
+      <w:r>
+        <w:rPr>
+          <w:rFonts w:ascii="Times New Roman" w:hAnsi="Times New Roman"/>
+        </w:rPr>
+        <w:t xml:space="preserve"> </w:t>
+      </w:r>
+      <w:r>
+        <w:rPr>
+          <w:rFonts w:ascii="Times New Roman" w:hAnsi="Times New Roman"/>
+        </w:rPr>
+        <w:t xml:space="preserve">vecinos (salvo signos de salida); con la base de PCA envía el autovalor</w:t>
+      </w:r>
+      <w:r>
+        <w:rPr>
+          <w:rFonts w:ascii="Times New Roman" w:hAnsi="Times New Roman"/>
+        </w:rPr>
+        <w:t xml:space="preserve"> </w:t>
+      </w:r>
+      <m:oMath>
+        <m:sSub>
+          <m:e>
+            <m:r>
+              <m:t>λ</m:t>
+            </m:r>
+          </m:e>
+          <m:sub>
+            <m:r>
+              <m:t>k</m:t>
+            </m:r>
+          </m:sub>
+        </m:sSub>
+      </m:oMath>
+      <w:r>
+        <w:rPr>
+          <w:rFonts w:ascii="Times New Roman" w:hAnsi="Times New Roman"/>
+        </w:rPr>
+        <w:t xml:space="preserve"> </w:t>
+      </w:r>
+      <w:r>
+        <w:rPr>
+          <w:rFonts w:ascii="Times New Roman" w:hAnsi="Times New Roman"/>
+        </w:rPr>
+        <w:t xml:space="preserve">al qubit</w:t>
+      </w:r>
+      <w:r>
+        <w:rPr>
+          <w:rFonts w:ascii="Times New Roman" w:hAnsi="Times New Roman"/>
+        </w:rPr>
+        <w:t xml:space="preserve"> </w:t>
+      </w:r>
+      <m:oMath>
+        <m:r>
+          <m:t>k</m:t>
+        </m:r>
+      </m:oMath>
+      <w:r>
+        <w:rPr>
+          <w:rFonts w:ascii="Times New Roman" w:hAnsi="Times New Roman"/>
+        </w:rPr>
+        <w:t xml:space="preserve">, de modo que</w:t>
+      </w:r>
+      <w:r>
+        <w:rPr>
+          <w:rFonts w:ascii="Times New Roman" w:hAnsi="Times New Roman"/>
+        </w:rPr>
+        <w:t xml:space="preserve"> </w:t>
+      </w:r>
+      <m:oMath>
+        <m:r>
+          <m:t>P</m:t>
+        </m:r>
+        <m:d>
+          <m:dPr>
+            <m:begChr m:val="("/>
+            <m:endChr m:val=")"/>
+            <m:sepChr m:val=""/>
+            <m:grow/>
+          </m:dPr>
+          <m:e>
+            <m:r>
+              <m:rPr>
+                <m:nor/>
+                <m:sty m:val="p"/>
+              </m:rPr>
+              <m:t>qubit </m:t>
+            </m:r>
+            <m:r>
+              <m:t>k</m:t>
+            </m:r>
+            <m:r>
+              <m:rPr>
+                <m:nor/>
+                <m:sty m:val="p"/>
+              </m:rPr>
+              <m:t> excitado</m:t>
+            </m:r>
+          </m:e>
+        </m:d>
+        <m:r>
+          <m:rPr>
+            <m:sty m:val="p"/>
+          </m:rPr>
+          <m:t>=</m:t>
+        </m:r>
+        <m:sSub>
+          <m:e>
+            <m:r>
+              <m:t>λ</m:t>
+            </m:r>
+          </m:e>
+          <m:sub>
+            <m:r>
+              <m:t>k</m:t>
+            </m:r>
+          </m:sub>
+        </m:sSub>
+        <m:r>
+          <m:rPr>
+            <m:sty m:val="p"/>
+          </m:rPr>
+          <m:t>/</m:t>
+        </m:r>
+        <m:r>
+          <m:rPr>
+            <m:sty m:val="p"/>
+          </m:rPr>
+          <m:t>∑</m:t>
+        </m:r>
+        <m:r>
+          <m:t>λ</m:t>
+        </m:r>
+      </m:oMath>
+      <w:r>
+        <w:rPr>
+          <w:rFonts w:ascii="Times New Roman" w:hAnsi="Times New Roman"/>
+        </w:rPr>
+        <w:t xml:space="preserve">, que</w:t>
+      </w:r>
+      <w:r>
+        <w:rPr>
+          <w:rFonts w:ascii="Times New Roman" w:hAnsi="Times New Roman"/>
+        </w:rPr>
+        <w:t xml:space="preserve"> </w:t>
+      </w:r>
+      <w:r>
+        <w:rPr>
+          <w:rStyle w:val="VerbatimChar"/>
+          <w:rFonts w:ascii="Times New Roman" w:hAnsi="Times New Roman"/>
+        </w:rPr>
+        <w:t xml:space="preserve">unary_spectrum</w:t>
+      </w:r>
+      <w:r>
+        <w:rPr>
+          <w:rFonts w:ascii="Times New Roman" w:hAnsi="Times New Roman"/>
+        </w:rPr>
+        <w:t xml:space="preserve"> </w:t>
+      </w:r>
+      <w:r>
+        <w:rPr>
+          <w:rFonts w:ascii="Times New Roman" w:hAnsi="Times New Roman"/>
+        </w:rPr>
+        <w:t xml:space="preserve">lee de las cuatro</w:t>
+      </w:r>
+      <w:r>
+        <w:rPr>
+          <w:rFonts w:ascii="Times New Roman" w:hAnsi="Times New Roman"/>
+        </w:rPr>
+        <w:t xml:space="preserve"> </w:t>
+      </w:r>
+      <w:r>
+        <w:rPr>
+          <w:rFonts w:ascii="Times New Roman" w:hAnsi="Times New Roman"/>
+        </w:rPr>
+        <w:t xml:space="preserve">lecturas de</w:t>
+      </w:r>
+      <w:r>
+        <w:rPr>
+          <w:rFonts w:ascii="Times New Roman" w:hAnsi="Times New Roman"/>
+        </w:rPr>
+        <w:t xml:space="preserve"> </w:t>
+      </w:r>
+      <w:r>
+        <w:rPr>
+          <w:rStyle w:val="VerbatimChar"/>
+          <w:rFonts w:ascii="Times New Roman" w:hAnsi="Times New Roman"/>
+        </w:rPr>
+        <w:t xml:space="preserve">ibm_qg</w:t>
+      </w:r>
+      <w:r>
+        <w:rPr>
+          <w:rFonts w:ascii="Times New Roman" w:hAnsi="Times New Roman"/>
+        </w:rPr>
+        <w:t xml:space="preserve">. La rotación se calcula clásicamente y</w:t>
+      </w:r>
+      <w:r>
+        <w:rPr>
+          <w:rFonts w:ascii="Times New Roman" w:hAnsi="Times New Roman"/>
+        </w:rPr>
+        <w:t xml:space="preserve"> </w:t>
+      </w:r>
+      <m:oMath>
+        <m:r>
+          <m:t>d</m:t>
+        </m:r>
+      </m:oMath>
+      <w:r>
+        <w:rPr>
+          <w:rFonts w:ascii="Times New Roman" w:hAnsi="Times New Roman"/>
+        </w:rPr>
+        <w:t xml:space="preserve"> </w:t>
+      </w:r>
+      <w:r>
+        <w:rPr>
+          <w:rFonts w:ascii="Times New Roman" w:hAnsi="Times New Roman"/>
+        </w:rPr>
+        <w:t xml:space="preserve">variables usan</w:t>
+      </w:r>
+      <w:r>
+        <w:rPr>
+          <w:rFonts w:ascii="Times New Roman" w:hAnsi="Times New Roman"/>
+        </w:rPr>
+        <w:t xml:space="preserve"> </w:t>
+      </w:r>
+      <m:oMath>
+        <m:r>
+          <m:t>d</m:t>
+        </m:r>
+      </m:oMath>
+      <w:r>
+        <w:rPr>
+          <w:rFonts w:ascii="Times New Roman" w:hAnsi="Times New Roman"/>
+        </w:rPr>
+        <w:t xml:space="preserve"> </w:t>
+      </w:r>
+      <w:r>
+        <w:rPr>
+          <w:rFonts w:ascii="Times New Roman" w:hAnsi="Times New Roman"/>
+        </w:rPr>
+        <w:t xml:space="preserve">qubits: esto</w:t>
+      </w:r>
+      <w:r>
+        <w:rPr>
+          <w:rFonts w:ascii="Times New Roman" w:hAnsi="Times New Roman"/>
+        </w:rPr>
+        <w:t xml:space="preserve"> </w:t>
+      </w:r>
+      <w:r>
+        <w:rPr>
+          <w:rFonts w:ascii="Times New Roman" w:hAnsi="Times New Roman"/>
+        </w:rPr>
+        <w:t xml:space="preserve">prueba la lectura, no una aceleración.</w:t>
+      </w:r>
+    </w:p>
+    <w:bookmarkEnd w:id="27"/>
+    <w:bookmarkStart w:id="28" w:name="circuitos-de-prueba."/>
     <w:p>
       <w:pPr>
         <w:pStyle w:val="Heading4"/>
@@ -7618,9 +9096,9 @@
         <w:t xml:space="preserve">y semilla 137.</w:t>
       </w:r>
     </w:p>
-    <w:bookmarkEnd w:id="27"/>
     <w:bookmarkEnd w:id="28"/>
-    <w:bookmarkStart w:id="39" w:name="resultados"/>
+    <w:bookmarkEnd w:id="29"/>
+    <w:bookmarkStart w:id="41" w:name="resultados"/>
     <w:p>
       <w:pPr>
         <w:pStyle w:val="Heading1"/>
@@ -7632,7 +9110,7 @@
         <w:t xml:space="preserve">Resultados</w:t>
       </w:r>
     </w:p>
-    <w:bookmarkStart w:id="30" w:name="lectura-en-tres-dispositivos-137-142"/>
+    <w:bookmarkStart w:id="31" w:name="lectura-en-tres-dispositivos-137-142"/>
     <w:p>
       <w:pPr>
         <w:pStyle w:val="Heading2"/>
@@ -7644,7 +9122,7 @@
         <w:t xml:space="preserve">Lectura en tres dispositivos (§137, §142)</w:t>
       </w:r>
     </w:p>
-    <w:bookmarkStart w:id="29" w:name="tab:three"/>
+    <w:bookmarkStart w:id="30" w:name="tab:three"/>
     <w:p>
       <w:pPr>
         <w:pStyle w:val="TableCaption"/>
@@ -8171,7 +9649,7 @@
         </w:tc>
       </w:tr>
     </w:tbl>
-    <w:bookmarkEnd w:id="29"/>
+    <w:bookmarkEnd w:id="30"/>
     <w:p>
       <w:pPr>
         <w:pStyle w:val="BodyText"/>
@@ -8317,8 +9795,8 @@
         <w:t xml:space="preserve">dos predicciones fallaron).</w:t>
       </w:r>
     </w:p>
-    <w:bookmarkEnd w:id="30"/>
-    <w:bookmarkStart w:id="34" w:name="veinte-dispositivos-144"/>
+    <w:bookmarkEnd w:id="31"/>
+    <w:bookmarkStart w:id="35" w:name="veinte-dispositivos-144"/>
     <w:p>
       <w:pPr>
         <w:pStyle w:val="Heading2"/>
@@ -8343,18 +9821,18 @@
           <wp:inline>
             <wp:extent cx="4800600" cy="4336025"/>
             <wp:effectExtent b="0" l="0" r="0" t="0"/>
-            <wp:docPr descr="" title="" id="32" name="Picture"/>
+            <wp:docPr descr="" title="" id="33" name="Picture"/>
             <a:graphic>
               <a:graphicData uri="http://schemas.openxmlformats.org/drawingml/2006/picture">
                 <pic:pic>
                   <pic:nvPicPr>
-                    <pic:cNvPr descr="fig_fleet_es.png" id="33" name="Picture"/>
+                    <pic:cNvPr descr="fig_fleet_es.png" id="34" name="Picture"/>
                     <pic:cNvPicPr>
                       <a:picLocks noChangeArrowheads="1" noChangeAspect="1"/>
                     </pic:cNvPicPr>
                   </pic:nvPicPr>
                   <pic:blipFill>
-                    <a:blip r:embed="rId31"/>
+                    <a:blip r:embed="rId32"/>
                     <a:stretch>
                       <a:fillRect/>
                     </a:stretch>
@@ -8679,8 +10157,8 @@
         <w:t xml:space="preserve">021 (exploratorio).</w:t>
       </w:r>
     </w:p>
-    <w:bookmarkEnd w:id="34"/>
-    <w:bookmarkStart w:id="35" w:name="X40be1a55b0ce3f5c00db0a46afc9a956dea7173"/>
+    <w:bookmarkEnd w:id="35"/>
+    <w:bookmarkStart w:id="36" w:name="X40be1a55b0ce3f5c00db0a46afc9a956dea7173"/>
     <w:p>
       <w:pPr>
         <w:pStyle w:val="Heading2"/>
@@ -8934,8 +10412,8 @@
         <w:t xml:space="preserve">2 puntos donde eligió otra (§141, dos de tres predicciones cumplidas).</w:t>
       </w:r>
     </w:p>
-    <w:bookmarkEnd w:id="35"/>
-    <w:bookmarkStart w:id="36" w:name="planificación-de-disparos-143"/>
+    <w:bookmarkEnd w:id="36"/>
+    <w:bookmarkStart w:id="37" w:name="planificación-de-disparos-143"/>
     <w:p>
       <w:pPr>
         <w:pStyle w:val="Heading2"/>
@@ -9223,8 +10701,8 @@
         <w:t xml:space="preserve">qubit y aun así cumplió el objetivo.</w:t>
       </w:r>
     </w:p>
-    <w:bookmarkEnd w:id="36"/>
-    <w:bookmarkStart w:id="38" w:name="la-qnn-139141"/>
+    <w:bookmarkEnd w:id="37"/>
+    <w:bookmarkStart w:id="39" w:name="la-qnn-139141"/>
     <w:p>
       <w:pPr>
         <w:pStyle w:val="Heading2"/>
@@ -9236,7 +10714,7 @@
         <w:t xml:space="preserve">La QNN (§139–§141)</w:t>
       </w:r>
     </w:p>
-    <w:bookmarkStart w:id="37" w:name="tab:qnn"/>
+    <w:bookmarkStart w:id="38" w:name="tab:qnn"/>
     <w:p>
       <w:pPr>
         <w:pStyle w:val="TableCaption"/>
@@ -9584,7 +11062,7 @@
         </w:tc>
       </w:tr>
     </w:tbl>
-    <w:bookmarkEnd w:id="37"/>
+    <w:bookmarkEnd w:id="38"/>
     <w:p>
       <w:pPr>
         <w:pStyle w:val="BodyText"/>
@@ -9802,9 +11280,728 @@
         <w:t xml:space="preserve">problema se informó al proyecto.</w:t>
       </w:r>
     </w:p>
-    <w:bookmarkEnd w:id="38"/>
     <w:bookmarkEnd w:id="39"/>
-    <w:bookmarkStart w:id="40" w:name="discusión"/>
+    <w:bookmarkStart w:id="40" w:name="un-espectro-de-pca-146"/>
+    <w:p>
+      <w:pPr>
+        <w:pStyle w:val="Heading2"/>
+      </w:pPr>
+      <w:r>
+        <w:rPr>
+          <w:rFonts w:ascii="Times New Roman" w:hAnsi="Times New Roman"/>
+        </w:rPr>
+        <w:t xml:space="preserve">Un espectro de PCA (§146)</w:t>
+      </w:r>
+    </w:p>
+    <w:p>
+      <w:pPr>
+        <w:pStyle w:val="FirstParagraph"/>
+      </w:pPr>
+      <w:r>
+        <w:rPr>
+          <w:rFonts w:ascii="Times New Roman" w:hAnsi="Times New Roman"/>
+        </w:rPr>
+        <w:t xml:space="preserve">Cinco variables, 16 muestras de una gaussiana con desvíos estándar</w:t>
+      </w:r>
+      <w:r>
+        <w:rPr>
+          <w:rFonts w:ascii="Times New Roman" w:hAnsi="Times New Roman"/>
+        </w:rPr>
+        <w:t xml:space="preserve"> </w:t>
+      </w:r>
+      <m:oMath>
+        <m:d>
+          <m:dPr>
+            <m:begChr m:val="("/>
+            <m:endChr m:val=")"/>
+            <m:sepChr m:val=""/>
+            <m:grow/>
+          </m:dPr>
+          <m:e>
+            <m:r>
+              <m:t>2</m:t>
+            </m:r>
+            <m:r>
+              <m:rPr>
+                <m:sty m:val="p"/>
+              </m:rPr>
+              <m:t>,</m:t>
+            </m:r>
+            <m:r>
+              <m:t>0</m:t>
+            </m:r>
+            <m:r>
+              <m:rPr>
+                <m:sty m:val="p"/>
+              </m:rPr>
+              <m:t>;</m:t>
+            </m:r>
+            <m:r>
+              <m:t>1</m:t>
+            </m:r>
+            <m:r>
+              <m:rPr>
+                <m:sty m:val="p"/>
+              </m:rPr>
+              <m:t>,</m:t>
+            </m:r>
+            <m:r>
+              <m:t>4</m:t>
+            </m:r>
+            <m:r>
+              <m:rPr>
+                <m:sty m:val="p"/>
+              </m:rPr>
+              <m:t>;</m:t>
+            </m:r>
+            <m:r>
+              <m:t>1</m:t>
+            </m:r>
+            <m:r>
+              <m:rPr>
+                <m:sty m:val="p"/>
+              </m:rPr>
+              <m:t>,</m:t>
+            </m:r>
+            <m:r>
+              <m:t>0</m:t>
+            </m:r>
+            <m:r>
+              <m:rPr>
+                <m:sty m:val="p"/>
+              </m:rPr>
+              <m:t>;</m:t>
+            </m:r>
+            <m:r>
+              <m:t>0</m:t>
+            </m:r>
+            <m:r>
+              <m:rPr>
+                <m:sty m:val="p"/>
+              </m:rPr>
+              <m:t>,</m:t>
+            </m:r>
+            <m:r>
+              <m:t>6</m:t>
+            </m:r>
+            <m:r>
+              <m:rPr>
+                <m:sty m:val="p"/>
+              </m:rPr>
+              <m:t>;</m:t>
+            </m:r>
+            <m:r>
+              <m:t>0</m:t>
+            </m:r>
+            <m:r>
+              <m:rPr>
+                <m:sty m:val="p"/>
+              </m:rPr>
+              <m:t>,</m:t>
+            </m:r>
+            <m:r>
+              <m:t>35</m:t>
+            </m:r>
+          </m:e>
+        </m:d>
+      </m:oMath>
+      <w:r>
+        <w:rPr>
+          <w:rFonts w:ascii="Times New Roman" w:hAnsi="Times New Roman"/>
+        </w:rPr>
+        <w:t xml:space="preserve"> </w:t>
+      </w:r>
+      <w:r>
+        <w:rPr>
+          <w:rFonts w:ascii="Times New Roman" w:hAnsi="Times New Roman"/>
+        </w:rPr>
+        <w:t xml:space="preserve">sobre</w:t>
+      </w:r>
+      <w:r>
+        <w:rPr>
+          <w:rFonts w:ascii="Times New Roman" w:hAnsi="Times New Roman"/>
+        </w:rPr>
+        <w:t xml:space="preserve"> </w:t>
+      </w:r>
+      <w:r>
+        <w:rPr>
+          <w:rFonts w:ascii="Times New Roman" w:hAnsi="Times New Roman"/>
+        </w:rPr>
+        <w:t xml:space="preserve">ejes aleatorios; espectro exacto</w:t>
+      </w:r>
+      <w:r>
+        <w:rPr>
+          <w:rFonts w:ascii="Times New Roman" w:hAnsi="Times New Roman"/>
+        </w:rPr>
+        <w:t xml:space="preserve"> </w:t>
+      </w:r>
+      <m:oMath>
+        <m:d>
+          <m:dPr>
+            <m:begChr m:val="("/>
+            <m:endChr m:val=")"/>
+            <m:sepChr m:val=""/>
+            <m:grow/>
+          </m:dPr>
+          <m:e>
+            <m:r>
+              <m:t>0</m:t>
+            </m:r>
+            <m:r>
+              <m:rPr>
+                <m:sty m:val="p"/>
+              </m:rPr>
+              <m:t>,</m:t>
+            </m:r>
+            <m:r>
+              <m:t>640</m:t>
+            </m:r>
+            <m:r>
+              <m:rPr>
+                <m:sty m:val="p"/>
+              </m:rPr>
+              <m:t>;</m:t>
+            </m:r>
+            <m:r>
+              <m:t>0</m:t>
+            </m:r>
+            <m:r>
+              <m:rPr>
+                <m:sty m:val="p"/>
+              </m:rPr>
+              <m:t>,</m:t>
+            </m:r>
+            <m:r>
+              <m:t>203</m:t>
+            </m:r>
+            <m:r>
+              <m:rPr>
+                <m:sty m:val="p"/>
+              </m:rPr>
+              <m:t>;</m:t>
+            </m:r>
+            <m:r>
+              <m:t>0</m:t>
+            </m:r>
+            <m:r>
+              <m:rPr>
+                <m:sty m:val="p"/>
+              </m:rPr>
+              <m:t>,</m:t>
+            </m:r>
+            <m:r>
+              <m:t>122</m:t>
+            </m:r>
+            <m:r>
+              <m:rPr>
+                <m:sty m:val="p"/>
+              </m:rPr>
+              <m:t>;</m:t>
+            </m:r>
+            <m:r>
+              <m:t>0</m:t>
+            </m:r>
+            <m:r>
+              <m:rPr>
+                <m:sty m:val="p"/>
+              </m:rPr>
+              <m:t>,</m:t>
+            </m:r>
+            <m:r>
+              <m:t>023</m:t>
+            </m:r>
+            <m:r>
+              <m:rPr>
+                <m:sty m:val="p"/>
+              </m:rPr>
+              <m:t>;</m:t>
+            </m:r>
+            <m:r>
+              <m:t>0</m:t>
+            </m:r>
+            <m:r>
+              <m:rPr>
+                <m:sty m:val="p"/>
+              </m:rPr>
+              <m:t>,</m:t>
+            </m:r>
+            <m:r>
+              <m:t>011</m:t>
+            </m:r>
+          </m:e>
+        </m:d>
+      </m:oMath>
+      <w:r>
+        <w:rPr>
+          <w:rFonts w:ascii="Times New Roman" w:hAnsi="Times New Roman"/>
+        </w:rPr>
+        <w:t xml:space="preserve">; un circuito por muestra (4 + 10</w:t>
+      </w:r>
+      <w:r>
+        <w:rPr>
+          <w:rFonts w:ascii="Times New Roman" w:hAnsi="Times New Roman"/>
+        </w:rPr>
+        <w:t xml:space="preserve"> </w:t>
+      </w:r>
+      <w:r>
+        <w:rPr>
+          <w:rFonts w:ascii="Times New Roman" w:hAnsi="Times New Roman"/>
+        </w:rPr>
+        <w:t xml:space="preserve">RBS, 26–28 compuertas nativas de dos qubits), 2000 disparos, en los tres dispositivos de §137 y los</w:t>
+      </w:r>
+      <w:r>
+        <w:rPr>
+          <w:rFonts w:ascii="Times New Roman" w:hAnsi="Times New Roman"/>
+        </w:rPr>
+        <w:t xml:space="preserve"> </w:t>
+      </w:r>
+      <w:r>
+        <w:rPr>
+          <w:rFonts w:ascii="Times New Roman" w:hAnsi="Times New Roman"/>
+        </w:rPr>
+        <w:t xml:space="preserve">dieciocho de §144, FakeCusco incluido tras la corrección. El error es</w:t>
+      </w:r>
+      <w:r>
+        <w:rPr>
+          <w:rFonts w:ascii="Times New Roman" w:hAnsi="Times New Roman"/>
+        </w:rPr>
+        <w:t xml:space="preserve"> </w:t>
+      </w:r>
+      <m:oMath>
+        <m:sSub>
+          <m:e>
+            <m:r>
+              <m:t>L</m:t>
+            </m:r>
+          </m:e>
+          <m:sub>
+            <m:r>
+              <m:t>1</m:t>
+            </m:r>
+          </m:sub>
+        </m:sSub>
+        <m:r>
+          <m:rPr>
+            <m:sty m:val="p"/>
+          </m:rPr>
+          <m:t>=</m:t>
+        </m:r>
+        <m:nary>
+          <m:naryPr>
+            <m:chr m:val="∑"/>
+            <m:limLoc m:val="undOvr"/>
+            <m:subHide m:val="off"/>
+            <m:supHide m:val="on"/>
+          </m:naryPr>
+          <m:sub>
+            <m:r>
+              <m:t>k</m:t>
+            </m:r>
+          </m:sub>
+          <m:sup>
+            <m:r>
+              <m:t>​</m:t>
+            </m:r>
+          </m:sup>
+          <m:e>
+            <m:d>
+              <m:dPr>
+                <m:begChr m:val="|"/>
+                <m:endChr m:val="|"/>
+                <m:sepChr m:val=""/>
+                <m:grow/>
+              </m:dPr>
+              <m:e>
+                <m:sSub>
+                  <m:e>
+                    <m:acc>
+                      <m:accPr>
+                        <m:chr m:val="̂"/>
+                      </m:accPr>
+                      <m:e>
+                        <m:r>
+                          <m:t>λ</m:t>
+                        </m:r>
+                      </m:e>
+                    </m:acc>
+                  </m:e>
+                  <m:sub>
+                    <m:r>
+                      <m:t>k</m:t>
+                    </m:r>
+                  </m:sub>
+                </m:sSub>
+                <m:r>
+                  <m:rPr>
+                    <m:sty m:val="p"/>
+                  </m:rPr>
+                  <m:t>−</m:t>
+                </m:r>
+                <m:sSub>
+                  <m:e>
+                    <m:r>
+                      <m:t>λ</m:t>
+                    </m:r>
+                  </m:e>
+                  <m:sub>
+                    <m:r>
+                      <m:t>k</m:t>
+                    </m:r>
+                  </m:sub>
+                </m:sSub>
+                <m:r>
+                  <m:rPr>
+                    <m:sty m:val="p"/>
+                  </m:rPr>
+                  <m:t>/</m:t>
+                </m:r>
+                <m:r>
+                  <m:rPr>
+                    <m:sty m:val="p"/>
+                  </m:rPr>
+                  <m:t>∑</m:t>
+                </m:r>
+                <m:r>
+                  <m:t>λ</m:t>
+                </m:r>
+              </m:e>
+            </m:d>
+          </m:e>
+        </m:nary>
+      </m:oMath>
+      <w:r>
+        <w:rPr>
+          <w:rFonts w:ascii="Times New Roman" w:hAnsi="Times New Roman"/>
+        </w:rPr>
+        <w:t xml:space="preserve">. Las cuatro predicciones se cumplieron: sin ruido</w:t>
+      </w:r>
+      <w:r>
+        <w:rPr>
+          <w:rFonts w:ascii="Times New Roman" w:hAnsi="Times New Roman"/>
+        </w:rPr>
+        <w:t xml:space="preserve"> </w:t>
+      </w:r>
+      <m:oMath>
+        <m:sSub>
+          <m:e>
+            <m:r>
+              <m:t>L</m:t>
+            </m:r>
+          </m:e>
+          <m:sub>
+            <m:r>
+              <m:t>1</m:t>
+            </m:r>
+          </m:sub>
+        </m:sSub>
+        <m:r>
+          <m:rPr>
+            <m:sty m:val="p"/>
+          </m:rPr>
+          <m:t>=</m:t>
+        </m:r>
+        <m:r>
+          <m:t>0</m:t>
+        </m:r>
+        <m:r>
+          <m:rPr>
+            <m:sty m:val="p"/>
+          </m:rPr>
+          <m:t>,</m:t>
+        </m:r>
+        <m:r>
+          <m:t>020</m:t>
+        </m:r>
+      </m:oMath>
+      <w:r>
+        <w:rPr>
+          <w:rFonts w:ascii="Times New Roman" w:hAnsi="Times New Roman"/>
+        </w:rPr>
+        <w:t xml:space="preserve">; corrieron los veintiuno y filtro + lectura quedó por debajo del crudo en todos; la razón</w:t>
+      </w:r>
+      <w:r>
+        <w:rPr>
+          <w:rFonts w:ascii="Times New Roman" w:hAnsi="Times New Roman"/>
+        </w:rPr>
+        <w:t xml:space="preserve"> </w:t>
+      </w:r>
+      <w:r>
+        <w:rPr>
+          <w:rFonts w:ascii="Times New Roman" w:hAnsi="Times New Roman"/>
+        </w:rPr>
+        <w:t xml:space="preserve">mediana crudo / filtro + lectura fue 4</w:t>
+      </w:r>
+      <w:r>
+        <w:rPr>
+          <w:rFonts w:ascii="Times New Roman" w:hAnsi="Times New Roman"/>
+        </w:rPr>
+        <w:t xml:space="preserve">,</w:t>
+      </w:r>
+      <w:r>
+        <w:rPr>
+          <w:rFonts w:ascii="Times New Roman" w:hAnsi="Times New Roman"/>
+        </w:rPr>
+        <w:t xml:space="preserve">6 (1</w:t>
+      </w:r>
+      <w:r>
+        <w:rPr>
+          <w:rFonts w:ascii="Times New Roman" w:hAnsi="Times New Roman"/>
+        </w:rPr>
+        <w:t xml:space="preserve">,</w:t>
+      </w:r>
+      <w:r>
+        <w:rPr>
+          <w:rFonts w:ascii="Times New Roman" w:hAnsi="Times New Roman"/>
+        </w:rPr>
+        <w:t xml:space="preserve">6–7</w:t>
+      </w:r>
+      <w:r>
+        <w:rPr>
+          <w:rFonts w:ascii="Times New Roman" w:hAnsi="Times New Roman"/>
+        </w:rPr>
+        <w:t xml:space="preserve">,</w:t>
+      </w:r>
+      <w:r>
+        <w:rPr>
+          <w:rFonts w:ascii="Times New Roman" w:hAnsi="Times New Roman"/>
+        </w:rPr>
+        <w:t xml:space="preserve">7); y los cinco autovalores salieron en orden en 18 de</w:t>
+      </w:r>
+      <w:r>
+        <w:rPr>
+          <w:rFonts w:ascii="Times New Roman" w:hAnsi="Times New Roman"/>
+        </w:rPr>
+        <w:t xml:space="preserve"> </w:t>
+      </w:r>
+      <w:r>
+        <w:rPr>
+          <w:rFonts w:ascii="Times New Roman" w:hAnsi="Times New Roman"/>
+        </w:rPr>
+        <w:t xml:space="preserve">21 (crudo 13, lectura 14, filtro 18).</w:t>
+      </w:r>
+      <w:r>
+        <w:rPr>
+          <w:rFonts w:ascii="Times New Roman" w:hAnsi="Times New Roman"/>
+        </w:rPr>
+        <w:t xml:space="preserve"> </w:t>
+      </w:r>
+      <m:oMath>
+        <m:sSub>
+          <m:e>
+            <m:r>
+              <m:t>L</m:t>
+            </m:r>
+          </m:e>
+          <m:sub>
+            <m:r>
+              <m:t>1</m:t>
+            </m:r>
+          </m:sub>
+        </m:sSub>
+      </m:oMath>
+      <w:r>
+        <w:rPr>
+          <w:rFonts w:ascii="Times New Roman" w:hAnsi="Times New Roman"/>
+        </w:rPr>
+        <w:t xml:space="preserve"> </w:t>
+      </w:r>
+      <w:r>
+        <w:rPr>
+          <w:rFonts w:ascii="Times New Roman" w:hAnsi="Times New Roman"/>
+        </w:rPr>
+        <w:t xml:space="preserve">mediano: crudo 0</w:t>
+      </w:r>
+      <w:r>
+        <w:rPr>
+          <w:rFonts w:ascii="Times New Roman" w:hAnsi="Times New Roman"/>
+        </w:rPr>
+        <w:t xml:space="preserve">,</w:t>
+      </w:r>
+      <w:r>
+        <w:rPr>
+          <w:rFonts w:ascii="Times New Roman" w:hAnsi="Times New Roman"/>
+        </w:rPr>
+        <w:t xml:space="preserve">266, lectura 0</w:t>
+      </w:r>
+      <w:r>
+        <w:rPr>
+          <w:rFonts w:ascii="Times New Roman" w:hAnsi="Times New Roman"/>
+        </w:rPr>
+        <w:t xml:space="preserve">,</w:t>
+      </w:r>
+      <w:r>
+        <w:rPr>
+          <w:rFonts w:ascii="Times New Roman" w:hAnsi="Times New Roman"/>
+        </w:rPr>
+        <w:t xml:space="preserve">166, filtro 0</w:t>
+      </w:r>
+      <w:r>
+        <w:rPr>
+          <w:rFonts w:ascii="Times New Roman" w:hAnsi="Times New Roman"/>
+        </w:rPr>
+        <w:t xml:space="preserve">,</w:t>
+      </w:r>
+      <w:r>
+        <w:rPr>
+          <w:rFonts w:ascii="Times New Roman" w:hAnsi="Times New Roman"/>
+        </w:rPr>
+        <w:t xml:space="preserve">062, filtro</w:t>
+      </w:r>
+      <w:r>
+        <w:rPr>
+          <w:rFonts w:ascii="Times New Roman" w:hAnsi="Times New Roman"/>
+        </w:rPr>
+        <w:t xml:space="preserve"> </w:t>
+      </w:r>
+      <w:r>
+        <w:rPr>
+          <w:rFonts w:ascii="Times New Roman" w:hAnsi="Times New Roman"/>
+        </w:rPr>
+        <w:t xml:space="preserve">+ lectura 0</w:t>
+      </w:r>
+      <w:r>
+        <w:rPr>
+          <w:rFonts w:ascii="Times New Roman" w:hAnsi="Times New Roman"/>
+        </w:rPr>
+        <w:t xml:space="preserve">,</w:t>
+      </w:r>
+      <w:r>
+        <w:rPr>
+          <w:rFonts w:ascii="Times New Roman" w:hAnsi="Times New Roman"/>
+        </w:rPr>
+        <w:t xml:space="preserve">048. La estimación cruda está sesgada hacia arriba en todos los autovalores, porque los</w:t>
+      </w:r>
+      <w:r>
+        <w:rPr>
+          <w:rFonts w:ascii="Times New Roman" w:hAnsi="Times New Roman"/>
+        </w:rPr>
+        <w:t xml:space="preserve"> </w:t>
+      </w:r>
+      <w:r>
+        <w:rPr>
+          <w:rFonts w:ascii="Times New Roman" w:hAnsi="Times New Roman"/>
+        </w:rPr>
+        <w:t xml:space="preserve">disparos que salen del sector agregan excitaciones en todos los qubits (el espectro crudo suma más de 1); el</w:t>
+      </w:r>
+      <w:r>
+        <w:rPr>
+          <w:rFonts w:ascii="Times New Roman" w:hAnsi="Times New Roman"/>
+        </w:rPr>
+        <w:t xml:space="preserve"> </w:t>
+      </w:r>
+      <w:r>
+        <w:rPr>
+          <w:rFonts w:ascii="Times New Roman" w:hAnsi="Times New Roman"/>
+        </w:rPr>
+        <w:t xml:space="preserve">filtro elimina ese sesgo. Lo que queda es un aplanamiento del espectro que crece cuando baja la fracción</w:t>
+      </w:r>
+      <w:r>
+        <w:rPr>
+          <w:rFonts w:ascii="Times New Roman" w:hAnsi="Times New Roman"/>
+        </w:rPr>
+        <w:t xml:space="preserve"> </w:t>
+      </w:r>
+      <w:r>
+        <w:rPr>
+          <w:rFonts w:ascii="Times New Roman" w:hAnsi="Times New Roman"/>
+        </w:rPr>
+        <w:t xml:space="preserve">conservada: en FakeKyoto (15% conservado) se pierde el orden, y en FakeBrisbane solo se invierten los dos</w:t>
+      </w:r>
+      <w:r>
+        <w:rPr>
+          <w:rFonts w:ascii="Times New Roman" w:hAnsi="Times New Roman"/>
+        </w:rPr>
+        <w:t xml:space="preserve"> </w:t>
+      </w:r>
+      <w:r>
+        <w:rPr>
+          <w:rFonts w:ascii="Times New Roman" w:hAnsi="Times New Roman"/>
+        </w:rPr>
+        <w:t xml:space="preserve">autovalores menores, que difieren en 0</w:t>
+      </w:r>
+      <w:r>
+        <w:rPr>
+          <w:rFonts w:ascii="Times New Roman" w:hAnsi="Times New Roman"/>
+        </w:rPr>
+        <w:t xml:space="preserve">,</w:t>
+      </w:r>
+      <w:r>
+        <w:rPr>
+          <w:rFonts w:ascii="Times New Roman" w:hAnsi="Times New Roman"/>
+        </w:rPr>
+        <w:t xml:space="preserve">012. La aceleración exponencial del PCA cuántico descansa en el</w:t>
+      </w:r>
+      <w:r>
+        <w:rPr>
+          <w:rFonts w:ascii="Times New Roman" w:hAnsi="Times New Roman"/>
+        </w:rPr>
+        <w:t xml:space="preserve"> </w:t>
+      </w:r>
+      <w:r>
+        <w:rPr>
+          <w:rFonts w:ascii="Times New Roman" w:hAnsi="Times New Roman"/>
+        </w:rPr>
+        <w:t xml:space="preserve">supuesto de que se dispone de copias de</w:t>
+      </w:r>
+      <w:r>
+        <w:rPr>
+          <w:rFonts w:ascii="Times New Roman" w:hAnsi="Times New Roman"/>
+        </w:rPr>
+        <w:t xml:space="preserve"> </w:t>
+      </w:r>
+      <m:oMath>
+        <m:r>
+          <m:t>ρ</m:t>
+        </m:r>
+      </m:oMath>
+      <w:r>
+        <w:rPr>
+          <w:rFonts w:ascii="Times New Roman" w:hAnsi="Times New Roman"/>
+        </w:rPr>
+        <w:t xml:space="preserve"> </w:t>
+      </w:r>
+      <w:r>
+        <w:rPr>
+          <w:rFonts w:ascii="Times New Roman" w:hAnsi="Times New Roman"/>
+        </w:rPr>
+        <w:t xml:space="preserve">(</w:t>
+      </w:r>
+      <w:hyperlink w:anchor="ref-tang2021qpca">
+        <w:r>
+          <w:rPr>
+            <w:rStyle w:val="Hyperlink"/>
+          </w:rPr>
+          <w:t xml:space="preserve">Tang 2021</w:t>
+        </w:r>
+      </w:hyperlink>
+      <w:r>
+        <w:rPr>
+          <w:rFonts w:ascii="Times New Roman" w:hAnsi="Times New Roman"/>
+        </w:rPr>
+        <w:t xml:space="preserve">)</w:t>
+      </w:r>
+      <w:r>
+        <w:rPr>
+          <w:rFonts w:ascii="Times New Roman" w:hAnsi="Times New Roman"/>
+        </w:rPr>
+        <w:t xml:space="preserve">; este experimento no afirma nada sobre</w:t>
+      </w:r>
+      <w:r>
+        <w:rPr>
+          <w:rFonts w:ascii="Times New Roman" w:hAnsi="Times New Roman"/>
+        </w:rPr>
+        <w:t xml:space="preserve"> </w:t>
+      </w:r>
+      <w:r>
+        <w:rPr>
+          <w:rFonts w:ascii="Times New Roman" w:hAnsi="Times New Roman"/>
+        </w:rPr>
+        <w:t xml:space="preserve">ella.</w:t>
+      </w:r>
+    </w:p>
+    <w:bookmarkEnd w:id="40"/>
+    <w:bookmarkEnd w:id="41"/>
+    <w:bookmarkStart w:id="42" w:name="discusión"/>
     <w:p>
       <w:pPr>
         <w:pStyle w:val="Heading1"/>
@@ -9954,7 +12151,43 @@
         <w:rPr>
           <w:rFonts w:ascii="Times New Roman" w:hAnsi="Times New Roman"/>
         </w:rPr>
-        <w:t xml:space="preserve">del modelo están en su mayoría lejos del umbral. Nueve de las veintitrés predicciones fallaron tal como</w:t>
+        <w:t xml:space="preserve">del modelo están en su mayoría lejos del umbral; la estimación de espectros, donde la respuesta es un</w:t>
+      </w:r>
+      <w:r>
+        <w:rPr>
+          <w:rFonts w:ascii="Times New Roman" w:hAnsi="Times New Roman"/>
+        </w:rPr>
+        <w:t xml:space="preserve"> </w:t>
+      </w:r>
+      <w:r>
+        <w:rPr>
+          <w:rFonts w:ascii="Times New Roman" w:hAnsi="Times New Roman"/>
+        </w:rPr>
+        <w:t xml:space="preserve">conjunto de probabilidades y no una decisión, gana más (4</w:t>
+      </w:r>
+      <w:r>
+        <w:rPr>
+          <w:rFonts w:ascii="Times New Roman" w:hAnsi="Times New Roman"/>
+        </w:rPr>
+        <w:t xml:space="preserve">,</w:t>
+      </w:r>
+      <w:r>
+        <w:rPr>
+          <w:rFonts w:ascii="Times New Roman" w:hAnsi="Times New Roman"/>
+        </w:rPr>
+        <w:t xml:space="preserve">6 veces). Nueve de las veintisiete predicciones</w:t>
+      </w:r>
+      <w:r>
+        <w:rPr>
+          <w:rFonts w:ascii="Times New Roman" w:hAnsi="Times New Roman"/>
+        </w:rPr>
+        <w:t xml:space="preserve"> </w:t>
+      </w:r>
+      <w:r>
+        <w:rPr>
+          <w:rFonts w:ascii="Times New Roman" w:hAnsi="Times New Roman"/>
+        </w:rPr>
+        <w:t xml:space="preserve">fallaron tal como</w:t>
       </w:r>
       <w:r>
         <w:rPr>
@@ -10017,8 +12250,8 @@
         <w:t xml:space="preserve">entre qubits ni deriva. El paso siguiente es una corrida en hardware.</w:t>
       </w:r>
     </w:p>
-    <w:bookmarkEnd w:id="40"/>
-    <w:bookmarkStart w:id="60" w:name="disponibilidad-de-código-y-datos"/>
+    <w:bookmarkEnd w:id="42"/>
+    <w:bookmarkStart w:id="66" w:name="disponibilidad-de-código-y-datos"/>
     <w:p>
       <w:pPr>
         <w:pStyle w:val="Heading1"/>
@@ -10038,15 +12271,27 @@
         <w:rPr>
           <w:rFonts w:ascii="Times New Roman" w:hAnsi="Times New Roman"/>
         </w:rPr>
-        <w:t xml:space="preserve">Todo está en la biblioteca de código abierto qang (licencia MIT), versión 0.9.0 o posterior:</w:t>
-      </w:r>
-      <w:r>
-        <w:rPr>
-          <w:rFonts w:ascii="Times New Roman" w:hAnsi="Times New Roman"/>
-        </w:rPr>
-        <w:t xml:space="preserve"> </w:t>
-      </w:r>
-      <w:hyperlink r:id="rId41">
+        <w:t xml:space="preserve">Todo está en la biblioteca de código abierto qang (licencia MIT), versión 0.9.0 o posterior (las</w:t>
+      </w:r>
+      <w:r>
+        <w:rPr>
+          <w:rFonts w:ascii="Times New Roman" w:hAnsi="Times New Roman"/>
+        </w:rPr>
+        <w:t xml:space="preserve"> </w:t>
+      </w:r>
+      <w:r>
+        <w:rPr>
+          <w:rFonts w:ascii="Times New Roman" w:hAnsi="Times New Roman"/>
+        </w:rPr>
+        <w:t xml:space="preserve">funciones de §146 están en el repositorio y en la próxima versión):</w:t>
+      </w:r>
+      <w:r>
+        <w:rPr>
+          <w:rFonts w:ascii="Times New Roman" w:hAnsi="Times New Roman"/>
+        </w:rPr>
+        <w:t xml:space="preserve"> </w:t>
+      </w:r>
+      <w:hyperlink r:id="rId43">
         <w:r>
           <w:rPr>
             <w:rStyle w:val="Hyperlink"/>
@@ -10333,8 +12578,8 @@
         <w:t xml:space="preserve">]</w:t>
       </w:r>
     </w:p>
-    <w:bookmarkStart w:id="59" w:name="refs"/>
-    <w:bookmarkStart w:id="42" w:name="ref-bonetmonroig2018"/>
+    <w:bookmarkStart w:id="65" w:name="refs"/>
+    <w:bookmarkStart w:id="44" w:name="ref-bonetmonroig2018"/>
     <w:p>
       <w:pPr>
         <w:pStyle w:val="Bibliography"/>
@@ -10384,8 +12629,8 @@
         <w:t xml:space="preserve">98: 062339.</w:t>
       </w:r>
     </w:p>
-    <w:bookmarkEnd w:id="42"/>
-    <w:bookmarkStart w:id="44" w:name="ref-bravyi2021readout"/>
+    <w:bookmarkEnd w:id="44"/>
+    <w:bookmarkStart w:id="46" w:name="ref-bravyi2021readout"/>
     <w:p>
       <w:pPr>
         <w:pStyle w:val="Bibliography"/>
@@ -10440,7 +12685,7 @@
         </w:rPr>
         <w:t xml:space="preserve"> </w:t>
       </w:r>
-      <w:hyperlink r:id="rId43">
+      <w:hyperlink r:id="rId45">
         <w:r>
           <w:rPr>
             <w:rStyle w:val="Hyperlink"/>
@@ -10455,8 +12700,8 @@
         <w:t xml:space="preserve">.</w:t>
       </w:r>
     </w:p>
-    <w:bookmarkEnd w:id="44"/>
-    <w:bookmarkStart w:id="46" w:name="ref-giurgicatiron2020"/>
+    <w:bookmarkEnd w:id="46"/>
+    <w:bookmarkStart w:id="48" w:name="ref-giurgicatiron2020"/>
     <w:p>
       <w:pPr>
         <w:pStyle w:val="Bibliography"/>
@@ -10517,7 +12762,7 @@
         </w:rPr>
         <w:t xml:space="preserve"> </w:t>
       </w:r>
-      <w:hyperlink r:id="rId45">
+      <w:hyperlink r:id="rId47">
         <w:r>
           <w:rPr>
             <w:rStyle w:val="Hyperlink"/>
@@ -10532,8 +12777,8 @@
         <w:t xml:space="preserve">.</w:t>
       </w:r>
     </w:p>
-    <w:bookmarkEnd w:id="46"/>
-    <w:bookmarkStart w:id="48" w:name="ref-qiskitibmruntime"/>
+    <w:bookmarkEnd w:id="48"/>
+    <w:bookmarkStart w:id="50" w:name="ref-qiskitibmruntime"/>
     <w:p>
       <w:pPr>
         <w:pStyle w:val="Bibliography"/>
@@ -10586,7 +12831,7 @@
         </w:rPr>
         <w:t xml:space="preserve"> </w:t>
       </w:r>
-      <w:hyperlink r:id="rId47">
+      <w:hyperlink r:id="rId49">
         <w:r>
           <w:rPr>
             <w:rStyle w:val="Hyperlink"/>
@@ -10601,8 +12846,8 @@
         <w:t xml:space="preserve">.</w:t>
       </w:r>
     </w:p>
-    <w:bookmarkEnd w:id="48"/>
-    <w:bookmarkStart w:id="50" w:name="ref-javadiabhari2024qiskit"/>
+    <w:bookmarkEnd w:id="50"/>
+    <w:bookmarkStart w:id="52" w:name="ref-javadiabhari2024qiskit"/>
     <w:p>
       <w:pPr>
         <w:pStyle w:val="Bibliography"/>
@@ -10649,7 +12894,7 @@
         </w:rPr>
         <w:t xml:space="preserve"> </w:t>
       </w:r>
-      <w:hyperlink r:id="rId49">
+      <w:hyperlink r:id="rId51">
         <w:r>
           <w:rPr>
             <w:rStyle w:val="Hyperlink"/>
@@ -10664,8 +12909,8 @@
         <w:t xml:space="preserve">.</w:t>
       </w:r>
     </w:p>
-    <w:bookmarkEnd w:id="50"/>
-    <w:bookmarkStart w:id="51" w:name="ref-mcardle2019"/>
+    <w:bookmarkEnd w:id="52"/>
+    <w:bookmarkStart w:id="54" w:name="ref-lloyd2014qpca"/>
     <w:p>
       <w:pPr>
         <w:pStyle w:val="Bibliography"/>
@@ -10674,19 +12919,19 @@
         <w:rPr>
           <w:rFonts w:ascii="Times New Roman" w:hAnsi="Times New Roman"/>
         </w:rPr>
-        <w:t xml:space="preserve">McArdle, Sam, Xiao Yuan, and Simon Benjamin. 2019.</w:t>
-      </w:r>
-      <w:r>
-        <w:rPr>
-          <w:rFonts w:ascii="Times New Roman" w:hAnsi="Times New Roman"/>
-        </w:rPr>
-        <w:t xml:space="preserve"> </w:t>
-      </w:r>
-      <w:r>
-        <w:rPr>
-          <w:rFonts w:ascii="Times New Roman" w:hAnsi="Times New Roman"/>
-        </w:rPr>
-        <w:t xml:space="preserve">“Error-Mitigated Digital Quantum Simulation.”</w:t>
+        <w:t xml:space="preserve">Lloyd, Seth, Masoud Mohseni, and Patrick Rebentrost. 2014.</w:t>
+      </w:r>
+      <w:r>
+        <w:rPr>
+          <w:rFonts w:ascii="Times New Roman" w:hAnsi="Times New Roman"/>
+        </w:rPr>
+        <w:t xml:space="preserve"> </w:t>
+      </w:r>
+      <w:r>
+        <w:rPr>
+          <w:rFonts w:ascii="Times New Roman" w:hAnsi="Times New Roman"/>
+        </w:rPr>
+        <w:t xml:space="preserve">“Quantum Principal Component Analysis.”</w:t>
       </w:r>
       <w:r>
         <w:rPr>
@@ -10700,23 +12945,43 @@
           <w:rFonts w:ascii="Times New Roman" w:hAnsi="Times New Roman"/>
           <w:i/>
         </w:rPr>
-        <w:t xml:space="preserve">Physical Review Letters</w:t>
-      </w:r>
-      <w:r>
-        <w:rPr>
-          <w:rFonts w:ascii="Times New Roman" w:hAnsi="Times New Roman"/>
-        </w:rPr>
-        <w:t xml:space="preserve"> </w:t>
-      </w:r>
-      <w:r>
-        <w:rPr>
-          <w:rFonts w:ascii="Times New Roman" w:hAnsi="Times New Roman"/>
-        </w:rPr>
-        <w:t xml:space="preserve">122: 180501.</w:t>
+        <w:t xml:space="preserve">Nature Physics</w:t>
+      </w:r>
+      <w:r>
+        <w:rPr>
+          <w:rFonts w:ascii="Times New Roman" w:hAnsi="Times New Roman"/>
+        </w:rPr>
+        <w:t xml:space="preserve"> </w:t>
+      </w:r>
+      <w:r>
+        <w:rPr>
+          <w:rFonts w:ascii="Times New Roman" w:hAnsi="Times New Roman"/>
+        </w:rPr>
+        <w:t xml:space="preserve">10: 631–33.</w:t>
+      </w:r>
+      <w:r>
+        <w:rPr>
+          <w:rFonts w:ascii="Times New Roman" w:hAnsi="Times New Roman"/>
+        </w:rPr>
+        <w:t xml:space="preserve"> </w:t>
+      </w:r>
+      <w:hyperlink r:id="rId53">
+        <w:r>
+          <w:rPr>
+            <w:rStyle w:val="Hyperlink"/>
+          </w:rPr>
+          <w:t xml:space="preserve">https://doi.org/10.1038/nphys3029</w:t>
+        </w:r>
+      </w:hyperlink>
+      <w:r>
+        <w:rPr>
+          <w:rFonts w:ascii="Times New Roman" w:hAnsi="Times New Roman"/>
+        </w:rPr>
+        <w:t xml:space="preserve">.</w:t>
       </w:r>
     </w:p>
-    <w:bookmarkEnd w:id="51"/>
-    <w:bookmarkStart w:id="53" w:name="ref-monteverde2026qang"/>
+    <w:bookmarkEnd w:id="54"/>
+    <w:bookmarkStart w:id="55" w:name="ref-mcardle2019"/>
     <w:p>
       <w:pPr>
         <w:pStyle w:val="Bibliography"/>
@@ -10725,6 +12990,57 @@
         <w:rPr>
           <w:rFonts w:ascii="Times New Roman" w:hAnsi="Times New Roman"/>
         </w:rPr>
+        <w:t xml:space="preserve">McArdle, Sam, Xiao Yuan, and Simon Benjamin. 2019.</w:t>
+      </w:r>
+      <w:r>
+        <w:rPr>
+          <w:rFonts w:ascii="Times New Roman" w:hAnsi="Times New Roman"/>
+        </w:rPr>
+        <w:t xml:space="preserve"> </w:t>
+      </w:r>
+      <w:r>
+        <w:rPr>
+          <w:rFonts w:ascii="Times New Roman" w:hAnsi="Times New Roman"/>
+        </w:rPr>
+        <w:t xml:space="preserve">“Error-Mitigated Digital Quantum Simulation.”</w:t>
+      </w:r>
+      <w:r>
+        <w:rPr>
+          <w:rFonts w:ascii="Times New Roman" w:hAnsi="Times New Roman"/>
+        </w:rPr>
+        <w:t xml:space="preserve"> </w:t>
+      </w:r>
+      <w:r>
+        <w:rPr>
+          <w:iCs/>
+          <w:rFonts w:ascii="Times New Roman" w:hAnsi="Times New Roman"/>
+          <w:i/>
+        </w:rPr>
+        <w:t xml:space="preserve">Physical Review Letters</w:t>
+      </w:r>
+      <w:r>
+        <w:rPr>
+          <w:rFonts w:ascii="Times New Roman" w:hAnsi="Times New Roman"/>
+        </w:rPr>
+        <w:t xml:space="preserve"> </w:t>
+      </w:r>
+      <w:r>
+        <w:rPr>
+          <w:rFonts w:ascii="Times New Roman" w:hAnsi="Times New Roman"/>
+        </w:rPr>
+        <w:t xml:space="preserve">122: 180501.</w:t>
+      </w:r>
+    </w:p>
+    <w:bookmarkEnd w:id="55"/>
+    <w:bookmarkStart w:id="57" w:name="ref-monteverde2026qang"/>
+    <w:p>
+      <w:pPr>
+        <w:pStyle w:val="Bibliography"/>
+      </w:pPr>
+      <w:r>
+        <w:rPr>
+          <w:rFonts w:ascii="Times New Roman" w:hAnsi="Times New Roman"/>
+        </w:rPr>
         <w:t xml:space="preserve">Monteverde, Vicente Humberto. 2026a.</w:t>
       </w:r>
       <w:r>
@@ -10769,7 +13085,7 @@
         </w:rPr>
         <w:t xml:space="preserve"> </w:t>
       </w:r>
-      <w:hyperlink r:id="rId52">
+      <w:hyperlink r:id="rId56">
         <w:r>
           <w:rPr>
             <w:rStyle w:val="Hyperlink"/>
@@ -10784,8 +13100,8 @@
         <w:t xml:space="preserve">.</w:t>
       </w:r>
     </w:p>
-    <w:bookmarkEnd w:id="53"/>
-    <w:bookmarkStart w:id="54" w:name="ref-monteverde2026qml"/>
+    <w:bookmarkEnd w:id="57"/>
+    <w:bookmarkStart w:id="58" w:name="ref-monteverde2026qml"/>
     <w:p>
       <w:pPr>
         <w:pStyle w:val="Bibliography"/>
@@ -10827,8 +13143,8 @@
         <w:t xml:space="preserve">-Limited Hardware: What the Qg Symmetry Filter Does and Does Not Do.”</w:t>
       </w:r>
     </w:p>
-    <w:bookmarkEnd w:id="54"/>
-    <w:bookmarkStart w:id="56" w:name="ref-qiskitml"/>
+    <w:bookmarkEnd w:id="58"/>
+    <w:bookmarkStart w:id="60" w:name="ref-qiskitml"/>
     <w:p>
       <w:pPr>
         <w:pStyle w:val="Bibliography"/>
@@ -10857,7 +13173,7 @@
         </w:rPr>
         <w:t xml:space="preserve"> </w:t>
       </w:r>
-      <w:hyperlink r:id="rId55">
+      <w:hyperlink r:id="rId59">
         <w:r>
           <w:rPr>
             <w:rStyle w:val="Hyperlink"/>
@@ -10872,8 +13188,8 @@
         <w:t xml:space="preserve">.</w:t>
       </w:r>
     </w:p>
-    <w:bookmarkEnd w:id="56"/>
-    <w:bookmarkStart w:id="58" w:name="ref-temme2017"/>
+    <w:bookmarkEnd w:id="60"/>
+    <w:bookmarkStart w:id="62" w:name="ref-tang2021qpca"/>
     <w:p>
       <w:pPr>
         <w:pStyle w:val="Bibliography"/>
@@ -10882,6 +13198,77 @@
         <w:rPr>
           <w:rFonts w:ascii="Times New Roman" w:hAnsi="Times New Roman"/>
         </w:rPr>
+        <w:t xml:space="preserve">Tang, Ewin. 2021.</w:t>
+      </w:r>
+      <w:r>
+        <w:rPr>
+          <w:rFonts w:ascii="Times New Roman" w:hAnsi="Times New Roman"/>
+        </w:rPr>
+        <w:t xml:space="preserve"> </w:t>
+      </w:r>
+      <w:r>
+        <w:rPr>
+          <w:rFonts w:ascii="Times New Roman" w:hAnsi="Times New Roman"/>
+        </w:rPr>
+        <w:t xml:space="preserve">“Quantum Principal Component Analysis Only Achieves an Exponential Speedup Because of Its State Preparation Assumptions.”</w:t>
+      </w:r>
+      <w:r>
+        <w:rPr>
+          <w:rFonts w:ascii="Times New Roman" w:hAnsi="Times New Roman"/>
+        </w:rPr>
+        <w:t xml:space="preserve"> </w:t>
+      </w:r>
+      <w:r>
+        <w:rPr>
+          <w:iCs/>
+          <w:rFonts w:ascii="Times New Roman" w:hAnsi="Times New Roman"/>
+          <w:i/>
+        </w:rPr>
+        <w:t xml:space="preserve">Physical Review Letters</w:t>
+      </w:r>
+      <w:r>
+        <w:rPr>
+          <w:rFonts w:ascii="Times New Roman" w:hAnsi="Times New Roman"/>
+        </w:rPr>
+        <w:t xml:space="preserve"> </w:t>
+      </w:r>
+      <w:r>
+        <w:rPr>
+          <w:rFonts w:ascii="Times New Roman" w:hAnsi="Times New Roman"/>
+        </w:rPr>
+        <w:t xml:space="preserve">127: 060503.</w:t>
+      </w:r>
+      <w:r>
+        <w:rPr>
+          <w:rFonts w:ascii="Times New Roman" w:hAnsi="Times New Roman"/>
+        </w:rPr>
+        <w:t xml:space="preserve"> </w:t>
+      </w:r>
+      <w:hyperlink r:id="rId61">
+        <w:r>
+          <w:rPr>
+            <w:rStyle w:val="Hyperlink"/>
+          </w:rPr>
+          <w:t xml:space="preserve">https://doi.org/10.1103/PhysRevLett.127.060503</w:t>
+        </w:r>
+      </w:hyperlink>
+      <w:r>
+        <w:rPr>
+          <w:rFonts w:ascii="Times New Roman" w:hAnsi="Times New Roman"/>
+        </w:rPr>
+        <w:t xml:space="preserve">.</w:t>
+      </w:r>
+    </w:p>
+    <w:bookmarkEnd w:id="62"/>
+    <w:bookmarkStart w:id="64" w:name="ref-temme2017"/>
+    <w:p>
+      <w:pPr>
+        <w:pStyle w:val="Bibliography"/>
+      </w:pPr>
+      <w:r>
+        <w:rPr>
+          <w:rFonts w:ascii="Times New Roman" w:hAnsi="Times New Roman"/>
+        </w:rPr>
         <w:t xml:space="preserve">Temme, Kristan, Sergey Bravyi, and Jay M. Gambetta. 2017.</w:t>
       </w:r>
       <w:r>
@@ -10928,7 +13315,7 @@
         </w:rPr>
         <w:t xml:space="preserve"> </w:t>
       </w:r>
-      <w:hyperlink r:id="rId57">
+      <w:hyperlink r:id="rId63">
         <w:r>
           <w:rPr>
             <w:rStyle w:val="Hyperlink"/>
@@ -10943,9 +13330,9 @@
         <w:t xml:space="preserve">.</w:t>
       </w:r>
     </w:p>
-    <w:bookmarkEnd w:id="58"/>
-    <w:bookmarkEnd w:id="59"/>
-    <w:bookmarkEnd w:id="60"/>
+    <w:bookmarkEnd w:id="64"/>
+    <w:bookmarkEnd w:id="65"/>
+    <w:bookmarkEnd w:id="66"/>
     <w:sectPr/>
   </w:body>
 </w:document>

--- a/manuscript/qang_ibm_es.docx
+++ b/manuscript/qang_ibm_es.docx
@@ -5344,6 +5344,702 @@
         <w:rPr>
           <w:rFonts w:ascii="Times New Roman" w:hAnsi="Times New Roman"/>
         </w:rPr>
+        <w:t xml:space="preserve">En</w:t>
+      </w:r>
+      <w:r>
+        <w:rPr>
+          <w:rFonts w:ascii="Times New Roman" w:hAnsi="Times New Roman"/>
+        </w:rPr>
+        <w:t xml:space="preserve"> </w:t>
+      </w:r>
+      <w:r>
+        <w:rPr>
+          <w:rFonts w:ascii="Times New Roman" w:hAnsi="Times New Roman"/>
+        </w:rPr>
+        <w:t xml:space="preserve">la</w:t>
+      </w:r>
+      <w:r>
+        <w:rPr>
+          <w:rFonts w:ascii="Times New Roman" w:hAnsi="Times New Roman"/>
+        </w:rPr>
+        <w:t xml:space="preserve"> </w:t>
+      </w:r>
+      <w:r>
+        <w:rPr>
+          <w:rFonts w:ascii="Times New Roman" w:hAnsi="Times New Roman"/>
+        </w:rPr>
+        <w:t xml:space="preserve">simulación</w:t>
+      </w:r>
+      <w:r>
+        <w:rPr>
+          <w:rFonts w:ascii="Times New Roman" w:hAnsi="Times New Roman"/>
+        </w:rPr>
+        <w:t xml:space="preserve"> </w:t>
+      </w:r>
+      <w:r>
+        <w:rPr>
+          <w:rFonts w:ascii="Times New Roman" w:hAnsi="Times New Roman"/>
+        </w:rPr>
+        <w:t xml:space="preserve">de</w:t>
+      </w:r>
+      <w:r>
+        <w:rPr>
+          <w:rFonts w:ascii="Times New Roman" w:hAnsi="Times New Roman"/>
+        </w:rPr>
+        <w:t xml:space="preserve"> </w:t>
+      </w:r>
+      <w:r>
+        <w:rPr>
+          <w:rFonts w:ascii="Times New Roman" w:hAnsi="Times New Roman"/>
+        </w:rPr>
+        <w:t xml:space="preserve">Trotter</w:t>
+      </w:r>
+      <w:r>
+        <w:rPr>
+          <w:rFonts w:ascii="Times New Roman" w:hAnsi="Times New Roman"/>
+        </w:rPr>
+        <w:t xml:space="preserve"> </w:t>
+      </w:r>
+      <w:r>
+        <w:rPr>
+          <w:rFonts w:ascii="Times New Roman" w:hAnsi="Times New Roman"/>
+        </w:rPr>
+        <w:t xml:space="preserve">de</w:t>
+      </w:r>
+      <w:r>
+        <w:rPr>
+          <w:rFonts w:ascii="Times New Roman" w:hAnsi="Times New Roman"/>
+        </w:rPr>
+        <w:t xml:space="preserve"> </w:t>
+      </w:r>
+      <w:r>
+        <w:rPr>
+          <w:rFonts w:ascii="Times New Roman" w:hAnsi="Times New Roman"/>
+        </w:rPr>
+        <w:t xml:space="preserve">la</w:t>
+      </w:r>
+      <w:r>
+        <w:rPr>
+          <w:rFonts w:ascii="Times New Roman" w:hAnsi="Times New Roman"/>
+        </w:rPr>
+        <w:t xml:space="preserve"> </w:t>
+      </w:r>
+      <w:r>
+        <w:rPr>
+          <w:rFonts w:ascii="Times New Roman" w:hAnsi="Times New Roman"/>
+        </w:rPr>
+        <w:t xml:space="preserve">cadena</w:t>
+      </w:r>
+      <w:r>
+        <w:rPr>
+          <w:rFonts w:ascii="Times New Roman" w:hAnsi="Times New Roman"/>
+        </w:rPr>
+        <w:t xml:space="preserve"> </w:t>
+      </w:r>
+      <w:r>
+        <w:rPr>
+          <w:rFonts w:ascii="Times New Roman" w:hAnsi="Times New Roman"/>
+        </w:rPr>
+        <w:t xml:space="preserve">XY</w:t>
+      </w:r>
+      <w:r>
+        <w:rPr>
+          <w:rFonts w:ascii="Times New Roman" w:hAnsi="Times New Roman"/>
+        </w:rPr>
+        <w:t xml:space="preserve"> </w:t>
+      </w:r>
+      <w:r>
+        <w:rPr>
+          <w:rFonts w:ascii="Times New Roman" w:hAnsi="Times New Roman"/>
+        </w:rPr>
+        <w:t xml:space="preserve">el</w:t>
+      </w:r>
+      <w:r>
+        <w:rPr>
+          <w:rFonts w:ascii="Times New Roman" w:hAnsi="Times New Roman"/>
+        </w:rPr>
+        <w:t xml:space="preserve"> </w:t>
+      </w:r>
+      <w:r>
+        <w:rPr>
+          <w:rFonts w:ascii="Times New Roman" w:hAnsi="Times New Roman"/>
+        </w:rPr>
+        <w:t xml:space="preserve">filtro</w:t>
+      </w:r>
+      <w:r>
+        <w:rPr>
+          <w:rFonts w:ascii="Times New Roman" w:hAnsi="Times New Roman"/>
+        </w:rPr>
+        <w:t xml:space="preserve"> </w:t>
+      </w:r>
+      <w:r>
+        <w:rPr>
+          <w:rFonts w:ascii="Times New Roman" w:hAnsi="Times New Roman"/>
+        </w:rPr>
+        <w:t xml:space="preserve">reduce</w:t>
+      </w:r>
+      <w:r>
+        <w:rPr>
+          <w:rFonts w:ascii="Times New Roman" w:hAnsi="Times New Roman"/>
+        </w:rPr>
+        <w:t xml:space="preserve"> </w:t>
+      </w:r>
+      <w:r>
+        <w:rPr>
+          <w:rFonts w:ascii="Times New Roman" w:hAnsi="Times New Roman"/>
+        </w:rPr>
+        <w:t xml:space="preserve">a</w:t>
+      </w:r>
+      <w:r>
+        <w:rPr>
+          <w:rFonts w:ascii="Times New Roman" w:hAnsi="Times New Roman"/>
+        </w:rPr>
+        <w:t xml:space="preserve"> </w:t>
+      </w:r>
+      <w:r>
+        <w:rPr>
+          <w:rFonts w:ascii="Times New Roman" w:hAnsi="Times New Roman"/>
+        </w:rPr>
+        <w:t xml:space="preserve">la</w:t>
+      </w:r>
+      <w:r>
+        <w:rPr>
+          <w:rFonts w:ascii="Times New Roman" w:hAnsi="Times New Roman"/>
+        </w:rPr>
+        <w:t xml:space="preserve"> </w:t>
+      </w:r>
+      <w:r>
+        <w:rPr>
+          <w:rFonts w:ascii="Times New Roman" w:hAnsi="Times New Roman"/>
+        </w:rPr>
+        <w:t xml:space="preserve">mitad</w:t>
+      </w:r>
+      <w:r>
+        <w:rPr>
+          <w:rFonts w:ascii="Times New Roman" w:hAnsi="Times New Roman"/>
+        </w:rPr>
+        <w:t xml:space="preserve"> </w:t>
+      </w:r>
+      <w:r>
+        <w:rPr>
+          <w:rFonts w:ascii="Times New Roman" w:hAnsi="Times New Roman"/>
+        </w:rPr>
+        <w:t xml:space="preserve">el</w:t>
+      </w:r>
+      <w:r>
+        <w:rPr>
+          <w:rFonts w:ascii="Times New Roman" w:hAnsi="Times New Roman"/>
+        </w:rPr>
+        <w:t xml:space="preserve"> </w:t>
+      </w:r>
+      <w:r>
+        <w:rPr>
+          <w:rFonts w:ascii="Times New Roman" w:hAnsi="Times New Roman"/>
+        </w:rPr>
+        <w:t xml:space="preserve">mejor</w:t>
+      </w:r>
+      <w:r>
+        <w:rPr>
+          <w:rFonts w:ascii="Times New Roman" w:hAnsi="Times New Roman"/>
+        </w:rPr>
+        <w:t xml:space="preserve"> </w:t>
+      </w:r>
+      <w:r>
+        <w:rPr>
+          <w:rFonts w:ascii="Times New Roman" w:hAnsi="Times New Roman"/>
+        </w:rPr>
+        <w:t xml:space="preserve">error</w:t>
+      </w:r>
+      <w:r>
+        <w:rPr>
+          <w:rFonts w:ascii="Times New Roman" w:hAnsi="Times New Roman"/>
+        </w:rPr>
+        <w:t xml:space="preserve"> </w:t>
+      </w:r>
+      <w:r>
+        <w:rPr>
+          <w:rFonts w:ascii="Times New Roman" w:hAnsi="Times New Roman"/>
+        </w:rPr>
+        <w:t xml:space="preserve">y</w:t>
+      </w:r>
+      <w:r>
+        <w:rPr>
+          <w:rFonts w:ascii="Times New Roman" w:hAnsi="Times New Roman"/>
+        </w:rPr>
+        <w:t xml:space="preserve"> </w:t>
+      </w:r>
+      <w:r>
+        <w:rPr>
+          <w:rFonts w:ascii="Times New Roman" w:hAnsi="Times New Roman"/>
+        </w:rPr>
+        <w:t xml:space="preserve">corre</w:t>
+      </w:r>
+      <w:r>
+        <w:rPr>
+          <w:rFonts w:ascii="Times New Roman" w:hAnsi="Times New Roman"/>
+        </w:rPr>
+        <w:t xml:space="preserve"> </w:t>
+      </w:r>
+      <w:r>
+        <w:rPr>
+          <w:rFonts w:ascii="Times New Roman" w:hAnsi="Times New Roman"/>
+        </w:rPr>
+        <w:t xml:space="preserve">a</w:t>
+      </w:r>
+      <w:r>
+        <w:rPr>
+          <w:rFonts w:ascii="Times New Roman" w:hAnsi="Times New Roman"/>
+        </w:rPr>
+        <w:t xml:space="preserve"> </w:t>
+      </w:r>
+      <w:r>
+        <w:rPr>
+          <w:rFonts w:ascii="Times New Roman" w:hAnsi="Times New Roman"/>
+        </w:rPr>
+        <w:t xml:space="preserve">circuitos</w:t>
+      </w:r>
+      <w:r>
+        <w:rPr>
+          <w:rFonts w:ascii="Times New Roman" w:hAnsi="Times New Roman"/>
+        </w:rPr>
+        <w:t xml:space="preserve"> </w:t>
+      </w:r>
+      <w:r>
+        <w:rPr>
+          <w:rFonts w:ascii="Times New Roman" w:hAnsi="Times New Roman"/>
+        </w:rPr>
+        <w:t xml:space="preserve">más</w:t>
+      </w:r>
+      <w:r>
+        <w:rPr>
+          <w:rFonts w:ascii="Times New Roman" w:hAnsi="Times New Roman"/>
+        </w:rPr>
+        <w:t xml:space="preserve"> </w:t>
+      </w:r>
+      <w:r>
+        <w:rPr>
+          <w:rFonts w:ascii="Times New Roman" w:hAnsi="Times New Roman"/>
+        </w:rPr>
+        <w:t xml:space="preserve">profundos</w:t>
+      </w:r>
+      <w:r>
+        <w:rPr>
+          <w:rFonts w:ascii="Times New Roman" w:hAnsi="Times New Roman"/>
+        </w:rPr>
+        <w:t xml:space="preserve"> </w:t>
+      </w:r>
+      <w:r>
+        <w:rPr>
+          <w:rFonts w:ascii="Times New Roman" w:hAnsi="Times New Roman"/>
+        </w:rPr>
+        <w:t xml:space="preserve">el</w:t>
+      </w:r>
+      <w:r>
+        <w:rPr>
+          <w:rFonts w:ascii="Times New Roman" w:hAnsi="Times New Roman"/>
+        </w:rPr>
+        <w:t xml:space="preserve"> </w:t>
+      </w:r>
+      <w:r>
+        <w:rPr>
+          <w:rFonts w:ascii="Times New Roman" w:hAnsi="Times New Roman"/>
+        </w:rPr>
+        <w:t xml:space="preserve">número</w:t>
+      </w:r>
+      <w:r>
+        <w:rPr>
+          <w:rFonts w:ascii="Times New Roman" w:hAnsi="Times New Roman"/>
+        </w:rPr>
+        <w:t xml:space="preserve"> </w:t>
+      </w:r>
+      <w:r>
+        <w:rPr>
+          <w:rFonts w:ascii="Times New Roman" w:hAnsi="Times New Roman"/>
+        </w:rPr>
+        <w:t xml:space="preserve">óptimo</w:t>
+      </w:r>
+      <w:r>
+        <w:rPr>
+          <w:rFonts w:ascii="Times New Roman" w:hAnsi="Times New Roman"/>
+        </w:rPr>
+        <w:t xml:space="preserve"> </w:t>
+      </w:r>
+      <w:r>
+        <w:rPr>
+          <w:rFonts w:ascii="Times New Roman" w:hAnsi="Times New Roman"/>
+        </w:rPr>
+        <w:t xml:space="preserve">de</w:t>
+      </w:r>
+      <w:r>
+        <w:rPr>
+          <w:rFonts w:ascii="Times New Roman" w:hAnsi="Times New Roman"/>
+        </w:rPr>
+        <w:t xml:space="preserve"> </w:t>
+      </w:r>
+      <w:r>
+        <w:rPr>
+          <w:rFonts w:ascii="Times New Roman" w:hAnsi="Times New Roman"/>
+        </w:rPr>
+        <w:t xml:space="preserve">pasos</w:t>
+      </w:r>
+      <w:r>
+        <w:rPr>
+          <w:rFonts w:ascii="Times New Roman" w:hAnsi="Times New Roman"/>
+        </w:rPr>
+        <w:t xml:space="preserve"> </w:t>
+      </w:r>
+      <w:r>
+        <w:rPr>
+          <w:rFonts w:ascii="Times New Roman" w:hAnsi="Times New Roman"/>
+        </w:rPr>
+        <w:t xml:space="preserve">de</w:t>
+      </w:r>
+      <w:r>
+        <w:rPr>
+          <w:rFonts w:ascii="Times New Roman" w:hAnsi="Times New Roman"/>
+        </w:rPr>
+        <w:t xml:space="preserve"> </w:t>
+      </w:r>
+      <w:r>
+        <w:rPr>
+          <w:rFonts w:ascii="Times New Roman" w:hAnsi="Times New Roman"/>
+        </w:rPr>
+        <w:t xml:space="preserve">Trotter</w:t>
+      </w:r>
+      <w:r>
+        <w:rPr>
+          <w:rFonts w:ascii="Times New Roman" w:hAnsi="Times New Roman"/>
+        </w:rPr>
+        <w:t xml:space="preserve"> </w:t>
+      </w:r>
+      <w:r>
+        <w:rPr>
+          <w:rFonts w:ascii="Times New Roman" w:hAnsi="Times New Roman"/>
+        </w:rPr>
+        <w:t xml:space="preserve">(16</w:t>
+      </w:r>
+      <w:r>
+        <w:rPr>
+          <w:rFonts w:ascii="Times New Roman" w:hAnsi="Times New Roman"/>
+        </w:rPr>
+        <w:t xml:space="preserve"> </w:t>
+      </w:r>
+      <w:r>
+        <w:rPr>
+          <w:rFonts w:ascii="Times New Roman" w:hAnsi="Times New Roman"/>
+        </w:rPr>
+        <w:t xml:space="preserve">de</w:t>
+      </w:r>
+      <w:r>
+        <w:rPr>
+          <w:rFonts w:ascii="Times New Roman" w:hAnsi="Times New Roman"/>
+        </w:rPr>
+        <w:t xml:space="preserve"> </w:t>
+      </w:r>
+      <w:r>
+        <w:rPr>
+          <w:rFonts w:ascii="Times New Roman" w:hAnsi="Times New Roman"/>
+        </w:rPr>
+        <w:t xml:space="preserve">21</w:t>
+      </w:r>
+      <w:r>
+        <w:rPr>
+          <w:rFonts w:ascii="Times New Roman" w:hAnsi="Times New Roman"/>
+        </w:rPr>
+        <w:t xml:space="preserve"> </w:t>
+      </w:r>
+      <w:r>
+        <w:rPr>
+          <w:rFonts w:ascii="Times New Roman" w:hAnsi="Times New Roman"/>
+        </w:rPr>
+        <w:t xml:space="preserve">dispositivos),</w:t>
+      </w:r>
+      <w:r>
+        <w:rPr>
+          <w:rFonts w:ascii="Times New Roman" w:hAnsi="Times New Roman"/>
+        </w:rPr>
+        <w:t xml:space="preserve"> </w:t>
+      </w:r>
+      <w:r>
+        <w:rPr>
+          <w:rFonts w:ascii="Times New Roman" w:hAnsi="Times New Roman"/>
+        </w:rPr>
+        <w:t xml:space="preserve">y</w:t>
+      </w:r>
+      <w:r>
+        <w:rPr>
+          <w:rFonts w:ascii="Times New Roman" w:hAnsi="Times New Roman"/>
+        </w:rPr>
+        <w:t xml:space="preserve"> </w:t>
+      </w:r>
+      <w:r>
+        <w:rPr>
+          <w:rFonts w:ascii="Times New Roman" w:hAnsi="Times New Roman"/>
+        </w:rPr>
+        <w:t xml:space="preserve">en</w:t>
+      </w:r>
+      <w:r>
+        <w:rPr>
+          <w:rFonts w:ascii="Times New Roman" w:hAnsi="Times New Roman"/>
+        </w:rPr>
+        <w:t xml:space="preserve"> </w:t>
+      </w:r>
+      <w:r>
+        <w:rPr>
+          <w:rFonts w:ascii="Times New Roman" w:hAnsi="Times New Roman"/>
+        </w:rPr>
+        <w:t xml:space="preserve">una</w:t>
+      </w:r>
+      <w:r>
+        <w:rPr>
+          <w:rFonts w:ascii="Times New Roman" w:hAnsi="Times New Roman"/>
+        </w:rPr>
+        <w:t xml:space="preserve"> </w:t>
+      </w:r>
+      <w:r>
+        <w:rPr>
+          <w:rFonts w:ascii="Times New Roman" w:hAnsi="Times New Roman"/>
+        </w:rPr>
+        <w:t xml:space="preserve">caminata</w:t>
+      </w:r>
+      <w:r>
+        <w:rPr>
+          <w:rFonts w:ascii="Times New Roman" w:hAnsi="Times New Roman"/>
+        </w:rPr>
+        <w:t xml:space="preserve"> </w:t>
+      </w:r>
+      <w:r>
+        <w:rPr>
+          <w:rFonts w:ascii="Times New Roman" w:hAnsi="Times New Roman"/>
+        </w:rPr>
+        <w:t xml:space="preserve">cuántica</w:t>
+      </w:r>
+      <w:r>
+        <w:rPr>
+          <w:rFonts w:ascii="Times New Roman" w:hAnsi="Times New Roman"/>
+        </w:rPr>
+        <w:t xml:space="preserve"> </w:t>
+      </w:r>
+      <w:r>
+        <w:rPr>
+          <w:rFonts w:ascii="Times New Roman" w:hAnsi="Times New Roman"/>
+        </w:rPr>
+        <w:t xml:space="preserve">convierte</w:t>
+      </w:r>
+      <w:r>
+        <w:rPr>
+          <w:rFonts w:ascii="Times New Roman" w:hAnsi="Times New Roman"/>
+        </w:rPr>
+        <w:t xml:space="preserve"> </w:t>
+      </w:r>
+      <w:r>
+        <w:rPr>
+          <w:rFonts w:ascii="Times New Roman" w:hAnsi="Times New Roman"/>
+        </w:rPr>
+        <w:t xml:space="preserve">una</w:t>
+      </w:r>
+      <w:r>
+        <w:rPr>
+          <w:rFonts w:ascii="Times New Roman" w:hAnsi="Times New Roman"/>
+        </w:rPr>
+        <w:t xml:space="preserve"> </w:t>
+      </w:r>
+      <w:r>
+        <w:rPr>
+          <w:rFonts w:ascii="Times New Roman" w:hAnsi="Times New Roman"/>
+        </w:rPr>
+        <w:t xml:space="preserve">dispersión</w:t>
+      </w:r>
+      <w:r>
+        <w:rPr>
+          <w:rFonts w:ascii="Times New Roman" w:hAnsi="Times New Roman"/>
+        </w:rPr>
+        <w:t xml:space="preserve"> </w:t>
+      </w:r>
+      <w:r>
+        <w:rPr>
+          <w:rFonts w:ascii="Times New Roman" w:hAnsi="Times New Roman"/>
+        </w:rPr>
+        <w:t xml:space="preserve">cruda</w:t>
+      </w:r>
+      <w:r>
+        <w:rPr>
+          <w:rFonts w:ascii="Times New Roman" w:hAnsi="Times New Roman"/>
+        </w:rPr>
+        <w:t xml:space="preserve"> </w:t>
+      </w:r>
+      <w:r>
+        <w:rPr>
+          <w:rFonts w:ascii="Times New Roman" w:hAnsi="Times New Roman"/>
+        </w:rPr>
+        <w:t xml:space="preserve">indistinguible</w:t>
+      </w:r>
+      <w:r>
+        <w:rPr>
+          <w:rFonts w:ascii="Times New Roman" w:hAnsi="Times New Roman"/>
+        </w:rPr>
+        <w:t xml:space="preserve"> </w:t>
+      </w:r>
+      <w:r>
+        <w:rPr>
+          <w:rFonts w:ascii="Times New Roman" w:hAnsi="Times New Roman"/>
+        </w:rPr>
+        <w:t xml:space="preserve">de</w:t>
+      </w:r>
+      <w:r>
+        <w:rPr>
+          <w:rFonts w:ascii="Times New Roman" w:hAnsi="Times New Roman"/>
+        </w:rPr>
+        <w:t xml:space="preserve"> </w:t>
+      </w:r>
+      <w:r>
+        <w:rPr>
+          <w:rFonts w:ascii="Times New Roman" w:hAnsi="Times New Roman"/>
+        </w:rPr>
+        <w:t xml:space="preserve">una</w:t>
+      </w:r>
+      <w:r>
+        <w:rPr>
+          <w:rFonts w:ascii="Times New Roman" w:hAnsi="Times New Roman"/>
+        </w:rPr>
+        <w:t xml:space="preserve"> </w:t>
+      </w:r>
+      <w:r>
+        <w:rPr>
+          <w:rFonts w:ascii="Times New Roman" w:hAnsi="Times New Roman"/>
+        </w:rPr>
+        <w:t xml:space="preserve">caminata</w:t>
+      </w:r>
+      <w:r>
+        <w:rPr>
+          <w:rFonts w:ascii="Times New Roman" w:hAnsi="Times New Roman"/>
+        </w:rPr>
+        <w:t xml:space="preserve"> </w:t>
+      </w:r>
+      <w:r>
+        <w:rPr>
+          <w:rFonts w:ascii="Times New Roman" w:hAnsi="Times New Roman"/>
+        </w:rPr>
+        <w:t xml:space="preserve">clásica</w:t>
+      </w:r>
+      <w:r>
+        <w:rPr>
+          <w:rFonts w:ascii="Times New Roman" w:hAnsi="Times New Roman"/>
+        </w:rPr>
+        <w:t xml:space="preserve"> </w:t>
+      </w:r>
+      <w:r>
+        <w:rPr>
+          <w:rFonts w:ascii="Times New Roman" w:hAnsi="Times New Roman"/>
+        </w:rPr>
+        <w:t xml:space="preserve">(exponente</w:t>
+      </w:r>
+      <w:r>
+        <w:rPr>
+          <w:rFonts w:ascii="Times New Roman" w:hAnsi="Times New Roman"/>
+        </w:rPr>
+        <w:t xml:space="preserve"> </w:t>
+      </w:r>
+      <w:r>
+        <w:rPr>
+          <w:rFonts w:ascii="Times New Roman" w:hAnsi="Times New Roman"/>
+        </w:rPr>
+        <w:t xml:space="preserve">0</w:t>
+      </w:r>
+      <w:r>
+        <w:rPr>
+          <w:rFonts w:ascii="Times New Roman" w:hAnsi="Times New Roman"/>
+        </w:rPr>
+        <w:t xml:space="preserve">,</w:t>
+      </w:r>
+      <w:r>
+        <w:rPr>
+          <w:rFonts w:ascii="Times New Roman" w:hAnsi="Times New Roman"/>
+        </w:rPr>
+        <w:t xml:space="preserve">87)</w:t>
+      </w:r>
+      <w:r>
+        <w:rPr>
+          <w:rFonts w:ascii="Times New Roman" w:hAnsi="Times New Roman"/>
+        </w:rPr>
+        <w:t xml:space="preserve"> </w:t>
+      </w:r>
+      <w:r>
+        <w:rPr>
+          <w:rFonts w:ascii="Times New Roman" w:hAnsi="Times New Roman"/>
+        </w:rPr>
+        <w:t xml:space="preserve">en</w:t>
+      </w:r>
+      <w:r>
+        <w:rPr>
+          <w:rFonts w:ascii="Times New Roman" w:hAnsi="Times New Roman"/>
+        </w:rPr>
+        <w:t xml:space="preserve"> </w:t>
+      </w:r>
+      <w:r>
+        <w:rPr>
+          <w:rFonts w:ascii="Times New Roman" w:hAnsi="Times New Roman"/>
+        </w:rPr>
+        <w:t xml:space="preserve">una</w:t>
+      </w:r>
+      <w:r>
+        <w:rPr>
+          <w:rFonts w:ascii="Times New Roman" w:hAnsi="Times New Roman"/>
+        </w:rPr>
+        <w:t xml:space="preserve"> </w:t>
+      </w:r>
+      <w:r>
+        <w:rPr>
+          <w:rFonts w:ascii="Times New Roman" w:hAnsi="Times New Roman"/>
+        </w:rPr>
+        <w:t xml:space="preserve">dispersión</w:t>
+      </w:r>
+      <w:r>
+        <w:rPr>
+          <w:rFonts w:ascii="Times New Roman" w:hAnsi="Times New Roman"/>
+        </w:rPr>
+        <w:t xml:space="preserve"> </w:t>
+      </w:r>
+      <w:r>
+        <w:rPr>
+          <w:rFonts w:ascii="Times New Roman" w:hAnsi="Times New Roman"/>
+        </w:rPr>
+        <w:t xml:space="preserve">balística</w:t>
+      </w:r>
+      <w:r>
+        <w:rPr>
+          <w:rFonts w:ascii="Times New Roman" w:hAnsi="Times New Roman"/>
+        </w:rPr>
+        <w:t xml:space="preserve"> </w:t>
+      </w:r>
+      <w:r>
+        <w:rPr>
+          <w:rFonts w:ascii="Times New Roman" w:hAnsi="Times New Roman"/>
+        </w:rPr>
+        <w:t xml:space="preserve">(1</w:t>
+      </w:r>
+      <w:r>
+        <w:rPr>
+          <w:rFonts w:ascii="Times New Roman" w:hAnsi="Times New Roman"/>
+        </w:rPr>
+        <w:t xml:space="preserve">,</w:t>
+      </w:r>
+      <w:r>
+        <w:rPr>
+          <w:rFonts w:ascii="Times New Roman" w:hAnsi="Times New Roman"/>
+        </w:rPr>
+        <w:t xml:space="preserve">84).</w:t>
+      </w:r>
+      <w:r>
+        <w:rPr>
+          <w:rFonts w:ascii="Times New Roman" w:hAnsi="Times New Roman"/>
+        </w:rPr>
+        <w:t xml:space="preserve"> </w:t>
+      </w:r>
+      <w:r>
+        <w:rPr>
+          <w:rFonts w:ascii="Times New Roman" w:hAnsi="Times New Roman"/>
+        </w:rPr>
         <w:t xml:space="preserve">Se</w:t>
       </w:r>
       <w:r>
@@ -6125,7 +6821,7 @@
         <w:rPr>
           <w:rFonts w:ascii="Times New Roman" w:hAnsi="Times New Roman"/>
         </w:rPr>
-        <w:t xml:space="preserve">correr; los fracasos se informan como tales. Las secciones §137–§146 remiten a las notas de investigación</w:t>
+        <w:t xml:space="preserve">correr; los fracasos se informan como tales. Las secciones §137–§147 remiten a las notas de investigación</w:t>
       </w:r>
       <w:r>
         <w:rPr>
@@ -6160,7 +6856,7 @@
       </w:r>
     </w:p>
     <w:bookmarkEnd w:id="20"/>
-    <w:bookmarkStart w:id="29" w:name="métodos"/>
+    <w:bookmarkStart w:id="30" w:name="métodos"/>
     <w:p>
       <w:pPr>
         <w:pStyle w:val="Heading1"/>
@@ -8888,7 +9584,720 @@
       </w:r>
     </w:p>
     <w:bookmarkEnd w:id="27"/>
-    <w:bookmarkStart w:id="28" w:name="circuitos-de-prueba."/>
+    <w:bookmarkStart w:id="28" w:name="X1bc6049979b8f60d6b04298bccc1beb19e419ce"/>
+    <w:p>
+      <w:pPr>
+        <w:pStyle w:val="Heading4"/>
+      </w:pPr>
+      <w:r>
+        <w:rPr>
+          <w:rFonts w:ascii="Times New Roman" w:hAnsi="Times New Roman"/>
+        </w:rPr>
+        <w:t xml:space="preserve">Simulación hamiltoniana y caminata cuántica.</w:t>
+      </w:r>
+    </w:p>
+    <w:p>
+      <w:pPr>
+        <w:pStyle w:val="FirstParagraph"/>
+      </w:pPr>
+      <w:r>
+        <w:rPr>
+          <w:rFonts w:ascii="Times New Roman" w:hAnsi="Times New Roman"/>
+        </w:rPr>
+        <w:t xml:space="preserve">La cadena XY</w:t>
+      </w:r>
+      <w:r>
+        <w:rPr>
+          <w:rFonts w:ascii="Times New Roman" w:hAnsi="Times New Roman"/>
+        </w:rPr>
+        <w:t xml:space="preserve"> </w:t>
+      </w:r>
+      <m:oMath>
+        <m:r>
+          <m:t>H</m:t>
+        </m:r>
+        <m:r>
+          <m:rPr>
+            <m:sty m:val="p"/>
+          </m:rPr>
+          <m:t>=</m:t>
+        </m:r>
+        <m:r>
+          <m:t>J</m:t>
+        </m:r>
+        <m:nary>
+          <m:naryPr>
+            <m:chr m:val="∑"/>
+            <m:limLoc m:val="undOvr"/>
+            <m:subHide m:val="off"/>
+            <m:supHide m:val="on"/>
+          </m:naryPr>
+          <m:sub>
+            <m:r>
+              <m:t>k</m:t>
+            </m:r>
+          </m:sub>
+          <m:sup>
+            <m:r>
+              <m:t>​</m:t>
+            </m:r>
+          </m:sup>
+          <m:e>
+            <m:d>
+              <m:dPr>
+                <m:begChr m:val="("/>
+                <m:endChr m:val=")"/>
+                <m:sepChr m:val=""/>
+                <m:grow/>
+              </m:dPr>
+              <m:e>
+                <m:sSub>
+                  <m:e>
+                    <m:r>
+                      <m:t>X</m:t>
+                    </m:r>
+                  </m:e>
+                  <m:sub>
+                    <m:r>
+                      <m:t>k</m:t>
+                    </m:r>
+                  </m:sub>
+                </m:sSub>
+                <m:sSub>
+                  <m:e>
+                    <m:r>
+                      <m:t>X</m:t>
+                    </m:r>
+                  </m:e>
+                  <m:sub>
+                    <m:r>
+                      <m:t>k</m:t>
+                    </m:r>
+                    <m:r>
+                      <m:rPr>
+                        <m:sty m:val="p"/>
+                      </m:rPr>
+                      <m:t>+</m:t>
+                    </m:r>
+                    <m:r>
+                      <m:t>1</m:t>
+                    </m:r>
+                  </m:sub>
+                </m:sSub>
+                <m:r>
+                  <m:rPr>
+                    <m:sty m:val="p"/>
+                  </m:rPr>
+                  <m:t>+</m:t>
+                </m:r>
+                <m:sSub>
+                  <m:e>
+                    <m:r>
+                      <m:t>Y</m:t>
+                    </m:r>
+                  </m:e>
+                  <m:sub>
+                    <m:r>
+                      <m:t>k</m:t>
+                    </m:r>
+                  </m:sub>
+                </m:sSub>
+                <m:sSub>
+                  <m:e>
+                    <m:r>
+                      <m:t>Y</m:t>
+                    </m:r>
+                  </m:e>
+                  <m:sub>
+                    <m:r>
+                      <m:t>k</m:t>
+                    </m:r>
+                    <m:r>
+                      <m:rPr>
+                        <m:sty m:val="p"/>
+                      </m:rPr>
+                      <m:t>+</m:t>
+                    </m:r>
+                    <m:r>
+                      <m:t>1</m:t>
+                    </m:r>
+                  </m:sub>
+                </m:sSub>
+              </m:e>
+            </m:d>
+          </m:e>
+        </m:nary>
+        <m:r>
+          <m:rPr>
+            <m:sty m:val="p"/>
+          </m:rPr>
+          <m:t>/</m:t>
+        </m:r>
+        <m:r>
+          <m:t>2</m:t>
+        </m:r>
+        <m:r>
+          <m:rPr>
+            <m:sty m:val="p"/>
+          </m:rPr>
+          <m:t>+</m:t>
+        </m:r>
+        <m:nary>
+          <m:naryPr>
+            <m:chr m:val="∑"/>
+            <m:limLoc m:val="undOvr"/>
+            <m:subHide m:val="off"/>
+            <m:supHide m:val="on"/>
+          </m:naryPr>
+          <m:sub>
+            <m:r>
+              <m:t>k</m:t>
+            </m:r>
+          </m:sub>
+          <m:sup>
+            <m:r>
+              <m:t>​</m:t>
+            </m:r>
+          </m:sup>
+          <m:e>
+            <m:sSub>
+              <m:e>
+                <m:r>
+                  <m:t>h</m:t>
+                </m:r>
+              </m:e>
+              <m:sub>
+                <m:r>
+                  <m:t>k</m:t>
+                </m:r>
+              </m:sub>
+            </m:sSub>
+          </m:e>
+        </m:nary>
+        <m:sSub>
+          <m:e>
+            <m:r>
+              <m:t>Z</m:t>
+            </m:r>
+          </m:e>
+          <m:sub>
+            <m:r>
+              <m:t>k</m:t>
+            </m:r>
+          </m:sub>
+        </m:sSub>
+        <m:r>
+          <m:rPr>
+            <m:sty m:val="p"/>
+          </m:rPr>
+          <m:t>/</m:t>
+        </m:r>
+        <m:r>
+          <m:t>2</m:t>
+        </m:r>
+      </m:oMath>
+      <w:r>
+        <w:rPr>
+          <w:rFonts w:ascii="Times New Roman" w:hAnsi="Times New Roman"/>
+        </w:rPr>
+        <w:t xml:space="preserve"> </w:t>
+      </w:r>
+      <w:r>
+        <w:rPr>
+          <w:rFonts w:ascii="Times New Roman" w:hAnsi="Times New Roman"/>
+        </w:rPr>
+        <w:t xml:space="preserve">conserva el número de excitaciones; con una excitación es</w:t>
+      </w:r>
+      <w:r>
+        <w:rPr>
+          <w:rFonts w:ascii="Times New Roman" w:hAnsi="Times New Roman"/>
+        </w:rPr>
+        <w:t xml:space="preserve"> </w:t>
+      </w:r>
+      <w:r>
+        <w:rPr>
+          <w:rFonts w:ascii="Times New Roman" w:hAnsi="Times New Roman"/>
+        </w:rPr>
+        <w:t xml:space="preserve">un modelo de enlace fuerte, una caminata cuántica de tiempo continuo </w:t>
+      </w:r>
+      <w:r>
+        <w:rPr>
+          <w:rFonts w:ascii="Times New Roman" w:hAnsi="Times New Roman"/>
+        </w:rPr>
+        <w:t xml:space="preserve">(</w:t>
+      </w:r>
+      <w:hyperlink w:anchor="ref-kempe2003walks">
+        <w:r>
+          <w:rPr>
+            <w:rStyle w:val="Hyperlink"/>
+          </w:rPr>
+          <w:t xml:space="preserve">Kempe 2003</w:t>
+        </w:r>
+      </w:hyperlink>
+      <w:r>
+        <w:rPr>
+          <w:rFonts w:ascii="Times New Roman" w:hAnsi="Times New Roman"/>
+        </w:rPr>
+        <w:t xml:space="preserve">)</w:t>
+      </w:r>
+      <w:r>
+        <w:rPr>
+          <w:rFonts w:ascii="Times New Roman" w:hAnsi="Times New Roman"/>
+        </w:rPr>
+        <w:t xml:space="preserve"> </w:t>
+      </w:r>
+      <w:r>
+        <w:rPr>
+          <w:rFonts w:ascii="Times New Roman" w:hAnsi="Times New Roman"/>
+        </w:rPr>
+        <w:t xml:space="preserve">con salto</w:t>
+      </w:r>
+      <w:r>
+        <w:rPr>
+          <w:rFonts w:ascii="Times New Roman" w:hAnsi="Times New Roman"/>
+        </w:rPr>
+        <w:t xml:space="preserve"> </w:t>
+      </w:r>
+      <m:oMath>
+        <m:r>
+          <m:t>J</m:t>
+        </m:r>
+      </m:oMath>
+      <w:r>
+        <w:rPr>
+          <w:rFonts w:ascii="Times New Roman" w:hAnsi="Times New Roman"/>
+        </w:rPr>
+        <w:t xml:space="preserve"> </w:t>
+      </w:r>
+      <w:r>
+        <w:rPr>
+          <w:rFonts w:ascii="Times New Roman" w:hAnsi="Times New Roman"/>
+        </w:rPr>
+        <w:t xml:space="preserve">y</w:t>
+      </w:r>
+      <w:r>
+        <w:rPr>
+          <w:rFonts w:ascii="Times New Roman" w:hAnsi="Times New Roman"/>
+        </w:rPr>
+        <w:t xml:space="preserve"> </w:t>
+      </w:r>
+      <w:r>
+        <w:rPr>
+          <w:rFonts w:ascii="Times New Roman" w:hAnsi="Times New Roman"/>
+        </w:rPr>
+        <w:t xml:space="preserve">energías locales</w:t>
+      </w:r>
+      <w:r>
+        <w:rPr>
+          <w:rFonts w:ascii="Times New Roman" w:hAnsi="Times New Roman"/>
+        </w:rPr>
+        <w:t xml:space="preserve"> </w:t>
+      </w:r>
+      <m:oMath>
+        <m:r>
+          <m:rPr>
+            <m:sty m:val="p"/>
+          </m:rPr>
+          <m:t>−</m:t>
+        </m:r>
+        <m:sSub>
+          <m:e>
+            <m:r>
+              <m:t>h</m:t>
+            </m:r>
+          </m:e>
+          <m:sub>
+            <m:r>
+              <m:t>k</m:t>
+            </m:r>
+          </m:sub>
+        </m:sSub>
+      </m:oMath>
+      <w:r>
+        <w:rPr>
+          <w:rFonts w:ascii="Times New Roman" w:hAnsi="Times New Roman"/>
+        </w:rPr>
+        <w:t xml:space="preserve">.</w:t>
+      </w:r>
+      <w:r>
+        <w:rPr>
+          <w:rFonts w:ascii="Times New Roman" w:hAnsi="Times New Roman"/>
+        </w:rPr>
+        <w:t xml:space="preserve"> </w:t>
+      </w:r>
+      <w:r>
+        <w:rPr>
+          <w:rStyle w:val="VerbatimChar"/>
+          <w:rFonts w:ascii="Times New Roman" w:hAnsi="Times New Roman"/>
+        </w:rPr>
+        <w:t xml:space="preserve">xy_trotter</w:t>
+      </w:r>
+      <w:r>
+        <w:rPr>
+          <w:rFonts w:ascii="Times New Roman" w:hAnsi="Times New Roman"/>
+        </w:rPr>
+        <w:t xml:space="preserve"> </w:t>
+      </w:r>
+      <w:r>
+        <w:rPr>
+          <w:rFonts w:ascii="Times New Roman" w:hAnsi="Times New Roman"/>
+        </w:rPr>
+        <w:t xml:space="preserve">escribe</w:t>
+      </w:r>
+      <w:r>
+        <w:rPr>
+          <w:rFonts w:ascii="Times New Roman" w:hAnsi="Times New Roman"/>
+        </w:rPr>
+        <w:t xml:space="preserve"> </w:t>
+      </w:r>
+      <m:oMath>
+        <m:r>
+          <m:t>r</m:t>
+        </m:r>
+      </m:oMath>
+      <w:r>
+        <w:rPr>
+          <w:rFonts w:ascii="Times New Roman" w:hAnsi="Times New Roman"/>
+        </w:rPr>
+        <w:t xml:space="preserve"> </w:t>
+      </w:r>
+      <w:r>
+        <w:rPr>
+          <w:rFonts w:ascii="Times New Roman" w:hAnsi="Times New Roman"/>
+        </w:rPr>
+        <w:t xml:space="preserve">pasos de Trotter de primer</w:t>
+      </w:r>
+      <w:r>
+        <w:rPr>
+          <w:rFonts w:ascii="Times New Roman" w:hAnsi="Times New Roman"/>
+        </w:rPr>
+        <w:t xml:space="preserve"> </w:t>
+      </w:r>
+      <w:r>
+        <w:rPr>
+          <w:rFonts w:ascii="Times New Roman" w:hAnsi="Times New Roman"/>
+        </w:rPr>
+        <w:t xml:space="preserve">orden </w:t>
+      </w:r>
+      <w:r>
+        <w:rPr>
+          <w:rFonts w:ascii="Times New Roman" w:hAnsi="Times New Roman"/>
+        </w:rPr>
+        <w:t xml:space="preserve">(</w:t>
+      </w:r>
+      <w:hyperlink w:anchor="ref-lloyd1996simulators">
+        <w:r>
+          <w:rPr>
+            <w:rStyle w:val="Hyperlink"/>
+          </w:rPr>
+          <w:t xml:space="preserve">Lloyd 1996</w:t>
+        </w:r>
+      </w:hyperlink>
+      <w:r>
+        <w:rPr>
+          <w:rFonts w:ascii="Times New Roman" w:hAnsi="Times New Roman"/>
+        </w:rPr>
+        <w:t xml:space="preserve">)</w:t>
+      </w:r>
+      <w:r>
+        <w:rPr>
+          <w:rFonts w:ascii="Times New Roman" w:hAnsi="Times New Roman"/>
+        </w:rPr>
+        <w:t xml:space="preserve"> </w:t>
+      </w:r>
+      <w:r>
+        <w:rPr>
+          <w:rFonts w:ascii="Times New Roman" w:hAnsi="Times New Roman"/>
+        </w:rPr>
+        <w:t xml:space="preserve">(campos, enlaces impares, enlaces pares) con compuertas RZ y XX+YY, todas</w:t>
+      </w:r>
+      <w:r>
+        <w:rPr>
+          <w:rFonts w:ascii="Times New Roman" w:hAnsi="Times New Roman"/>
+        </w:rPr>
+        <w:t xml:space="preserve"> </w:t>
+      </w:r>
+      <w:r>
+        <w:rPr>
+          <w:rFonts w:ascii="Times New Roman" w:hAnsi="Times New Roman"/>
+        </w:rPr>
+        <w:t xml:space="preserve">conservan el peso, así que el filtro se aplica;</w:t>
+      </w:r>
+      <w:r>
+        <w:rPr>
+          <w:rFonts w:ascii="Times New Roman" w:hAnsi="Times New Roman"/>
+        </w:rPr>
+        <w:t xml:space="preserve"> </w:t>
+      </w:r>
+      <w:r>
+        <w:rPr>
+          <w:rStyle w:val="VerbatimChar"/>
+          <w:rFonts w:ascii="Times New Roman" w:hAnsi="Times New Roman"/>
+        </w:rPr>
+        <w:t xml:space="preserve">xy_exact_occupations</w:t>
+      </w:r>
+      <w:r>
+        <w:rPr>
+          <w:rFonts w:ascii="Times New Roman" w:hAnsi="Times New Roman"/>
+        </w:rPr>
+        <w:t xml:space="preserve"> </w:t>
+      </w:r>
+      <w:r>
+        <w:rPr>
+          <w:rFonts w:ascii="Times New Roman" w:hAnsi="Times New Roman"/>
+        </w:rPr>
+        <w:t xml:space="preserve">da la dinámica exacta con una</w:t>
+      </w:r>
+      <w:r>
+        <w:rPr>
+          <w:rFonts w:ascii="Times New Roman" w:hAnsi="Times New Roman"/>
+        </w:rPr>
+        <w:t xml:space="preserve"> </w:t>
+      </w:r>
+      <w:r>
+        <w:rPr>
+          <w:rFonts w:ascii="Times New Roman" w:hAnsi="Times New Roman"/>
+        </w:rPr>
+        <w:t xml:space="preserve">excitación. La dispersión de un caminante que parte del sitio</w:t>
+      </w:r>
+      <w:r>
+        <w:rPr>
+          <w:rFonts w:ascii="Times New Roman" w:hAnsi="Times New Roman"/>
+        </w:rPr>
+        <w:t xml:space="preserve"> </w:t>
+      </w:r>
+      <m:oMath>
+        <m:r>
+          <m:t>c</m:t>
+        </m:r>
+      </m:oMath>
+      <w:r>
+        <w:rPr>
+          <w:rFonts w:ascii="Times New Roman" w:hAnsi="Times New Roman"/>
+        </w:rPr>
+        <w:t xml:space="preserve"> </w:t>
+      </w:r>
+      <w:r>
+        <w:rPr>
+          <w:rFonts w:ascii="Times New Roman" w:hAnsi="Times New Roman"/>
+        </w:rPr>
+        <w:t xml:space="preserve">es</w:t>
+      </w:r>
+      <w:r>
+        <w:rPr>
+          <w:rFonts w:ascii="Times New Roman" w:hAnsi="Times New Roman"/>
+        </w:rPr>
+        <w:t xml:space="preserve"> </w:t>
+      </w:r>
+      <m:oMath>
+        <m:sSup>
+          <m:e>
+            <m:r>
+              <m:t>σ</m:t>
+            </m:r>
+          </m:e>
+          <m:sup>
+            <m:r>
+              <m:t>2</m:t>
+            </m:r>
+          </m:sup>
+        </m:sSup>
+        <m:r>
+          <m:rPr>
+            <m:sty m:val="p"/>
+          </m:rPr>
+          <m:t>=</m:t>
+        </m:r>
+        <m:nary>
+          <m:naryPr>
+            <m:chr m:val="∑"/>
+            <m:limLoc m:val="undOvr"/>
+            <m:subHide m:val="off"/>
+            <m:supHide m:val="on"/>
+          </m:naryPr>
+          <m:sub>
+            <m:r>
+              <m:t>k</m:t>
+            </m:r>
+          </m:sub>
+          <m:sup>
+            <m:r>
+              <m:t>​</m:t>
+            </m:r>
+          </m:sup>
+          <m:e>
+            <m:sSub>
+              <m:e>
+                <m:r>
+                  <m:t>P</m:t>
+                </m:r>
+              </m:e>
+              <m:sub>
+                <m:r>
+                  <m:t>k</m:t>
+                </m:r>
+              </m:sub>
+            </m:sSub>
+          </m:e>
+        </m:nary>
+        <m:sSup>
+          <m:e>
+            <m:d>
+              <m:dPr>
+                <m:begChr m:val="("/>
+                <m:endChr m:val=")"/>
+                <m:sepChr m:val=""/>
+                <m:grow/>
+              </m:dPr>
+              <m:e>
+                <m:r>
+                  <m:t>k</m:t>
+                </m:r>
+                <m:r>
+                  <m:rPr>
+                    <m:sty m:val="p"/>
+                  </m:rPr>
+                  <m:t>−</m:t>
+                </m:r>
+                <m:r>
+                  <m:t>c</m:t>
+                </m:r>
+              </m:e>
+            </m:d>
+          </m:e>
+          <m:sup>
+            <m:r>
+              <m:t>2</m:t>
+            </m:r>
+          </m:sup>
+        </m:sSup>
+      </m:oMath>
+      <w:r>
+        <w:rPr>
+          <w:rFonts w:ascii="Times New Roman" w:hAnsi="Times New Roman"/>
+        </w:rPr>
+        <w:t xml:space="preserve">, con</w:t>
+      </w:r>
+      <w:r>
+        <w:rPr>
+          <w:rFonts w:ascii="Times New Roman" w:hAnsi="Times New Roman"/>
+        </w:rPr>
+        <w:t xml:space="preserve"> </w:t>
+      </w:r>
+      <m:oMath>
+        <m:sSub>
+          <m:e>
+            <m:r>
+              <m:t>P</m:t>
+            </m:r>
+          </m:e>
+          <m:sub>
+            <m:r>
+              <m:t>k</m:t>
+            </m:r>
+          </m:sub>
+        </m:sSub>
+      </m:oMath>
+      <w:r>
+        <w:rPr>
+          <w:rFonts w:ascii="Times New Roman" w:hAnsi="Times New Roman"/>
+        </w:rPr>
+        <w:t xml:space="preserve"> </w:t>
+      </w:r>
+      <w:r>
+        <w:rPr>
+          <w:rFonts w:ascii="Times New Roman" w:hAnsi="Times New Roman"/>
+        </w:rPr>
+        <w:t xml:space="preserve">las ocupaciones normalizadas; la dispersión balística da</w:t>
+      </w:r>
+      <w:r>
+        <w:rPr>
+          <w:rFonts w:ascii="Times New Roman" w:hAnsi="Times New Roman"/>
+        </w:rPr>
+        <w:t xml:space="preserve"> </w:t>
+      </w:r>
+      <m:oMath>
+        <m:sSup>
+          <m:e>
+            <m:r>
+              <m:t>σ</m:t>
+            </m:r>
+          </m:e>
+          <m:sup>
+            <m:r>
+              <m:t>2</m:t>
+            </m:r>
+          </m:sup>
+        </m:sSup>
+        <m:r>
+          <m:rPr>
+            <m:sty m:val="p"/>
+          </m:rPr>
+          <m:t>∝</m:t>
+        </m:r>
+        <m:sSup>
+          <m:e>
+            <m:r>
+              <m:t>t</m:t>
+            </m:r>
+          </m:e>
+          <m:sup>
+            <m:r>
+              <m:t>2</m:t>
+            </m:r>
+          </m:sup>
+        </m:sSup>
+      </m:oMath>
+      <w:r>
+        <w:rPr>
+          <w:rFonts w:ascii="Times New Roman" w:hAnsi="Times New Roman"/>
+        </w:rPr>
+        <w:t xml:space="preserve"> </w:t>
+      </w:r>
+      <w:r>
+        <w:rPr>
+          <w:rFonts w:ascii="Times New Roman" w:hAnsi="Times New Roman"/>
+        </w:rPr>
+        <w:t xml:space="preserve">y una caminata clásica</w:t>
+      </w:r>
+      <w:r>
+        <w:rPr>
+          <w:rFonts w:ascii="Times New Roman" w:hAnsi="Times New Roman"/>
+        </w:rPr>
+        <w:t xml:space="preserve"> </w:t>
+      </w:r>
+      <m:oMath>
+        <m:sSup>
+          <m:e>
+            <m:r>
+              <m:t>σ</m:t>
+            </m:r>
+          </m:e>
+          <m:sup>
+            <m:r>
+              <m:t>2</m:t>
+            </m:r>
+          </m:sup>
+        </m:sSup>
+        <m:r>
+          <m:rPr>
+            <m:sty m:val="p"/>
+          </m:rPr>
+          <m:t>∝</m:t>
+        </m:r>
+        <m:r>
+          <m:t>t</m:t>
+        </m:r>
+      </m:oMath>
+      <w:r>
+        <w:rPr>
+          <w:rFonts w:ascii="Times New Roman" w:hAnsi="Times New Roman"/>
+        </w:rPr>
+        <w:t xml:space="preserve">.</w:t>
+      </w:r>
+    </w:p>
+    <w:bookmarkEnd w:id="28"/>
+    <w:bookmarkStart w:id="29" w:name="circuitos-de-prueba."/>
     <w:p>
       <w:pPr>
         <w:pStyle w:val="Heading4"/>
@@ -9096,9 +10505,9 @@
         <w:t xml:space="preserve">y semilla 137.</w:t>
       </w:r>
     </w:p>
-    <w:bookmarkEnd w:id="28"/>
     <w:bookmarkEnd w:id="29"/>
-    <w:bookmarkStart w:id="41" w:name="resultados"/>
+    <w:bookmarkEnd w:id="30"/>
+    <w:bookmarkStart w:id="46" w:name="resultados"/>
     <w:p>
       <w:pPr>
         <w:pStyle w:val="Heading1"/>
@@ -9110,7 +10519,7 @@
         <w:t xml:space="preserve">Resultados</w:t>
       </w:r>
     </w:p>
-    <w:bookmarkStart w:id="31" w:name="lectura-en-tres-dispositivos-137-142"/>
+    <w:bookmarkStart w:id="32" w:name="lectura-en-tres-dispositivos-137-142"/>
     <w:p>
       <w:pPr>
         <w:pStyle w:val="Heading2"/>
@@ -9122,7 +10531,7 @@
         <w:t xml:space="preserve">Lectura en tres dispositivos (§137, §142)</w:t>
       </w:r>
     </w:p>
-    <w:bookmarkStart w:id="30" w:name="tab:three"/>
+    <w:bookmarkStart w:id="31" w:name="tab:three"/>
     <w:p>
       <w:pPr>
         <w:pStyle w:val="TableCaption"/>
@@ -9649,7 +11058,7 @@
         </w:tc>
       </w:tr>
     </w:tbl>
-    <w:bookmarkEnd w:id="30"/>
+    <w:bookmarkEnd w:id="31"/>
     <w:p>
       <w:pPr>
         <w:pStyle w:val="BodyText"/>
@@ -9795,8 +11204,8 @@
         <w:t xml:space="preserve">dos predicciones fallaron).</w:t>
       </w:r>
     </w:p>
-    <w:bookmarkEnd w:id="31"/>
-    <w:bookmarkStart w:id="35" w:name="veinte-dispositivos-144"/>
+    <w:bookmarkEnd w:id="32"/>
+    <w:bookmarkStart w:id="36" w:name="veinte-dispositivos-144"/>
     <w:p>
       <w:pPr>
         <w:pStyle w:val="Heading2"/>
@@ -9821,18 +11230,18 @@
           <wp:inline>
             <wp:extent cx="4800600" cy="4336025"/>
             <wp:effectExtent b="0" l="0" r="0" t="0"/>
-            <wp:docPr descr="" title="" id="33" name="Picture"/>
+            <wp:docPr descr="" title="" id="34" name="Picture"/>
             <a:graphic>
               <a:graphicData uri="http://schemas.openxmlformats.org/drawingml/2006/picture">
                 <pic:pic>
                   <pic:nvPicPr>
-                    <pic:cNvPr descr="fig_fleet_es.png" id="34" name="Picture"/>
+                    <pic:cNvPr descr="fig_fleet_es.png" id="35" name="Picture"/>
                     <pic:cNvPicPr>
                       <a:picLocks noChangeArrowheads="1" noChangeAspect="1"/>
                     </pic:cNvPicPr>
                   </pic:nvPicPr>
                   <pic:blipFill>
-                    <a:blip r:embed="rId32"/>
+                    <a:blip r:embed="rId33"/>
                     <a:stretch>
                       <a:fillRect/>
                     </a:stretch>
@@ -10157,8 +11566,8 @@
         <w:t xml:space="preserve">021 (exploratorio).</w:t>
       </w:r>
     </w:p>
-    <w:bookmarkEnd w:id="35"/>
-    <w:bookmarkStart w:id="36" w:name="X40be1a55b0ce3f5c00db0a46afc9a956dea7173"/>
+    <w:bookmarkEnd w:id="36"/>
+    <w:bookmarkStart w:id="37" w:name="X40be1a55b0ce3f5c00db0a46afc9a956dea7173"/>
     <w:p>
       <w:pPr>
         <w:pStyle w:val="Heading2"/>
@@ -10412,8 +11821,8 @@
         <w:t xml:space="preserve">2 puntos donde eligió otra (§141, dos de tres predicciones cumplidas).</w:t>
       </w:r>
     </w:p>
-    <w:bookmarkEnd w:id="36"/>
-    <w:bookmarkStart w:id="37" w:name="planificación-de-disparos-143"/>
+    <w:bookmarkEnd w:id="37"/>
+    <w:bookmarkStart w:id="38" w:name="planificación-de-disparos-143"/>
     <w:p>
       <w:pPr>
         <w:pStyle w:val="Heading2"/>
@@ -10701,8 +12110,8 @@
         <w:t xml:space="preserve">qubit y aun así cumplió el objetivo.</w:t>
       </w:r>
     </w:p>
-    <w:bookmarkEnd w:id="37"/>
-    <w:bookmarkStart w:id="39" w:name="la-qnn-139141"/>
+    <w:bookmarkEnd w:id="38"/>
+    <w:bookmarkStart w:id="40" w:name="la-qnn-139141"/>
     <w:p>
       <w:pPr>
         <w:pStyle w:val="Heading2"/>
@@ -10714,7 +12123,7 @@
         <w:t xml:space="preserve">La QNN (§139–§141)</w:t>
       </w:r>
     </w:p>
-    <w:bookmarkStart w:id="38" w:name="tab:qnn"/>
+    <w:bookmarkStart w:id="39" w:name="tab:qnn"/>
     <w:p>
       <w:pPr>
         <w:pStyle w:val="TableCaption"/>
@@ -11062,7 +12471,7 @@
         </w:tc>
       </w:tr>
     </w:tbl>
-    <w:bookmarkEnd w:id="38"/>
+    <w:bookmarkEnd w:id="39"/>
     <w:p>
       <w:pPr>
         <w:pStyle w:val="BodyText"/>
@@ -11280,8 +12689,8 @@
         <w:t xml:space="preserve">problema se informó al proyecto.</w:t>
       </w:r>
     </w:p>
-    <w:bookmarkEnd w:id="39"/>
-    <w:bookmarkStart w:id="40" w:name="un-espectro-de-pca-146"/>
+    <w:bookmarkEnd w:id="40"/>
+    <w:bookmarkStart w:id="41" w:name="un-espectro-de-pca-146"/>
     <w:p>
       <w:pPr>
         <w:pStyle w:val="Heading2"/>
@@ -11999,9 +13408,1070 @@
         <w:t xml:space="preserve">ella.</w:t>
       </w:r>
     </w:p>
-    <w:bookmarkEnd w:id="40"/>
     <w:bookmarkEnd w:id="41"/>
-    <w:bookmarkStart w:id="42" w:name="discusión"/>
+    <w:bookmarkStart w:id="45" w:name="X2f8ad1e28e47306cdce73cd5bfebe6610b825da"/>
+    <w:p>
+      <w:pPr>
+        <w:pStyle w:val="Heading2"/>
+      </w:pPr>
+      <w:r>
+        <w:rPr>
+          <w:rFonts w:ascii="Times New Roman" w:hAnsi="Times New Roman"/>
+        </w:rPr>
+        <w:t xml:space="preserve">Simulación hamiltoniana y caminata cuántica (§147)</w:t>
+      </w:r>
+    </w:p>
+    <w:p>
+      <w:pPr>
+        <w:pStyle w:val="CaptionedFigure"/>
+      </w:pPr>
+      <w:r>
+        <w:rPr>
+          <w:rFonts w:ascii="Times New Roman" w:hAnsi="Times New Roman"/>
+          <w:sz w:val="18"/>
+        </w:rPr>
+        <w:drawing>
+          <wp:inline>
+            <wp:extent cx="4800600" cy="1878495"/>
+            <wp:effectExtent b="0" l="0" r="0" t="0"/>
+            <wp:docPr descr="" title="" id="43" name="Picture"/>
+            <a:graphic>
+              <a:graphicData uri="http://schemas.openxmlformats.org/drawingml/2006/picture">
+                <pic:pic>
+                  <pic:nvPicPr>
+                    <pic:cNvPr descr="fig_trotter_es.png" id="44" name="Picture"/>
+                    <pic:cNvPicPr>
+                      <a:picLocks noChangeArrowheads="1" noChangeAspect="1"/>
+                    </pic:cNvPicPr>
+                  </pic:nvPicPr>
+                  <pic:blipFill>
+                    <a:blip r:embed="rId42"/>
+                    <a:stretch>
+                      <a:fillRect/>
+                    </a:stretch>
+                  </pic:blipFill>
+                  <pic:spPr bwMode="auto">
+                    <a:xfrm>
+                      <a:off x="0" y="0"/>
+                      <a:ext cx="4800600" cy="1878495"/>
+                    </a:xfrm>
+                    <a:prstGeom prst="rect">
+                      <a:avLst/>
+                    </a:prstGeom>
+                    <a:noFill/>
+                    <a:ln w="9525">
+                      <a:noFill/>
+                      <a:headEnd/>
+                      <a:tailEnd/>
+                    </a:ln>
+                  </pic:spPr>
+                </pic:pic>
+              </a:graphicData>
+            </a:graphic>
+          </wp:inline>
+        </w:drawing>
+      </w:r>
+    </w:p>
+    <w:p>
+      <w:pPr>
+        <w:pStyle w:val="ImageCaption"/>
+      </w:pPr>
+      <w:r>
+        <w:rPr>
+          <w:rFonts w:ascii="Times New Roman" w:hAnsi="Times New Roman"/>
+          <w:sz w:val="18"/>
+        </w:rPr>
+        <w:t xml:space="preserve">(a) Error de las ocupaciones simuladas en</w:t>
+      </w:r>
+      <w:r>
+        <w:rPr>
+          <w:rFonts w:ascii="Times New Roman" w:hAnsi="Times New Roman"/>
+          <w:sz w:val="18"/>
+        </w:rPr>
+        <w:t xml:space="preserve"> </w:t>
+      </w:r>
+      <m:oMath>
+        <m:r>
+          <m:t>T</m:t>
+        </m:r>
+        <m:r>
+          <m:rPr>
+            <m:sty m:val="p"/>
+          </m:rPr>
+          <m:t>=</m:t>
+        </m:r>
+        <m:r>
+          <m:t>3</m:t>
+        </m:r>
+      </m:oMath>
+      <w:r>
+        <w:rPr>
+          <w:rFonts w:ascii="Times New Roman" w:hAnsi="Times New Roman"/>
+          <w:sz w:val="18"/>
+        </w:rPr>
+        <w:t xml:space="preserve"> </w:t>
+      </w:r>
+      <w:r>
+        <w:rPr>
+          <w:rFonts w:ascii="Times New Roman" w:hAnsi="Times New Roman"/>
+          <w:sz w:val="18"/>
+        </w:rPr>
+        <w:t xml:space="preserve">según el número de pasos de Trotter (cinco qubits,</w:t>
+      </w:r>
+      <w:r>
+        <w:rPr>
+          <w:rFonts w:ascii="Times New Roman" w:hAnsi="Times New Roman"/>
+          <w:sz w:val="18"/>
+        </w:rPr>
+        <w:t xml:space="preserve"> </w:t>
+      </w:r>
+      <w:r>
+        <w:rPr>
+          <w:rFonts w:ascii="Times New Roman" w:hAnsi="Times New Roman"/>
+          <w:sz w:val="18"/>
+        </w:rPr>
+        <w:t xml:space="preserve">campos aleatorios): más pasos bajan el error de Trotter (punteado) y agregan ruido; el filtro mantiene el</w:t>
+      </w:r>
+      <w:r>
+        <w:rPr>
+          <w:rFonts w:ascii="Times New Roman" w:hAnsi="Times New Roman"/>
+          <w:sz w:val="18"/>
+        </w:rPr>
+        <w:t xml:space="preserve"> </w:t>
+      </w:r>
+      <w:r>
+        <w:rPr>
+          <w:rFonts w:ascii="Times New Roman" w:hAnsi="Times New Roman"/>
+          <w:sz w:val="18"/>
+        </w:rPr>
+        <w:t xml:space="preserve">error en descenso hasta circuitos más profundos. (b) Dispersión de una caminata cuántica en siete qubits: los</w:t>
+      </w:r>
+      <w:r>
+        <w:rPr>
+          <w:rFonts w:ascii="Times New Roman" w:hAnsi="Times New Roman"/>
+          <w:sz w:val="18"/>
+        </w:rPr>
+        <w:t xml:space="preserve"> </w:t>
+      </w:r>
+      <w:r>
+        <w:rPr>
+          <w:rFonts w:ascii="Times New Roman" w:hAnsi="Times New Roman"/>
+          <w:sz w:val="18"/>
+        </w:rPr>
+        <w:t xml:space="preserve">datos crudos siguen una caminata clásica; los filtrados siguen la caminata cuántica exacta. Medianas sobre</w:t>
+      </w:r>
+      <w:r>
+        <w:rPr>
+          <w:rFonts w:ascii="Times New Roman" w:hAnsi="Times New Roman"/>
+          <w:sz w:val="18"/>
+        </w:rPr>
+        <w:t xml:space="preserve"> </w:t>
+      </w:r>
+      <w:r>
+        <w:rPr>
+          <w:rFonts w:ascii="Times New Roman" w:hAnsi="Times New Roman"/>
+          <w:sz w:val="18"/>
+        </w:rPr>
+        <w:t xml:space="preserve">veintiún modelos de ruido de dispositivos, 4000 disparos.</w:t>
+      </w:r>
+    </w:p>
+    <w:p>
+      <w:pPr>
+        <w:pStyle w:val="BodyText"/>
+      </w:pPr>
+      <w:r>
+        <w:rPr>
+          <w:rFonts w:ascii="Times New Roman" w:hAnsi="Times New Roman"/>
+        </w:rPr>
+        <w:t xml:space="preserve">Parte A:</w:t>
+      </w:r>
+      <w:r>
+        <w:rPr>
+          <w:rFonts w:ascii="Times New Roman" w:hAnsi="Times New Roman"/>
+        </w:rPr>
+        <w:t xml:space="preserve"> </w:t>
+      </w:r>
+      <m:oMath>
+        <m:r>
+          <m:t>n</m:t>
+        </m:r>
+        <m:r>
+          <m:rPr>
+            <m:sty m:val="p"/>
+          </m:rPr>
+          <m:t>=</m:t>
+        </m:r>
+        <m:r>
+          <m:t>5</m:t>
+        </m:r>
+      </m:oMath>
+      <w:r>
+        <w:rPr>
+          <w:rFonts w:ascii="Times New Roman" w:hAnsi="Times New Roman"/>
+        </w:rPr>
+        <w:t xml:space="preserve">,</w:t>
+      </w:r>
+      <w:r>
+        <w:rPr>
+          <w:rFonts w:ascii="Times New Roman" w:hAnsi="Times New Roman"/>
+        </w:rPr>
+        <w:t xml:space="preserve"> </w:t>
+      </w:r>
+      <m:oMath>
+        <m:r>
+          <m:t>J</m:t>
+        </m:r>
+        <m:r>
+          <m:rPr>
+            <m:sty m:val="p"/>
+          </m:rPr>
+          <m:t>=</m:t>
+        </m:r>
+        <m:r>
+          <m:t>1</m:t>
+        </m:r>
+      </m:oMath>
+      <w:r>
+        <w:rPr>
+          <w:rFonts w:ascii="Times New Roman" w:hAnsi="Times New Roman"/>
+        </w:rPr>
+        <w:t xml:space="preserve">,</w:t>
+      </w:r>
+      <w:r>
+        <w:rPr>
+          <w:rFonts w:ascii="Times New Roman" w:hAnsi="Times New Roman"/>
+        </w:rPr>
+        <w:t xml:space="preserve"> </w:t>
+      </w:r>
+      <m:oMath>
+        <m:sSub>
+          <m:e>
+            <m:r>
+              <m:t>h</m:t>
+            </m:r>
+          </m:e>
+          <m:sub>
+            <m:r>
+              <m:t>k</m:t>
+            </m:r>
+          </m:sub>
+        </m:sSub>
+      </m:oMath>
+      <w:r>
+        <w:rPr>
+          <w:rFonts w:ascii="Times New Roman" w:hAnsi="Times New Roman"/>
+        </w:rPr>
+        <w:t xml:space="preserve"> </w:t>
+      </w:r>
+      <w:r>
+        <w:rPr>
+          <w:rFonts w:ascii="Times New Roman" w:hAnsi="Times New Roman"/>
+        </w:rPr>
+        <w:t xml:space="preserve">uniforme en</w:t>
+      </w:r>
+      <w:r>
+        <w:rPr>
+          <w:rFonts w:ascii="Times New Roman" w:hAnsi="Times New Roman"/>
+        </w:rPr>
+        <w:t xml:space="preserve"> </w:t>
+      </w:r>
+      <m:oMath>
+        <m:d>
+          <m:dPr>
+            <m:begChr m:val="["/>
+            <m:endChr m:val="]"/>
+            <m:sepChr m:val=""/>
+            <m:grow/>
+          </m:dPr>
+          <m:e>
+            <m:r>
+              <m:rPr>
+                <m:sty m:val="p"/>
+              </m:rPr>
+              <m:t>−</m:t>
+            </m:r>
+            <m:r>
+              <m:t>1</m:t>
+            </m:r>
+            <m:r>
+              <m:rPr>
+                <m:sty m:val="p"/>
+              </m:rPr>
+              <m:t>,</m:t>
+            </m:r>
+            <m:r>
+              <m:t>1</m:t>
+            </m:r>
+          </m:e>
+        </m:d>
+      </m:oMath>
+      <w:r>
+        <w:rPr>
+          <w:rFonts w:ascii="Times New Roman" w:hAnsi="Times New Roman"/>
+        </w:rPr>
+        <w:t xml:space="preserve">,</w:t>
+      </w:r>
+      <w:r>
+        <w:rPr>
+          <w:rFonts w:ascii="Times New Roman" w:hAnsi="Times New Roman"/>
+        </w:rPr>
+        <w:t xml:space="preserve"> </w:t>
+      </w:r>
+      <m:oMath>
+        <m:r>
+          <m:t>T</m:t>
+        </m:r>
+        <m:r>
+          <m:rPr>
+            <m:sty m:val="p"/>
+          </m:rPr>
+          <m:t>=</m:t>
+        </m:r>
+        <m:r>
+          <m:t>3</m:t>
+        </m:r>
+      </m:oMath>
+      <w:r>
+        <w:rPr>
+          <w:rFonts w:ascii="Times New Roman" w:hAnsi="Times New Roman"/>
+        </w:rPr>
+        <w:t xml:space="preserve">,</w:t>
+      </w:r>
+      <w:r>
+        <w:rPr>
+          <w:rFonts w:ascii="Times New Roman" w:hAnsi="Times New Roman"/>
+        </w:rPr>
+        <w:t xml:space="preserve"> </w:t>
+      </w:r>
+      <m:oMath>
+        <m:r>
+          <m:t>r</m:t>
+        </m:r>
+        <m:r>
+          <m:rPr>
+            <m:sty m:val="p"/>
+          </m:rPr>
+          <m:t>∈</m:t>
+        </m:r>
+        <m:r>
+          <m:rPr>
+            <m:sty m:val="p"/>
+          </m:rPr>
+          <m:t>{</m:t>
+        </m:r>
+        <m:r>
+          <m:t>1</m:t>
+        </m:r>
+        <m:r>
+          <m:rPr>
+            <m:sty m:val="p"/>
+          </m:rPr>
+          <m:t>,</m:t>
+        </m:r>
+        <m:r>
+          <m:t>2</m:t>
+        </m:r>
+        <m:r>
+          <m:rPr>
+            <m:sty m:val="p"/>
+          </m:rPr>
+          <m:t>,</m:t>
+        </m:r>
+        <m:r>
+          <m:t>3</m:t>
+        </m:r>
+        <m:r>
+          <m:rPr>
+            <m:sty m:val="p"/>
+          </m:rPr>
+          <m:t>,</m:t>
+        </m:r>
+        <m:r>
+          <m:t>4</m:t>
+        </m:r>
+        <m:r>
+          <m:rPr>
+            <m:sty m:val="p"/>
+          </m:rPr>
+          <m:t>,</m:t>
+        </m:r>
+        <m:r>
+          <m:t>6</m:t>
+        </m:r>
+        <m:r>
+          <m:rPr>
+            <m:sty m:val="p"/>
+          </m:rPr>
+          <m:t>,</m:t>
+        </m:r>
+        <m:r>
+          <m:t>8</m:t>
+        </m:r>
+        <m:r>
+          <m:rPr>
+            <m:sty m:val="p"/>
+          </m:rPr>
+          <m:t>,</m:t>
+        </m:r>
+        <m:r>
+          <m:t>12</m:t>
+        </m:r>
+        <m:r>
+          <m:rPr>
+            <m:sty m:val="p"/>
+          </m:rPr>
+          <m:t>}</m:t>
+        </m:r>
+      </m:oMath>
+      <w:r>
+        <w:rPr>
+          <w:rFonts w:ascii="Times New Roman" w:hAnsi="Times New Roman"/>
+        </w:rPr>
+        <w:t xml:space="preserve"> </w:t>
+      </w:r>
+      <w:r>
+        <w:rPr>
+          <w:rFonts w:ascii="Times New Roman" w:hAnsi="Times New Roman"/>
+        </w:rPr>
+        <w:t xml:space="preserve">(hasta 96 compuertas</w:t>
+      </w:r>
+      <w:r>
+        <w:rPr>
+          <w:rFonts w:ascii="Times New Roman" w:hAnsi="Times New Roman"/>
+        </w:rPr>
+        <w:t xml:space="preserve"> </w:t>
+      </w:r>
+      <w:r>
+        <w:rPr>
+          <w:rFonts w:ascii="Times New Roman" w:hAnsi="Times New Roman"/>
+        </w:rPr>
+        <w:t xml:space="preserve">nativas de dos qubits). Sin ruido el error de Trotter baja de 0</w:t>
+      </w:r>
+      <w:r>
+        <w:rPr>
+          <w:rFonts w:ascii="Times New Roman" w:hAnsi="Times New Roman"/>
+        </w:rPr>
+        <w:t xml:space="preserve">,</w:t>
+      </w:r>
+      <w:r>
+        <w:rPr>
+          <w:rFonts w:ascii="Times New Roman" w:hAnsi="Times New Roman"/>
+        </w:rPr>
+        <w:t xml:space="preserve">38 a 0</w:t>
+      </w:r>
+      <w:r>
+        <w:rPr>
+          <w:rFonts w:ascii="Times New Roman" w:hAnsi="Times New Roman"/>
+        </w:rPr>
+        <w:t xml:space="preserve">,</w:t>
+      </w:r>
+      <w:r>
+        <w:rPr>
+          <w:rFonts w:ascii="Times New Roman" w:hAnsi="Times New Roman"/>
+        </w:rPr>
+        <w:t xml:space="preserve">033; en un dispositivo tiene un</w:t>
+      </w:r>
+      <w:r>
+        <w:rPr>
+          <w:rFonts w:ascii="Times New Roman" w:hAnsi="Times New Roman"/>
+        </w:rPr>
+        <w:t xml:space="preserve"> </w:t>
+      </w:r>
+      <w:r>
+        <w:rPr>
+          <w:rFonts w:ascii="Times New Roman" w:hAnsi="Times New Roman"/>
+        </w:rPr>
+        <w:t xml:space="preserve">mínimo en algún</w:t>
+      </w:r>
+      <w:r>
+        <w:rPr>
+          <w:rFonts w:ascii="Times New Roman" w:hAnsi="Times New Roman"/>
+        </w:rPr>
+        <w:t xml:space="preserve"> </w:t>
+      </w:r>
+      <m:oMath>
+        <m:sSup>
+          <m:e>
+            <m:r>
+              <m:t>r</m:t>
+            </m:r>
+          </m:e>
+          <m:sup>
+            <m:r>
+              <m:rPr>
+                <m:sty m:val="p"/>
+              </m:rPr>
+              <m:t>*</m:t>
+            </m:r>
+          </m:sup>
+        </m:sSup>
+      </m:oMath>
+      <w:r>
+        <w:rPr>
+          <w:rFonts w:ascii="Times New Roman" w:hAnsi="Times New Roman"/>
+        </w:rPr>
+        <w:t xml:space="preserve">. Las tres predicciones se cumplieron (Figura </w:t>
+      </w:r>
+      <w:hyperlink w:anchor="fig:trotter">
+        <w:r>
+          <w:rPr>
+            <w:rStyle w:val="Hyperlink"/>
+          </w:rPr>
+          <w:t xml:space="preserve">2</w:t>
+        </w:r>
+      </w:hyperlink>
+      <w:r>
+        <w:rPr>
+          <w:rFonts w:ascii="Times New Roman" w:hAnsi="Times New Roman"/>
+        </w:rPr>
+        <w:t xml:space="preserve">a): con filtro + lectura</w:t>
+      </w:r>
+      <w:r>
+        <w:rPr>
+          <w:rFonts w:ascii="Times New Roman" w:hAnsi="Times New Roman"/>
+        </w:rPr>
+        <w:t xml:space="preserve"> </w:t>
+      </w:r>
+      <w:r>
+        <w:rPr>
+          <w:rFonts w:ascii="Times New Roman" w:hAnsi="Times New Roman"/>
+        </w:rPr>
+        <w:t xml:space="preserve">el mejor error es menor que el mejor error crudo en los veintiún dispositivos (1</w:t>
+      </w:r>
+      <w:r>
+        <w:rPr>
+          <w:rFonts w:ascii="Times New Roman" w:hAnsi="Times New Roman"/>
+        </w:rPr>
+        <w:t xml:space="preserve">,</w:t>
+      </w:r>
+      <w:r>
+        <w:rPr>
+          <w:rFonts w:ascii="Times New Roman" w:hAnsi="Times New Roman"/>
+        </w:rPr>
+        <w:t xml:space="preserve">6–2</w:t>
+      </w:r>
+      <w:r>
+        <w:rPr>
+          <w:rFonts w:ascii="Times New Roman" w:hAnsi="Times New Roman"/>
+        </w:rPr>
+        <w:t xml:space="preserve">,</w:t>
+      </w:r>
+      <w:r>
+        <w:rPr>
+          <w:rFonts w:ascii="Times New Roman" w:hAnsi="Times New Roman"/>
+        </w:rPr>
+        <w:t xml:space="preserve">8 veces, mediana</w:t>
+      </w:r>
+      <w:r>
+        <w:rPr>
+          <w:rFonts w:ascii="Times New Roman" w:hAnsi="Times New Roman"/>
+        </w:rPr>
+        <w:t xml:space="preserve"> </w:t>
+      </w:r>
+      <w:r>
+        <w:rPr>
+          <w:rFonts w:ascii="Times New Roman" w:hAnsi="Times New Roman"/>
+        </w:rPr>
+        <w:t xml:space="preserve">2</w:t>
+      </w:r>
+      <w:r>
+        <w:rPr>
+          <w:rFonts w:ascii="Times New Roman" w:hAnsi="Times New Roman"/>
+        </w:rPr>
+        <w:t xml:space="preserve">,</w:t>
+      </w:r>
+      <w:r>
+        <w:rPr>
+          <w:rFonts w:ascii="Times New Roman" w:hAnsi="Times New Roman"/>
+        </w:rPr>
+        <w:t xml:space="preserve">0),</w:t>
+      </w:r>
+      <w:r>
+        <w:rPr>
+          <w:rFonts w:ascii="Times New Roman" w:hAnsi="Times New Roman"/>
+        </w:rPr>
+        <w:t xml:space="preserve"> </w:t>
+      </w:r>
+      <m:oMath>
+        <m:sSup>
+          <m:e>
+            <m:r>
+              <m:t>r</m:t>
+            </m:r>
+          </m:e>
+          <m:sup>
+            <m:r>
+              <m:rPr>
+                <m:sty m:val="p"/>
+              </m:rPr>
+              <m:t>*</m:t>
+            </m:r>
+          </m:sup>
+        </m:sSup>
+      </m:oMath>
+      <w:r>
+        <w:rPr>
+          <w:rFonts w:ascii="Times New Roman" w:hAnsi="Times New Roman"/>
+        </w:rPr>
+        <w:t xml:space="preserve"> </w:t>
+      </w:r>
+      <w:r>
+        <w:rPr>
+          <w:rFonts w:ascii="Times New Roman" w:hAnsi="Times New Roman"/>
+        </w:rPr>
+        <w:t xml:space="preserve">nunca es menor y es mayor en 16 de 21 (mediana 12 contra 8). En once dispositivos</w:t>
+      </w:r>
+      <w:r>
+        <w:rPr>
+          <w:rFonts w:ascii="Times New Roman" w:hAnsi="Times New Roman"/>
+        </w:rPr>
+        <w:t xml:space="preserve"> </w:t>
+      </w:r>
+      <m:oMath>
+        <m:sSup>
+          <m:e>
+            <m:r>
+              <m:t>r</m:t>
+            </m:r>
+          </m:e>
+          <m:sup>
+            <m:r>
+              <m:rPr>
+                <m:sty m:val="p"/>
+              </m:rPr>
+              <m:t>*</m:t>
+            </m:r>
+          </m:sup>
+        </m:sSup>
+        <m:r>
+          <m:rPr>
+            <m:sty m:val="p"/>
+          </m:rPr>
+          <m:t>=</m:t>
+        </m:r>
+        <m:r>
+          <m:t>12</m:t>
+        </m:r>
+      </m:oMath>
+      <w:r>
+        <w:rPr>
+          <w:rFonts w:ascii="Times New Roman" w:hAnsi="Times New Roman"/>
+        </w:rPr>
+        <w:t xml:space="preserve">, el</w:t>
+      </w:r>
+      <w:r>
+        <w:rPr>
+          <w:rFonts w:ascii="Times New Roman" w:hAnsi="Times New Roman"/>
+        </w:rPr>
+        <w:t xml:space="preserve"> </w:t>
+      </w:r>
+      <w:r>
+        <w:rPr>
+          <w:rFonts w:ascii="Times New Roman" w:hAnsi="Times New Roman"/>
+        </w:rPr>
+        <w:t xml:space="preserve">más profundo probado, así que el corrimiento es una cota inferior. Parte B:</w:t>
+      </w:r>
+      <w:r>
+        <w:rPr>
+          <w:rFonts w:ascii="Times New Roman" w:hAnsi="Times New Roman"/>
+        </w:rPr>
+        <w:t xml:space="preserve"> </w:t>
+      </w:r>
+      <m:oMath>
+        <m:r>
+          <m:t>h</m:t>
+        </m:r>
+        <m:r>
+          <m:rPr>
+            <m:sty m:val="p"/>
+          </m:rPr>
+          <m:t>=</m:t>
+        </m:r>
+        <m:r>
+          <m:t>0</m:t>
+        </m:r>
+      </m:oMath>
+      <w:r>
+        <w:rPr>
+          <w:rFonts w:ascii="Times New Roman" w:hAnsi="Times New Roman"/>
+        </w:rPr>
+        <w:t xml:space="preserve">,</w:t>
+      </w:r>
+      <w:r>
+        <w:rPr>
+          <w:rFonts w:ascii="Times New Roman" w:hAnsi="Times New Roman"/>
+        </w:rPr>
+        <w:t xml:space="preserve"> </w:t>
+      </w:r>
+      <m:oMath>
+        <m:r>
+          <m:t>n</m:t>
+        </m:r>
+        <m:r>
+          <m:rPr>
+            <m:sty m:val="p"/>
+          </m:rPr>
+          <m:t>=</m:t>
+        </m:r>
+        <m:r>
+          <m:t>7</m:t>
+        </m:r>
+      </m:oMath>
+      <w:r>
+        <w:rPr>
+          <w:rFonts w:ascii="Times New Roman" w:hAnsi="Times New Roman"/>
+        </w:rPr>
+        <w:t xml:space="preserve">, el caminante en el</w:t>
+      </w:r>
+      <w:r>
+        <w:rPr>
+          <w:rFonts w:ascii="Times New Roman" w:hAnsi="Times New Roman"/>
+        </w:rPr>
+        <w:t xml:space="preserve"> </w:t>
+      </w:r>
+      <w:r>
+        <w:rPr>
+          <w:rFonts w:ascii="Times New Roman" w:hAnsi="Times New Roman"/>
+        </w:rPr>
+        <w:t xml:space="preserve">qubit central,</w:t>
+      </w:r>
+      <w:r>
+        <w:rPr>
+          <w:rFonts w:ascii="Times New Roman" w:hAnsi="Times New Roman"/>
+        </w:rPr>
+        <w:t xml:space="preserve"> </w:t>
+      </w:r>
+      <m:oMath>
+        <m:r>
+          <m:t>t</m:t>
+        </m:r>
+        <m:r>
+          <m:rPr>
+            <m:sty m:val="p"/>
+          </m:rPr>
+          <m:t>∈</m:t>
+        </m:r>
+        <m:r>
+          <m:rPr>
+            <m:sty m:val="p"/>
+          </m:rPr>
+          <m:t>{</m:t>
+        </m:r>
+        <m:r>
+          <m:t>0</m:t>
+        </m:r>
+        <m:r>
+          <m:rPr>
+            <m:sty m:val="p"/>
+          </m:rPr>
+          <m:t>,</m:t>
+        </m:r>
+        <m:r>
+          <m:t>4</m:t>
+        </m:r>
+        <m:r>
+          <m:rPr>
+            <m:sty m:val="p"/>
+          </m:rPr>
+          <m:t>;</m:t>
+        </m:r>
+        <m:r>
+          <m:t>0</m:t>
+        </m:r>
+        <m:r>
+          <m:rPr>
+            <m:sty m:val="p"/>
+          </m:rPr>
+          <m:t>,</m:t>
+        </m:r>
+        <m:r>
+          <m:t>8</m:t>
+        </m:r>
+        <m:r>
+          <m:rPr>
+            <m:sty m:val="p"/>
+          </m:rPr>
+          <m:t>;</m:t>
+        </m:r>
+        <m:r>
+          <m:t>1</m:t>
+        </m:r>
+        <m:r>
+          <m:rPr>
+            <m:sty m:val="p"/>
+          </m:rPr>
+          <m:t>,</m:t>
+        </m:r>
+        <m:r>
+          <m:t>2</m:t>
+        </m:r>
+        <m:r>
+          <m:rPr>
+            <m:sty m:val="p"/>
+          </m:rPr>
+          <m:t>;</m:t>
+        </m:r>
+        <m:r>
+          <m:t>1</m:t>
+        </m:r>
+        <m:r>
+          <m:rPr>
+            <m:sty m:val="p"/>
+          </m:rPr>
+          <m:t>,</m:t>
+        </m:r>
+        <m:r>
+          <m:t>6</m:t>
+        </m:r>
+        <m:r>
+          <m:rPr>
+            <m:sty m:val="p"/>
+          </m:rPr>
+          <m:t>}</m:t>
+        </m:r>
+      </m:oMath>
+      <w:r>
+        <w:rPr>
+          <w:rFonts w:ascii="Times New Roman" w:hAnsi="Times New Roman"/>
+        </w:rPr>
+        <w:t xml:space="preserve"> </w:t>
+      </w:r>
+      <w:r>
+        <w:rPr>
+          <w:rFonts w:ascii="Times New Roman" w:hAnsi="Times New Roman"/>
+        </w:rPr>
+        <w:t xml:space="preserve">con paso de Trotter 0</w:t>
+      </w:r>
+      <w:r>
+        <w:rPr>
+          <w:rFonts w:ascii="Times New Roman" w:hAnsi="Times New Roman"/>
+        </w:rPr>
+        <w:t xml:space="preserve">,</w:t>
+      </w:r>
+      <w:r>
+        <w:rPr>
+          <w:rFonts w:ascii="Times New Roman" w:hAnsi="Times New Roman"/>
+        </w:rPr>
+        <w:t xml:space="preserve">2; la dispersión exacta crece con</w:t>
+      </w:r>
+      <w:r>
+        <w:rPr>
+          <w:rFonts w:ascii="Times New Roman" w:hAnsi="Times New Roman"/>
+        </w:rPr>
+        <w:t xml:space="preserve"> </w:t>
+      </w:r>
+      <w:r>
+        <w:rPr>
+          <w:rFonts w:ascii="Times New Roman" w:hAnsi="Times New Roman"/>
+        </w:rPr>
+        <w:t xml:space="preserve">exponente 1</w:t>
+      </w:r>
+      <w:r>
+        <w:rPr>
+          <w:rFonts w:ascii="Times New Roman" w:hAnsi="Times New Roman"/>
+        </w:rPr>
+        <w:t xml:space="preserve">,</w:t>
+      </w:r>
+      <w:r>
+        <w:rPr>
+          <w:rFonts w:ascii="Times New Roman" w:hAnsi="Times New Roman"/>
+        </w:rPr>
+        <w:t xml:space="preserve">94 y una caminata clásica con la misma tasa con 0</w:t>
+      </w:r>
+      <w:r>
+        <w:rPr>
+          <w:rFonts w:ascii="Times New Roman" w:hAnsi="Times New Roman"/>
+        </w:rPr>
+        <w:t xml:space="preserve">,</w:t>
+      </w:r>
+      <w:r>
+        <w:rPr>
+          <w:rFonts w:ascii="Times New Roman" w:hAnsi="Times New Roman"/>
+        </w:rPr>
+        <w:t xml:space="preserve">85. Los datos crudos dan un exponente</w:t>
+      </w:r>
+      <w:r>
+        <w:rPr>
+          <w:rFonts w:ascii="Times New Roman" w:hAnsi="Times New Roman"/>
+        </w:rPr>
+        <w:t xml:space="preserve"> </w:t>
+      </w:r>
+      <w:r>
+        <w:rPr>
+          <w:rFonts w:ascii="Times New Roman" w:hAnsi="Times New Roman"/>
+        </w:rPr>
+        <w:t xml:space="preserve">mediano de 0</w:t>
+      </w:r>
+      <w:r>
+        <w:rPr>
+          <w:rFonts w:ascii="Times New Roman" w:hAnsi="Times New Roman"/>
+        </w:rPr>
+        <w:t xml:space="preserve">,</w:t>
+      </w:r>
+      <w:r>
+        <w:rPr>
+          <w:rFonts w:ascii="Times New Roman" w:hAnsi="Times New Roman"/>
+        </w:rPr>
+        <w:t xml:space="preserve">87: el ruido dispersa al caminante desde el principio y la caminata parece clásica</w:t>
+      </w:r>
+      <w:r>
+        <w:rPr>
+          <w:rFonts w:ascii="Times New Roman" w:hAnsi="Times New Roman"/>
+        </w:rPr>
+        <w:t xml:space="preserve"> </w:t>
+      </w:r>
+      <w:r>
+        <w:rPr>
+          <w:rFonts w:ascii="Times New Roman" w:hAnsi="Times New Roman"/>
+        </w:rPr>
+        <w:t xml:space="preserve">(Figura </w:t>
+      </w:r>
+      <w:hyperlink w:anchor="fig:trotter">
+        <w:r>
+          <w:rPr>
+            <w:rStyle w:val="Hyperlink"/>
+          </w:rPr>
+          <w:t xml:space="preserve">2</w:t>
+        </w:r>
+      </w:hyperlink>
+      <w:r>
+        <w:rPr>
+          <w:rFonts w:ascii="Times New Roman" w:hAnsi="Times New Roman"/>
+        </w:rPr>
+        <w:t xml:space="preserve">b). Con filtro + lectura el exponente mediano es 1</w:t>
+      </w:r>
+      <w:r>
+        <w:rPr>
+          <w:rFonts w:ascii="Times New Roman" w:hAnsi="Times New Roman"/>
+        </w:rPr>
+        <w:t xml:space="preserve">,</w:t>
+      </w:r>
+      <w:r>
+        <w:rPr>
+          <w:rFonts w:ascii="Times New Roman" w:hAnsi="Times New Roman"/>
+        </w:rPr>
+        <w:t xml:space="preserve">84, el crudo es menor en 20 de 21</w:t>
+      </w:r>
+      <w:r>
+        <w:rPr>
+          <w:rFonts w:ascii="Times New Roman" w:hAnsi="Times New Roman"/>
+        </w:rPr>
+        <w:t xml:space="preserve"> </w:t>
+      </w:r>
+      <w:r>
+        <w:rPr>
+          <w:rFonts w:ascii="Times New Roman" w:hAnsi="Times New Roman"/>
+        </w:rPr>
+        <w:t xml:space="preserve">(cumplida) y</w:t>
+      </w:r>
+      <w:r>
+        <w:rPr>
+          <w:rFonts w:ascii="Times New Roman" w:hAnsi="Times New Roman"/>
+        </w:rPr>
+        <w:t xml:space="preserve"> </w:t>
+      </w:r>
+      <m:oMath>
+        <m:sSup>
+          <m:e>
+            <m:r>
+              <m:t>σ</m:t>
+            </m:r>
+          </m:e>
+          <m:sup>
+            <m:r>
+              <m:t>2</m:t>
+            </m:r>
+          </m:sup>
+        </m:sSup>
+      </m:oMath>
+      <w:r>
+        <w:rPr>
+          <w:rFonts w:ascii="Times New Roman" w:hAnsi="Times New Roman"/>
+        </w:rPr>
+        <w:t xml:space="preserve"> </w:t>
+      </w:r>
+      <w:r>
+        <w:rPr>
+          <w:rFonts w:ascii="Times New Roman" w:hAnsi="Times New Roman"/>
+        </w:rPr>
+        <w:t xml:space="preserve">queda dentro del 20% del valor exacto en los cuatro tiempos en 15 de 21 (crudo:</w:t>
+      </w:r>
+      <w:r>
+        <w:rPr>
+          <w:rFonts w:ascii="Times New Roman" w:hAnsi="Times New Roman"/>
+        </w:rPr>
+        <w:t xml:space="preserve"> </w:t>
+      </w:r>
+      <w:r>
+        <w:rPr>
+          <w:rFonts w:ascii="Times New Roman" w:hAnsi="Times New Roman"/>
+        </w:rPr>
+        <w:t xml:space="preserve">ninguno; cumplida). El exponente llegó a 1</w:t>
+      </w:r>
+      <w:r>
+        <w:rPr>
+          <w:rFonts w:ascii="Times New Roman" w:hAnsi="Times New Roman"/>
+        </w:rPr>
+        <w:t xml:space="preserve">,</w:t>
+      </w:r>
+      <w:r>
+        <w:rPr>
+          <w:rFonts w:ascii="Times New Roman" w:hAnsi="Times New Roman"/>
+        </w:rPr>
+        <w:t xml:space="preserve">5 en 16 dispositivos, no en los 18 predichos (fallida): los cuatro</w:t>
+      </w:r>
+      <w:r>
+        <w:rPr>
+          <w:rFonts w:ascii="Times New Roman" w:hAnsi="Times New Roman"/>
+        </w:rPr>
+        <w:t xml:space="preserve"> </w:t>
+      </w:r>
+      <w:r>
+        <w:rPr>
+          <w:rFonts w:ascii="Times New Roman" w:hAnsi="Times New Roman"/>
+        </w:rPr>
+        <w:t xml:space="preserve">más ruidosos después de FakeKyoto dan 1</w:t>
+      </w:r>
+      <w:r>
+        <w:rPr>
+          <w:rFonts w:ascii="Times New Roman" w:hAnsi="Times New Roman"/>
+        </w:rPr>
+        <w:t xml:space="preserve">,</w:t>
+      </w:r>
+      <w:r>
+        <w:rPr>
+          <w:rFonts w:ascii="Times New Roman" w:hAnsi="Times New Roman"/>
+        </w:rPr>
+        <w:t xml:space="preserve">26–1</w:t>
+      </w:r>
+      <w:r>
+        <w:rPr>
+          <w:rFonts w:ascii="Times New Roman" w:hAnsi="Times New Roman"/>
+        </w:rPr>
+        <w:t xml:space="preserve">,</w:t>
+      </w:r>
+      <w:r>
+        <w:rPr>
+          <w:rFonts w:ascii="Times New Roman" w:hAnsi="Times New Roman"/>
+        </w:rPr>
+        <w:t xml:space="preserve">38, y en FakeKyoto (15% de disparos conservados con 96</w:t>
+      </w:r>
+      <w:r>
+        <w:rPr>
+          <w:rFonts w:ascii="Times New Roman" w:hAnsi="Times New Roman"/>
+        </w:rPr>
+        <w:t xml:space="preserve"> </w:t>
+      </w:r>
+      <w:r>
+        <w:rPr>
+          <w:rFonts w:ascii="Times New Roman" w:hAnsi="Times New Roman"/>
+        </w:rPr>
+        <w:t xml:space="preserve">compuertas) la caminata se pierde.</w:t>
+      </w:r>
+    </w:p>
+    <w:bookmarkEnd w:id="45"/>
+    <w:bookmarkEnd w:id="46"/>
+    <w:bookmarkStart w:id="47" w:name="discusión"/>
     <w:p>
       <w:pPr>
         <w:pStyle w:val="Heading1"/>
@@ -12175,19 +14645,31 @@
         <w:rPr>
           <w:rFonts w:ascii="Times New Roman" w:hAnsi="Times New Roman"/>
         </w:rPr>
-        <w:t xml:space="preserve">6 veces). Nueve de las veintisiete predicciones</w:t>
-      </w:r>
-      <w:r>
-        <w:rPr>
-          <w:rFonts w:ascii="Times New Roman" w:hAnsi="Times New Roman"/>
-        </w:rPr>
-        <w:t xml:space="preserve"> </w:t>
-      </w:r>
-      <w:r>
-        <w:rPr>
-          <w:rFonts w:ascii="Times New Roman" w:hAnsi="Times New Roman"/>
-        </w:rPr>
-        <w:t xml:space="preserve">fallaron tal como</w:t>
+        <w:t xml:space="preserve">6 veces), y también la dinámica: el filtro permite que una simulación de Trotter use más</w:t>
+      </w:r>
+      <w:r>
+        <w:rPr>
+          <w:rFonts w:ascii="Times New Roman" w:hAnsi="Times New Roman"/>
+        </w:rPr>
+        <w:t xml:space="preserve"> </w:t>
+      </w:r>
+      <w:r>
+        <w:rPr>
+          <w:rFonts w:ascii="Times New Roman" w:hAnsi="Times New Roman"/>
+        </w:rPr>
+        <w:t xml:space="preserve">pasos y hace visible la dispersión balística de una caminata cuántica donde los datos crudos parecen</w:t>
+      </w:r>
+      <w:r>
+        <w:rPr>
+          <w:rFonts w:ascii="Times New Roman" w:hAnsi="Times New Roman"/>
+        </w:rPr>
+        <w:t xml:space="preserve"> </w:t>
+      </w:r>
+      <w:r>
+        <w:rPr>
+          <w:rFonts w:ascii="Times New Roman" w:hAnsi="Times New Roman"/>
+        </w:rPr>
+        <w:t xml:space="preserve">clásicos. Diez de las treinta y tres predicciones fallaron tal como</w:t>
       </w:r>
       <w:r>
         <w:rPr>
@@ -12250,8 +14732,8 @@
         <w:t xml:space="preserve">entre qubits ni deriva. El paso siguiente es una corrida en hardware.</w:t>
       </w:r>
     </w:p>
-    <w:bookmarkEnd w:id="42"/>
-    <w:bookmarkStart w:id="66" w:name="disponibilidad-de-código-y-datos"/>
+    <w:bookmarkEnd w:id="47"/>
+    <w:bookmarkStart w:id="75" w:name="disponibilidad-de-código-y-datos"/>
     <w:p>
       <w:pPr>
         <w:pStyle w:val="Heading1"/>
@@ -12283,15 +14765,15 @@
         <w:rPr>
           <w:rFonts w:ascii="Times New Roman" w:hAnsi="Times New Roman"/>
         </w:rPr>
-        <w:t xml:space="preserve">funciones de §146 están en el repositorio y en la próxima versión):</w:t>
-      </w:r>
-      <w:r>
-        <w:rPr>
-          <w:rFonts w:ascii="Times New Roman" w:hAnsi="Times New Roman"/>
-        </w:rPr>
-        <w:t xml:space="preserve"> </w:t>
-      </w:r>
-      <w:hyperlink r:id="rId43">
+        <w:t xml:space="preserve">funciones de §146–§147 están en el repositorio y en la próxima versión):</w:t>
+      </w:r>
+      <w:r>
+        <w:rPr>
+          <w:rFonts w:ascii="Times New Roman" w:hAnsi="Times New Roman"/>
+        </w:rPr>
+        <w:t xml:space="preserve"> </w:t>
+      </w:r>
+      <w:hyperlink r:id="rId48">
         <w:r>
           <w:rPr>
             <w:rStyle w:val="Hyperlink"/>
@@ -12578,8 +15060,8 @@
         <w:t xml:space="preserve">]</w:t>
       </w:r>
     </w:p>
-    <w:bookmarkStart w:id="65" w:name="refs"/>
-    <w:bookmarkStart w:id="44" w:name="ref-bonetmonroig2018"/>
+    <w:bookmarkStart w:id="74" w:name="refs"/>
+    <w:bookmarkStart w:id="49" w:name="ref-bonetmonroig2018"/>
     <w:p>
       <w:pPr>
         <w:pStyle w:val="Bibliography"/>
@@ -12629,8 +15111,8 @@
         <w:t xml:space="preserve">98: 062339.</w:t>
       </w:r>
     </w:p>
-    <w:bookmarkEnd w:id="44"/>
-    <w:bookmarkStart w:id="46" w:name="ref-bravyi2021readout"/>
+    <w:bookmarkEnd w:id="49"/>
+    <w:bookmarkStart w:id="51" w:name="ref-bravyi2021readout"/>
     <w:p>
       <w:pPr>
         <w:pStyle w:val="Bibliography"/>
@@ -12685,7 +15167,7 @@
         </w:rPr>
         <w:t xml:space="preserve"> </w:t>
       </w:r>
-      <w:hyperlink r:id="rId45">
+      <w:hyperlink r:id="rId50">
         <w:r>
           <w:rPr>
             <w:rStyle w:val="Hyperlink"/>
@@ -12700,8 +15182,8 @@
         <w:t xml:space="preserve">.</w:t>
       </w:r>
     </w:p>
-    <w:bookmarkEnd w:id="46"/>
-    <w:bookmarkStart w:id="48" w:name="ref-giurgicatiron2020"/>
+    <w:bookmarkEnd w:id="51"/>
+    <w:bookmarkStart w:id="53" w:name="ref-giurgicatiron2020"/>
     <w:p>
       <w:pPr>
         <w:pStyle w:val="Bibliography"/>
@@ -12762,7 +15244,7 @@
         </w:rPr>
         <w:t xml:space="preserve"> </w:t>
       </w:r>
-      <w:hyperlink r:id="rId47">
+      <w:hyperlink r:id="rId52">
         <w:r>
           <w:rPr>
             <w:rStyle w:val="Hyperlink"/>
@@ -12777,8 +15259,8 @@
         <w:t xml:space="preserve">.</w:t>
       </w:r>
     </w:p>
-    <w:bookmarkEnd w:id="48"/>
-    <w:bookmarkStart w:id="50" w:name="ref-qiskitibmruntime"/>
+    <w:bookmarkEnd w:id="53"/>
+    <w:bookmarkStart w:id="55" w:name="ref-qiskitibmruntime"/>
     <w:p>
       <w:pPr>
         <w:pStyle w:val="Bibliography"/>
@@ -12831,7 +15313,7 @@
         </w:rPr>
         <w:t xml:space="preserve"> </w:t>
       </w:r>
-      <w:hyperlink r:id="rId49">
+      <w:hyperlink r:id="rId54">
         <w:r>
           <w:rPr>
             <w:rStyle w:val="Hyperlink"/>
@@ -12846,8 +15328,8 @@
         <w:t xml:space="preserve">.</w:t>
       </w:r>
     </w:p>
-    <w:bookmarkEnd w:id="50"/>
-    <w:bookmarkStart w:id="52" w:name="ref-javadiabhari2024qiskit"/>
+    <w:bookmarkEnd w:id="55"/>
+    <w:bookmarkStart w:id="57" w:name="ref-javadiabhari2024qiskit"/>
     <w:p>
       <w:pPr>
         <w:pStyle w:val="Bibliography"/>
@@ -12894,7 +15376,7 @@
         </w:rPr>
         <w:t xml:space="preserve"> </w:t>
       </w:r>
-      <w:hyperlink r:id="rId51">
+      <w:hyperlink r:id="rId56">
         <w:r>
           <w:rPr>
             <w:rStyle w:val="Hyperlink"/>
@@ -12909,8 +15391,8 @@
         <w:t xml:space="preserve">.</w:t>
       </w:r>
     </w:p>
-    <w:bookmarkEnd w:id="52"/>
-    <w:bookmarkStart w:id="54" w:name="ref-lloyd2014qpca"/>
+    <w:bookmarkEnd w:id="57"/>
+    <w:bookmarkStart w:id="59" w:name="ref-kempe2003walks"/>
     <w:p>
       <w:pPr>
         <w:pStyle w:val="Bibliography"/>
@@ -12919,6 +15401,148 @@
         <w:rPr>
           <w:rFonts w:ascii="Times New Roman" w:hAnsi="Times New Roman"/>
         </w:rPr>
+        <w:t xml:space="preserve">Kempe, Julia. 2003.</w:t>
+      </w:r>
+      <w:r>
+        <w:rPr>
+          <w:rFonts w:ascii="Times New Roman" w:hAnsi="Times New Roman"/>
+        </w:rPr>
+        <w:t xml:space="preserve"> </w:t>
+      </w:r>
+      <w:r>
+        <w:rPr>
+          <w:rFonts w:ascii="Times New Roman" w:hAnsi="Times New Roman"/>
+        </w:rPr>
+        <w:t xml:space="preserve">“Quantum Random Walks: An Introductory Overview.”</w:t>
+      </w:r>
+      <w:r>
+        <w:rPr>
+          <w:rFonts w:ascii="Times New Roman" w:hAnsi="Times New Roman"/>
+        </w:rPr>
+        <w:t xml:space="preserve"> </w:t>
+      </w:r>
+      <w:r>
+        <w:rPr>
+          <w:iCs/>
+          <w:rFonts w:ascii="Times New Roman" w:hAnsi="Times New Roman"/>
+          <w:i/>
+        </w:rPr>
+        <w:t xml:space="preserve">Contemporary Physics</w:t>
+      </w:r>
+      <w:r>
+        <w:rPr>
+          <w:rFonts w:ascii="Times New Roman" w:hAnsi="Times New Roman"/>
+        </w:rPr>
+        <w:t xml:space="preserve"> </w:t>
+      </w:r>
+      <w:r>
+        <w:rPr>
+          <w:rFonts w:ascii="Times New Roman" w:hAnsi="Times New Roman"/>
+        </w:rPr>
+        <w:t xml:space="preserve">44 (4): 307–27.</w:t>
+      </w:r>
+      <w:r>
+        <w:rPr>
+          <w:rFonts w:ascii="Times New Roman" w:hAnsi="Times New Roman"/>
+        </w:rPr>
+        <w:t xml:space="preserve"> </w:t>
+      </w:r>
+      <w:hyperlink r:id="rId58">
+        <w:r>
+          <w:rPr>
+            <w:rStyle w:val="Hyperlink"/>
+          </w:rPr>
+          <w:t xml:space="preserve">https://doi.org/10.1080/00107151031000110776</w:t>
+        </w:r>
+      </w:hyperlink>
+      <w:r>
+        <w:rPr>
+          <w:rFonts w:ascii="Times New Roman" w:hAnsi="Times New Roman"/>
+        </w:rPr>
+        <w:t xml:space="preserve">.</w:t>
+      </w:r>
+    </w:p>
+    <w:bookmarkEnd w:id="59"/>
+    <w:bookmarkStart w:id="61" w:name="ref-lloyd1996simulators"/>
+    <w:p>
+      <w:pPr>
+        <w:pStyle w:val="Bibliography"/>
+      </w:pPr>
+      <w:r>
+        <w:rPr>
+          <w:rFonts w:ascii="Times New Roman" w:hAnsi="Times New Roman"/>
+        </w:rPr>
+        <w:t xml:space="preserve">Lloyd, Seth. 1996.</w:t>
+      </w:r>
+      <w:r>
+        <w:rPr>
+          <w:rFonts w:ascii="Times New Roman" w:hAnsi="Times New Roman"/>
+        </w:rPr>
+        <w:t xml:space="preserve"> </w:t>
+      </w:r>
+      <w:r>
+        <w:rPr>
+          <w:rFonts w:ascii="Times New Roman" w:hAnsi="Times New Roman"/>
+        </w:rPr>
+        <w:t xml:space="preserve">“Universal Quantum Simulators.”</w:t>
+      </w:r>
+      <w:r>
+        <w:rPr>
+          <w:rFonts w:ascii="Times New Roman" w:hAnsi="Times New Roman"/>
+        </w:rPr>
+        <w:t xml:space="preserve"> </w:t>
+      </w:r>
+      <w:r>
+        <w:rPr>
+          <w:iCs/>
+          <w:rFonts w:ascii="Times New Roman" w:hAnsi="Times New Roman"/>
+          <w:i/>
+        </w:rPr>
+        <w:t xml:space="preserve">Science</w:t>
+      </w:r>
+      <w:r>
+        <w:rPr>
+          <w:rFonts w:ascii="Times New Roman" w:hAnsi="Times New Roman"/>
+        </w:rPr>
+        <w:t xml:space="preserve"> </w:t>
+      </w:r>
+      <w:r>
+        <w:rPr>
+          <w:rFonts w:ascii="Times New Roman" w:hAnsi="Times New Roman"/>
+        </w:rPr>
+        <w:t xml:space="preserve">273 (5278): 1073–78.</w:t>
+      </w:r>
+      <w:r>
+        <w:rPr>
+          <w:rFonts w:ascii="Times New Roman" w:hAnsi="Times New Roman"/>
+        </w:rPr>
+        <w:t xml:space="preserve"> </w:t>
+      </w:r>
+      <w:hyperlink r:id="rId60">
+        <w:r>
+          <w:rPr>
+            <w:rStyle w:val="Hyperlink"/>
+          </w:rPr>
+          <w:t xml:space="preserve">https://doi.org/10.1126/science.273.5278.1073</w:t>
+        </w:r>
+      </w:hyperlink>
+      <w:r>
+        <w:rPr>
+          <w:rFonts w:ascii="Times New Roman" w:hAnsi="Times New Roman"/>
+        </w:rPr>
+        <w:t xml:space="preserve">.</w:t>
+      </w:r>
+    </w:p>
+    <w:bookmarkEnd w:id="61"/>
+    <w:bookmarkStart w:id="63" w:name="ref-lloyd2014qpca"/>
+    <w:p>
+      <w:pPr>
+        <w:pStyle w:val="Bibliography"/>
+      </w:pPr>
+      <w:r>
+        <w:rPr>
+          <w:rFonts w:ascii="Times New Roman" w:hAnsi="Times New Roman"/>
+        </w:rPr>
         <w:t xml:space="preserve">Lloyd, Seth, Masoud Mohseni, and Patrick Rebentrost. 2014.</w:t>
       </w:r>
       <w:r>
@@ -12965,7 +15589,7 @@
         </w:rPr>
         <w:t xml:space="preserve"> </w:t>
       </w:r>
-      <w:hyperlink r:id="rId53">
+      <w:hyperlink r:id="rId62">
         <w:r>
           <w:rPr>
             <w:rStyle w:val="Hyperlink"/>
@@ -12980,8 +15604,8 @@
         <w:t xml:space="preserve">.</w:t>
       </w:r>
     </w:p>
-    <w:bookmarkEnd w:id="54"/>
-    <w:bookmarkStart w:id="55" w:name="ref-mcardle2019"/>
+    <w:bookmarkEnd w:id="63"/>
+    <w:bookmarkStart w:id="64" w:name="ref-mcardle2019"/>
     <w:p>
       <w:pPr>
         <w:pStyle w:val="Bibliography"/>
@@ -13031,8 +15655,8 @@
         <w:t xml:space="preserve">122: 180501.</w:t>
       </w:r>
     </w:p>
-    <w:bookmarkEnd w:id="55"/>
-    <w:bookmarkStart w:id="57" w:name="ref-monteverde2026qang"/>
+    <w:bookmarkEnd w:id="64"/>
+    <w:bookmarkStart w:id="66" w:name="ref-monteverde2026qang"/>
     <w:p>
       <w:pPr>
         <w:pStyle w:val="Bibliography"/>
@@ -13085,7 +15709,7 @@
         </w:rPr>
         <w:t xml:space="preserve"> </w:t>
       </w:r>
-      <w:hyperlink r:id="rId56">
+      <w:hyperlink r:id="rId65">
         <w:r>
           <w:rPr>
             <w:rStyle w:val="Hyperlink"/>
@@ -13100,8 +15724,8 @@
         <w:t xml:space="preserve">.</w:t>
       </w:r>
     </w:p>
-    <w:bookmarkEnd w:id="57"/>
-    <w:bookmarkStart w:id="58" w:name="ref-monteverde2026qml"/>
+    <w:bookmarkEnd w:id="66"/>
+    <w:bookmarkStart w:id="67" w:name="ref-monteverde2026qml"/>
     <w:p>
       <w:pPr>
         <w:pStyle w:val="Bibliography"/>
@@ -13143,8 +15767,8 @@
         <w:t xml:space="preserve">-Limited Hardware: What the Qg Symmetry Filter Does and Does Not Do.”</w:t>
       </w:r>
     </w:p>
-    <w:bookmarkEnd w:id="58"/>
-    <w:bookmarkStart w:id="60" w:name="ref-qiskitml"/>
+    <w:bookmarkEnd w:id="67"/>
+    <w:bookmarkStart w:id="69" w:name="ref-qiskitml"/>
     <w:p>
       <w:pPr>
         <w:pStyle w:val="Bibliography"/>
@@ -13173,7 +15797,7 @@
         </w:rPr>
         <w:t xml:space="preserve"> </w:t>
       </w:r>
-      <w:hyperlink r:id="rId59">
+      <w:hyperlink r:id="rId68">
         <w:r>
           <w:rPr>
             <w:rStyle w:val="Hyperlink"/>
@@ -13188,8 +15812,8 @@
         <w:t xml:space="preserve">.</w:t>
       </w:r>
     </w:p>
-    <w:bookmarkEnd w:id="60"/>
-    <w:bookmarkStart w:id="62" w:name="ref-tang2021qpca"/>
+    <w:bookmarkEnd w:id="69"/>
+    <w:bookmarkStart w:id="71" w:name="ref-tang2021qpca"/>
     <w:p>
       <w:pPr>
         <w:pStyle w:val="Bibliography"/>
@@ -13244,7 +15868,7 @@
         </w:rPr>
         <w:t xml:space="preserve"> </w:t>
       </w:r>
-      <w:hyperlink r:id="rId61">
+      <w:hyperlink r:id="rId70">
         <w:r>
           <w:rPr>
             <w:rStyle w:val="Hyperlink"/>
@@ -13259,8 +15883,8 @@
         <w:t xml:space="preserve">.</w:t>
       </w:r>
     </w:p>
-    <w:bookmarkEnd w:id="62"/>
-    <w:bookmarkStart w:id="64" w:name="ref-temme2017"/>
+    <w:bookmarkEnd w:id="71"/>
+    <w:bookmarkStart w:id="73" w:name="ref-temme2017"/>
     <w:p>
       <w:pPr>
         <w:pStyle w:val="Bibliography"/>
@@ -13315,7 +15939,7 @@
         </w:rPr>
         <w:t xml:space="preserve"> </w:t>
       </w:r>
-      <w:hyperlink r:id="rId63">
+      <w:hyperlink r:id="rId72">
         <w:r>
           <w:rPr>
             <w:rStyle w:val="Hyperlink"/>
@@ -13330,9 +15954,9 @@
         <w:t xml:space="preserve">.</w:t>
       </w:r>
     </w:p>
-    <w:bookmarkEnd w:id="64"/>
-    <w:bookmarkEnd w:id="65"/>
-    <w:bookmarkEnd w:id="66"/>
+    <w:bookmarkEnd w:id="73"/>
+    <w:bookmarkEnd w:id="74"/>
+    <w:bookmarkEnd w:id="75"/>
     <w:sectPr/>
   </w:body>
 </w:document>

--- a/manuscript/qang_ibm_es.docx
+++ b/manuscript/qang_ibm_es.docx
@@ -6040,6 +6040,330 @@
         <w:rPr>
           <w:rFonts w:ascii="Times New Roman" w:hAnsi="Times New Roman"/>
         </w:rPr>
+        <w:t xml:space="preserve">Con</w:t>
+      </w:r>
+      <w:r>
+        <w:rPr>
+          <w:rFonts w:ascii="Times New Roman" w:hAnsi="Times New Roman"/>
+        </w:rPr>
+        <w:t xml:space="preserve"> </w:t>
+      </w:r>
+      <w:r>
+        <w:rPr>
+          <w:rFonts w:ascii="Times New Roman" w:hAnsi="Times New Roman"/>
+        </w:rPr>
+        <w:t xml:space="preserve">dos</w:t>
+      </w:r>
+      <w:r>
+        <w:rPr>
+          <w:rFonts w:ascii="Times New Roman" w:hAnsi="Times New Roman"/>
+        </w:rPr>
+        <w:t xml:space="preserve"> </w:t>
+      </w:r>
+      <w:r>
+        <w:rPr>
+          <w:rFonts w:ascii="Times New Roman" w:hAnsi="Times New Roman"/>
+        </w:rPr>
+        <w:t xml:space="preserve">o</w:t>
+      </w:r>
+      <w:r>
+        <w:rPr>
+          <w:rFonts w:ascii="Times New Roman" w:hAnsi="Times New Roman"/>
+        </w:rPr>
+        <w:t xml:space="preserve"> </w:t>
+      </w:r>
+      <w:r>
+        <w:rPr>
+          <w:rFonts w:ascii="Times New Roman" w:hAnsi="Times New Roman"/>
+        </w:rPr>
+        <w:t xml:space="preserve">tres</w:t>
+      </w:r>
+      <w:r>
+        <w:rPr>
+          <w:rFonts w:ascii="Times New Roman" w:hAnsi="Times New Roman"/>
+        </w:rPr>
+        <w:t xml:space="preserve"> </w:t>
+      </w:r>
+      <w:r>
+        <w:rPr>
+          <w:rFonts w:ascii="Times New Roman" w:hAnsi="Times New Roman"/>
+        </w:rPr>
+        <w:t xml:space="preserve">excitaciones</w:t>
+      </w:r>
+      <w:r>
+        <w:rPr>
+          <w:rFonts w:ascii="Times New Roman" w:hAnsi="Times New Roman"/>
+        </w:rPr>
+        <w:t xml:space="preserve"> </w:t>
+      </w:r>
+      <w:r>
+        <w:rPr>
+          <w:rFonts w:ascii="Times New Roman" w:hAnsi="Times New Roman"/>
+        </w:rPr>
+        <w:t xml:space="preserve">que</w:t>
+      </w:r>
+      <w:r>
+        <w:rPr>
+          <w:rFonts w:ascii="Times New Roman" w:hAnsi="Times New Roman"/>
+        </w:rPr>
+        <w:t xml:space="preserve"> </w:t>
+      </w:r>
+      <w:r>
+        <w:rPr>
+          <w:rFonts w:ascii="Times New Roman" w:hAnsi="Times New Roman"/>
+        </w:rPr>
+        <w:t xml:space="preserve">interactúan</w:t>
+      </w:r>
+      <w:r>
+        <w:rPr>
+          <w:rFonts w:ascii="Times New Roman" w:hAnsi="Times New Roman"/>
+        </w:rPr>
+        <w:t xml:space="preserve"> </w:t>
+      </w:r>
+      <w:r>
+        <w:rPr>
+          <w:rFonts w:ascii="Times New Roman" w:hAnsi="Times New Roman"/>
+        </w:rPr>
+        <w:t xml:space="preserve">(cadena</w:t>
+      </w:r>
+      <w:r>
+        <w:rPr>
+          <w:rFonts w:ascii="Times New Roman" w:hAnsi="Times New Roman"/>
+        </w:rPr>
+        <w:t xml:space="preserve"> </w:t>
+      </w:r>
+      <w:r>
+        <w:rPr>
+          <w:rFonts w:ascii="Times New Roman" w:hAnsi="Times New Roman"/>
+        </w:rPr>
+        <w:t xml:space="preserve">XXZ)</w:t>
+      </w:r>
+      <w:r>
+        <w:rPr>
+          <w:rFonts w:ascii="Times New Roman" w:hAnsi="Times New Roman"/>
+        </w:rPr>
+        <w:t xml:space="preserve"> </w:t>
+      </w:r>
+      <w:r>
+        <w:rPr>
+          <w:rFonts w:ascii="Times New Roman" w:hAnsi="Times New Roman"/>
+        </w:rPr>
+        <w:t xml:space="preserve">la</w:t>
+      </w:r>
+      <w:r>
+        <w:rPr>
+          <w:rFonts w:ascii="Times New Roman" w:hAnsi="Times New Roman"/>
+        </w:rPr>
+        <w:t xml:space="preserve"> </w:t>
+      </w:r>
+      <w:r>
+        <w:rPr>
+          <w:rFonts w:ascii="Times New Roman" w:hAnsi="Times New Roman"/>
+        </w:rPr>
+        <w:t xml:space="preserve">ganancia</w:t>
+      </w:r>
+      <w:r>
+        <w:rPr>
+          <w:rFonts w:ascii="Times New Roman" w:hAnsi="Times New Roman"/>
+        </w:rPr>
+        <w:t xml:space="preserve"> </w:t>
+      </w:r>
+      <w:r>
+        <w:rPr>
+          <w:rFonts w:ascii="Times New Roman" w:hAnsi="Times New Roman"/>
+        </w:rPr>
+        <w:t xml:space="preserve">baja</w:t>
+      </w:r>
+      <w:r>
+        <w:rPr>
+          <w:rFonts w:ascii="Times New Roman" w:hAnsi="Times New Roman"/>
+        </w:rPr>
+        <w:t xml:space="preserve"> </w:t>
+      </w:r>
+      <w:r>
+        <w:rPr>
+          <w:rFonts w:ascii="Times New Roman" w:hAnsi="Times New Roman"/>
+        </w:rPr>
+        <w:t xml:space="preserve">de</w:t>
+      </w:r>
+      <w:r>
+        <w:rPr>
+          <w:rFonts w:ascii="Times New Roman" w:hAnsi="Times New Roman"/>
+        </w:rPr>
+        <w:t xml:space="preserve"> </w:t>
+      </w:r>
+      <w:r>
+        <w:rPr>
+          <w:rFonts w:ascii="Times New Roman" w:hAnsi="Times New Roman"/>
+        </w:rPr>
+        <w:t xml:space="preserve">5</w:t>
+      </w:r>
+      <w:r>
+        <w:rPr>
+          <w:rFonts w:ascii="Times New Roman" w:hAnsi="Times New Roman"/>
+        </w:rPr>
+        <w:t xml:space="preserve">,</w:t>
+      </w:r>
+      <w:r>
+        <w:rPr>
+          <w:rFonts w:ascii="Times New Roman" w:hAnsi="Times New Roman"/>
+        </w:rPr>
+        <w:t xml:space="preserve">6</w:t>
+      </w:r>
+      <w:r>
+        <w:rPr>
+          <w:rFonts w:ascii="Times New Roman" w:hAnsi="Times New Roman"/>
+        </w:rPr>
+        <w:t xml:space="preserve"> </w:t>
+      </w:r>
+      <w:r>
+        <w:rPr>
+          <w:rFonts w:ascii="Times New Roman" w:hAnsi="Times New Roman"/>
+        </w:rPr>
+        <w:t xml:space="preserve">a</w:t>
+      </w:r>
+      <w:r>
+        <w:rPr>
+          <w:rFonts w:ascii="Times New Roman" w:hAnsi="Times New Roman"/>
+        </w:rPr>
+        <w:t xml:space="preserve"> </w:t>
+      </w:r>
+      <w:r>
+        <w:rPr>
+          <w:rFonts w:ascii="Times New Roman" w:hAnsi="Times New Roman"/>
+        </w:rPr>
+        <w:t xml:space="preserve">2</w:t>
+      </w:r>
+      <w:r>
+        <w:rPr>
+          <w:rFonts w:ascii="Times New Roman" w:hAnsi="Times New Roman"/>
+        </w:rPr>
+        <w:t xml:space="preserve">,</w:t>
+      </w:r>
+      <w:r>
+        <w:rPr>
+          <w:rFonts w:ascii="Times New Roman" w:hAnsi="Times New Roman"/>
+        </w:rPr>
+        <w:t xml:space="preserve">6</w:t>
+      </w:r>
+      <w:r>
+        <w:rPr>
+          <w:rFonts w:ascii="Times New Roman" w:hAnsi="Times New Roman"/>
+        </w:rPr>
+        <w:t xml:space="preserve"> </w:t>
+      </w:r>
+      <w:r>
+        <w:rPr>
+          <w:rFonts w:ascii="Times New Roman" w:hAnsi="Times New Roman"/>
+        </w:rPr>
+        <w:t xml:space="preserve">veces:</w:t>
+      </w:r>
+      <w:r>
+        <w:rPr>
+          <w:rFonts w:ascii="Times New Roman" w:hAnsi="Times New Roman"/>
+        </w:rPr>
+        <w:t xml:space="preserve"> </w:t>
+      </w:r>
+      <w:r>
+        <w:rPr>
+          <w:rFonts w:ascii="Times New Roman" w:hAnsi="Times New Roman"/>
+        </w:rPr>
+        <w:t xml:space="preserve">los</w:t>
+      </w:r>
+      <w:r>
+        <w:rPr>
+          <w:rFonts w:ascii="Times New Roman" w:hAnsi="Times New Roman"/>
+        </w:rPr>
+        <w:t xml:space="preserve"> </w:t>
+      </w:r>
+      <w:r>
+        <w:rPr>
+          <w:rFonts w:ascii="Times New Roman" w:hAnsi="Times New Roman"/>
+        </w:rPr>
+        <w:t xml:space="preserve">sectores</w:t>
+      </w:r>
+      <w:r>
+        <w:rPr>
+          <w:rFonts w:ascii="Times New Roman" w:hAnsi="Times New Roman"/>
+        </w:rPr>
+        <w:t xml:space="preserve"> </w:t>
+      </w:r>
+      <w:r>
+        <w:rPr>
+          <w:rFonts w:ascii="Times New Roman" w:hAnsi="Times New Roman"/>
+        </w:rPr>
+        <w:t xml:space="preserve">más</w:t>
+      </w:r>
+      <w:r>
+        <w:rPr>
+          <w:rFonts w:ascii="Times New Roman" w:hAnsi="Times New Roman"/>
+        </w:rPr>
+        <w:t xml:space="preserve"> </w:t>
+      </w:r>
+      <w:r>
+        <w:rPr>
+          <w:rFonts w:ascii="Times New Roman" w:hAnsi="Times New Roman"/>
+        </w:rPr>
+        <w:t xml:space="preserve">grandes</w:t>
+      </w:r>
+      <w:r>
+        <w:rPr>
+          <w:rFonts w:ascii="Times New Roman" w:hAnsi="Times New Roman"/>
+        </w:rPr>
+        <w:t xml:space="preserve"> </w:t>
+      </w:r>
+      <w:r>
+        <w:rPr>
+          <w:rFonts w:ascii="Times New Roman" w:hAnsi="Times New Roman"/>
+        </w:rPr>
+        <w:t xml:space="preserve">dejan</w:t>
+      </w:r>
+      <w:r>
+        <w:rPr>
+          <w:rFonts w:ascii="Times New Roman" w:hAnsi="Times New Roman"/>
+        </w:rPr>
+        <w:t xml:space="preserve"> </w:t>
+      </w:r>
+      <w:r>
+        <w:rPr>
+          <w:rFonts w:ascii="Times New Roman" w:hAnsi="Times New Roman"/>
+        </w:rPr>
+        <w:t xml:space="preserve">pasar</w:t>
+      </w:r>
+      <w:r>
+        <w:rPr>
+          <w:rFonts w:ascii="Times New Roman" w:hAnsi="Times New Roman"/>
+        </w:rPr>
+        <w:t xml:space="preserve"> </w:t>
+      </w:r>
+      <w:r>
+        <w:rPr>
+          <w:rFonts w:ascii="Times New Roman" w:hAnsi="Times New Roman"/>
+        </w:rPr>
+        <w:t xml:space="preserve">más</w:t>
+      </w:r>
+      <w:r>
+        <w:rPr>
+          <w:rFonts w:ascii="Times New Roman" w:hAnsi="Times New Roman"/>
+        </w:rPr>
+        <w:t xml:space="preserve"> </w:t>
+      </w:r>
+      <w:r>
+        <w:rPr>
+          <w:rFonts w:ascii="Times New Roman" w:hAnsi="Times New Roman"/>
+        </w:rPr>
+        <w:t xml:space="preserve">ruido.</w:t>
+      </w:r>
+      <w:r>
+        <w:rPr>
+          <w:rFonts w:ascii="Times New Roman" w:hAnsi="Times New Roman"/>
+        </w:rPr>
+        <w:t xml:space="preserve"> </w:t>
+      </w:r>
+      <w:r>
+        <w:rPr>
+          <w:rFonts w:ascii="Times New Roman" w:hAnsi="Times New Roman"/>
+        </w:rPr>
         <w:t xml:space="preserve">Se</w:t>
       </w:r>
       <w:r>
@@ -6821,7 +7145,7 @@
         <w:rPr>
           <w:rFonts w:ascii="Times New Roman" w:hAnsi="Times New Roman"/>
         </w:rPr>
-        <w:t xml:space="preserve">correr; los fracasos se informan como tales. Las secciones §137–§147 remiten a las notas de investigación</w:t>
+        <w:t xml:space="preserve">correr; los fracasos se informan como tales. Las secciones §137–§148 remiten a las notas de investigación</w:t>
       </w:r>
       <w:r>
         <w:rPr>
@@ -10293,7 +10617,291 @@
         <w:rPr>
           <w:rFonts w:ascii="Times New Roman" w:hAnsi="Times New Roman"/>
         </w:rPr>
-        <w:t xml:space="preserve">.</w:t>
+        <w:t xml:space="preserve">. La cadena XXZ agrega</w:t>
+      </w:r>
+      <w:r>
+        <w:rPr>
+          <w:rFonts w:ascii="Times New Roman" w:hAnsi="Times New Roman"/>
+        </w:rPr>
+        <w:t xml:space="preserve"> </w:t>
+      </w:r>
+      <m:oMath>
+        <m:r>
+          <m:t>V</m:t>
+        </m:r>
+        <m:nary>
+          <m:naryPr>
+            <m:chr m:val="∑"/>
+            <m:limLoc m:val="undOvr"/>
+            <m:subHide m:val="off"/>
+            <m:supHide m:val="on"/>
+          </m:naryPr>
+          <m:sub>
+            <m:r>
+              <m:t>k</m:t>
+            </m:r>
+          </m:sub>
+          <m:sup>
+            <m:r>
+              <m:t>​</m:t>
+            </m:r>
+          </m:sup>
+          <m:e>
+            <m:sSub>
+              <m:e>
+                <m:r>
+                  <m:t>Z</m:t>
+                </m:r>
+              </m:e>
+              <m:sub>
+                <m:r>
+                  <m:t>k</m:t>
+                </m:r>
+              </m:sub>
+            </m:sSub>
+          </m:e>
+        </m:nary>
+        <m:sSub>
+          <m:e>
+            <m:r>
+              <m:t>Z</m:t>
+            </m:r>
+          </m:e>
+          <m:sub>
+            <m:r>
+              <m:t>k</m:t>
+            </m:r>
+            <m:r>
+              <m:rPr>
+                <m:sty m:val="p"/>
+              </m:rPr>
+              <m:t>+</m:t>
+            </m:r>
+            <m:r>
+              <m:t>1</m:t>
+            </m:r>
+          </m:sub>
+        </m:sSub>
+        <m:r>
+          <m:rPr>
+            <m:sty m:val="p"/>
+          </m:rPr>
+          <m:t>/</m:t>
+        </m:r>
+        <m:r>
+          <m:t>4</m:t>
+        </m:r>
+      </m:oMath>
+      <w:r>
+        <w:rPr>
+          <w:rFonts w:ascii="Times New Roman" w:hAnsi="Times New Roman"/>
+        </w:rPr>
+        <w:t xml:space="preserve">, que hace interactuar a las excitaciones y sigue</w:t>
+      </w:r>
+      <w:r>
+        <w:rPr>
+          <w:rFonts w:ascii="Times New Roman" w:hAnsi="Times New Roman"/>
+        </w:rPr>
+        <w:t xml:space="preserve"> </w:t>
+      </w:r>
+      <w:r>
+        <w:rPr>
+          <w:rFonts w:ascii="Times New Roman" w:hAnsi="Times New Roman"/>
+        </w:rPr>
+        <w:t xml:space="preserve">conservando el peso;</w:t>
+      </w:r>
+      <w:r>
+        <w:rPr>
+          <w:rFonts w:ascii="Times New Roman" w:hAnsi="Times New Roman"/>
+        </w:rPr>
+        <w:t xml:space="preserve"> </w:t>
+      </w:r>
+      <w:r>
+        <w:rPr>
+          <w:rStyle w:val="VerbatimChar"/>
+          <w:rFonts w:ascii="Times New Roman" w:hAnsi="Times New Roman"/>
+        </w:rPr>
+        <w:t xml:space="preserve">xxz_trotter</w:t>
+      </w:r>
+      <w:r>
+        <w:rPr>
+          <w:rFonts w:ascii="Times New Roman" w:hAnsi="Times New Roman"/>
+        </w:rPr>
+        <w:t xml:space="preserve"> </w:t>
+      </w:r>
+      <w:r>
+        <w:rPr>
+          <w:rFonts w:ascii="Times New Roman" w:hAnsi="Times New Roman"/>
+        </w:rPr>
+        <w:t xml:space="preserve">escribe cada enlace como una sola compuerta de dos qubits</w:t>
+      </w:r>
+      <w:r>
+        <w:rPr>
+          <w:rFonts w:ascii="Times New Roman" w:hAnsi="Times New Roman"/>
+        </w:rPr>
+        <w:t xml:space="preserve"> </w:t>
+      </w:r>
+      <m:oMath>
+        <m:r>
+          <m:rPr>
+            <m:sty m:val="p"/>
+          </m:rPr>
+          <m:t>exp</m:t>
+        </m:r>
+        <m:d>
+          <m:dPr>
+            <m:begChr m:val="("/>
+            <m:endChr m:val=")"/>
+            <m:sepChr m:val=""/>
+            <m:grow/>
+          </m:dPr>
+          <m:e>
+            <m:r>
+              <m:rPr>
+                <m:sty m:val="p"/>
+              </m:rPr>
+              <m:t>−</m:t>
+            </m:r>
+            <m:r>
+              <m:t>i</m:t>
+            </m:r>
+            <m:r>
+              <m:t> </m:t>
+            </m:r>
+            <m:r>
+              <m:t>δ</m:t>
+            </m:r>
+            <m:r>
+              <m:t>t</m:t>
+            </m:r>
+            <m:r>
+              <m:t> </m:t>
+            </m:r>
+            <m:d>
+              <m:dPr>
+                <m:begChr m:val="["/>
+                <m:endChr m:val="]"/>
+                <m:sepChr m:val=""/>
+                <m:grow/>
+              </m:dPr>
+              <m:e>
+                <m:r>
+                  <m:t>J</m:t>
+                </m:r>
+                <m:d>
+                  <m:dPr>
+                    <m:begChr m:val="("/>
+                    <m:endChr m:val=")"/>
+                    <m:sepChr m:val=""/>
+                    <m:grow/>
+                  </m:dPr>
+                  <m:e>
+                    <m:r>
+                      <m:t>X</m:t>
+                    </m:r>
+                    <m:r>
+                      <m:t>X</m:t>
+                    </m:r>
+                    <m:r>
+                      <m:rPr>
+                        <m:sty m:val="p"/>
+                      </m:rPr>
+                      <m:t>+</m:t>
+                    </m:r>
+                    <m:r>
+                      <m:t>Y</m:t>
+                    </m:r>
+                    <m:r>
+                      <m:t>Y</m:t>
+                    </m:r>
+                  </m:e>
+                </m:d>
+                <m:r>
+                  <m:rPr>
+                    <m:sty m:val="p"/>
+                  </m:rPr>
+                  <m:t>/</m:t>
+                </m:r>
+                <m:r>
+                  <m:t>2</m:t>
+                </m:r>
+                <m:r>
+                  <m:rPr>
+                    <m:sty m:val="p"/>
+                  </m:rPr>
+                  <m:t>+</m:t>
+                </m:r>
+                <m:r>
+                  <m:t>V</m:t>
+                </m:r>
+                <m:r>
+                  <m:t>Z</m:t>
+                </m:r>
+                <m:r>
+                  <m:t>Z</m:t>
+                </m:r>
+                <m:r>
+                  <m:rPr>
+                    <m:sty m:val="p"/>
+                  </m:rPr>
+                  <m:t>/</m:t>
+                </m:r>
+                <m:r>
+                  <m:t>4</m:t>
+                </m:r>
+              </m:e>
+            </m:d>
+          </m:e>
+        </m:d>
+      </m:oMath>
+      <w:r>
+        <w:rPr>
+          <w:rFonts w:ascii="Times New Roman" w:hAnsi="Times New Roman"/>
+        </w:rPr>
+        <w:t xml:space="preserve"> </w:t>
+      </w:r>
+      <w:r>
+        <w:rPr>
+          <w:rFonts w:ascii="Times New Roman" w:hAnsi="Times New Roman"/>
+        </w:rPr>
+        <w:t xml:space="preserve">(las dos partes conmutan), en pasos de Trotter de primer o segundo</w:t>
+      </w:r>
+      <w:r>
+        <w:rPr>
+          <w:rFonts w:ascii="Times New Roman" w:hAnsi="Times New Roman"/>
+        </w:rPr>
+        <w:t xml:space="preserve"> </w:t>
+      </w:r>
+      <w:r>
+        <w:rPr>
+          <w:rFonts w:ascii="Times New Roman" w:hAnsi="Times New Roman"/>
+        </w:rPr>
+        <w:t xml:space="preserve">orden (simétrico), y</w:t>
+      </w:r>
+      <w:r>
+        <w:rPr>
+          <w:rFonts w:ascii="Times New Roman" w:hAnsi="Times New Roman"/>
+        </w:rPr>
+        <w:t xml:space="preserve"> </w:t>
+      </w:r>
+      <w:r>
+        <w:rPr>
+          <w:rStyle w:val="VerbatimChar"/>
+          <w:rFonts w:ascii="Times New Roman" w:hAnsi="Times New Roman"/>
+        </w:rPr>
+        <w:t xml:space="preserve">xxz_exact_occupations</w:t>
+      </w:r>
+      <w:r>
+        <w:rPr>
+          <w:rFonts w:ascii="Times New Roman" w:hAnsi="Times New Roman"/>
+        </w:rPr>
+        <w:t xml:space="preserve"> </w:t>
+      </w:r>
+      <w:r>
+        <w:rPr>
+          <w:rFonts w:ascii="Times New Roman" w:hAnsi="Times New Roman"/>
+        </w:rPr>
+        <w:t xml:space="preserve">evoluciona en el espacio de Hilbert completo.</w:t>
       </w:r>
     </w:p>
     <w:bookmarkEnd w:id="28"/>
@@ -10507,7 +11115,7 @@
     </w:p>
     <w:bookmarkEnd w:id="29"/>
     <w:bookmarkEnd w:id="30"/>
-    <w:bookmarkStart w:id="46" w:name="resultados"/>
+    <w:bookmarkStart w:id="48" w:name="resultados"/>
     <w:p>
       <w:pPr>
         <w:pStyle w:val="Heading1"/>
@@ -14470,8 +15078,960 @@
       </w:r>
     </w:p>
     <w:bookmarkEnd w:id="45"/>
+    <w:bookmarkStart w:id="47" w:name="excitaciones-que-interactúan-148"/>
+    <w:p>
+      <w:pPr>
+        <w:pStyle w:val="Heading2"/>
+      </w:pPr>
+      <w:r>
+        <w:rPr>
+          <w:rFonts w:ascii="Times New Roman" w:hAnsi="Times New Roman"/>
+        </w:rPr>
+        <w:t xml:space="preserve">Excitaciones que interactúan (§148)</w:t>
+      </w:r>
+    </w:p>
+    <w:bookmarkStart w:id="46" w:name="tab:xxz"/>
+    <w:p>
+      <w:pPr>
+        <w:pStyle w:val="TableCaption"/>
+      </w:pPr>
+      <w:r>
+        <w:rPr>
+          <w:rFonts w:ascii="Times New Roman" w:hAnsi="Times New Roman"/>
+          <w:sz w:val="18"/>
+        </w:rPr>
+        <w:t xml:space="preserve">Cadena XXZ,</w:t>
+      </w:r>
+      <w:r>
+        <w:rPr>
+          <w:rFonts w:ascii="Times New Roman" w:hAnsi="Times New Roman"/>
+          <w:sz w:val="18"/>
+        </w:rPr>
+        <w:t xml:space="preserve"> </w:t>
+      </w:r>
+      <m:oMath>
+        <m:r>
+          <m:t>n</m:t>
+        </m:r>
+        <m:r>
+          <m:rPr>
+            <m:sty m:val="p"/>
+          </m:rPr>
+          <m:t>=</m:t>
+        </m:r>
+        <m:r>
+          <m:t>6</m:t>
+        </m:r>
+      </m:oMath>
+      <w:r>
+        <w:rPr>
+          <w:rFonts w:ascii="Times New Roman" w:hAnsi="Times New Roman"/>
+          <w:sz w:val="18"/>
+        </w:rPr>
+        <w:t xml:space="preserve">,</w:t>
+      </w:r>
+      <w:r>
+        <w:rPr>
+          <w:rFonts w:ascii="Times New Roman" w:hAnsi="Times New Roman"/>
+          <w:sz w:val="18"/>
+        </w:rPr>
+        <w:t xml:space="preserve"> </w:t>
+      </w:r>
+      <m:oMath>
+        <m:r>
+          <m:t>V</m:t>
+        </m:r>
+        <m:r>
+          <m:rPr>
+            <m:sty m:val="p"/>
+          </m:rPr>
+          <m:t>=</m:t>
+        </m:r>
+        <m:r>
+          <m:t>2</m:t>
+        </m:r>
+      </m:oMath>
+      <w:r>
+        <w:rPr>
+          <w:rFonts w:ascii="Times New Roman" w:hAnsi="Times New Roman"/>
+          <w:sz w:val="18"/>
+        </w:rPr>
+        <w:t xml:space="preserve">,</w:t>
+      </w:r>
+      <w:r>
+        <w:rPr>
+          <w:rFonts w:ascii="Times New Roman" w:hAnsi="Times New Roman"/>
+          <w:sz w:val="18"/>
+        </w:rPr>
+        <w:t xml:space="preserve"> </w:t>
+      </w:r>
+      <m:oMath>
+        <m:r>
+          <m:t>T</m:t>
+        </m:r>
+        <m:r>
+          <m:rPr>
+            <m:sty m:val="p"/>
+          </m:rPr>
+          <m:t>=</m:t>
+        </m:r>
+        <m:r>
+          <m:t>2</m:t>
+        </m:r>
+      </m:oMath>
+      <w:r>
+        <w:rPr>
+          <w:rFonts w:ascii="Times New Roman" w:hAnsi="Times New Roman"/>
+          <w:sz w:val="18"/>
+        </w:rPr>
+        <w:t xml:space="preserve">: mejor error sobre el orden de Trotter (1, 2) y los pasos (1–8),</w:t>
+      </w:r>
+      <w:r>
+        <w:rPr>
+          <w:rFonts w:ascii="Times New Roman" w:hAnsi="Times New Roman"/>
+          <w:sz w:val="18"/>
+        </w:rPr>
+        <w:t xml:space="preserve"> </w:t>
+      </w:r>
+      <w:r>
+        <w:rPr>
+          <w:rFonts w:ascii="Times New Roman" w:hAnsi="Times New Roman"/>
+          <w:sz w:val="18"/>
+        </w:rPr>
+        <w:t xml:space="preserve">mediana sobre veintiún modelos de ruido de dispositivos; la última columna es la razón mediana y su rango</w:t>
+      </w:r>
+      <w:r>
+        <w:rPr>
+          <w:rFonts w:ascii="Times New Roman" w:hAnsi="Times New Roman"/>
+          <w:sz w:val="18"/>
+        </w:rPr>
+        <w:t xml:space="preserve"> </w:t>
+      </w:r>
+      <w:r>
+        <w:rPr>
+          <w:rFonts w:ascii="Times New Roman" w:hAnsi="Times New Roman"/>
+          <w:sz w:val="18"/>
+        </w:rPr>
+        <w:t xml:space="preserve">entre dispositivos.</w:t>
+      </w:r>
+    </w:p>
+    <w:tbl>
+      <w:tblPr>
+        <w:tblStyle w:val="Table"/>
+        <w:tblW w:type="auto" w:w="0"/>
+        <w:tblLook w:firstRow="1" w:lastRow="0" w:firstColumn="0" w:lastColumn="0" w:noHBand="0" w:noVBand="0" w:val="0020"/>
+        <w:jc w:val="start"/>
+        <w:tblCaption w:val="Cadena XXZ, n=6, V=2, T=2: mejor error sobre el orden de Trotter (1, 2) y los pasos (1–8), mediana sobre veintiún modelos de ruido de dispositivos; la última columna es la razón mediana y su rango entre dispositivos."/>
+      </w:tblPr>
+      <w:tblGrid>
+        <w:gridCol w:w="1320"/>
+        <w:gridCol w:w="1320"/>
+        <w:gridCol w:w="1320"/>
+        <w:gridCol w:w="1320"/>
+        <w:gridCol w:w="1320"/>
+        <w:gridCol w:w="1320"/>
+      </w:tblGrid>
+      <w:tr>
+        <w:trPr>
+          <w:tblHeader w:val="true"/>
+        </w:trPr>
+        <w:tc>
+          <w:tcPr/>
+          <w:p>
+            <w:pPr>
+              <w:pStyle w:val="Compact"/>
+              <w:jc w:val="left"/>
+            </w:pPr>
+            <w:r>
+              <w:t xml:space="preserve">excitaciones</w:t>
+            </w:r>
+          </w:p>
+        </w:tc>
+        <w:tc>
+          <w:tcPr/>
+          <w:p>
+            <w:pPr>
+              <w:pStyle w:val="Compact"/>
+              <w:jc w:val="center"/>
+            </w:pPr>
+            <w:r>
+              <w:t xml:space="preserve">crudo</w:t>
+            </w:r>
+          </w:p>
+        </w:tc>
+        <w:tc>
+          <w:tcPr/>
+          <w:p>
+            <w:pPr>
+              <w:pStyle w:val="Compact"/>
+              <w:jc w:val="center"/>
+            </w:pPr>
+            <w:r>
+              <w:t xml:space="preserve">lectura</w:t>
+            </w:r>
+          </w:p>
+        </w:tc>
+        <w:tc>
+          <w:tcPr/>
+          <w:p>
+            <w:pPr>
+              <w:pStyle w:val="Compact"/>
+              <w:jc w:val="center"/>
+            </w:pPr>
+            <w:r>
+              <w:t xml:space="preserve">filtro</w:t>
+            </w:r>
+          </w:p>
+        </w:tc>
+        <w:tc>
+          <w:tcPr/>
+          <w:p>
+            <w:pPr>
+              <w:pStyle w:val="Compact"/>
+              <w:jc w:val="center"/>
+            </w:pPr>
+            <w:r>
+              <w:t xml:space="preserve">filtro + lectura</w:t>
+            </w:r>
+          </w:p>
+        </w:tc>
+        <w:tc>
+          <w:tcPr/>
+          <w:p>
+            <w:pPr>
+              <w:pStyle w:val="Compact"/>
+              <w:jc w:val="center"/>
+            </w:pPr>
+            <w:r>
+              <w:t xml:space="preserve">crudo / filtro + lectura</w:t>
+            </w:r>
+          </w:p>
+        </w:tc>
+      </w:tr>
+      <w:tr>
+        <w:tc>
+          <w:tcPr/>
+          <w:p>
+            <w:pPr>
+              <w:pStyle w:val="Compact"/>
+              <w:jc w:val="left"/>
+            </w:pPr>
+            <w:r>
+              <w:t xml:space="preserve">1</w:t>
+            </w:r>
+          </w:p>
+        </w:tc>
+        <w:tc>
+          <w:tcPr/>
+          <w:p>
+            <w:pPr>
+              <w:pStyle w:val="Compact"/>
+              <w:jc w:val="center"/>
+            </w:pPr>
+            <w:r>
+              <w:t xml:space="preserve">0</w:t>
+            </w:r>
+            <w:r>
+              <w:t xml:space="preserve">,</w:t>
+            </w:r>
+            <w:r>
+              <w:t xml:space="preserve">066</w:t>
+            </w:r>
+          </w:p>
+        </w:tc>
+        <w:tc>
+          <w:tcPr/>
+          <w:p>
+            <w:pPr>
+              <w:pStyle w:val="Compact"/>
+              <w:jc w:val="center"/>
+            </w:pPr>
+            <w:r>
+              <w:t xml:space="preserve">0</w:t>
+            </w:r>
+            <w:r>
+              <w:t xml:space="preserve">,</w:t>
+            </w:r>
+            <w:r>
+              <w:t xml:space="preserve">038</w:t>
+            </w:r>
+          </w:p>
+        </w:tc>
+        <w:tc>
+          <w:tcPr/>
+          <w:p>
+            <w:pPr>
+              <w:pStyle w:val="Compact"/>
+              <w:jc w:val="center"/>
+            </w:pPr>
+            <w:r>
+              <w:t xml:space="preserve">0</w:t>
+            </w:r>
+            <w:r>
+              <w:t xml:space="preserve">,</w:t>
+            </w:r>
+            <w:r>
+              <w:t xml:space="preserve">008</w:t>
+            </w:r>
+          </w:p>
+        </w:tc>
+        <w:tc>
+          <w:tcPr/>
+          <w:p>
+            <w:pPr>
+              <w:pStyle w:val="Compact"/>
+              <w:jc w:val="center"/>
+            </w:pPr>
+            <w:r>
+              <w:t xml:space="preserve">0</w:t>
+            </w:r>
+            <w:r>
+              <w:t xml:space="preserve">,</w:t>
+            </w:r>
+            <w:r>
+              <w:t xml:space="preserve">009</w:t>
+            </w:r>
+          </w:p>
+        </w:tc>
+        <w:tc>
+          <w:tcPr/>
+          <w:p>
+            <w:pPr>
+              <w:pStyle w:val="Compact"/>
+              <w:jc w:val="center"/>
+            </w:pPr>
+            <w:r>
+              <w:t xml:space="preserve">5</w:t>
+            </w:r>
+            <w:r>
+              <w:t xml:space="preserve">,</w:t>
+            </w:r>
+            <w:r>
+              <w:t xml:space="preserve">6 (2</w:t>
+            </w:r>
+            <w:r>
+              <w:t xml:space="preserve">,</w:t>
+            </w:r>
+            <w:r>
+              <w:t xml:space="preserve">4–14</w:t>
+            </w:r>
+            <w:r>
+              <w:t xml:space="preserve">,</w:t>
+            </w:r>
+            <w:r>
+              <w:t xml:space="preserve">4)</w:t>
+            </w:r>
+          </w:p>
+        </w:tc>
+      </w:tr>
+      <w:tr>
+        <w:tc>
+          <w:tcPr/>
+          <w:p>
+            <w:pPr>
+              <w:pStyle w:val="Compact"/>
+              <w:jc w:val="left"/>
+            </w:pPr>
+            <w:r>
+              <w:t xml:space="preserve">2</w:t>
+            </w:r>
+          </w:p>
+        </w:tc>
+        <w:tc>
+          <w:tcPr/>
+          <w:p>
+            <w:pPr>
+              <w:pStyle w:val="Compact"/>
+              <w:jc w:val="center"/>
+            </w:pPr>
+            <w:r>
+              <w:t xml:space="preserve">0</w:t>
+            </w:r>
+            <w:r>
+              <w:t xml:space="preserve">,</w:t>
+            </w:r>
+            <w:r>
+              <w:t xml:space="preserve">080</w:t>
+            </w:r>
+          </w:p>
+        </w:tc>
+        <w:tc>
+          <w:tcPr/>
+          <w:p>
+            <w:pPr>
+              <w:pStyle w:val="Compact"/>
+              <w:jc w:val="center"/>
+            </w:pPr>
+            <w:r>
+              <w:t xml:space="preserve">0</w:t>
+            </w:r>
+            <w:r>
+              <w:t xml:space="preserve">,</w:t>
+            </w:r>
+            <w:r>
+              <w:t xml:space="preserve">072</w:t>
+            </w:r>
+          </w:p>
+        </w:tc>
+        <w:tc>
+          <w:tcPr/>
+          <w:p>
+            <w:pPr>
+              <w:pStyle w:val="Compact"/>
+              <w:jc w:val="center"/>
+            </w:pPr>
+            <w:r>
+              <w:t xml:space="preserve">0</w:t>
+            </w:r>
+            <w:r>
+              <w:t xml:space="preserve">,</w:t>
+            </w:r>
+            <w:r>
+              <w:t xml:space="preserve">030</w:t>
+            </w:r>
+          </w:p>
+        </w:tc>
+        <w:tc>
+          <w:tcPr/>
+          <w:p>
+            <w:pPr>
+              <w:pStyle w:val="Compact"/>
+              <w:jc w:val="center"/>
+            </w:pPr>
+            <w:r>
+              <w:t xml:space="preserve">0</w:t>
+            </w:r>
+            <w:r>
+              <w:t xml:space="preserve">,</w:t>
+            </w:r>
+            <w:r>
+              <w:t xml:space="preserve">028</w:t>
+            </w:r>
+          </w:p>
+        </w:tc>
+        <w:tc>
+          <w:tcPr/>
+          <w:p>
+            <w:pPr>
+              <w:pStyle w:val="Compact"/>
+              <w:jc w:val="center"/>
+            </w:pPr>
+            <w:r>
+              <w:t xml:space="preserve">2</w:t>
+            </w:r>
+            <w:r>
+              <w:t xml:space="preserve">,</w:t>
+            </w:r>
+            <w:r>
+              <w:t xml:space="preserve">6 (1</w:t>
+            </w:r>
+            <w:r>
+              <w:t xml:space="preserve">,</w:t>
+            </w:r>
+            <w:r>
+              <w:t xml:space="preserve">1–3</w:t>
+            </w:r>
+            <w:r>
+              <w:t xml:space="preserve">,</w:t>
+            </w:r>
+            <w:r>
+              <w:t xml:space="preserve">8)</w:t>
+            </w:r>
+          </w:p>
+        </w:tc>
+      </w:tr>
+      <w:tr>
+        <w:tc>
+          <w:tcPr/>
+          <w:p>
+            <w:pPr>
+              <w:pStyle w:val="Compact"/>
+              <w:jc w:val="left"/>
+            </w:pPr>
+            <w:r>
+              <w:t xml:space="preserve">3</w:t>
+            </w:r>
+          </w:p>
+        </w:tc>
+        <w:tc>
+          <w:tcPr/>
+          <w:p>
+            <w:pPr>
+              <w:pStyle w:val="Compact"/>
+              <w:jc w:val="center"/>
+            </w:pPr>
+            <w:r>
+              <w:t xml:space="preserve">0</w:t>
+            </w:r>
+            <w:r>
+              <w:t xml:space="preserve">,</w:t>
+            </w:r>
+            <w:r>
+              <w:t xml:space="preserve">065</w:t>
+            </w:r>
+          </w:p>
+        </w:tc>
+        <w:tc>
+          <w:tcPr/>
+          <w:p>
+            <w:pPr>
+              <w:pStyle w:val="Compact"/>
+              <w:jc w:val="center"/>
+            </w:pPr>
+            <w:r>
+              <w:t xml:space="preserve">0</w:t>
+            </w:r>
+            <w:r>
+              <w:t xml:space="preserve">,</w:t>
+            </w:r>
+            <w:r>
+              <w:t xml:space="preserve">055</w:t>
+            </w:r>
+          </w:p>
+        </w:tc>
+        <w:tc>
+          <w:tcPr/>
+          <w:p>
+            <w:pPr>
+              <w:pStyle w:val="Compact"/>
+              <w:jc w:val="center"/>
+            </w:pPr>
+            <w:r>
+              <w:t xml:space="preserve">0</w:t>
+            </w:r>
+            <w:r>
+              <w:t xml:space="preserve">,</w:t>
+            </w:r>
+            <w:r>
+              <w:t xml:space="preserve">030</w:t>
+            </w:r>
+          </w:p>
+        </w:tc>
+        <w:tc>
+          <w:tcPr/>
+          <w:p>
+            <w:pPr>
+              <w:pStyle w:val="Compact"/>
+              <w:jc w:val="center"/>
+            </w:pPr>
+            <w:r>
+              <w:t xml:space="preserve">0</w:t>
+            </w:r>
+            <w:r>
+              <w:t xml:space="preserve">,</w:t>
+            </w:r>
+            <w:r>
+              <w:t xml:space="preserve">024</w:t>
+            </w:r>
+          </w:p>
+        </w:tc>
+        <w:tc>
+          <w:tcPr/>
+          <w:p>
+            <w:pPr>
+              <w:pStyle w:val="Compact"/>
+              <w:jc w:val="center"/>
+            </w:pPr>
+            <w:r>
+              <w:t xml:space="preserve">2</w:t>
+            </w:r>
+            <w:r>
+              <w:t xml:space="preserve">,</w:t>
+            </w:r>
+            <w:r>
+              <w:t xml:space="preserve">6 (1</w:t>
+            </w:r>
+            <w:r>
+              <w:t xml:space="preserve">,</w:t>
+            </w:r>
+            <w:r>
+              <w:t xml:space="preserve">0–4</w:t>
+            </w:r>
+            <w:r>
+              <w:t xml:space="preserve">,</w:t>
+            </w:r>
+            <w:r>
+              <w:t xml:space="preserve">6)</w:t>
+            </w:r>
+          </w:p>
+        </w:tc>
+      </w:tr>
+    </w:tbl>
     <w:bookmarkEnd w:id="46"/>
-    <w:bookmarkStart w:id="47" w:name="discusión"/>
+    <w:p>
+      <w:pPr>
+        <w:pStyle w:val="BodyText"/>
+      </w:pPr>
+      <w:r>
+        <w:rPr>
+          <w:rFonts w:ascii="Times New Roman" w:hAnsi="Times New Roman"/>
+        </w:rPr>
+        <w:t xml:space="preserve">Una excitación es el caso más fácil para el filtro y también es fácil clásicamente. Con</w:t>
+      </w:r>
+      <w:r>
+        <w:rPr>
+          <w:rFonts w:ascii="Times New Roman" w:hAnsi="Times New Roman"/>
+        </w:rPr>
+        <w:t xml:space="preserve"> </w:t>
+      </w:r>
+      <m:oMath>
+        <m:r>
+          <m:t>V</m:t>
+        </m:r>
+        <m:r>
+          <m:rPr>
+            <m:sty m:val="p"/>
+          </m:rPr>
+          <m:t>=</m:t>
+        </m:r>
+        <m:r>
+          <m:t>2</m:t>
+        </m:r>
+      </m:oMath>
+      <w:r>
+        <w:rPr>
+          <w:rFonts w:ascii="Times New Roman" w:hAnsi="Times New Roman"/>
+        </w:rPr>
+        <w:t xml:space="preserve">, campos</w:t>
+      </w:r>
+      <w:r>
+        <w:rPr>
+          <w:rFonts w:ascii="Times New Roman" w:hAnsi="Times New Roman"/>
+        </w:rPr>
+        <w:t xml:space="preserve"> </w:t>
+      </w:r>
+      <w:r>
+        <w:rPr>
+          <w:rFonts w:ascii="Times New Roman" w:hAnsi="Times New Roman"/>
+        </w:rPr>
+        <w:t xml:space="preserve">aleatorios en</w:t>
+      </w:r>
+      <w:r>
+        <w:rPr>
+          <w:rFonts w:ascii="Times New Roman" w:hAnsi="Times New Roman"/>
+        </w:rPr>
+        <w:t xml:space="preserve"> </w:t>
+      </w:r>
+      <m:oMath>
+        <m:d>
+          <m:dPr>
+            <m:begChr m:val="["/>
+            <m:endChr m:val="]"/>
+            <m:sepChr m:val=""/>
+            <m:grow/>
+          </m:dPr>
+          <m:e>
+            <m:r>
+              <m:rPr>
+                <m:sty m:val="p"/>
+              </m:rPr>
+              <m:t>−</m:t>
+            </m:r>
+            <m:r>
+              <m:t>0</m:t>
+            </m:r>
+            <m:r>
+              <m:rPr>
+                <m:sty m:val="p"/>
+              </m:rPr>
+              <m:t>,</m:t>
+            </m:r>
+            <m:r>
+              <m:t>5</m:t>
+            </m:r>
+            <m:r>
+              <m:rPr>
+                <m:sty m:val="p"/>
+              </m:rPr>
+              <m:t>;</m:t>
+            </m:r>
+            <m:r>
+              <m:t>0</m:t>
+            </m:r>
+            <m:r>
+              <m:rPr>
+                <m:sty m:val="p"/>
+              </m:rPr>
+              <m:t>,</m:t>
+            </m:r>
+            <m:r>
+              <m:t>5</m:t>
+            </m:r>
+          </m:e>
+        </m:d>
+      </m:oMath>
+      <w:r>
+        <w:rPr>
+          <w:rFonts w:ascii="Times New Roman" w:hAnsi="Times New Roman"/>
+        </w:rPr>
+        <w:t xml:space="preserve">,</w:t>
+      </w:r>
+      <w:r>
+        <w:rPr>
+          <w:rFonts w:ascii="Times New Roman" w:hAnsi="Times New Roman"/>
+        </w:rPr>
+        <w:t xml:space="preserve"> </w:t>
+      </w:r>
+      <m:oMath>
+        <m:r>
+          <m:t>T</m:t>
+        </m:r>
+        <m:r>
+          <m:rPr>
+            <m:sty m:val="p"/>
+          </m:rPr>
+          <m:t>=</m:t>
+        </m:r>
+        <m:r>
+          <m:t>2</m:t>
+        </m:r>
+      </m:oMath>
+      <w:r>
+        <w:rPr>
+          <w:rFonts w:ascii="Times New Roman" w:hAnsi="Times New Roman"/>
+        </w:rPr>
+        <w:t xml:space="preserve"> </w:t>
+      </w:r>
+      <w:r>
+        <w:rPr>
+          <w:rFonts w:ascii="Times New Roman" w:hAnsi="Times New Roman"/>
+        </w:rPr>
+        <w:t xml:space="preserve">y 1, 2 o 3 excitaciones que parten de los primeros qubits de una cadena de</w:t>
+      </w:r>
+      <w:r>
+        <w:rPr>
+          <w:rFonts w:ascii="Times New Roman" w:hAnsi="Times New Roman"/>
+        </w:rPr>
+        <w:t xml:space="preserve"> </w:t>
+      </w:r>
+      <w:r>
+        <w:rPr>
+          <w:rFonts w:ascii="Times New Roman" w:hAnsi="Times New Roman"/>
+        </w:rPr>
+        <w:t xml:space="preserve">seis, la dinámica es de muchos cuerpos. El beneficio del filtro baja de 5</w:t>
+      </w:r>
+      <w:r>
+        <w:rPr>
+          <w:rFonts w:ascii="Times New Roman" w:hAnsi="Times New Roman"/>
+        </w:rPr>
+        <w:t xml:space="preserve">,</w:t>
+      </w:r>
+      <w:r>
+        <w:rPr>
+          <w:rFonts w:ascii="Times New Roman" w:hAnsi="Times New Roman"/>
+        </w:rPr>
+        <w:t xml:space="preserve">6 veces con una excitación a</w:t>
+      </w:r>
+      <w:r>
+        <w:rPr>
+          <w:rFonts w:ascii="Times New Roman" w:hAnsi="Times New Roman"/>
+        </w:rPr>
+        <w:t xml:space="preserve"> </w:t>
+      </w:r>
+      <w:r>
+        <w:rPr>
+          <w:rFonts w:ascii="Times New Roman" w:hAnsi="Times New Roman"/>
+        </w:rPr>
+        <w:t xml:space="preserve">2</w:t>
+      </w:r>
+      <w:r>
+        <w:rPr>
+          <w:rFonts w:ascii="Times New Roman" w:hAnsi="Times New Roman"/>
+        </w:rPr>
+        <w:t xml:space="preserve">,</w:t>
+      </w:r>
+      <w:r>
+        <w:rPr>
+          <w:rFonts w:ascii="Times New Roman" w:hAnsi="Times New Roman"/>
+        </w:rPr>
+        <w:t xml:space="preserve">6 con dos y con tres (Tabla </w:t>
+      </w:r>
+      <w:hyperlink w:anchor="tab:xxz">
+        <w:r>
+          <w:rPr>
+            <w:rStyle w:val="Hyperlink"/>
+          </w:rPr>
+          <w:t xml:space="preserve">3</w:t>
+        </w:r>
+      </w:hyperlink>
+      <w:r>
+        <w:rPr>
+          <w:rFonts w:ascii="Times New Roman" w:hAnsi="Times New Roman"/>
+        </w:rPr>
+        <w:t xml:space="preserve">; se predijo que bajaría con cada excitación, cumplida apenas</w:t>
+      </w:r>
+      <w:r>
+        <w:rPr>
+          <w:rFonts w:ascii="Times New Roman" w:hAnsi="Times New Roman"/>
+        </w:rPr>
+        <w:t xml:space="preserve"> </w:t>
+      </w:r>
+      <w:r>
+        <w:rPr>
+          <w:rFonts w:ascii="Times New Roman" w:hAnsi="Times New Roman"/>
+        </w:rPr>
+        <w:t xml:space="preserve">entre dos y tres). Los sectores con más excitaciones conservan más disparos (0</w:t>
+      </w:r>
+      <w:r>
+        <w:rPr>
+          <w:rFonts w:ascii="Times New Roman" w:hAnsi="Times New Roman"/>
+        </w:rPr>
+        <w:t xml:space="preserve">,</w:t>
+      </w:r>
+      <w:r>
+        <w:rPr>
+          <w:rFonts w:ascii="Times New Roman" w:hAnsi="Times New Roman"/>
+        </w:rPr>
+        <w:t xml:space="preserve">49 contra 0</w:t>
+      </w:r>
+      <w:r>
+        <w:rPr>
+          <w:rFonts w:ascii="Times New Roman" w:hAnsi="Times New Roman"/>
+        </w:rPr>
+        <w:t xml:space="preserve">,</w:t>
+      </w:r>
+      <w:r>
+        <w:rPr>
+          <w:rFonts w:ascii="Times New Roman" w:hAnsi="Times New Roman"/>
+        </w:rPr>
+        <w:t xml:space="preserve">43 con 120</w:t>
+      </w:r>
+      <w:r>
+        <w:rPr>
+          <w:rFonts w:ascii="Times New Roman" w:hAnsi="Times New Roman"/>
+        </w:rPr>
+        <w:t xml:space="preserve"> </w:t>
+      </w:r>
+      <w:r>
+        <w:rPr>
+          <w:rFonts w:ascii="Times New Roman" w:hAnsi="Times New Roman"/>
+        </w:rPr>
+        <w:t xml:space="preserve">compuertas de dos qubits) pero ganan menos: más ruido cae dentro de un sector más grande (20 de 64 estados a</w:t>
+      </w:r>
+      <w:r>
+        <w:rPr>
+          <w:rFonts w:ascii="Times New Roman" w:hAnsi="Times New Roman"/>
+        </w:rPr>
+        <w:t xml:space="preserve"> </w:t>
+      </w:r>
+      <w:r>
+        <w:rPr>
+          <w:rFonts w:ascii="Times New Roman" w:hAnsi="Times New Roman"/>
+        </w:rPr>
+        <w:t xml:space="preserve">media ocupación, contra 6), donde el filtro no lo ve. Filtro + lectura fue lo mejor en 62 de los 63 pares</w:t>
+      </w:r>
+      <w:r>
+        <w:rPr>
+          <w:rFonts w:ascii="Times New Roman" w:hAnsi="Times New Roman"/>
+        </w:rPr>
+        <w:t xml:space="preserve"> </w:t>
+      </w:r>
+      <w:r>
+        <w:rPr>
+          <w:rFonts w:ascii="Times New Roman" w:hAnsi="Times New Roman"/>
+        </w:rPr>
+        <w:t xml:space="preserve">dispositivo–sector; en FakeKyoto a media ocupación no (0</w:t>
+      </w:r>
+      <w:r>
+        <w:rPr>
+          <w:rFonts w:ascii="Times New Roman" w:hAnsi="Times New Roman"/>
+        </w:rPr>
+        <w:t xml:space="preserve">,</w:t>
+      </w:r>
+      <w:r>
+        <w:rPr>
+          <w:rFonts w:ascii="Times New Roman" w:hAnsi="Times New Roman"/>
+        </w:rPr>
+        <w:t xml:space="preserve">238 contra 0</w:t>
+      </w:r>
+      <w:r>
+        <w:rPr>
+          <w:rFonts w:ascii="Times New Roman" w:hAnsi="Times New Roman"/>
+        </w:rPr>
+        <w:t xml:space="preserve">,</w:t>
+      </w:r>
+      <w:r>
+        <w:rPr>
+          <w:rFonts w:ascii="Times New Roman" w:hAnsi="Times New Roman"/>
+        </w:rPr>
+        <w:t xml:space="preserve">231), así que esa predicción falló.</w:t>
+      </w:r>
+      <w:r>
+        <w:rPr>
+          <w:rFonts w:ascii="Times New Roman" w:hAnsi="Times New Roman"/>
+        </w:rPr>
+        <w:t xml:space="preserve"> </w:t>
+      </w:r>
+      <w:r>
+        <w:rPr>
+          <w:rFonts w:ascii="Times New Roman" w:hAnsi="Times New Roman"/>
+        </w:rPr>
+        <w:t xml:space="preserve">El filtro volvió a correr a más profundidad el número óptimo de pasos de Trotter (61 de 63; mediana 8 o 6</w:t>
+      </w:r>
+      <w:r>
+        <w:rPr>
+          <w:rFonts w:ascii="Times New Roman" w:hAnsi="Times New Roman"/>
+        </w:rPr>
+        <w:t xml:space="preserve"> </w:t>
+      </w:r>
+      <w:r>
+        <w:rPr>
+          <w:rFonts w:ascii="Times New Roman" w:hAnsi="Times New Roman"/>
+        </w:rPr>
+        <w:t xml:space="preserve">contra 4), y Trotter de segundo orden fue mejor con dos excitaciones en 20 de 21 dispositivos (cumplida); con</w:t>
+      </w:r>
+      <w:r>
+        <w:rPr>
+          <w:rFonts w:ascii="Times New Roman" w:hAnsi="Times New Roman"/>
+        </w:rPr>
+        <w:t xml:space="preserve"> </w:t>
+      </w:r>
+      <w:r>
+        <w:rPr>
+          <w:rFonts w:ascii="Times New Roman" w:hAnsi="Times New Roman"/>
+        </w:rPr>
+        <w:t xml:space="preserve">tres, solo en 5, porque sus compuertas extra cuestan más de lo que ahorra su menor error de Trotter. Al armar</w:t>
+      </w:r>
+      <w:r>
+        <w:rPr>
+          <w:rFonts w:ascii="Times New Roman" w:hAnsi="Times New Roman"/>
+        </w:rPr>
+        <w:t xml:space="preserve"> </w:t>
+      </w:r>
+      <w:r>
+        <w:rPr>
+          <w:rFonts w:ascii="Times New Roman" w:hAnsi="Times New Roman"/>
+        </w:rPr>
+        <w:t xml:space="preserve">este experimento apareció que el pase del transpilador leía las X de preparación en el orden en que el DAG</w:t>
+      </w:r>
+      <w:r>
+        <w:rPr>
+          <w:rFonts w:ascii="Times New Roman" w:hAnsi="Times New Roman"/>
+        </w:rPr>
+        <w:t xml:space="preserve"> </w:t>
+      </w:r>
+      <w:r>
+        <w:rPr>
+          <w:rFonts w:ascii="Times New Roman" w:hAnsi="Times New Roman"/>
+        </w:rPr>
+        <w:t xml:space="preserve">lista las compuertas y podía informar mal el peso inicial; ahora toma una X como preparación cuando es la</w:t>
+      </w:r>
+      <w:r>
+        <w:rPr>
+          <w:rFonts w:ascii="Times New Roman" w:hAnsi="Times New Roman"/>
+        </w:rPr>
+        <w:t xml:space="preserve"> </w:t>
+      </w:r>
+      <w:r>
+        <w:rPr>
+          <w:rFonts w:ascii="Times New Roman" w:hAnsi="Times New Roman"/>
+        </w:rPr>
+        <w:t xml:space="preserve">primera operación en su qubit.</w:t>
+      </w:r>
+    </w:p>
+    <w:bookmarkEnd w:id="47"/>
+    <w:bookmarkEnd w:id="48"/>
+    <w:bookmarkStart w:id="49" w:name="discusión"/>
     <w:p>
       <w:pPr>
         <w:pStyle w:val="Heading1"/>
@@ -14669,7 +16229,19 @@
         <w:rPr>
           <w:rFonts w:ascii="Times New Roman" w:hAnsi="Times New Roman"/>
         </w:rPr>
-        <w:t xml:space="preserve">clásicos. Diez de las treinta y tres predicciones fallaron tal como</w:t>
+        <w:t xml:space="preserve">clásicos. Su beneficio es mayor con una excitación y se reduce a la mitad cuando las excitaciones</w:t>
+      </w:r>
+      <w:r>
+        <w:rPr>
+          <w:rFonts w:ascii="Times New Roman" w:hAnsi="Times New Roman"/>
+        </w:rPr>
+        <w:t xml:space="preserve"> </w:t>
+      </w:r>
+      <w:r>
+        <w:rPr>
+          <w:rFonts w:ascii="Times New Roman" w:hAnsi="Times New Roman"/>
+        </w:rPr>
+        <w:t xml:space="preserve">interactúan. Once de las treinta y siete predicciones fallaron tal como</w:t>
       </w:r>
       <w:r>
         <w:rPr>
@@ -14732,8 +16304,8 @@
         <w:t xml:space="preserve">entre qubits ni deriva. El paso siguiente es una corrida en hardware.</w:t>
       </w:r>
     </w:p>
-    <w:bookmarkEnd w:id="47"/>
-    <w:bookmarkStart w:id="75" w:name="disponibilidad-de-código-y-datos"/>
+    <w:bookmarkEnd w:id="49"/>
+    <w:bookmarkStart w:id="77" w:name="disponibilidad-de-código-y-datos"/>
     <w:p>
       <w:pPr>
         <w:pStyle w:val="Heading1"/>
@@ -14765,15 +16337,15 @@
         <w:rPr>
           <w:rFonts w:ascii="Times New Roman" w:hAnsi="Times New Roman"/>
         </w:rPr>
-        <w:t xml:space="preserve">funciones de §146–§147 están en el repositorio y en la próxima versión):</w:t>
-      </w:r>
-      <w:r>
-        <w:rPr>
-          <w:rFonts w:ascii="Times New Roman" w:hAnsi="Times New Roman"/>
-        </w:rPr>
-        <w:t xml:space="preserve"> </w:t>
-      </w:r>
-      <w:hyperlink r:id="rId48">
+        <w:t xml:space="preserve">funciones de §146–§148 están en el repositorio y en la próxima versión):</w:t>
+      </w:r>
+      <w:r>
+        <w:rPr>
+          <w:rFonts w:ascii="Times New Roman" w:hAnsi="Times New Roman"/>
+        </w:rPr>
+        <w:t xml:space="preserve"> </w:t>
+      </w:r>
+      <w:hyperlink r:id="rId50">
         <w:r>
           <w:rPr>
             <w:rStyle w:val="Hyperlink"/>
@@ -15060,8 +16632,8 @@
         <w:t xml:space="preserve">]</w:t>
       </w:r>
     </w:p>
-    <w:bookmarkStart w:id="74" w:name="refs"/>
-    <w:bookmarkStart w:id="49" w:name="ref-bonetmonroig2018"/>
+    <w:bookmarkStart w:id="76" w:name="refs"/>
+    <w:bookmarkStart w:id="51" w:name="ref-bonetmonroig2018"/>
     <w:p>
       <w:pPr>
         <w:pStyle w:val="Bibliography"/>
@@ -15111,8 +16683,8 @@
         <w:t xml:space="preserve">98: 062339.</w:t>
       </w:r>
     </w:p>
-    <w:bookmarkEnd w:id="49"/>
-    <w:bookmarkStart w:id="51" w:name="ref-bravyi2021readout"/>
+    <w:bookmarkEnd w:id="51"/>
+    <w:bookmarkStart w:id="53" w:name="ref-bravyi2021readout"/>
     <w:p>
       <w:pPr>
         <w:pStyle w:val="Bibliography"/>
@@ -15167,7 +16739,7 @@
         </w:rPr>
         <w:t xml:space="preserve"> </w:t>
       </w:r>
-      <w:hyperlink r:id="rId50">
+      <w:hyperlink r:id="rId52">
         <w:r>
           <w:rPr>
             <w:rStyle w:val="Hyperlink"/>
@@ -15182,8 +16754,8 @@
         <w:t xml:space="preserve">.</w:t>
       </w:r>
     </w:p>
-    <w:bookmarkEnd w:id="51"/>
-    <w:bookmarkStart w:id="53" w:name="ref-giurgicatiron2020"/>
+    <w:bookmarkEnd w:id="53"/>
+    <w:bookmarkStart w:id="55" w:name="ref-giurgicatiron2020"/>
     <w:p>
       <w:pPr>
         <w:pStyle w:val="Bibliography"/>
@@ -15244,7 +16816,7 @@
         </w:rPr>
         <w:t xml:space="preserve"> </w:t>
       </w:r>
-      <w:hyperlink r:id="rId52">
+      <w:hyperlink r:id="rId54">
         <w:r>
           <w:rPr>
             <w:rStyle w:val="Hyperlink"/>
@@ -15259,8 +16831,8 @@
         <w:t xml:space="preserve">.</w:t>
       </w:r>
     </w:p>
-    <w:bookmarkEnd w:id="53"/>
-    <w:bookmarkStart w:id="55" w:name="ref-qiskitibmruntime"/>
+    <w:bookmarkEnd w:id="55"/>
+    <w:bookmarkStart w:id="57" w:name="ref-qiskitibmruntime"/>
     <w:p>
       <w:pPr>
         <w:pStyle w:val="Bibliography"/>
@@ -15313,7 +16885,7 @@
         </w:rPr>
         <w:t xml:space="preserve"> </w:t>
       </w:r>
-      <w:hyperlink r:id="rId54">
+      <w:hyperlink r:id="rId56">
         <w:r>
           <w:rPr>
             <w:rStyle w:val="Hyperlink"/>
@@ -15328,8 +16900,8 @@
         <w:t xml:space="preserve">.</w:t>
       </w:r>
     </w:p>
-    <w:bookmarkEnd w:id="55"/>
-    <w:bookmarkStart w:id="57" w:name="ref-javadiabhari2024qiskit"/>
+    <w:bookmarkEnd w:id="57"/>
+    <w:bookmarkStart w:id="59" w:name="ref-javadiabhari2024qiskit"/>
     <w:p>
       <w:pPr>
         <w:pStyle w:val="Bibliography"/>
@@ -15376,7 +16948,7 @@
         </w:rPr>
         <w:t xml:space="preserve"> </w:t>
       </w:r>
-      <w:hyperlink r:id="rId56">
+      <w:hyperlink r:id="rId58">
         <w:r>
           <w:rPr>
             <w:rStyle w:val="Hyperlink"/>
@@ -15391,8 +16963,8 @@
         <w:t xml:space="preserve">.</w:t>
       </w:r>
     </w:p>
-    <w:bookmarkEnd w:id="57"/>
-    <w:bookmarkStart w:id="59" w:name="ref-kempe2003walks"/>
+    <w:bookmarkEnd w:id="59"/>
+    <w:bookmarkStart w:id="61" w:name="ref-kempe2003walks"/>
     <w:p>
       <w:pPr>
         <w:pStyle w:val="Bibliography"/>
@@ -15447,7 +17019,7 @@
         </w:rPr>
         <w:t xml:space="preserve"> </w:t>
       </w:r>
-      <w:hyperlink r:id="rId58">
+      <w:hyperlink r:id="rId60">
         <w:r>
           <w:rPr>
             <w:rStyle w:val="Hyperlink"/>
@@ -15462,8 +17034,8 @@
         <w:t xml:space="preserve">.</w:t>
       </w:r>
     </w:p>
-    <w:bookmarkEnd w:id="59"/>
-    <w:bookmarkStart w:id="61" w:name="ref-lloyd1996simulators"/>
+    <w:bookmarkEnd w:id="61"/>
+    <w:bookmarkStart w:id="63" w:name="ref-lloyd1996simulators"/>
     <w:p>
       <w:pPr>
         <w:pStyle w:val="Bibliography"/>
@@ -15518,7 +17090,7 @@
         </w:rPr>
         <w:t xml:space="preserve"> </w:t>
       </w:r>
-      <w:hyperlink r:id="rId60">
+      <w:hyperlink r:id="rId62">
         <w:r>
           <w:rPr>
             <w:rStyle w:val="Hyperlink"/>
@@ -15533,8 +17105,8 @@
         <w:t xml:space="preserve">.</w:t>
       </w:r>
     </w:p>
-    <w:bookmarkEnd w:id="61"/>
-    <w:bookmarkStart w:id="63" w:name="ref-lloyd2014qpca"/>
+    <w:bookmarkEnd w:id="63"/>
+    <w:bookmarkStart w:id="65" w:name="ref-lloyd2014qpca"/>
     <w:p>
       <w:pPr>
         <w:pStyle w:val="Bibliography"/>
@@ -15589,7 +17161,7 @@
         </w:rPr>
         <w:t xml:space="preserve"> </w:t>
       </w:r>
-      <w:hyperlink r:id="rId62">
+      <w:hyperlink r:id="rId64">
         <w:r>
           <w:rPr>
             <w:rStyle w:val="Hyperlink"/>
@@ -15604,8 +17176,8 @@
         <w:t xml:space="preserve">.</w:t>
       </w:r>
     </w:p>
-    <w:bookmarkEnd w:id="63"/>
-    <w:bookmarkStart w:id="64" w:name="ref-mcardle2019"/>
+    <w:bookmarkEnd w:id="65"/>
+    <w:bookmarkStart w:id="66" w:name="ref-mcardle2019"/>
     <w:p>
       <w:pPr>
         <w:pStyle w:val="Bibliography"/>
@@ -15655,8 +17227,8 @@
         <w:t xml:space="preserve">122: 180501.</w:t>
       </w:r>
     </w:p>
-    <w:bookmarkEnd w:id="64"/>
-    <w:bookmarkStart w:id="66" w:name="ref-monteverde2026qang"/>
+    <w:bookmarkEnd w:id="66"/>
+    <w:bookmarkStart w:id="68" w:name="ref-monteverde2026qang"/>
     <w:p>
       <w:pPr>
         <w:pStyle w:val="Bibliography"/>
@@ -15709,7 +17281,7 @@
         </w:rPr>
         <w:t xml:space="preserve"> </w:t>
       </w:r>
-      <w:hyperlink r:id="rId65">
+      <w:hyperlink r:id="rId67">
         <w:r>
           <w:rPr>
             <w:rStyle w:val="Hyperlink"/>
@@ -15724,8 +17296,8 @@
         <w:t xml:space="preserve">.</w:t>
       </w:r>
     </w:p>
-    <w:bookmarkEnd w:id="66"/>
-    <w:bookmarkStart w:id="67" w:name="ref-monteverde2026qml"/>
+    <w:bookmarkEnd w:id="68"/>
+    <w:bookmarkStart w:id="69" w:name="ref-monteverde2026qml"/>
     <w:p>
       <w:pPr>
         <w:pStyle w:val="Bibliography"/>
@@ -15767,8 +17339,8 @@
         <w:t xml:space="preserve">-Limited Hardware: What the Qg Symmetry Filter Does and Does Not Do.”</w:t>
       </w:r>
     </w:p>
-    <w:bookmarkEnd w:id="67"/>
-    <w:bookmarkStart w:id="69" w:name="ref-qiskitml"/>
+    <w:bookmarkEnd w:id="69"/>
+    <w:bookmarkStart w:id="71" w:name="ref-qiskitml"/>
     <w:p>
       <w:pPr>
         <w:pStyle w:val="Bibliography"/>
@@ -15797,7 +17369,7 @@
         </w:rPr>
         <w:t xml:space="preserve"> </w:t>
       </w:r>
-      <w:hyperlink r:id="rId68">
+      <w:hyperlink r:id="rId70">
         <w:r>
           <w:rPr>
             <w:rStyle w:val="Hyperlink"/>
@@ -15812,8 +17384,8 @@
         <w:t xml:space="preserve">.</w:t>
       </w:r>
     </w:p>
-    <w:bookmarkEnd w:id="69"/>
-    <w:bookmarkStart w:id="71" w:name="ref-tang2021qpca"/>
+    <w:bookmarkEnd w:id="71"/>
+    <w:bookmarkStart w:id="73" w:name="ref-tang2021qpca"/>
     <w:p>
       <w:pPr>
         <w:pStyle w:val="Bibliography"/>
@@ -15868,7 +17440,7 @@
         </w:rPr>
         <w:t xml:space="preserve"> </w:t>
       </w:r>
-      <w:hyperlink r:id="rId70">
+      <w:hyperlink r:id="rId72">
         <w:r>
           <w:rPr>
             <w:rStyle w:val="Hyperlink"/>
@@ -15883,8 +17455,8 @@
         <w:t xml:space="preserve">.</w:t>
       </w:r>
     </w:p>
-    <w:bookmarkEnd w:id="71"/>
-    <w:bookmarkStart w:id="73" w:name="ref-temme2017"/>
+    <w:bookmarkEnd w:id="73"/>
+    <w:bookmarkStart w:id="75" w:name="ref-temme2017"/>
     <w:p>
       <w:pPr>
         <w:pStyle w:val="Bibliography"/>
@@ -15939,7 +17511,7 @@
         </w:rPr>
         <w:t xml:space="preserve"> </w:t>
       </w:r>
-      <w:hyperlink r:id="rId72">
+      <w:hyperlink r:id="rId74">
         <w:r>
           <w:rPr>
             <w:rStyle w:val="Hyperlink"/>
@@ -15954,9 +17526,9 @@
         <w:t xml:space="preserve">.</w:t>
       </w:r>
     </w:p>
-    <w:bookmarkEnd w:id="73"/>
-    <w:bookmarkEnd w:id="74"/>
     <w:bookmarkEnd w:id="75"/>
+    <w:bookmarkEnd w:id="76"/>
+    <w:bookmarkEnd w:id="77"/>
     <w:sectPr/>
   </w:body>
 </w:document>

--- a/manuscript/qang_ibm_es.docx
+++ b/manuscript/qang_ibm_es.docx
@@ -16325,19 +16325,7 @@
         <w:rPr>
           <w:rFonts w:ascii="Times New Roman" w:hAnsi="Times New Roman"/>
         </w:rPr>
-        <w:t xml:space="preserve">Todo está en la biblioteca de código abierto qang (licencia MIT), versión 0.9.0 o posterior (las</w:t>
-      </w:r>
-      <w:r>
-        <w:rPr>
-          <w:rFonts w:ascii="Times New Roman" w:hAnsi="Times New Roman"/>
-        </w:rPr>
-        <w:t xml:space="preserve"> </w:t>
-      </w:r>
-      <w:r>
-        <w:rPr>
-          <w:rFonts w:ascii="Times New Roman" w:hAnsi="Times New Roman"/>
-        </w:rPr>
-        <w:t xml:space="preserve">funciones de §146–§148 están en el repositorio y en la próxima versión):</w:t>
+        <w:t xml:space="preserve">Todo está en la biblioteca de código abierto qang (licencia MIT), versión 0.10.0 o posterior:</w:t>
       </w:r>
       <w:r>
         <w:rPr>

--- a/manuscript/qang_ibm_es.docx
+++ b/manuscript/qang_ibm_es.docx
@@ -6364,6 +6364,606 @@
         <w:rPr>
           <w:rFonts w:ascii="Times New Roman" w:hAnsi="Times New Roman"/>
         </w:rPr>
+        <w:t xml:space="preserve">Al</w:t>
+      </w:r>
+      <w:r>
+        <w:rPr>
+          <w:rFonts w:ascii="Times New Roman" w:hAnsi="Times New Roman"/>
+        </w:rPr>
+        <w:t xml:space="preserve"> </w:t>
+      </w:r>
+      <w:r>
+        <w:rPr>
+          <w:rFonts w:ascii="Times New Roman" w:hAnsi="Times New Roman"/>
+        </w:rPr>
+        <w:t xml:space="preserve">estimar</w:t>
+      </w:r>
+      <w:r>
+        <w:rPr>
+          <w:rFonts w:ascii="Times New Roman" w:hAnsi="Times New Roman"/>
+        </w:rPr>
+        <w:t xml:space="preserve"> </w:t>
+      </w:r>
+      <w:r>
+        <w:rPr>
+          <w:rFonts w:ascii="Times New Roman" w:hAnsi="Times New Roman"/>
+        </w:rPr>
+        <w:t xml:space="preserve">la</w:t>
+      </w:r>
+      <w:r>
+        <w:rPr>
+          <w:rFonts w:ascii="Times New Roman" w:hAnsi="Times New Roman"/>
+        </w:rPr>
+        <w:t xml:space="preserve"> </w:t>
+      </w:r>
+      <w:r>
+        <w:rPr>
+          <w:rFonts w:ascii="Times New Roman" w:hAnsi="Times New Roman"/>
+        </w:rPr>
+        <w:t xml:space="preserve">fidelidad</w:t>
+      </w:r>
+      <w:r>
+        <w:rPr>
+          <w:rFonts w:ascii="Times New Roman" w:hAnsi="Times New Roman"/>
+        </w:rPr>
+        <w:t xml:space="preserve"> </w:t>
+      </w:r>
+      <w:r>
+        <w:rPr>
+          <w:rFonts w:ascii="Times New Roman" w:hAnsi="Times New Roman"/>
+        </w:rPr>
+        <w:t xml:space="preserve">de</w:t>
+      </w:r>
+      <w:r>
+        <w:rPr>
+          <w:rFonts w:ascii="Times New Roman" w:hAnsi="Times New Roman"/>
+        </w:rPr>
+        <w:t xml:space="preserve"> </w:t>
+      </w:r>
+      <w:r>
+        <w:rPr>
+          <w:rFonts w:ascii="Times New Roman" w:hAnsi="Times New Roman"/>
+        </w:rPr>
+        <w:t xml:space="preserve">dos</w:t>
+      </w:r>
+      <w:r>
+        <w:rPr>
+          <w:rFonts w:ascii="Times New Roman" w:hAnsi="Times New Roman"/>
+        </w:rPr>
+        <w:t xml:space="preserve"> </w:t>
+      </w:r>
+      <w:r>
+        <w:rPr>
+          <w:rFonts w:ascii="Times New Roman" w:hAnsi="Times New Roman"/>
+        </w:rPr>
+        <w:t xml:space="preserve">estados,</w:t>
+      </w:r>
+      <w:r>
+        <w:rPr>
+          <w:rFonts w:ascii="Times New Roman" w:hAnsi="Times New Roman"/>
+        </w:rPr>
+        <w:t xml:space="preserve"> </w:t>
+      </w:r>
+      <w:r>
+        <w:rPr>
+          <w:rFonts w:ascii="Times New Roman" w:hAnsi="Times New Roman"/>
+        </w:rPr>
+        <w:t xml:space="preserve">el</w:t>
+      </w:r>
+      <w:r>
+        <w:rPr>
+          <w:rFonts w:ascii="Times New Roman" w:hAnsi="Times New Roman"/>
+        </w:rPr>
+        <w:t xml:space="preserve"> </w:t>
+      </w:r>
+      <w:r>
+        <w:rPr>
+          <w:rFonts w:ascii="Times New Roman" w:hAnsi="Times New Roman"/>
+        </w:rPr>
+        <w:t xml:space="preserve">filtro</w:t>
+      </w:r>
+      <w:r>
+        <w:rPr>
+          <w:rFonts w:ascii="Times New Roman" w:hAnsi="Times New Roman"/>
+        </w:rPr>
+        <w:t xml:space="preserve"> </w:t>
+      </w:r>
+      <w:r>
+        <w:rPr>
+          <w:rFonts w:ascii="Times New Roman" w:hAnsi="Times New Roman"/>
+        </w:rPr>
+        <w:t xml:space="preserve">reduce</w:t>
+      </w:r>
+      <w:r>
+        <w:rPr>
+          <w:rFonts w:ascii="Times New Roman" w:hAnsi="Times New Roman"/>
+        </w:rPr>
+        <w:t xml:space="preserve"> </w:t>
+      </w:r>
+      <w:r>
+        <w:rPr>
+          <w:rFonts w:ascii="Times New Roman" w:hAnsi="Times New Roman"/>
+        </w:rPr>
+        <w:t xml:space="preserve">3</w:t>
+      </w:r>
+      <w:r>
+        <w:rPr>
+          <w:rFonts w:ascii="Times New Roman" w:hAnsi="Times New Roman"/>
+        </w:rPr>
+        <w:t xml:space="preserve">,</w:t>
+      </w:r>
+      <w:r>
+        <w:rPr>
+          <w:rFonts w:ascii="Times New Roman" w:hAnsi="Times New Roman"/>
+        </w:rPr>
+        <w:t xml:space="preserve">8–11</w:t>
+      </w:r>
+      <w:r>
+        <w:rPr>
+          <w:rFonts w:ascii="Times New Roman" w:hAnsi="Times New Roman"/>
+        </w:rPr>
+        <w:t xml:space="preserve">,</w:t>
+      </w:r>
+      <w:r>
+        <w:rPr>
+          <w:rFonts w:ascii="Times New Roman" w:hAnsi="Times New Roman"/>
+        </w:rPr>
+        <w:t xml:space="preserve">2</w:t>
+      </w:r>
+      <w:r>
+        <w:rPr>
+          <w:rFonts w:ascii="Times New Roman" w:hAnsi="Times New Roman"/>
+        </w:rPr>
+        <w:t xml:space="preserve"> </w:t>
+      </w:r>
+      <w:r>
+        <w:rPr>
+          <w:rFonts w:ascii="Times New Roman" w:hAnsi="Times New Roman"/>
+        </w:rPr>
+        <w:t xml:space="preserve">veces</w:t>
+      </w:r>
+      <w:r>
+        <w:rPr>
+          <w:rFonts w:ascii="Times New Roman" w:hAnsi="Times New Roman"/>
+        </w:rPr>
+        <w:t xml:space="preserve"> </w:t>
+      </w:r>
+      <w:r>
+        <w:rPr>
+          <w:rFonts w:ascii="Times New Roman" w:hAnsi="Times New Roman"/>
+        </w:rPr>
+        <w:t xml:space="preserve">el</w:t>
+      </w:r>
+      <w:r>
+        <w:rPr>
+          <w:rFonts w:ascii="Times New Roman" w:hAnsi="Times New Roman"/>
+        </w:rPr>
+        <w:t xml:space="preserve"> </w:t>
+      </w:r>
+      <w:r>
+        <w:rPr>
+          <w:rFonts w:ascii="Times New Roman" w:hAnsi="Times New Roman"/>
+        </w:rPr>
+        <w:t xml:space="preserve">error</w:t>
+      </w:r>
+      <w:r>
+        <w:rPr>
+          <w:rFonts w:ascii="Times New Roman" w:hAnsi="Times New Roman"/>
+        </w:rPr>
+        <w:t xml:space="preserve"> </w:t>
+      </w:r>
+      <w:r>
+        <w:rPr>
+          <w:rFonts w:ascii="Times New Roman" w:hAnsi="Times New Roman"/>
+        </w:rPr>
+        <w:t xml:space="preserve">de</w:t>
+      </w:r>
+      <w:r>
+        <w:rPr>
+          <w:rFonts w:ascii="Times New Roman" w:hAnsi="Times New Roman"/>
+        </w:rPr>
+        <w:t xml:space="preserve"> </w:t>
+      </w:r>
+      <w:r>
+        <w:rPr>
+          <w:rFonts w:ascii="Times New Roman" w:hAnsi="Times New Roman"/>
+        </w:rPr>
+        <w:t xml:space="preserve">un</w:t>
+      </w:r>
+      <w:r>
+        <w:rPr>
+          <w:rFonts w:ascii="Times New Roman" w:hAnsi="Times New Roman"/>
+        </w:rPr>
+        <w:t xml:space="preserve"> </w:t>
+      </w:r>
+      <w:r>
+        <w:rPr>
+          <w:rFonts w:ascii="Times New Roman" w:hAnsi="Times New Roman"/>
+        </w:rPr>
+        <w:t xml:space="preserve">test</w:t>
+      </w:r>
+      <w:r>
+        <w:rPr>
+          <w:rFonts w:ascii="Times New Roman" w:hAnsi="Times New Roman"/>
+        </w:rPr>
+        <w:t xml:space="preserve"> </w:t>
+      </w:r>
+      <w:r>
+        <w:rPr>
+          <w:rFonts w:ascii="Times New Roman" w:hAnsi="Times New Roman"/>
+        </w:rPr>
+        <w:t xml:space="preserve">de</w:t>
+      </w:r>
+      <w:r>
+        <w:rPr>
+          <w:rFonts w:ascii="Times New Roman" w:hAnsi="Times New Roman"/>
+        </w:rPr>
+        <w:t xml:space="preserve"> </w:t>
+      </w:r>
+      <w:r>
+        <w:rPr>
+          <w:rFonts w:ascii="Times New Roman" w:hAnsi="Times New Roman"/>
+        </w:rPr>
+        <w:t xml:space="preserve">inversión</w:t>
+      </w:r>
+      <w:r>
+        <w:rPr>
+          <w:rFonts w:ascii="Times New Roman" w:hAnsi="Times New Roman"/>
+        </w:rPr>
+        <w:t xml:space="preserve"> </w:t>
+      </w:r>
+      <w:r>
+        <w:rPr>
+          <w:rFonts w:ascii="Times New Roman" w:hAnsi="Times New Roman"/>
+        </w:rPr>
+        <w:t xml:space="preserve">que</w:t>
+      </w:r>
+      <w:r>
+        <w:rPr>
+          <w:rFonts w:ascii="Times New Roman" w:hAnsi="Times New Roman"/>
+        </w:rPr>
+        <w:t xml:space="preserve"> </w:t>
+      </w:r>
+      <w:r>
+        <w:rPr>
+          <w:rFonts w:ascii="Times New Roman" w:hAnsi="Times New Roman"/>
+        </w:rPr>
+        <w:t xml:space="preserve">conserva</w:t>
+      </w:r>
+      <w:r>
+        <w:rPr>
+          <w:rFonts w:ascii="Times New Roman" w:hAnsi="Times New Roman"/>
+        </w:rPr>
+        <w:t xml:space="preserve"> </w:t>
+      </w:r>
+      <w:r>
+        <w:rPr>
+          <w:rFonts w:ascii="Times New Roman" w:hAnsi="Times New Roman"/>
+        </w:rPr>
+        <w:t xml:space="preserve">el</w:t>
+      </w:r>
+      <w:r>
+        <w:rPr>
+          <w:rFonts w:ascii="Times New Roman" w:hAnsi="Times New Roman"/>
+        </w:rPr>
+        <w:t xml:space="preserve"> </w:t>
+      </w:r>
+      <w:r>
+        <w:rPr>
+          <w:rFonts w:ascii="Times New Roman" w:hAnsi="Times New Roman"/>
+        </w:rPr>
+        <w:t xml:space="preserve">peso,</w:t>
+      </w:r>
+      <w:r>
+        <w:rPr>
+          <w:rFonts w:ascii="Times New Roman" w:hAnsi="Times New Roman"/>
+        </w:rPr>
+        <w:t xml:space="preserve"> </w:t>
+      </w:r>
+      <w:r>
+        <w:rPr>
+          <w:rFonts w:ascii="Times New Roman" w:hAnsi="Times New Roman"/>
+        </w:rPr>
+        <w:t xml:space="preserve">pero</w:t>
+      </w:r>
+      <w:r>
+        <w:rPr>
+          <w:rFonts w:ascii="Times New Roman" w:hAnsi="Times New Roman"/>
+        </w:rPr>
+        <w:t xml:space="preserve"> </w:t>
+      </w:r>
+      <w:r>
+        <w:rPr>
+          <w:rFonts w:ascii="Times New Roman" w:hAnsi="Times New Roman"/>
+        </w:rPr>
+        <w:t xml:space="preserve">el</w:t>
+      </w:r>
+      <w:r>
+        <w:rPr>
+          <w:rFonts w:ascii="Times New Roman" w:hAnsi="Times New Roman"/>
+        </w:rPr>
+        <w:t xml:space="preserve"> </w:t>
+      </w:r>
+      <w:r>
+        <w:rPr>
+          <w:rFonts w:ascii="Times New Roman" w:hAnsi="Times New Roman"/>
+        </w:rPr>
+        <w:t xml:space="preserve">del</w:t>
+      </w:r>
+      <w:r>
+        <w:rPr>
+          <w:rFonts w:ascii="Times New Roman" w:hAnsi="Times New Roman"/>
+        </w:rPr>
+        <w:t xml:space="preserve"> </w:t>
+      </w:r>
+      <w:r>
+        <w:rPr>
+          <w:rFonts w:ascii="Times New Roman" w:hAnsi="Times New Roman"/>
+        </w:rPr>
+        <w:t xml:space="preserve">swap</w:t>
+      </w:r>
+      <w:r>
+        <w:rPr>
+          <w:rFonts w:ascii="Times New Roman" w:hAnsi="Times New Roman"/>
+        </w:rPr>
+        <w:t xml:space="preserve"> </w:t>
+      </w:r>
+      <w:r>
+        <w:rPr>
+          <w:rFonts w:ascii="Times New Roman" w:hAnsi="Times New Roman"/>
+        </w:rPr>
+        <w:t xml:space="preserve">test</w:t>
+      </w:r>
+      <w:r>
+        <w:rPr>
+          <w:rFonts w:ascii="Times New Roman" w:hAnsi="Times New Roman"/>
+        </w:rPr>
+        <w:t xml:space="preserve"> </w:t>
+      </w:r>
+      <w:r>
+        <w:rPr>
+          <w:rFonts w:ascii="Times New Roman" w:hAnsi="Times New Roman"/>
+        </w:rPr>
+        <w:t xml:space="preserve">solo</w:t>
+      </w:r>
+      <w:r>
+        <w:rPr>
+          <w:rFonts w:ascii="Times New Roman" w:hAnsi="Times New Roman"/>
+        </w:rPr>
+        <w:t xml:space="preserve"> </w:t>
+      </w:r>
+      <w:r>
+        <w:rPr>
+          <w:rFonts w:ascii="Times New Roman" w:hAnsi="Times New Roman"/>
+        </w:rPr>
+        <w:t xml:space="preserve">1</w:t>
+      </w:r>
+      <w:r>
+        <w:rPr>
+          <w:rFonts w:ascii="Times New Roman" w:hAnsi="Times New Roman"/>
+        </w:rPr>
+        <w:t xml:space="preserve">,</w:t>
+      </w:r>
+      <w:r>
+        <w:rPr>
+          <w:rFonts w:ascii="Times New Roman" w:hAnsi="Times New Roman"/>
+        </w:rPr>
+        <w:t xml:space="preserve">4–1</w:t>
+      </w:r>
+      <w:r>
+        <w:rPr>
+          <w:rFonts w:ascii="Times New Roman" w:hAnsi="Times New Roman"/>
+        </w:rPr>
+        <w:t xml:space="preserve">,</w:t>
+      </w:r>
+      <w:r>
+        <w:rPr>
+          <w:rFonts w:ascii="Times New Roman" w:hAnsi="Times New Roman"/>
+        </w:rPr>
+        <w:t xml:space="preserve">8</w:t>
+      </w:r>
+      <w:r>
+        <w:rPr>
+          <w:rFonts w:ascii="Times New Roman" w:hAnsi="Times New Roman"/>
+        </w:rPr>
+        <w:t xml:space="preserve"> </w:t>
+      </w:r>
+      <w:r>
+        <w:rPr>
+          <w:rFonts w:ascii="Times New Roman" w:hAnsi="Times New Roman"/>
+        </w:rPr>
+        <w:t xml:space="preserve">veces,</w:t>
+      </w:r>
+      <w:r>
+        <w:rPr>
+          <w:rFonts w:ascii="Times New Roman" w:hAnsi="Times New Roman"/>
+        </w:rPr>
+        <w:t xml:space="preserve"> </w:t>
+      </w:r>
+      <w:r>
+        <w:rPr>
+          <w:rFonts w:ascii="Times New Roman" w:hAnsi="Times New Roman"/>
+        </w:rPr>
+        <w:t xml:space="preserve">porque</w:t>
+      </w:r>
+      <w:r>
+        <w:rPr>
+          <w:rFonts w:ascii="Times New Roman" w:hAnsi="Times New Roman"/>
+        </w:rPr>
+        <w:t xml:space="preserve"> </w:t>
+      </w:r>
+      <w:r>
+        <w:rPr>
+          <w:rFonts w:ascii="Times New Roman" w:hAnsi="Times New Roman"/>
+        </w:rPr>
+        <w:t xml:space="preserve">la</w:t>
+      </w:r>
+      <w:r>
+        <w:rPr>
+          <w:rFonts w:ascii="Times New Roman" w:hAnsi="Times New Roman"/>
+        </w:rPr>
+        <w:t xml:space="preserve"> </w:t>
+      </w:r>
+      <w:r>
+        <w:rPr>
+          <w:rFonts w:ascii="Times New Roman" w:hAnsi="Times New Roman"/>
+        </w:rPr>
+        <w:t xml:space="preserve">respuesta</w:t>
+      </w:r>
+      <w:r>
+        <w:rPr>
+          <w:rFonts w:ascii="Times New Roman" w:hAnsi="Times New Roman"/>
+        </w:rPr>
+        <w:t xml:space="preserve"> </w:t>
+      </w:r>
+      <w:r>
+        <w:rPr>
+          <w:rFonts w:ascii="Times New Roman" w:hAnsi="Times New Roman"/>
+        </w:rPr>
+        <w:t xml:space="preserve">del</w:t>
+      </w:r>
+      <w:r>
+        <w:rPr>
+          <w:rFonts w:ascii="Times New Roman" w:hAnsi="Times New Roman"/>
+        </w:rPr>
+        <w:t xml:space="preserve"> </w:t>
+      </w:r>
+      <w:r>
+        <w:rPr>
+          <w:rFonts w:ascii="Times New Roman" w:hAnsi="Times New Roman"/>
+        </w:rPr>
+        <w:t xml:space="preserve">swap</w:t>
+      </w:r>
+      <w:r>
+        <w:rPr>
+          <w:rFonts w:ascii="Times New Roman" w:hAnsi="Times New Roman"/>
+        </w:rPr>
+        <w:t xml:space="preserve"> </w:t>
+      </w:r>
+      <w:r>
+        <w:rPr>
+          <w:rFonts w:ascii="Times New Roman" w:hAnsi="Times New Roman"/>
+        </w:rPr>
+        <w:t xml:space="preserve">test</w:t>
+      </w:r>
+      <w:r>
+        <w:rPr>
+          <w:rFonts w:ascii="Times New Roman" w:hAnsi="Times New Roman"/>
+        </w:rPr>
+        <w:t xml:space="preserve"> </w:t>
+      </w:r>
+      <w:r>
+        <w:rPr>
+          <w:rFonts w:ascii="Times New Roman" w:hAnsi="Times New Roman"/>
+        </w:rPr>
+        <w:t xml:space="preserve">está</w:t>
+      </w:r>
+      <w:r>
+        <w:rPr>
+          <w:rFonts w:ascii="Times New Roman" w:hAnsi="Times New Roman"/>
+        </w:rPr>
+        <w:t xml:space="preserve"> </w:t>
+      </w:r>
+      <w:r>
+        <w:rPr>
+          <w:rFonts w:ascii="Times New Roman" w:hAnsi="Times New Roman"/>
+        </w:rPr>
+        <w:t xml:space="preserve">en</w:t>
+      </w:r>
+      <w:r>
+        <w:rPr>
+          <w:rFonts w:ascii="Times New Roman" w:hAnsi="Times New Roman"/>
+        </w:rPr>
+        <w:t xml:space="preserve"> </w:t>
+      </w:r>
+      <w:r>
+        <w:rPr>
+          <w:rFonts w:ascii="Times New Roman" w:hAnsi="Times New Roman"/>
+        </w:rPr>
+        <w:t xml:space="preserve">un</w:t>
+      </w:r>
+      <w:r>
+        <w:rPr>
+          <w:rFonts w:ascii="Times New Roman" w:hAnsi="Times New Roman"/>
+        </w:rPr>
+        <w:t xml:space="preserve"> </w:t>
+      </w:r>
+      <w:r>
+        <w:rPr>
+          <w:rFonts w:ascii="Times New Roman" w:hAnsi="Times New Roman"/>
+        </w:rPr>
+        <w:t xml:space="preserve">qubit</w:t>
+      </w:r>
+      <w:r>
+        <w:rPr>
+          <w:rFonts w:ascii="Times New Roman" w:hAnsi="Times New Roman"/>
+        </w:rPr>
+        <w:t xml:space="preserve"> </w:t>
+      </w:r>
+      <w:r>
+        <w:rPr>
+          <w:rFonts w:ascii="Times New Roman" w:hAnsi="Times New Roman"/>
+        </w:rPr>
+        <w:t xml:space="preserve">auxiliar</w:t>
+      </w:r>
+      <w:r>
+        <w:rPr>
+          <w:rFonts w:ascii="Times New Roman" w:hAnsi="Times New Roman"/>
+        </w:rPr>
+        <w:t xml:space="preserve"> </w:t>
+      </w:r>
+      <w:r>
+        <w:rPr>
+          <w:rFonts w:ascii="Times New Roman" w:hAnsi="Times New Roman"/>
+        </w:rPr>
+        <w:t xml:space="preserve">fuera</w:t>
+      </w:r>
+      <w:r>
+        <w:rPr>
+          <w:rFonts w:ascii="Times New Roman" w:hAnsi="Times New Roman"/>
+        </w:rPr>
+        <w:t xml:space="preserve"> </w:t>
+      </w:r>
+      <w:r>
+        <w:rPr>
+          <w:rFonts w:ascii="Times New Roman" w:hAnsi="Times New Roman"/>
+        </w:rPr>
+        <w:t xml:space="preserve">de</w:t>
+      </w:r>
+      <w:r>
+        <w:rPr>
+          <w:rFonts w:ascii="Times New Roman" w:hAnsi="Times New Roman"/>
+        </w:rPr>
+        <w:t xml:space="preserve"> </w:t>
+      </w:r>
+      <w:r>
+        <w:rPr>
+          <w:rFonts w:ascii="Times New Roman" w:hAnsi="Times New Roman"/>
+        </w:rPr>
+        <w:t xml:space="preserve">la</w:t>
+      </w:r>
+      <w:r>
+        <w:rPr>
+          <w:rFonts w:ascii="Times New Roman" w:hAnsi="Times New Roman"/>
+        </w:rPr>
+        <w:t xml:space="preserve"> </w:t>
+      </w:r>
+      <w:r>
+        <w:rPr>
+          <w:rFonts w:ascii="Times New Roman" w:hAnsi="Times New Roman"/>
+        </w:rPr>
+        <w:t xml:space="preserve">simetría.</w:t>
+      </w:r>
+      <w:r>
+        <w:rPr>
+          <w:rFonts w:ascii="Times New Roman" w:hAnsi="Times New Roman"/>
+        </w:rPr>
+        <w:t xml:space="preserve"> </w:t>
+      </w:r>
+      <w:r>
+        <w:rPr>
+          <w:rFonts w:ascii="Times New Roman" w:hAnsi="Times New Roman"/>
+        </w:rPr>
         <w:t xml:space="preserve">Se</w:t>
       </w:r>
       <w:r>
@@ -7145,7 +7745,7 @@
         <w:rPr>
           <w:rFonts w:ascii="Times New Roman" w:hAnsi="Times New Roman"/>
         </w:rPr>
-        <w:t xml:space="preserve">correr; los fracasos se informan como tales. Las secciones §137–§148 remiten a las notas de investigación</w:t>
+        <w:t xml:space="preserve">correr; los fracasos se informan como tales. Las secciones §137–§149 remiten a las notas de investigación</w:t>
       </w:r>
       <w:r>
         <w:rPr>
@@ -7180,7 +7780,7 @@
       </w:r>
     </w:p>
     <w:bookmarkEnd w:id="20"/>
-    <w:bookmarkStart w:id="30" w:name="métodos"/>
+    <w:bookmarkStart w:id="31" w:name="métodos"/>
     <w:p>
       <w:pPr>
         <w:pStyle w:val="Heading1"/>
@@ -10905,7 +11505,512 @@
       </w:r>
     </w:p>
     <w:bookmarkEnd w:id="28"/>
-    <w:bookmarkStart w:id="29" w:name="circuitos-de-prueba."/>
+    <w:bookmarkStart w:id="29" w:name="fidelidad-de-dos-estados."/>
+    <w:p>
+      <w:pPr>
+        <w:pStyle w:val="Heading4"/>
+      </w:pPr>
+      <w:r>
+        <w:rPr>
+          <w:rFonts w:ascii="Times New Roman" w:hAnsi="Times New Roman"/>
+        </w:rPr>
+        <w:t xml:space="preserve">Fidelidad de dos estados.</w:t>
+      </w:r>
+    </w:p>
+    <w:p>
+      <w:pPr>
+        <w:pStyle w:val="FirstParagraph"/>
+      </w:pPr>
+      <w:r>
+        <w:rPr>
+          <w:rFonts w:ascii="Times New Roman" w:hAnsi="Times New Roman"/>
+        </w:rPr>
+        <w:t xml:space="preserve">Para estados unarios la fidelidad</w:t>
+      </w:r>
+      <w:r>
+        <w:rPr>
+          <w:rFonts w:ascii="Times New Roman" w:hAnsi="Times New Roman"/>
+        </w:rPr>
+        <w:t xml:space="preserve"> </w:t>
+      </w:r>
+      <m:oMath>
+        <m:r>
+          <m:t>F</m:t>
+        </m:r>
+        <m:r>
+          <m:rPr>
+            <m:sty m:val="p"/>
+          </m:rPr>
+          <m:t>=</m:t>
+        </m:r>
+        <m:d>
+          <m:dPr>
+            <m:begChr m:val="|"/>
+            <m:endChr m:val="|"/>
+            <m:sepChr m:val=""/>
+            <m:grow/>
+          </m:dPr>
+          <m:e>
+            <m:r>
+              <m:rPr>
+                <m:sty m:val="p"/>
+              </m:rPr>
+              <m:t>⟨</m:t>
+            </m:r>
+            <m:r>
+              <m:t>x</m:t>
+            </m:r>
+          </m:e>
+        </m:d>
+        <m:r>
+          <m:t>y</m:t>
+        </m:r>
+        <m:r>
+          <m:rPr>
+            <m:sty m:val="p"/>
+          </m:rPr>
+          <m:t>⟩</m:t>
+        </m:r>
+        <m:sSup>
+          <m:e>
+            <m:r>
+              <m:rPr>
+                <m:sty m:val="p"/>
+              </m:rPr>
+              <m:t>|</m:t>
+            </m:r>
+          </m:e>
+          <m:sup>
+            <m:r>
+              <m:t>2</m:t>
+            </m:r>
+          </m:sup>
+        </m:sSup>
+      </m:oMath>
+      <w:r>
+        <w:rPr>
+          <w:rFonts w:ascii="Times New Roman" w:hAnsi="Times New Roman"/>
+        </w:rPr>
+        <w:t xml:space="preserve"> </w:t>
+      </w:r>
+      <w:r>
+        <w:rPr>
+          <w:rFonts w:ascii="Times New Roman" w:hAnsi="Times New Roman"/>
+        </w:rPr>
+        <w:t xml:space="preserve">se lee con un</w:t>
+      </w:r>
+      <w:r>
+        <w:rPr>
+          <w:rFonts w:ascii="Times New Roman" w:hAnsi="Times New Roman"/>
+        </w:rPr>
+        <w:t xml:space="preserve"> </w:t>
+      </w:r>
+      <w:r>
+        <w:rPr>
+          <w:rFonts w:ascii="Times New Roman" w:hAnsi="Times New Roman"/>
+        </w:rPr>
+        <w:t xml:space="preserve">test de inversión (</w:t>
+      </w:r>
+      <w:r>
+        <w:rPr>
+          <w:rStyle w:val="VerbatimChar"/>
+          <w:rFonts w:ascii="Times New Roman" w:hAnsi="Times New Roman"/>
+        </w:rPr>
+        <w:t xml:space="preserve">unary_overlap_circuit</w:t>
+      </w:r>
+      <w:r>
+        <w:rPr>
+          <w:rFonts w:ascii="Times New Roman" w:hAnsi="Times New Roman"/>
+        </w:rPr>
+        <w:t xml:space="preserve">: cargar</w:t>
+      </w:r>
+      <w:r>
+        <w:rPr>
+          <w:rFonts w:ascii="Times New Roman" w:hAnsi="Times New Roman"/>
+        </w:rPr>
+        <w:t xml:space="preserve"> </w:t>
+      </w:r>
+      <m:oMath>
+        <m:r>
+          <m:t>x</m:t>
+        </m:r>
+      </m:oMath>
+      <w:r>
+        <w:rPr>
+          <w:rFonts w:ascii="Times New Roman" w:hAnsi="Times New Roman"/>
+        </w:rPr>
+        <w:t xml:space="preserve">, deshacer el cargador de</w:t>
+      </w:r>
+      <w:r>
+        <w:rPr>
+          <w:rFonts w:ascii="Times New Roman" w:hAnsi="Times New Roman"/>
+        </w:rPr>
+        <w:t xml:space="preserve"> </w:t>
+      </w:r>
+      <m:oMath>
+        <m:r>
+          <m:t>y</m:t>
+        </m:r>
+      </m:oMath>
+      <w:r>
+        <w:rPr>
+          <w:rFonts w:ascii="Times New Roman" w:hAnsi="Times New Roman"/>
+        </w:rPr>
+        <w:t xml:space="preserve">,</w:t>
+      </w:r>
+      <w:r>
+        <w:rPr>
+          <w:rFonts w:ascii="Times New Roman" w:hAnsi="Times New Roman"/>
+        </w:rPr>
+        <w:t xml:space="preserve"> </w:t>
+      </w:r>
+      <m:oMath>
+        <m:r>
+          <m:t>P</m:t>
+        </m:r>
+        <m:d>
+          <m:dPr>
+            <m:begChr m:val="("/>
+            <m:endChr m:val=")"/>
+            <m:sepChr m:val=""/>
+            <m:grow/>
+          </m:dPr>
+          <m:e>
+            <m:sSub>
+              <m:e>
+                <m:r>
+                  <m:t>e</m:t>
+                </m:r>
+              </m:e>
+              <m:sub>
+                <m:r>
+                  <m:t>0</m:t>
+                </m:r>
+              </m:sub>
+            </m:sSub>
+          </m:e>
+        </m:d>
+        <m:r>
+          <m:rPr>
+            <m:sty m:val="p"/>
+          </m:rPr>
+          <m:t>=</m:t>
+        </m:r>
+        <m:r>
+          <m:t>F</m:t>
+        </m:r>
+      </m:oMath>
+      <w:r>
+        <w:rPr>
+          <w:rFonts w:ascii="Times New Roman" w:hAnsi="Times New Roman"/>
+        </w:rPr>
+        <w:t xml:space="preserve">;</w:t>
+      </w:r>
+      <w:r>
+        <w:rPr>
+          <w:rFonts w:ascii="Times New Roman" w:hAnsi="Times New Roman"/>
+        </w:rPr>
+        <w:t xml:space="preserve"> </w:t>
+      </w:r>
+      <m:oMath>
+        <m:r>
+          <m:t>n</m:t>
+        </m:r>
+      </m:oMath>
+      <w:r>
+        <w:rPr>
+          <w:rFonts w:ascii="Times New Roman" w:hAnsi="Times New Roman"/>
+        </w:rPr>
+        <w:t xml:space="preserve"> </w:t>
+      </w:r>
+      <w:r>
+        <w:rPr>
+          <w:rFonts w:ascii="Times New Roman" w:hAnsi="Times New Roman"/>
+        </w:rPr>
+        <w:t xml:space="preserve">qubits, todas las compuertas conservan el peso) o con el swap test </w:t>
+      </w:r>
+      <w:r>
+        <w:rPr>
+          <w:rFonts w:ascii="Times New Roman" w:hAnsi="Times New Roman"/>
+        </w:rPr>
+        <w:t xml:space="preserve">(</w:t>
+      </w:r>
+      <w:hyperlink w:anchor="ref-buhrman2001fingerprinting">
+        <w:r>
+          <w:rPr>
+            <w:rStyle w:val="Hyperlink"/>
+          </w:rPr>
+          <w:t xml:space="preserve">Buhrman et al. 2001</w:t>
+        </w:r>
+      </w:hyperlink>
+      <w:r>
+        <w:rPr>
+          <w:rFonts w:ascii="Times New Roman" w:hAnsi="Times New Roman"/>
+        </w:rPr>
+        <w:t xml:space="preserve">)</w:t>
+      </w:r>
+      <w:r>
+        <w:rPr>
+          <w:rFonts w:ascii="Times New Roman" w:hAnsi="Times New Roman"/>
+        </w:rPr>
+        <w:t xml:space="preserve"> </w:t>
+      </w:r>
+      <w:r>
+        <w:rPr>
+          <w:rFonts w:ascii="Times New Roman" w:hAnsi="Times New Roman"/>
+        </w:rPr>
+        <w:t xml:space="preserve">(</w:t>
+      </w:r>
+      <w:r>
+        <w:rPr>
+          <w:rStyle w:val="VerbatimChar"/>
+          <w:rFonts w:ascii="Times New Roman" w:hAnsi="Times New Roman"/>
+        </w:rPr>
+        <w:t xml:space="preserve">swap_test_circuit</w:t>
+      </w:r>
+      <w:r>
+        <w:rPr>
+          <w:rFonts w:ascii="Times New Roman" w:hAnsi="Times New Roman"/>
+        </w:rPr>
+        <w:t xml:space="preserve">: un qubit auxiliar en</w:t>
+      </w:r>
+      <w:r>
+        <w:rPr>
+          <w:rFonts w:ascii="Times New Roman" w:hAnsi="Times New Roman"/>
+        </w:rPr>
+        <w:t xml:space="preserve"> </w:t>
+      </w:r>
+      <m:oMath>
+        <m:r>
+          <m:rPr>
+            <m:sty m:val="p"/>
+          </m:rPr>
+          <m:t>|</m:t>
+        </m:r>
+        <m:r>
+          <m:rPr>
+            <m:sty m:val="p"/>
+          </m:rPr>
+          <m:t>+</m:t>
+        </m:r>
+        <m:r>
+          <m:rPr>
+            <m:sty m:val="p"/>
+          </m:rPr>
+          <m:t>⟩</m:t>
+        </m:r>
+      </m:oMath>
+      <w:r>
+        <w:rPr>
+          <w:rFonts w:ascii="Times New Roman" w:hAnsi="Times New Roman"/>
+        </w:rPr>
+        <w:t xml:space="preserve">,</w:t>
+      </w:r>
+      <w:r>
+        <w:rPr>
+          <w:rFonts w:ascii="Times New Roman" w:hAnsi="Times New Roman"/>
+        </w:rPr>
+        <w:t xml:space="preserve"> </w:t>
+      </w:r>
+      <m:oMath>
+        <m:r>
+          <m:t>x</m:t>
+        </m:r>
+      </m:oMath>
+      <w:r>
+        <w:rPr>
+          <w:rFonts w:ascii="Times New Roman" w:hAnsi="Times New Roman"/>
+        </w:rPr>
+        <w:t xml:space="preserve"> </w:t>
+      </w:r>
+      <w:r>
+        <w:rPr>
+          <w:rFonts w:ascii="Times New Roman" w:hAnsi="Times New Roman"/>
+        </w:rPr>
+        <w:t xml:space="preserve">e</w:t>
+      </w:r>
+      <w:r>
+        <w:rPr>
+          <w:rFonts w:ascii="Times New Roman" w:hAnsi="Times New Roman"/>
+        </w:rPr>
+        <w:t xml:space="preserve"> </w:t>
+      </w:r>
+      <m:oMath>
+        <m:r>
+          <m:t>y</m:t>
+        </m:r>
+      </m:oMath>
+      <w:r>
+        <w:rPr>
+          <w:rFonts w:ascii="Times New Roman" w:hAnsi="Times New Roman"/>
+        </w:rPr>
+        <w:t xml:space="preserve"> </w:t>
+      </w:r>
+      <w:r>
+        <w:rPr>
+          <w:rFonts w:ascii="Times New Roman" w:hAnsi="Times New Roman"/>
+        </w:rPr>
+        <w:t xml:space="preserve">en dos registros,</w:t>
+      </w:r>
+      <w:r>
+        <w:rPr>
+          <w:rFonts w:ascii="Times New Roman" w:hAnsi="Times New Roman"/>
+        </w:rPr>
+        <w:t xml:space="preserve"> </w:t>
+      </w:r>
+      <m:oMath>
+        <m:r>
+          <m:t>n</m:t>
+        </m:r>
+      </m:oMath>
+      <w:r>
+        <w:rPr>
+          <w:rFonts w:ascii="Times New Roman" w:hAnsi="Times New Roman"/>
+        </w:rPr>
+        <w:t xml:space="preserve"> </w:t>
+      </w:r>
+      <w:r>
+        <w:rPr>
+          <w:rFonts w:ascii="Times New Roman" w:hAnsi="Times New Roman"/>
+        </w:rPr>
+        <w:t xml:space="preserve">SWAP controlados,</w:t>
+      </w:r>
+      <w:r>
+        <w:rPr>
+          <w:rFonts w:ascii="Times New Roman" w:hAnsi="Times New Roman"/>
+        </w:rPr>
+        <w:t xml:space="preserve"> </w:t>
+      </w:r>
+      <m:oMath>
+        <m:r>
+          <m:t>P</m:t>
+        </m:r>
+        <m:d>
+          <m:dPr>
+            <m:begChr m:val="("/>
+            <m:endChr m:val=")"/>
+            <m:sepChr m:val=""/>
+            <m:grow/>
+          </m:dPr>
+          <m:e>
+            <m:r>
+              <m:rPr>
+                <m:nor/>
+                <m:sty m:val="p"/>
+              </m:rPr>
+              <m:t>auxiliar </m:t>
+            </m:r>
+            <m:r>
+              <m:t>0</m:t>
+            </m:r>
+          </m:e>
+        </m:d>
+        <m:r>
+          <m:rPr>
+            <m:sty m:val="p"/>
+          </m:rPr>
+          <m:t>=</m:t>
+        </m:r>
+        <m:d>
+          <m:dPr>
+            <m:begChr m:val="("/>
+            <m:endChr m:val=")"/>
+            <m:sepChr m:val=""/>
+            <m:grow/>
+          </m:dPr>
+          <m:e>
+            <m:r>
+              <m:t>1</m:t>
+            </m:r>
+            <m:r>
+              <m:rPr>
+                <m:sty m:val="p"/>
+              </m:rPr>
+              <m:t>+</m:t>
+            </m:r>
+            <m:r>
+              <m:t>F</m:t>
+            </m:r>
+          </m:e>
+        </m:d>
+        <m:r>
+          <m:rPr>
+            <m:sty m:val="p"/>
+          </m:rPr>
+          <m:t>/</m:t>
+        </m:r>
+        <m:r>
+          <m:t>2</m:t>
+        </m:r>
+      </m:oMath>
+      <w:r>
+        <w:rPr>
+          <w:rFonts w:ascii="Times New Roman" w:hAnsi="Times New Roman"/>
+        </w:rPr>
+        <w:t xml:space="preserve">;</w:t>
+      </w:r>
+      <w:r>
+        <w:rPr>
+          <w:rFonts w:ascii="Times New Roman" w:hAnsi="Times New Roman"/>
+        </w:rPr>
+        <w:t xml:space="preserve"> </w:t>
+      </w:r>
+      <m:oMath>
+        <m:r>
+          <m:t>2</m:t>
+        </m:r>
+        <m:r>
+          <m:t>n</m:t>
+        </m:r>
+        <m:r>
+          <m:rPr>
+            <m:sty m:val="p"/>
+          </m:rPr>
+          <m:t>+</m:t>
+        </m:r>
+        <m:r>
+          <m:t>1</m:t>
+        </m:r>
+      </m:oMath>
+      <w:r>
+        <w:rPr>
+          <w:rFonts w:ascii="Times New Roman" w:hAnsi="Times New Roman"/>
+        </w:rPr>
+        <w:t xml:space="preserve"> </w:t>
+      </w:r>
+      <w:r>
+        <w:rPr>
+          <w:rFonts w:ascii="Times New Roman" w:hAnsi="Times New Roman"/>
+        </w:rPr>
+        <w:t xml:space="preserve">qubits). Los SWAP controlados conservan el peso total de los registros de</w:t>
+      </w:r>
+      <w:r>
+        <w:rPr>
+          <w:rFonts w:ascii="Times New Roman" w:hAnsi="Times New Roman"/>
+        </w:rPr>
+        <w:t xml:space="preserve"> </w:t>
+      </w:r>
+      <w:r>
+        <w:rPr>
+          <w:rFonts w:ascii="Times New Roman" w:hAnsi="Times New Roman"/>
+        </w:rPr>
+        <w:t xml:space="preserve">datos, así que el filtro conserva los disparos en que suman peso 2; el qubit auxiliar queda fuera de la</w:t>
+      </w:r>
+      <w:r>
+        <w:rPr>
+          <w:rFonts w:ascii="Times New Roman" w:hAnsi="Times New Roman"/>
+        </w:rPr>
+        <w:t xml:space="preserve"> </w:t>
+      </w:r>
+      <w:r>
+        <w:rPr>
+          <w:rFonts w:ascii="Times New Roman" w:hAnsi="Times New Roman"/>
+        </w:rPr>
+        <w:t xml:space="preserve">simetría.</w:t>
+      </w:r>
+    </w:p>
+    <w:bookmarkEnd w:id="29"/>
+    <w:bookmarkStart w:id="30" w:name="circuitos-de-prueba."/>
     <w:p>
       <w:pPr>
         <w:pStyle w:val="Heading4"/>
@@ -11113,9 +12218,9 @@
         <w:t xml:space="preserve">y semilla 137.</w:t>
       </w:r>
     </w:p>
-    <w:bookmarkEnd w:id="29"/>
     <w:bookmarkEnd w:id="30"/>
-    <w:bookmarkStart w:id="48" w:name="resultados"/>
+    <w:bookmarkEnd w:id="31"/>
+    <w:bookmarkStart w:id="50" w:name="resultados"/>
     <w:p>
       <w:pPr>
         <w:pStyle w:val="Heading1"/>
@@ -11127,7 +12232,7 @@
         <w:t xml:space="preserve">Resultados</w:t>
       </w:r>
     </w:p>
-    <w:bookmarkStart w:id="32" w:name="lectura-en-tres-dispositivos-137-142"/>
+    <w:bookmarkStart w:id="33" w:name="lectura-en-tres-dispositivos-137-142"/>
     <w:p>
       <w:pPr>
         <w:pStyle w:val="Heading2"/>
@@ -11139,7 +12244,7 @@
         <w:t xml:space="preserve">Lectura en tres dispositivos (§137, §142)</w:t>
       </w:r>
     </w:p>
-    <w:bookmarkStart w:id="31" w:name="tab:three"/>
+    <w:bookmarkStart w:id="32" w:name="tab:three"/>
     <w:p>
       <w:pPr>
         <w:pStyle w:val="TableCaption"/>
@@ -11666,7 +12771,7 @@
         </w:tc>
       </w:tr>
     </w:tbl>
-    <w:bookmarkEnd w:id="31"/>
+    <w:bookmarkEnd w:id="32"/>
     <w:p>
       <w:pPr>
         <w:pStyle w:val="BodyText"/>
@@ -11812,8 +12917,8 @@
         <w:t xml:space="preserve">dos predicciones fallaron).</w:t>
       </w:r>
     </w:p>
-    <w:bookmarkEnd w:id="32"/>
-    <w:bookmarkStart w:id="36" w:name="veinte-dispositivos-144"/>
+    <w:bookmarkEnd w:id="33"/>
+    <w:bookmarkStart w:id="37" w:name="veinte-dispositivos-144"/>
     <w:p>
       <w:pPr>
         <w:pStyle w:val="Heading2"/>
@@ -11838,18 +12943,18 @@
           <wp:inline>
             <wp:extent cx="4800600" cy="4336025"/>
             <wp:effectExtent b="0" l="0" r="0" t="0"/>
-            <wp:docPr descr="" title="" id="34" name="Picture"/>
+            <wp:docPr descr="" title="" id="35" name="Picture"/>
             <a:graphic>
               <a:graphicData uri="http://schemas.openxmlformats.org/drawingml/2006/picture">
                 <pic:pic>
                   <pic:nvPicPr>
-                    <pic:cNvPr descr="fig_fleet_es.png" id="35" name="Picture"/>
+                    <pic:cNvPr descr="fig_fleet_es.png" id="36" name="Picture"/>
                     <pic:cNvPicPr>
                       <a:picLocks noChangeArrowheads="1" noChangeAspect="1"/>
                     </pic:cNvPicPr>
                   </pic:nvPicPr>
                   <pic:blipFill>
-                    <a:blip r:embed="rId33"/>
+                    <a:blip r:embed="rId34"/>
                     <a:stretch>
                       <a:fillRect/>
                     </a:stretch>
@@ -12174,8 +13279,8 @@
         <w:t xml:space="preserve">021 (exploratorio).</w:t>
       </w:r>
     </w:p>
-    <w:bookmarkEnd w:id="36"/>
-    <w:bookmarkStart w:id="37" w:name="X40be1a55b0ce3f5c00db0a46afc9a956dea7173"/>
+    <w:bookmarkEnd w:id="37"/>
+    <w:bookmarkStart w:id="38" w:name="X40be1a55b0ce3f5c00db0a46afc9a956dea7173"/>
     <w:p>
       <w:pPr>
         <w:pStyle w:val="Heading2"/>
@@ -12429,8 +13534,8 @@
         <w:t xml:space="preserve">2 puntos donde eligió otra (§141, dos de tres predicciones cumplidas).</w:t>
       </w:r>
     </w:p>
-    <w:bookmarkEnd w:id="37"/>
-    <w:bookmarkStart w:id="38" w:name="planificación-de-disparos-143"/>
+    <w:bookmarkEnd w:id="38"/>
+    <w:bookmarkStart w:id="39" w:name="planificación-de-disparos-143"/>
     <w:p>
       <w:pPr>
         <w:pStyle w:val="Heading2"/>
@@ -12718,8 +13823,8 @@
         <w:t xml:space="preserve">qubit y aun así cumplió el objetivo.</w:t>
       </w:r>
     </w:p>
-    <w:bookmarkEnd w:id="38"/>
-    <w:bookmarkStart w:id="40" w:name="la-qnn-139141"/>
+    <w:bookmarkEnd w:id="39"/>
+    <w:bookmarkStart w:id="41" w:name="la-qnn-139141"/>
     <w:p>
       <w:pPr>
         <w:pStyle w:val="Heading2"/>
@@ -12731,7 +13836,7 @@
         <w:t xml:space="preserve">La QNN (§139–§141)</w:t>
       </w:r>
     </w:p>
-    <w:bookmarkStart w:id="39" w:name="tab:qnn"/>
+    <w:bookmarkStart w:id="40" w:name="tab:qnn"/>
     <w:p>
       <w:pPr>
         <w:pStyle w:val="TableCaption"/>
@@ -13079,7 +14184,7 @@
         </w:tc>
       </w:tr>
     </w:tbl>
-    <w:bookmarkEnd w:id="39"/>
+    <w:bookmarkEnd w:id="40"/>
     <w:p>
       <w:pPr>
         <w:pStyle w:val="BodyText"/>
@@ -13297,8 +14402,8 @@
         <w:t xml:space="preserve">problema se informó al proyecto.</w:t>
       </w:r>
     </w:p>
-    <w:bookmarkEnd w:id="40"/>
-    <w:bookmarkStart w:id="41" w:name="un-espectro-de-pca-146"/>
+    <w:bookmarkEnd w:id="41"/>
+    <w:bookmarkStart w:id="42" w:name="un-espectro-de-pca-146"/>
     <w:p>
       <w:pPr>
         <w:pStyle w:val="Heading2"/>
@@ -14016,8 +15121,8 @@
         <w:t xml:space="preserve">ella.</w:t>
       </w:r>
     </w:p>
-    <w:bookmarkEnd w:id="41"/>
-    <w:bookmarkStart w:id="45" w:name="X2f8ad1e28e47306cdce73cd5bfebe6610b825da"/>
+    <w:bookmarkEnd w:id="42"/>
+    <w:bookmarkStart w:id="46" w:name="X2f8ad1e28e47306cdce73cd5bfebe6610b825da"/>
     <w:p>
       <w:pPr>
         <w:pStyle w:val="Heading2"/>
@@ -14042,18 +15147,18 @@
           <wp:inline>
             <wp:extent cx="4800600" cy="1878495"/>
             <wp:effectExtent b="0" l="0" r="0" t="0"/>
-            <wp:docPr descr="" title="" id="43" name="Picture"/>
+            <wp:docPr descr="" title="" id="44" name="Picture"/>
             <a:graphic>
               <a:graphicData uri="http://schemas.openxmlformats.org/drawingml/2006/picture">
                 <pic:pic>
                   <pic:nvPicPr>
-                    <pic:cNvPr descr="fig_trotter_es.png" id="44" name="Picture"/>
+                    <pic:cNvPr descr="fig_trotter_es.png" id="45" name="Picture"/>
                     <pic:cNvPicPr>
                       <a:picLocks noChangeArrowheads="1" noChangeAspect="1"/>
                     </pic:cNvPicPr>
                   </pic:nvPicPr>
                   <pic:blipFill>
-                    <a:blip r:embed="rId42"/>
+                    <a:blip r:embed="rId43"/>
                     <a:stretch>
                       <a:fillRect/>
                     </a:stretch>
@@ -15077,8 +16182,8 @@
         <w:t xml:space="preserve">compuertas) la caminata se pierde.</w:t>
       </w:r>
     </w:p>
-    <w:bookmarkEnd w:id="45"/>
-    <w:bookmarkStart w:id="47" w:name="excitaciones-que-interactúan-148"/>
+    <w:bookmarkEnd w:id="46"/>
+    <w:bookmarkStart w:id="48" w:name="excitaciones-que-interactúan-148"/>
     <w:p>
       <w:pPr>
         <w:pStyle w:val="Heading2"/>
@@ -15090,7 +16195,7 @@
         <w:t xml:space="preserve">Excitaciones que interactúan (§148)</w:t>
       </w:r>
     </w:p>
-    <w:bookmarkStart w:id="46" w:name="tab:xxz"/>
+    <w:bookmarkStart w:id="47" w:name="tab:xxz"/>
     <w:p>
       <w:pPr>
         <w:pStyle w:val="TableCaption"/>
@@ -15657,7 +16762,7 @@
         </w:tc>
       </w:tr>
     </w:tbl>
-    <w:bookmarkEnd w:id="46"/>
+    <w:bookmarkEnd w:id="47"/>
     <w:p>
       <w:pPr>
         <w:pStyle w:val="BodyText"/>
@@ -16029,18 +17134,17 @@
         <w:t xml:space="preserve">primera operación en su qubit.</w:t>
       </w:r>
     </w:p>
-    <w:bookmarkEnd w:id="47"/>
     <w:bookmarkEnd w:id="48"/>
-    <w:bookmarkStart w:id="49" w:name="discusión"/>
+    <w:bookmarkStart w:id="49" w:name="Xd5f7e68bc4fec0fae51eab9804bb1a07ea2eb2b"/>
     <w:p>
       <w:pPr>
-        <w:pStyle w:val="Heading1"/>
+        <w:pStyle w:val="Heading2"/>
       </w:pPr>
       <w:r>
         <w:rPr>
           <w:rFonts w:ascii="Times New Roman" w:hAnsi="Times New Roman"/>
         </w:rPr>
-        <w:t xml:space="preserve">Discusión</w:t>
+        <w:t xml:space="preserve">Swap test, test de inversión y un clasificador por fidelidades (§149)</w:t>
       </w:r>
     </w:p>
     <w:p>
@@ -16051,6 +17155,477 @@
         <w:rPr>
           <w:rFonts w:ascii="Times New Roman" w:hAnsi="Times New Roman"/>
         </w:rPr>
+        <w:t xml:space="preserve">Codificaciones de cinco qubits</w:t>
+      </w:r>
+      <w:r>
+        <w:rPr>
+          <w:rFonts w:ascii="Times New Roman" w:hAnsi="Times New Roman"/>
+        </w:rPr>
+        <w:t xml:space="preserve"> </w:t>
+      </w:r>
+      <m:oMath>
+        <m:r>
+          <m:t>v</m:t>
+        </m:r>
+        <m:r>
+          <m:rPr>
+            <m:sty m:val="p"/>
+          </m:rPr>
+          <m:t>=</m:t>
+        </m:r>
+        <m:d>
+          <m:dPr>
+            <m:begChr m:val="("/>
+            <m:endChr m:val=")"/>
+            <m:sepChr m:val=""/>
+            <m:grow/>
+          </m:dPr>
+          <m:e>
+            <m:r>
+              <m:t>z</m:t>
+            </m:r>
+            <m:r>
+              <m:rPr>
+                <m:sty m:val="p"/>
+              </m:rPr>
+              <m:t>,</m:t>
+            </m:r>
+            <m:r>
+              <m:t>1</m:t>
+            </m:r>
+          </m:e>
+        </m:d>
+        <m:r>
+          <m:rPr>
+            <m:sty m:val="p"/>
+          </m:rPr>
+          <m:t>/</m:t>
+        </m:r>
+        <m:d>
+          <m:dPr>
+            <m:begChr m:val="|"/>
+            <m:endChr m:val="|"/>
+            <m:sepChr m:val=""/>
+            <m:grow/>
+          </m:dPr>
+          <m:e>
+            <m:d>
+              <m:dPr>
+                <m:begChr m:val="("/>
+                <m:endChr m:val=")"/>
+                <m:sepChr m:val=""/>
+                <m:grow/>
+              </m:dPr>
+              <m:e>
+                <m:r>
+                  <m:t>z</m:t>
+                </m:r>
+                <m:r>
+                  <m:rPr>
+                    <m:sty m:val="p"/>
+                  </m:rPr>
+                  <m:t>,</m:t>
+                </m:r>
+                <m:r>
+                  <m:t>1</m:t>
+                </m:r>
+              </m:e>
+            </m:d>
+          </m:e>
+        </m:d>
+      </m:oMath>
+      <w:r>
+        <w:rPr>
+          <w:rFonts w:ascii="Times New Roman" w:hAnsi="Times New Roman"/>
+        </w:rPr>
+        <w:t xml:space="preserve"> </w:t>
+      </w:r>
+      <w:r>
+        <w:rPr>
+          <w:rFonts w:ascii="Times New Roman" w:hAnsi="Times New Roman"/>
+        </w:rPr>
+        <w:t xml:space="preserve">de iris versicolor y virginica (</w:t>
+      </w:r>
+      <m:oMath>
+        <m:r>
+          <m:t>z</m:t>
+        </m:r>
+      </m:oMath>
+      <w:r>
+        <w:rPr>
+          <w:rFonts w:ascii="Times New Roman" w:hAnsi="Times New Roman"/>
+        </w:rPr>
+        <w:t xml:space="preserve">: cuatro variables</w:t>
+      </w:r>
+      <w:r>
+        <w:rPr>
+          <w:rFonts w:ascii="Times New Roman" w:hAnsi="Times New Roman"/>
+        </w:rPr>
+        <w:t xml:space="preserve"> </w:t>
+      </w:r>
+      <w:r>
+        <w:rPr>
+          <w:rFonts w:ascii="Times New Roman" w:hAnsi="Times New Roman"/>
+        </w:rPr>
+        <w:t xml:space="preserve">estandarizadas; 15 flores de entrenamiento y 20 de prueba por clase); una flor de prueba va a la clase cuyo</w:t>
+      </w:r>
+      <w:r>
+        <w:rPr>
+          <w:rFonts w:ascii="Times New Roman" w:hAnsi="Times New Roman"/>
+        </w:rPr>
+        <w:t xml:space="preserve"> </w:t>
+      </w:r>
+      <w:r>
+        <w:rPr>
+          <w:rFonts w:ascii="Times New Roman" w:hAnsi="Times New Roman"/>
+        </w:rPr>
+        <w:t xml:space="preserve">prototipo (media normalizada de las codificaciones de entrenamiento) tiene mayor fidelidad, como</w:t>
+      </w:r>
+      <w:r>
+        <w:rPr>
+          <w:rFonts w:ascii="Times New Roman" w:hAnsi="Times New Roman"/>
+        </w:rPr>
+        <w:t xml:space="preserve"> </w:t>
+      </w:r>
+      <w:r>
+        <w:rPr>
+          <w:rFonts w:ascii="Times New Roman" w:hAnsi="Times New Roman"/>
+        </w:rPr>
+        <w:t xml:space="preserve">en </w:t>
+      </w:r>
+      <w:r>
+        <w:rPr>
+          <w:rFonts w:ascii="Times New Roman" w:hAnsi="Times New Roman"/>
+        </w:rPr>
+        <w:t xml:space="preserve">(</w:t>
+      </w:r>
+      <w:hyperlink w:anchor="ref-blank2020kernel">
+        <w:r>
+          <w:rPr>
+            <w:rStyle w:val="Hyperlink"/>
+          </w:rPr>
+          <w:t xml:space="preserve">Blank et al. 2020</w:t>
+        </w:r>
+      </w:hyperlink>
+      <w:r>
+        <w:rPr>
+          <w:rFonts w:ascii="Times New Roman" w:hAnsi="Times New Roman"/>
+        </w:rPr>
+        <w:t xml:space="preserve">)</w:t>
+      </w:r>
+      <w:r>
+        <w:rPr>
+          <w:rFonts w:ascii="Times New Roman" w:hAnsi="Times New Roman"/>
+        </w:rPr>
+        <w:t xml:space="preserve">; 37 de 40 sin ruido. Cada test estimó 90 fidelidades (80 para el clasificador y 10</w:t>
+      </w:r>
+      <w:r>
+        <w:rPr>
+          <w:rFonts w:ascii="Times New Roman" w:hAnsi="Times New Roman"/>
+        </w:rPr>
+        <w:t xml:space="preserve"> </w:t>
+      </w:r>
+      <w:r>
+        <w:rPr>
+          <w:rFonts w:ascii="Times New Roman" w:hAnsi="Times New Roman"/>
+        </w:rPr>
+        <w:t xml:space="preserve">de un estado consigo mismo) en seis dispositivos, con 2000 disparos. Las cinco predicciones se cumplieron. El</w:t>
+      </w:r>
+      <w:r>
+        <w:rPr>
+          <w:rFonts w:ascii="Times New Roman" w:hAnsi="Times New Roman"/>
+        </w:rPr>
+        <w:t xml:space="preserve"> </w:t>
+      </w:r>
+      <w:r>
+        <w:rPr>
+          <w:rFonts w:ascii="Times New Roman" w:hAnsi="Times New Roman"/>
+        </w:rPr>
+        <w:t xml:space="preserve">test de inversión (12–16 compuertas nativas de dos qubits) con filtro + lectura llega a un error medio de</w:t>
+      </w:r>
+      <w:r>
+        <w:rPr>
+          <w:rFonts w:ascii="Times New Roman" w:hAnsi="Times New Roman"/>
+        </w:rPr>
+        <w:t xml:space="preserve"> </w:t>
+      </w:r>
+      <w:r>
+        <w:rPr>
+          <w:rFonts w:ascii="Times New Roman" w:hAnsi="Times New Roman"/>
+        </w:rPr>
+        <w:t xml:space="preserve">0</w:t>
+      </w:r>
+      <w:r>
+        <w:rPr>
+          <w:rFonts w:ascii="Times New Roman" w:hAnsi="Times New Roman"/>
+        </w:rPr>
+        <w:t xml:space="preserve">,</w:t>
+      </w:r>
+      <w:r>
+        <w:rPr>
+          <w:rFonts w:ascii="Times New Roman" w:hAnsi="Times New Roman"/>
+        </w:rPr>
+        <w:t xml:space="preserve">010–0</w:t>
+      </w:r>
+      <w:r>
+        <w:rPr>
+          <w:rFonts w:ascii="Times New Roman" w:hAnsi="Times New Roman"/>
+        </w:rPr>
+        <w:t xml:space="preserve">,</w:t>
+      </w:r>
+      <w:r>
+        <w:rPr>
+          <w:rFonts w:ascii="Times New Roman" w:hAnsi="Times New Roman"/>
+        </w:rPr>
+        <w:t xml:space="preserve">036, 3</w:t>
+      </w:r>
+      <w:r>
+        <w:rPr>
+          <w:rFonts w:ascii="Times New Roman" w:hAnsi="Times New Roman"/>
+        </w:rPr>
+        <w:t xml:space="preserve">,</w:t>
+      </w:r>
+      <w:r>
+        <w:rPr>
+          <w:rFonts w:ascii="Times New Roman" w:hAnsi="Times New Roman"/>
+        </w:rPr>
+        <w:t xml:space="preserve">8–11</w:t>
+      </w:r>
+      <w:r>
+        <w:rPr>
+          <w:rFonts w:ascii="Times New Roman" w:hAnsi="Times New Roman"/>
+        </w:rPr>
+        <w:t xml:space="preserve">,</w:t>
+      </w:r>
+      <w:r>
+        <w:rPr>
+          <w:rFonts w:ascii="Times New Roman" w:hAnsi="Times New Roman"/>
+        </w:rPr>
+        <w:t xml:space="preserve">2 veces menor que el crudo; el swap test (113–119 compuertas) llega solo a</w:t>
+      </w:r>
+      <w:r>
+        <w:rPr>
+          <w:rFonts w:ascii="Times New Roman" w:hAnsi="Times New Roman"/>
+        </w:rPr>
+        <w:t xml:space="preserve"> </w:t>
+      </w:r>
+      <w:r>
+        <w:rPr>
+          <w:rFonts w:ascii="Times New Roman" w:hAnsi="Times New Roman"/>
+        </w:rPr>
+        <w:t xml:space="preserve">0</w:t>
+      </w:r>
+      <w:r>
+        <w:rPr>
+          <w:rFonts w:ascii="Times New Roman" w:hAnsi="Times New Roman"/>
+        </w:rPr>
+        <w:t xml:space="preserve">,</w:t>
+      </w:r>
+      <w:r>
+        <w:rPr>
+          <w:rFonts w:ascii="Times New Roman" w:hAnsi="Times New Roman"/>
+        </w:rPr>
+        <w:t xml:space="preserve">089–0</w:t>
+      </w:r>
+      <w:r>
+        <w:rPr>
+          <w:rFonts w:ascii="Times New Roman" w:hAnsi="Times New Roman"/>
+        </w:rPr>
+        <w:t xml:space="preserve">,</w:t>
+      </w:r>
+      <w:r>
+        <w:rPr>
+          <w:rFonts w:ascii="Times New Roman" w:hAnsi="Times New Roman"/>
+        </w:rPr>
+        <w:t xml:space="preserve">239, 1</w:t>
+      </w:r>
+      <w:r>
+        <w:rPr>
+          <w:rFonts w:ascii="Times New Roman" w:hAnsi="Times New Roman"/>
+        </w:rPr>
+        <w:t xml:space="preserve">,</w:t>
+      </w:r>
+      <w:r>
+        <w:rPr>
+          <w:rFonts w:ascii="Times New Roman" w:hAnsi="Times New Roman"/>
+        </w:rPr>
+        <w:t xml:space="preserve">4–1</w:t>
+      </w:r>
+      <w:r>
+        <w:rPr>
+          <w:rFonts w:ascii="Times New Roman" w:hAnsi="Times New Roman"/>
+        </w:rPr>
+        <w:t xml:space="preserve">,</w:t>
+      </w:r>
+      <w:r>
+        <w:rPr>
+          <w:rFonts w:ascii="Times New Roman" w:hAnsi="Times New Roman"/>
+        </w:rPr>
+        <w:t xml:space="preserve">8 veces menor: su respuesta está en el qubit auxiliar, que el filtro no puede</w:t>
+      </w:r>
+      <w:r>
+        <w:rPr>
+          <w:rFonts w:ascii="Times New Roman" w:hAnsi="Times New Roman"/>
+        </w:rPr>
+        <w:t xml:space="preserve"> </w:t>
+      </w:r>
+      <w:r>
+        <w:rPr>
+          <w:rFonts w:ascii="Times New Roman" w:hAnsi="Times New Roman"/>
+        </w:rPr>
+        <w:t xml:space="preserve">proteger. El clasificador conserva su puntaje sin ruido con el test de inversión filtrado en todos los</w:t>
+      </w:r>
+      <w:r>
+        <w:rPr>
+          <w:rFonts w:ascii="Times New Roman" w:hAnsi="Times New Roman"/>
+        </w:rPr>
+        <w:t xml:space="preserve"> </w:t>
+      </w:r>
+      <w:r>
+        <w:rPr>
+          <w:rFonts w:ascii="Times New Roman" w:hAnsi="Times New Roman"/>
+        </w:rPr>
+        <w:t xml:space="preserve">dispositivos, y el swap test crudo obtiene 36–38: el ruido achica por igual las dos fidelidades de una flor,</w:t>
+      </w:r>
+      <w:r>
+        <w:rPr>
+          <w:rFonts w:ascii="Times New Roman" w:hAnsi="Times New Roman"/>
+        </w:rPr>
+        <w:t xml:space="preserve"> </w:t>
+      </w:r>
+      <w:r>
+        <w:rPr>
+          <w:rFonts w:ascii="Times New Roman" w:hAnsi="Times New Roman"/>
+        </w:rPr>
+        <w:t xml:space="preserve">así que la comparación sobrevive. El valor absoluto no: para un estado comparado consigo mismo (</w:t>
+      </w:r>
+      <m:oMath>
+        <m:r>
+          <m:t>F</m:t>
+        </m:r>
+        <m:r>
+          <m:rPr>
+            <m:sty m:val="p"/>
+          </m:rPr>
+          <m:t>=</m:t>
+        </m:r>
+        <m:r>
+          <m:t>1</m:t>
+        </m:r>
+      </m:oMath>
+      <w:r>
+        <w:rPr>
+          <w:rFonts w:ascii="Times New Roman" w:hAnsi="Times New Roman"/>
+        </w:rPr>
+        <w:t xml:space="preserve">) el</w:t>
+      </w:r>
+      <w:r>
+        <w:rPr>
+          <w:rFonts w:ascii="Times New Roman" w:hAnsi="Times New Roman"/>
+        </w:rPr>
+        <w:t xml:space="preserve"> </w:t>
+      </w:r>
+      <w:r>
+        <w:rPr>
+          <w:rFonts w:ascii="Times New Roman" w:hAnsi="Times New Roman"/>
+        </w:rPr>
+        <w:t xml:space="preserve">swap test crudo lee 0</w:t>
+      </w:r>
+      <w:r>
+        <w:rPr>
+          <w:rFonts w:ascii="Times New Roman" w:hAnsi="Times New Roman"/>
+        </w:rPr>
+        <w:t xml:space="preserve">,</w:t>
+      </w:r>
+      <w:r>
+        <w:rPr>
+          <w:rFonts w:ascii="Times New Roman" w:hAnsi="Times New Roman"/>
+        </w:rPr>
+        <w:t xml:space="preserve">20–0</w:t>
+      </w:r>
+      <w:r>
+        <w:rPr>
+          <w:rFonts w:ascii="Times New Roman" w:hAnsi="Times New Roman"/>
+        </w:rPr>
+        <w:t xml:space="preserve">,</w:t>
+      </w:r>
+      <w:r>
+        <w:rPr>
+          <w:rFonts w:ascii="Times New Roman" w:hAnsi="Times New Roman"/>
+        </w:rPr>
+        <w:t xml:space="preserve">65 y el test de inversión filtrado 0</w:t>
+      </w:r>
+      <w:r>
+        <w:rPr>
+          <w:rFonts w:ascii="Times New Roman" w:hAnsi="Times New Roman"/>
+        </w:rPr>
+        <w:t xml:space="preserve">,</w:t>
+      </w:r>
+      <w:r>
+        <w:rPr>
+          <w:rFonts w:ascii="Times New Roman" w:hAnsi="Times New Roman"/>
+        </w:rPr>
+        <w:t xml:space="preserve">92–1</w:t>
+      </w:r>
+      <w:r>
+        <w:rPr>
+          <w:rFonts w:ascii="Times New Roman" w:hAnsi="Times New Roman"/>
+        </w:rPr>
+        <w:t xml:space="preserve">,</w:t>
+      </w:r>
+      <w:r>
+        <w:rPr>
+          <w:rFonts w:ascii="Times New Roman" w:hAnsi="Times New Roman"/>
+        </w:rPr>
+        <w:t xml:space="preserve">00, que es lo que necesita un test</w:t>
+      </w:r>
+      <w:r>
+        <w:rPr>
+          <w:rFonts w:ascii="Times New Roman" w:hAnsi="Times New Roman"/>
+        </w:rPr>
+        <w:t xml:space="preserve"> </w:t>
+      </w:r>
+      <w:r>
+        <w:rPr>
+          <w:rFonts w:ascii="Times New Roman" w:hAnsi="Times New Roman"/>
+        </w:rPr>
+        <w:t xml:space="preserve">de igualdad. La corrida se dividió en un proceso por dispositivo después de que una corrida única superó el</w:t>
+      </w:r>
+      <w:r>
+        <w:rPr>
+          <w:rFonts w:ascii="Times New Roman" w:hAnsi="Times New Roman"/>
+        </w:rPr>
+        <w:t xml:space="preserve"> </w:t>
+      </w:r>
+      <w:r>
+        <w:rPr>
+          <w:rFonts w:ascii="Times New Roman" w:hAnsi="Times New Roman"/>
+        </w:rPr>
+        <w:t xml:space="preserve">límite de 2 horas del entorno, antes de ver ningún resultado.</w:t>
+      </w:r>
+    </w:p>
+    <w:bookmarkEnd w:id="49"/>
+    <w:bookmarkEnd w:id="50"/>
+    <w:bookmarkStart w:id="51" w:name="discusión"/>
+    <w:p>
+      <w:pPr>
+        <w:pStyle w:val="Heading1"/>
+      </w:pPr>
+      <w:r>
+        <w:rPr>
+          <w:rFonts w:ascii="Times New Roman" w:hAnsi="Times New Roman"/>
+        </w:rPr>
+        <w:t xml:space="preserve">Discusión</w:t>
+      </w:r>
+    </w:p>
+    <w:p>
+      <w:pPr>
+        <w:pStyle w:val="FirstParagraph"/>
+      </w:pPr>
+      <w:r>
+        <w:rPr>
+          <w:rFonts w:ascii="Times New Roman" w:hAnsi="Times New Roman"/>
+        </w:rPr>
         <w:t xml:space="preserve">Como herramienta de lectura, el filtro es robusto: en cada uno de los veinte modelos de ruido de</w:t>
       </w:r>
       <w:r>
@@ -16241,7 +17816,31 @@
         <w:rPr>
           <w:rFonts w:ascii="Times New Roman" w:hAnsi="Times New Roman"/>
         </w:rPr>
-        <w:t xml:space="preserve">interactúan. Once de las treinta y siete predicciones fallaron tal como</w:t>
+        <w:t xml:space="preserve">interactúan. Cuando la respuesta de un circuito está fuera de la simetría, como en el qubit auxiliar del</w:t>
+      </w:r>
+      <w:r>
+        <w:rPr>
+          <w:rFonts w:ascii="Times New Roman" w:hAnsi="Times New Roman"/>
+        </w:rPr>
+        <w:t xml:space="preserve"> </w:t>
+      </w:r>
+      <w:r>
+        <w:rPr>
+          <w:rFonts w:ascii="Times New Roman" w:hAnsi="Times New Roman"/>
+        </w:rPr>
+        <w:t xml:space="preserve">swap test, el filtro ayuda poco; una alternativa que conserve el peso, cuando existe, gana mucho más. Once de</w:t>
+      </w:r>
+      <w:r>
+        <w:rPr>
+          <w:rFonts w:ascii="Times New Roman" w:hAnsi="Times New Roman"/>
+        </w:rPr>
+        <w:t xml:space="preserve"> </w:t>
+      </w:r>
+      <w:r>
+        <w:rPr>
+          <w:rFonts w:ascii="Times New Roman" w:hAnsi="Times New Roman"/>
+        </w:rPr>
+        <w:t xml:space="preserve">las cuarenta y dos predicciones fallaron tal como</w:t>
       </w:r>
       <w:r>
         <w:rPr>
@@ -16304,8 +17903,8 @@
         <w:t xml:space="preserve">entre qubits ni deriva. El paso siguiente es una corrida en hardware.</w:t>
       </w:r>
     </w:p>
-    <w:bookmarkEnd w:id="49"/>
-    <w:bookmarkStart w:id="77" w:name="disponibilidad-de-código-y-datos"/>
+    <w:bookmarkEnd w:id="51"/>
+    <w:bookmarkStart w:id="83" w:name="disponibilidad-de-código-y-datos"/>
     <w:p>
       <w:pPr>
         <w:pStyle w:val="Heading1"/>
@@ -16333,7 +17932,7 @@
         </w:rPr>
         <w:t xml:space="preserve"> </w:t>
       </w:r>
-      <w:hyperlink r:id="rId50">
+      <w:hyperlink r:id="rId52">
         <w:r>
           <w:rPr>
             <w:rStyle w:val="Hyperlink"/>
@@ -16620,8 +18219,8 @@
         <w:t xml:space="preserve">]</w:t>
       </w:r>
     </w:p>
-    <w:bookmarkStart w:id="76" w:name="refs"/>
-    <w:bookmarkStart w:id="51" w:name="ref-bonetmonroig2018"/>
+    <w:bookmarkStart w:id="82" w:name="refs"/>
+    <w:bookmarkStart w:id="54" w:name="ref-blank2020kernel"/>
     <w:p>
       <w:pPr>
         <w:pStyle w:val="Bibliography"/>
@@ -16630,19 +18229,19 @@
         <w:rPr>
           <w:rFonts w:ascii="Times New Roman" w:hAnsi="Times New Roman"/>
         </w:rPr>
-        <w:t xml:space="preserve">Bonet-Monroig, Xavier, Ramiro Sagastizabal, M. Singh, and Thomas E. O’Brien. 2018.</w:t>
-      </w:r>
-      <w:r>
-        <w:rPr>
-          <w:rFonts w:ascii="Times New Roman" w:hAnsi="Times New Roman"/>
-        </w:rPr>
-        <w:t xml:space="preserve"> </w:t>
-      </w:r>
-      <w:r>
-        <w:rPr>
-          <w:rFonts w:ascii="Times New Roman" w:hAnsi="Times New Roman"/>
-        </w:rPr>
-        <w:t xml:space="preserve">“Low-Cost Error Mitigation by Symmetry Verification.”</w:t>
+        <w:t xml:space="preserve">Blank, Carsten, Daniel K. Park, June-Koo Kevin Rhee, and Francesco Petruccione. 2020.</w:t>
+      </w:r>
+      <w:r>
+        <w:rPr>
+          <w:rFonts w:ascii="Times New Roman" w:hAnsi="Times New Roman"/>
+        </w:rPr>
+        <w:t xml:space="preserve"> </w:t>
+      </w:r>
+      <w:r>
+        <w:rPr>
+          <w:rFonts w:ascii="Times New Roman" w:hAnsi="Times New Roman"/>
+        </w:rPr>
+        <w:t xml:space="preserve">“Quantum Classifier with Tailored Quantum Kernel.”</w:t>
       </w:r>
       <w:r>
         <w:rPr>
@@ -16656,23 +18255,43 @@
           <w:rFonts w:ascii="Times New Roman" w:hAnsi="Times New Roman"/>
           <w:i/>
         </w:rPr>
-        <w:t xml:space="preserve">Physical Review A</w:t>
-      </w:r>
-      <w:r>
-        <w:rPr>
-          <w:rFonts w:ascii="Times New Roman" w:hAnsi="Times New Roman"/>
-        </w:rPr>
-        <w:t xml:space="preserve"> </w:t>
-      </w:r>
-      <w:r>
-        <w:rPr>
-          <w:rFonts w:ascii="Times New Roman" w:hAnsi="Times New Roman"/>
-        </w:rPr>
-        <w:t xml:space="preserve">98: 062339.</w:t>
+        <w:t xml:space="preserve">Npj Quantum Information</w:t>
+      </w:r>
+      <w:r>
+        <w:rPr>
+          <w:rFonts w:ascii="Times New Roman" w:hAnsi="Times New Roman"/>
+        </w:rPr>
+        <w:t xml:space="preserve"> </w:t>
+      </w:r>
+      <w:r>
+        <w:rPr>
+          <w:rFonts w:ascii="Times New Roman" w:hAnsi="Times New Roman"/>
+        </w:rPr>
+        <w:t xml:space="preserve">6: 41.</w:t>
+      </w:r>
+      <w:r>
+        <w:rPr>
+          <w:rFonts w:ascii="Times New Roman" w:hAnsi="Times New Roman"/>
+        </w:rPr>
+        <w:t xml:space="preserve"> </w:t>
+      </w:r>
+      <w:hyperlink r:id="rId53">
+        <w:r>
+          <w:rPr>
+            <w:rStyle w:val="Hyperlink"/>
+          </w:rPr>
+          <w:t xml:space="preserve">https://doi.org/10.1038/s41534-020-0272-6</w:t>
+        </w:r>
+      </w:hyperlink>
+      <w:r>
+        <w:rPr>
+          <w:rFonts w:ascii="Times New Roman" w:hAnsi="Times New Roman"/>
+        </w:rPr>
+        <w:t xml:space="preserve">.</w:t>
       </w:r>
     </w:p>
-    <w:bookmarkEnd w:id="51"/>
-    <w:bookmarkStart w:id="53" w:name="ref-bravyi2021readout"/>
+    <w:bookmarkEnd w:id="54"/>
+    <w:bookmarkStart w:id="55" w:name="ref-bonetmonroig2018"/>
     <w:p>
       <w:pPr>
         <w:pStyle w:val="Bibliography"/>
@@ -16681,6 +18300,57 @@
         <w:rPr>
           <w:rFonts w:ascii="Times New Roman" w:hAnsi="Times New Roman"/>
         </w:rPr>
+        <w:t xml:space="preserve">Bonet-Monroig, Xavier, Ramiro Sagastizabal, M. Singh, and Thomas E. O’Brien. 2018.</w:t>
+      </w:r>
+      <w:r>
+        <w:rPr>
+          <w:rFonts w:ascii="Times New Roman" w:hAnsi="Times New Roman"/>
+        </w:rPr>
+        <w:t xml:space="preserve"> </w:t>
+      </w:r>
+      <w:r>
+        <w:rPr>
+          <w:rFonts w:ascii="Times New Roman" w:hAnsi="Times New Roman"/>
+        </w:rPr>
+        <w:t xml:space="preserve">“Low-Cost Error Mitigation by Symmetry Verification.”</w:t>
+      </w:r>
+      <w:r>
+        <w:rPr>
+          <w:rFonts w:ascii="Times New Roman" w:hAnsi="Times New Roman"/>
+        </w:rPr>
+        <w:t xml:space="preserve"> </w:t>
+      </w:r>
+      <w:r>
+        <w:rPr>
+          <w:iCs/>
+          <w:rFonts w:ascii="Times New Roman" w:hAnsi="Times New Roman"/>
+          <w:i/>
+        </w:rPr>
+        <w:t xml:space="preserve">Physical Review A</w:t>
+      </w:r>
+      <w:r>
+        <w:rPr>
+          <w:rFonts w:ascii="Times New Roman" w:hAnsi="Times New Roman"/>
+        </w:rPr>
+        <w:t xml:space="preserve"> </w:t>
+      </w:r>
+      <w:r>
+        <w:rPr>
+          <w:rFonts w:ascii="Times New Roman" w:hAnsi="Times New Roman"/>
+        </w:rPr>
+        <w:t xml:space="preserve">98: 062339.</w:t>
+      </w:r>
+    </w:p>
+    <w:bookmarkEnd w:id="55"/>
+    <w:bookmarkStart w:id="57" w:name="ref-bravyi2021readout"/>
+    <w:p>
+      <w:pPr>
+        <w:pStyle w:val="Bibliography"/>
+      </w:pPr>
+      <w:r>
+        <w:rPr>
+          <w:rFonts w:ascii="Times New Roman" w:hAnsi="Times New Roman"/>
+        </w:rPr>
         <w:t xml:space="preserve">Bravyi, Sergey, Sarah Sheldon, Abhinav Kandala, David C. Mckay, and Jay M. Gambetta. 2021.</w:t>
       </w:r>
       <w:r>
@@ -16727,7 +18397,7 @@
         </w:rPr>
         <w:t xml:space="preserve"> </w:t>
       </w:r>
-      <w:hyperlink r:id="rId52">
+      <w:hyperlink r:id="rId56">
         <w:r>
           <w:rPr>
             <w:rStyle w:val="Hyperlink"/>
@@ -16742,8 +18412,8 @@
         <w:t xml:space="preserve">.</w:t>
       </w:r>
     </w:p>
-    <w:bookmarkEnd w:id="53"/>
-    <w:bookmarkStart w:id="55" w:name="ref-giurgicatiron2020"/>
+    <w:bookmarkEnd w:id="57"/>
+    <w:bookmarkStart w:id="59" w:name="ref-buhrman2001fingerprinting"/>
     <w:p>
       <w:pPr>
         <w:pStyle w:val="Bibliography"/>
@@ -16752,6 +18422,77 @@
         <w:rPr>
           <w:rFonts w:ascii="Times New Roman" w:hAnsi="Times New Roman"/>
         </w:rPr>
+        <w:t xml:space="preserve">Buhrman, Harry, Richard Cleve, John Watrous, and Ronald de Wolf. 2001.</w:t>
+      </w:r>
+      <w:r>
+        <w:rPr>
+          <w:rFonts w:ascii="Times New Roman" w:hAnsi="Times New Roman"/>
+        </w:rPr>
+        <w:t xml:space="preserve"> </w:t>
+      </w:r>
+      <w:r>
+        <w:rPr>
+          <w:rFonts w:ascii="Times New Roman" w:hAnsi="Times New Roman"/>
+        </w:rPr>
+        <w:t xml:space="preserve">“Quantum Fingerprinting.”</w:t>
+      </w:r>
+      <w:r>
+        <w:rPr>
+          <w:rFonts w:ascii="Times New Roman" w:hAnsi="Times New Roman"/>
+        </w:rPr>
+        <w:t xml:space="preserve"> </w:t>
+      </w:r>
+      <w:r>
+        <w:rPr>
+          <w:iCs/>
+          <w:rFonts w:ascii="Times New Roman" w:hAnsi="Times New Roman"/>
+          <w:i/>
+        </w:rPr>
+        <w:t xml:space="preserve">Physical Review Letters</w:t>
+      </w:r>
+      <w:r>
+        <w:rPr>
+          <w:rFonts w:ascii="Times New Roman" w:hAnsi="Times New Roman"/>
+        </w:rPr>
+        <w:t xml:space="preserve"> </w:t>
+      </w:r>
+      <w:r>
+        <w:rPr>
+          <w:rFonts w:ascii="Times New Roman" w:hAnsi="Times New Roman"/>
+        </w:rPr>
+        <w:t xml:space="preserve">87: 167902.</w:t>
+      </w:r>
+      <w:r>
+        <w:rPr>
+          <w:rFonts w:ascii="Times New Roman" w:hAnsi="Times New Roman"/>
+        </w:rPr>
+        <w:t xml:space="preserve"> </w:t>
+      </w:r>
+      <w:hyperlink r:id="rId58">
+        <w:r>
+          <w:rPr>
+            <w:rStyle w:val="Hyperlink"/>
+          </w:rPr>
+          <w:t xml:space="preserve">https://doi.org/10.1103/PhysRevLett.87.167902</w:t>
+        </w:r>
+      </w:hyperlink>
+      <w:r>
+        <w:rPr>
+          <w:rFonts w:ascii="Times New Roman" w:hAnsi="Times New Roman"/>
+        </w:rPr>
+        <w:t xml:space="preserve">.</w:t>
+      </w:r>
+    </w:p>
+    <w:bookmarkEnd w:id="59"/>
+    <w:bookmarkStart w:id="61" w:name="ref-giurgicatiron2020"/>
+    <w:p>
+      <w:pPr>
+        <w:pStyle w:val="Bibliography"/>
+      </w:pPr>
+      <w:r>
+        <w:rPr>
+          <w:rFonts w:ascii="Times New Roman" w:hAnsi="Times New Roman"/>
+        </w:rPr>
         <w:t xml:space="preserve">Giurgica-Tiron, Tudor, Yousef Hindy, Ryan LaRose, Andrea Mari, and William J. Zeng. 2020.</w:t>
       </w:r>
       <w:r>
@@ -16804,7 +18545,7 @@
         </w:rPr>
         <w:t xml:space="preserve"> </w:t>
       </w:r>
-      <w:hyperlink r:id="rId54">
+      <w:hyperlink r:id="rId60">
         <w:r>
           <w:rPr>
             <w:rStyle w:val="Hyperlink"/>
@@ -16819,8 +18560,8 @@
         <w:t xml:space="preserve">.</w:t>
       </w:r>
     </w:p>
-    <w:bookmarkEnd w:id="55"/>
-    <w:bookmarkStart w:id="57" w:name="ref-qiskitibmruntime"/>
+    <w:bookmarkEnd w:id="61"/>
+    <w:bookmarkStart w:id="63" w:name="ref-qiskitibmruntime"/>
     <w:p>
       <w:pPr>
         <w:pStyle w:val="Bibliography"/>
@@ -16873,7 +18614,7 @@
         </w:rPr>
         <w:t xml:space="preserve"> </w:t>
       </w:r>
-      <w:hyperlink r:id="rId56">
+      <w:hyperlink r:id="rId62">
         <w:r>
           <w:rPr>
             <w:rStyle w:val="Hyperlink"/>
@@ -16888,8 +18629,8 @@
         <w:t xml:space="preserve">.</w:t>
       </w:r>
     </w:p>
-    <w:bookmarkEnd w:id="57"/>
-    <w:bookmarkStart w:id="59" w:name="ref-javadiabhari2024qiskit"/>
+    <w:bookmarkEnd w:id="63"/>
+    <w:bookmarkStart w:id="65" w:name="ref-javadiabhari2024qiskit"/>
     <w:p>
       <w:pPr>
         <w:pStyle w:val="Bibliography"/>
@@ -16936,7 +18677,7 @@
         </w:rPr>
         <w:t xml:space="preserve"> </w:t>
       </w:r>
-      <w:hyperlink r:id="rId58">
+      <w:hyperlink r:id="rId64">
         <w:r>
           <w:rPr>
             <w:rStyle w:val="Hyperlink"/>
@@ -16951,8 +18692,8 @@
         <w:t xml:space="preserve">.</w:t>
       </w:r>
     </w:p>
-    <w:bookmarkEnd w:id="59"/>
-    <w:bookmarkStart w:id="61" w:name="ref-kempe2003walks"/>
+    <w:bookmarkEnd w:id="65"/>
+    <w:bookmarkStart w:id="67" w:name="ref-kempe2003walks"/>
     <w:p>
       <w:pPr>
         <w:pStyle w:val="Bibliography"/>
@@ -17007,7 +18748,7 @@
         </w:rPr>
         <w:t xml:space="preserve"> </w:t>
       </w:r>
-      <w:hyperlink r:id="rId60">
+      <w:hyperlink r:id="rId66">
         <w:r>
           <w:rPr>
             <w:rStyle w:val="Hyperlink"/>
@@ -17022,8 +18763,8 @@
         <w:t xml:space="preserve">.</w:t>
       </w:r>
     </w:p>
-    <w:bookmarkEnd w:id="61"/>
-    <w:bookmarkStart w:id="63" w:name="ref-lloyd1996simulators"/>
+    <w:bookmarkEnd w:id="67"/>
+    <w:bookmarkStart w:id="69" w:name="ref-lloyd1996simulators"/>
     <w:p>
       <w:pPr>
         <w:pStyle w:val="Bibliography"/>
@@ -17078,7 +18819,7 @@
         </w:rPr>
         <w:t xml:space="preserve"> </w:t>
       </w:r>
-      <w:hyperlink r:id="rId62">
+      <w:hyperlink r:id="rId68">
         <w:r>
           <w:rPr>
             <w:rStyle w:val="Hyperlink"/>
@@ -17093,8 +18834,8 @@
         <w:t xml:space="preserve">.</w:t>
       </w:r>
     </w:p>
-    <w:bookmarkEnd w:id="63"/>
-    <w:bookmarkStart w:id="65" w:name="ref-lloyd2014qpca"/>
+    <w:bookmarkEnd w:id="69"/>
+    <w:bookmarkStart w:id="71" w:name="ref-lloyd2014qpca"/>
     <w:p>
       <w:pPr>
         <w:pStyle w:val="Bibliography"/>
@@ -17149,7 +18890,7 @@
         </w:rPr>
         <w:t xml:space="preserve"> </w:t>
       </w:r>
-      <w:hyperlink r:id="rId64">
+      <w:hyperlink r:id="rId70">
         <w:r>
           <w:rPr>
             <w:rStyle w:val="Hyperlink"/>
@@ -17164,8 +18905,8 @@
         <w:t xml:space="preserve">.</w:t>
       </w:r>
     </w:p>
-    <w:bookmarkEnd w:id="65"/>
-    <w:bookmarkStart w:id="66" w:name="ref-mcardle2019"/>
+    <w:bookmarkEnd w:id="71"/>
+    <w:bookmarkStart w:id="72" w:name="ref-mcardle2019"/>
     <w:p>
       <w:pPr>
         <w:pStyle w:val="Bibliography"/>
@@ -17215,8 +18956,8 @@
         <w:t xml:space="preserve">122: 180501.</w:t>
       </w:r>
     </w:p>
-    <w:bookmarkEnd w:id="66"/>
-    <w:bookmarkStart w:id="68" w:name="ref-monteverde2026qang"/>
+    <w:bookmarkEnd w:id="72"/>
+    <w:bookmarkStart w:id="74" w:name="ref-monteverde2026qang"/>
     <w:p>
       <w:pPr>
         <w:pStyle w:val="Bibliography"/>
@@ -17269,7 +19010,7 @@
         </w:rPr>
         <w:t xml:space="preserve"> </w:t>
       </w:r>
-      <w:hyperlink r:id="rId67">
+      <w:hyperlink r:id="rId73">
         <w:r>
           <w:rPr>
             <w:rStyle w:val="Hyperlink"/>
@@ -17284,8 +19025,8 @@
         <w:t xml:space="preserve">.</w:t>
       </w:r>
     </w:p>
-    <w:bookmarkEnd w:id="68"/>
-    <w:bookmarkStart w:id="69" w:name="ref-monteverde2026qml"/>
+    <w:bookmarkEnd w:id="74"/>
+    <w:bookmarkStart w:id="75" w:name="ref-monteverde2026qml"/>
     <w:p>
       <w:pPr>
         <w:pStyle w:val="Bibliography"/>
@@ -17327,8 +19068,8 @@
         <w:t xml:space="preserve">-Limited Hardware: What the Qg Symmetry Filter Does and Does Not Do.”</w:t>
       </w:r>
     </w:p>
-    <w:bookmarkEnd w:id="69"/>
-    <w:bookmarkStart w:id="71" w:name="ref-qiskitml"/>
+    <w:bookmarkEnd w:id="75"/>
+    <w:bookmarkStart w:id="77" w:name="ref-qiskitml"/>
     <w:p>
       <w:pPr>
         <w:pStyle w:val="Bibliography"/>
@@ -17357,7 +19098,7 @@
         </w:rPr>
         <w:t xml:space="preserve"> </w:t>
       </w:r>
-      <w:hyperlink r:id="rId70">
+      <w:hyperlink r:id="rId76">
         <w:r>
           <w:rPr>
             <w:rStyle w:val="Hyperlink"/>
@@ -17372,8 +19113,8 @@
         <w:t xml:space="preserve">.</w:t>
       </w:r>
     </w:p>
-    <w:bookmarkEnd w:id="71"/>
-    <w:bookmarkStart w:id="73" w:name="ref-tang2021qpca"/>
+    <w:bookmarkEnd w:id="77"/>
+    <w:bookmarkStart w:id="79" w:name="ref-tang2021qpca"/>
     <w:p>
       <w:pPr>
         <w:pStyle w:val="Bibliography"/>
@@ -17428,7 +19169,7 @@
         </w:rPr>
         <w:t xml:space="preserve"> </w:t>
       </w:r>
-      <w:hyperlink r:id="rId72">
+      <w:hyperlink r:id="rId78">
         <w:r>
           <w:rPr>
             <w:rStyle w:val="Hyperlink"/>
@@ -17443,8 +19184,8 @@
         <w:t xml:space="preserve">.</w:t>
       </w:r>
     </w:p>
-    <w:bookmarkEnd w:id="73"/>
-    <w:bookmarkStart w:id="75" w:name="ref-temme2017"/>
+    <w:bookmarkEnd w:id="79"/>
+    <w:bookmarkStart w:id="81" w:name="ref-temme2017"/>
     <w:p>
       <w:pPr>
         <w:pStyle w:val="Bibliography"/>
@@ -17499,7 +19240,7 @@
         </w:rPr>
         <w:t xml:space="preserve"> </w:t>
       </w:r>
-      <w:hyperlink r:id="rId74">
+      <w:hyperlink r:id="rId80">
         <w:r>
           <w:rPr>
             <w:rStyle w:val="Hyperlink"/>
@@ -17514,9 +19255,9 @@
         <w:t xml:space="preserve">.</w:t>
       </w:r>
     </w:p>
-    <w:bookmarkEnd w:id="75"/>
-    <w:bookmarkEnd w:id="76"/>
-    <w:bookmarkEnd w:id="77"/>
+    <w:bookmarkEnd w:id="81"/>
+    <w:bookmarkEnd w:id="82"/>
+    <w:bookmarkEnd w:id="83"/>
     <w:sectPr/>
   </w:body>
 </w:document>

--- a/manuscript/qang_ibm_es.docx
+++ b/manuscript/qang_ibm_es.docx
@@ -6964,6 +6964,402 @@
         <w:rPr>
           <w:rFonts w:ascii="Times New Roman" w:hAnsi="Times New Roman"/>
         </w:rPr>
+        <w:t xml:space="preserve">Los</w:t>
+      </w:r>
+      <w:r>
+        <w:rPr>
+          <w:rFonts w:ascii="Times New Roman" w:hAnsi="Times New Roman"/>
+        </w:rPr>
+        <w:t xml:space="preserve"> </w:t>
+      </w:r>
+      <w:r>
+        <w:rPr>
+          <w:rFonts w:ascii="Times New Roman" w:hAnsi="Times New Roman"/>
+        </w:rPr>
+        <w:t xml:space="preserve">errores</w:t>
+      </w:r>
+      <w:r>
+        <w:rPr>
+          <w:rFonts w:ascii="Times New Roman" w:hAnsi="Times New Roman"/>
+        </w:rPr>
+        <w:t xml:space="preserve"> </w:t>
+      </w:r>
+      <w:r>
+        <w:rPr>
+          <w:rFonts w:ascii="Times New Roman" w:hAnsi="Times New Roman"/>
+        </w:rPr>
+        <w:t xml:space="preserve">ZZ</w:t>
+      </w:r>
+      <w:r>
+        <w:rPr>
+          <w:rFonts w:ascii="Times New Roman" w:hAnsi="Times New Roman"/>
+        </w:rPr>
+        <w:t xml:space="preserve"> </w:t>
+      </w:r>
+      <w:r>
+        <w:rPr>
+          <w:rFonts w:ascii="Times New Roman" w:hAnsi="Times New Roman"/>
+        </w:rPr>
+        <w:t xml:space="preserve">coherentes,</w:t>
+      </w:r>
+      <w:r>
+        <w:rPr>
+          <w:rFonts w:ascii="Times New Roman" w:hAnsi="Times New Roman"/>
+        </w:rPr>
+        <w:t xml:space="preserve"> </w:t>
+      </w:r>
+      <w:r>
+        <w:rPr>
+          <w:rFonts w:ascii="Times New Roman" w:hAnsi="Times New Roman"/>
+        </w:rPr>
+        <w:t xml:space="preserve">que</w:t>
+      </w:r>
+      <w:r>
+        <w:rPr>
+          <w:rFonts w:ascii="Times New Roman" w:hAnsi="Times New Roman"/>
+        </w:rPr>
+        <w:t xml:space="preserve"> </w:t>
+      </w:r>
+      <w:r>
+        <w:rPr>
+          <w:rFonts w:ascii="Times New Roman" w:hAnsi="Times New Roman"/>
+        </w:rPr>
+        <w:t xml:space="preserve">conservan</w:t>
+      </w:r>
+      <w:r>
+        <w:rPr>
+          <w:rFonts w:ascii="Times New Roman" w:hAnsi="Times New Roman"/>
+        </w:rPr>
+        <w:t xml:space="preserve"> </w:t>
+      </w:r>
+      <w:r>
+        <w:rPr>
+          <w:rFonts w:ascii="Times New Roman" w:hAnsi="Times New Roman"/>
+        </w:rPr>
+        <w:t xml:space="preserve">el</w:t>
+      </w:r>
+      <w:r>
+        <w:rPr>
+          <w:rFonts w:ascii="Times New Roman" w:hAnsi="Times New Roman"/>
+        </w:rPr>
+        <w:t xml:space="preserve"> </w:t>
+      </w:r>
+      <w:r>
+        <w:rPr>
+          <w:rFonts w:ascii="Times New Roman" w:hAnsi="Times New Roman"/>
+        </w:rPr>
+        <w:t xml:space="preserve">peso,</w:t>
+      </w:r>
+      <w:r>
+        <w:rPr>
+          <w:rFonts w:ascii="Times New Roman" w:hAnsi="Times New Roman"/>
+        </w:rPr>
+        <w:t xml:space="preserve"> </w:t>
+      </w:r>
+      <w:r>
+        <w:rPr>
+          <w:rFonts w:ascii="Times New Roman" w:hAnsi="Times New Roman"/>
+        </w:rPr>
+        <w:t xml:space="preserve">igual</w:t>
+      </w:r>
+      <w:r>
+        <w:rPr>
+          <w:rFonts w:ascii="Times New Roman" w:hAnsi="Times New Roman"/>
+        </w:rPr>
+        <w:t xml:space="preserve"> </w:t>
+      </w:r>
+      <w:r>
+        <w:rPr>
+          <w:rFonts w:ascii="Times New Roman" w:hAnsi="Times New Roman"/>
+        </w:rPr>
+        <w:t xml:space="preserve">se</w:t>
+      </w:r>
+      <w:r>
+        <w:rPr>
+          <w:rFonts w:ascii="Times New Roman" w:hAnsi="Times New Roman"/>
+        </w:rPr>
+        <w:t xml:space="preserve"> </w:t>
+      </w:r>
+      <w:r>
+        <w:rPr>
+          <w:rFonts w:ascii="Times New Roman" w:hAnsi="Times New Roman"/>
+        </w:rPr>
+        <w:t xml:space="preserve">filtran</w:t>
+      </w:r>
+      <w:r>
+        <w:rPr>
+          <w:rFonts w:ascii="Times New Roman" w:hAnsi="Times New Roman"/>
+        </w:rPr>
+        <w:t xml:space="preserve"> </w:t>
+      </w:r>
+      <w:r>
+        <w:rPr>
+          <w:rFonts w:ascii="Times New Roman" w:hAnsi="Times New Roman"/>
+        </w:rPr>
+        <w:t xml:space="preserve">en</w:t>
+      </w:r>
+      <w:r>
+        <w:rPr>
+          <w:rFonts w:ascii="Times New Roman" w:hAnsi="Times New Roman"/>
+        </w:rPr>
+        <w:t xml:space="preserve"> </w:t>
+      </w:r>
+      <w:r>
+        <w:rPr>
+          <w:rFonts w:ascii="Times New Roman" w:hAnsi="Times New Roman"/>
+        </w:rPr>
+        <w:t xml:space="preserve">parte</w:t>
+      </w:r>
+      <w:r>
+        <w:rPr>
+          <w:rFonts w:ascii="Times New Roman" w:hAnsi="Times New Roman"/>
+        </w:rPr>
+        <w:t xml:space="preserve"> </w:t>
+      </w:r>
+      <w:r>
+        <w:rPr>
+          <w:rFonts w:ascii="Times New Roman" w:hAnsi="Times New Roman"/>
+        </w:rPr>
+        <w:t xml:space="preserve">(32–60%</w:t>
+      </w:r>
+      <w:r>
+        <w:rPr>
+          <w:rFonts w:ascii="Times New Roman" w:hAnsi="Times New Roman"/>
+        </w:rPr>
+        <w:t xml:space="preserve"> </w:t>
+      </w:r>
+      <w:r>
+        <w:rPr>
+          <w:rFonts w:ascii="Times New Roman" w:hAnsi="Times New Roman"/>
+        </w:rPr>
+        <w:t xml:space="preserve">del</w:t>
+      </w:r>
+      <w:r>
+        <w:rPr>
+          <w:rFonts w:ascii="Times New Roman" w:hAnsi="Times New Roman"/>
+        </w:rPr>
+        <w:t xml:space="preserve"> </w:t>
+      </w:r>
+      <w:r>
+        <w:rPr>
+          <w:rFonts w:ascii="Times New Roman" w:hAnsi="Times New Roman"/>
+        </w:rPr>
+        <w:t xml:space="preserve">error</w:t>
+      </w:r>
+      <w:r>
+        <w:rPr>
+          <w:rFonts w:ascii="Times New Roman" w:hAnsi="Times New Roman"/>
+        </w:rPr>
+        <w:t xml:space="preserve"> </w:t>
+      </w:r>
+      <w:r>
+        <w:rPr>
+          <w:rFonts w:ascii="Times New Roman" w:hAnsi="Times New Roman"/>
+        </w:rPr>
+        <w:t xml:space="preserve">agregado</w:t>
+      </w:r>
+      <w:r>
+        <w:rPr>
+          <w:rFonts w:ascii="Times New Roman" w:hAnsi="Times New Roman"/>
+        </w:rPr>
+        <w:t xml:space="preserve"> </w:t>
+      </w:r>
+      <w:r>
+        <w:rPr>
+          <w:rFonts w:ascii="Times New Roman" w:hAnsi="Times New Roman"/>
+        </w:rPr>
+        <w:t xml:space="preserve">por</w:t>
+      </w:r>
+      <w:r>
+        <w:rPr>
+          <w:rFonts w:ascii="Times New Roman" w:hAnsi="Times New Roman"/>
+        </w:rPr>
+        <w:t xml:space="preserve"> </w:t>
+      </w:r>
+      <w:r>
+        <w:rPr>
+          <w:rFonts w:ascii="Times New Roman" w:hAnsi="Times New Roman"/>
+        </w:rPr>
+        <w:t xml:space="preserve">interferencia</w:t>
+      </w:r>
+      <w:r>
+        <w:rPr>
+          <w:rFonts w:ascii="Times New Roman" w:hAnsi="Times New Roman"/>
+        </w:rPr>
+        <w:t xml:space="preserve"> </w:t>
+      </w:r>
+      <w:r>
+        <w:rPr>
+          <w:rFonts w:ascii="Times New Roman" w:hAnsi="Times New Roman"/>
+        </w:rPr>
+        <w:t xml:space="preserve">ZZ</w:t>
+      </w:r>
+      <w:r>
+        <w:rPr>
+          <w:rFonts w:ascii="Times New Roman" w:hAnsi="Times New Roman"/>
+        </w:rPr>
+        <w:t xml:space="preserve"> </w:t>
+      </w:r>
+      <w:r>
+        <w:rPr>
+          <w:rFonts w:ascii="Times New Roman" w:hAnsi="Times New Roman"/>
+        </w:rPr>
+        <w:t xml:space="preserve">permanente),</w:t>
+      </w:r>
+      <w:r>
+        <w:rPr>
+          <w:rFonts w:ascii="Times New Roman" w:hAnsi="Times New Roman"/>
+        </w:rPr>
+        <w:t xml:space="preserve"> </w:t>
+      </w:r>
+      <w:r>
+        <w:rPr>
+          <w:rFonts w:ascii="Times New Roman" w:hAnsi="Times New Roman"/>
+        </w:rPr>
+        <w:t xml:space="preserve">porque</w:t>
+      </w:r>
+      <w:r>
+        <w:rPr>
+          <w:rFonts w:ascii="Times New Roman" w:hAnsi="Times New Roman"/>
+        </w:rPr>
+        <w:t xml:space="preserve"> </w:t>
+      </w:r>
+      <w:r>
+        <w:rPr>
+          <w:rFonts w:ascii="Times New Roman" w:hAnsi="Times New Roman"/>
+        </w:rPr>
+        <w:t xml:space="preserve">actúan</w:t>
+      </w:r>
+      <w:r>
+        <w:rPr>
+          <w:rFonts w:ascii="Times New Roman" w:hAnsi="Times New Roman"/>
+        </w:rPr>
+        <w:t xml:space="preserve"> </w:t>
+      </w:r>
+      <w:r>
+        <w:rPr>
+          <w:rFonts w:ascii="Times New Roman" w:hAnsi="Times New Roman"/>
+        </w:rPr>
+        <w:t xml:space="preserve">en</w:t>
+      </w:r>
+      <w:r>
+        <w:rPr>
+          <w:rFonts w:ascii="Times New Roman" w:hAnsi="Times New Roman"/>
+        </w:rPr>
+        <w:t xml:space="preserve"> </w:t>
+      </w:r>
+      <w:r>
+        <w:rPr>
+          <w:rFonts w:ascii="Times New Roman" w:hAnsi="Times New Roman"/>
+        </w:rPr>
+        <w:t xml:space="preserve">parte</w:t>
+      </w:r>
+      <w:r>
+        <w:rPr>
+          <w:rFonts w:ascii="Times New Roman" w:hAnsi="Times New Roman"/>
+        </w:rPr>
+        <w:t xml:space="preserve"> </w:t>
+      </w:r>
+      <w:r>
+        <w:rPr>
+          <w:rFonts w:ascii="Times New Roman" w:hAnsi="Times New Roman"/>
+        </w:rPr>
+        <w:t xml:space="preserve">dentro</w:t>
+      </w:r>
+      <w:r>
+        <w:rPr>
+          <w:rFonts w:ascii="Times New Roman" w:hAnsi="Times New Roman"/>
+        </w:rPr>
+        <w:t xml:space="preserve"> </w:t>
+      </w:r>
+      <w:r>
+        <w:rPr>
+          <w:rFonts w:ascii="Times New Roman" w:hAnsi="Times New Roman"/>
+        </w:rPr>
+        <w:t xml:space="preserve">de</w:t>
+      </w:r>
+      <w:r>
+        <w:rPr>
+          <w:rFonts w:ascii="Times New Roman" w:hAnsi="Times New Roman"/>
+        </w:rPr>
+        <w:t xml:space="preserve"> </w:t>
+      </w:r>
+      <w:r>
+        <w:rPr>
+          <w:rFonts w:ascii="Times New Roman" w:hAnsi="Times New Roman"/>
+        </w:rPr>
+        <w:t xml:space="preserve">las</w:t>
+      </w:r>
+      <w:r>
+        <w:rPr>
+          <w:rFonts w:ascii="Times New Roman" w:hAnsi="Times New Roman"/>
+        </w:rPr>
+        <w:t xml:space="preserve"> </w:t>
+      </w:r>
+      <w:r>
+        <w:rPr>
+          <w:rFonts w:ascii="Times New Roman" w:hAnsi="Times New Roman"/>
+        </w:rPr>
+        <w:t xml:space="preserve">descomposiciones</w:t>
+      </w:r>
+      <w:r>
+        <w:rPr>
+          <w:rFonts w:ascii="Times New Roman" w:hAnsi="Times New Roman"/>
+        </w:rPr>
+        <w:t xml:space="preserve"> </w:t>
+      </w:r>
+      <w:r>
+        <w:rPr>
+          <w:rFonts w:ascii="Times New Roman" w:hAnsi="Times New Roman"/>
+        </w:rPr>
+        <w:t xml:space="preserve">nativas</w:t>
+      </w:r>
+      <w:r>
+        <w:rPr>
+          <w:rFonts w:ascii="Times New Roman" w:hAnsi="Times New Roman"/>
+        </w:rPr>
+        <w:t xml:space="preserve"> </w:t>
+      </w:r>
+      <w:r>
+        <w:rPr>
+          <w:rFonts w:ascii="Times New Roman" w:hAnsi="Times New Roman"/>
+        </w:rPr>
+        <w:t xml:space="preserve">de</w:t>
+      </w:r>
+      <w:r>
+        <w:rPr>
+          <w:rFonts w:ascii="Times New Roman" w:hAnsi="Times New Roman"/>
+        </w:rPr>
+        <w:t xml:space="preserve"> </w:t>
+      </w:r>
+      <w:r>
+        <w:rPr>
+          <w:rFonts w:ascii="Times New Roman" w:hAnsi="Times New Roman"/>
+        </w:rPr>
+        <w:t xml:space="preserve">las</w:t>
+      </w:r>
+      <w:r>
+        <w:rPr>
+          <w:rFonts w:ascii="Times New Roman" w:hAnsi="Times New Roman"/>
+        </w:rPr>
+        <w:t xml:space="preserve"> </w:t>
+      </w:r>
+      <w:r>
+        <w:rPr>
+          <w:rFonts w:ascii="Times New Roman" w:hAnsi="Times New Roman"/>
+        </w:rPr>
+        <w:t xml:space="preserve">compuertas.</w:t>
+      </w:r>
+      <w:r>
+        <w:rPr>
+          <w:rFonts w:ascii="Times New Roman" w:hAnsi="Times New Roman"/>
+        </w:rPr>
+        <w:t xml:space="preserve"> </w:t>
+      </w:r>
+      <w:r>
+        <w:rPr>
+          <w:rFonts w:ascii="Times New Roman" w:hAnsi="Times New Roman"/>
+        </w:rPr>
         <w:t xml:space="preserve">Se</w:t>
       </w:r>
       <w:r>
@@ -7745,7 +8141,7 @@
         <w:rPr>
           <w:rFonts w:ascii="Times New Roman" w:hAnsi="Times New Roman"/>
         </w:rPr>
-        <w:t xml:space="preserve">correr; los fracasos se informan como tales. Las secciones §137–§149 remiten a las notas de investigación</w:t>
+        <w:t xml:space="preserve">correr; los fracasos se informan como tales. Las secciones §137–§150 remiten a las notas de investigación</w:t>
       </w:r>
       <w:r>
         <w:rPr>
@@ -12220,7 +12616,7 @@
     </w:p>
     <w:bookmarkEnd w:id="30"/>
     <w:bookmarkEnd w:id="31"/>
-    <w:bookmarkStart w:id="50" w:name="resultados"/>
+    <w:bookmarkStart w:id="51" w:name="resultados"/>
     <w:p>
       <w:pPr>
         <w:pStyle w:val="Heading1"/>
@@ -17605,17 +18001,16 @@
       </w:r>
     </w:p>
     <w:bookmarkEnd w:id="49"/>
-    <w:bookmarkEnd w:id="50"/>
-    <w:bookmarkStart w:id="51" w:name="discusión"/>
+    <w:bookmarkStart w:id="50" w:name="X1caeac1ab2d805e265253a41d72cbccc2852dd7"/>
     <w:p>
       <w:pPr>
-        <w:pStyle w:val="Heading1"/>
+        <w:pStyle w:val="Heading2"/>
       </w:pPr>
       <w:r>
         <w:rPr>
           <w:rFonts w:ascii="Times New Roman" w:hAnsi="Times New Roman"/>
         </w:rPr>
-        <w:t xml:space="preserve">Discusión</w:t>
+        <w:t xml:space="preserve">Errores ZZ coherentes que el filtro no debería ver (§145, §150)</w:t>
       </w:r>
     </w:p>
     <w:p>
@@ -17626,6 +18021,585 @@
         <w:rPr>
           <w:rFonts w:ascii="Times New Roman" w:hAnsi="Times New Roman"/>
         </w:rPr>
+        <w:t xml:space="preserve">Los modelos de ruido de los dispositivos son canales incoherentes. A los diez circuitos de §137 en tres</w:t>
+      </w:r>
+      <w:r>
+        <w:rPr>
+          <w:rFonts w:ascii="Times New Roman" w:hAnsi="Times New Roman"/>
+        </w:rPr>
+        <w:t xml:space="preserve"> </w:t>
+      </w:r>
+      <w:r>
+        <w:rPr>
+          <w:rFonts w:ascii="Times New Roman" w:hAnsi="Times New Roman"/>
+        </w:rPr>
+        <w:t xml:space="preserve">dispositivos se agregaron dos errores coherentes que conservan el peso: una fase condicional mal calibrada,</w:t>
+      </w:r>
+      <w:r>
+        <w:rPr>
+          <w:rFonts w:ascii="Times New Roman" w:hAnsi="Times New Roman"/>
+        </w:rPr>
+        <w:t xml:space="preserve"> </w:t>
+      </w:r>
+      <w:r>
+        <w:rPr>
+          <w:rFonts w:ascii="Times New Roman" w:hAnsi="Times New Roman"/>
+        </w:rPr>
+        <w:t xml:space="preserve">RZZ(</w:t>
+      </w:r>
+      <m:oMath>
+        <m:r>
+          <m:t>ε</m:t>
+        </m:r>
+      </m:oMath>
+      <w:r>
+        <w:rPr>
+          <w:rFonts w:ascii="Times New Roman" w:hAnsi="Times New Roman"/>
+        </w:rPr>
+        <w:t xml:space="preserve">) después de cada compuerta nativa de dos qubits sobre su par (</w:t>
+      </w:r>
+      <m:oMath>
+        <m:r>
+          <m:t>ε</m:t>
+        </m:r>
+        <m:r>
+          <m:rPr>
+            <m:sty m:val="p"/>
+          </m:rPr>
+          <m:t>=</m:t>
+        </m:r>
+        <m:r>
+          <m:t>0</m:t>
+        </m:r>
+        <m:r>
+          <m:rPr>
+            <m:sty m:val="p"/>
+          </m:rPr>
+          <m:t>;</m:t>
+        </m:r>
+        <m:r>
+          <m:t>0</m:t>
+        </m:r>
+        <m:r>
+          <m:rPr>
+            <m:sty m:val="p"/>
+          </m:rPr>
+          <m:t>,</m:t>
+        </m:r>
+        <m:r>
+          <m:t>05</m:t>
+        </m:r>
+        <m:r>
+          <m:rPr>
+            <m:sty m:val="p"/>
+          </m:rPr>
+          <m:t>;</m:t>
+        </m:r>
+        <m:r>
+          <m:t>0</m:t>
+        </m:r>
+        <m:r>
+          <m:rPr>
+            <m:sty m:val="p"/>
+          </m:rPr>
+          <m:t>,</m:t>
+        </m:r>
+        <m:r>
+          <m:t>10</m:t>
+        </m:r>
+      </m:oMath>
+      <w:r>
+        <w:rPr>
+          <w:rFonts w:ascii="Times New Roman" w:hAnsi="Times New Roman"/>
+        </w:rPr>
+        <w:t xml:space="preserve"> </w:t>
+      </w:r>
+      <w:r>
+        <w:rPr>
+          <w:rFonts w:ascii="Times New Roman" w:hAnsi="Times New Roman"/>
+        </w:rPr>
+        <w:t xml:space="preserve">rad,</w:t>
+      </w:r>
+      <w:r>
+        <w:rPr>
+          <w:rFonts w:ascii="Times New Roman" w:hAnsi="Times New Roman"/>
+        </w:rPr>
+        <w:t xml:space="preserve"> </w:t>
+      </w:r>
+      <w:r>
+        <w:rPr>
+          <w:rFonts w:ascii="Times New Roman" w:hAnsi="Times New Roman"/>
+        </w:rPr>
+        <w:t xml:space="preserve">§145), y una interferencia ZZ permanente,</w:t>
+      </w:r>
+      <w:r>
+        <w:rPr>
+          <w:rFonts w:ascii="Times New Roman" w:hAnsi="Times New Roman"/>
+        </w:rPr>
+        <w:t xml:space="preserve"> </w:t>
+      </w:r>
+      <m:oMath>
+        <m:r>
+          <m:rPr>
+            <m:sty m:val="p"/>
+          </m:rPr>
+          <m:t>exp</m:t>
+        </m:r>
+        <m:d>
+          <m:dPr>
+            <m:begChr m:val="("/>
+            <m:endChr m:val=")"/>
+            <m:sepChr m:val=""/>
+            <m:grow/>
+          </m:dPr>
+          <m:e>
+            <m:r>
+              <m:rPr>
+                <m:sty m:val="p"/>
+              </m:rPr>
+              <m:t>−</m:t>
+            </m:r>
+            <m:r>
+              <m:t>i</m:t>
+            </m:r>
+            <m:r>
+              <m:t>θ</m:t>
+            </m:r>
+            <m:r>
+              <m:t>Z</m:t>
+            </m:r>
+            <m:r>
+              <m:t>Z</m:t>
+            </m:r>
+            <m:r>
+              <m:rPr>
+                <m:sty m:val="p"/>
+              </m:rPr>
+              <m:t>/</m:t>
+            </m:r>
+            <m:r>
+              <m:t>2</m:t>
+            </m:r>
+          </m:e>
+        </m:d>
+      </m:oMath>
+      <w:r>
+        <w:rPr>
+          <w:rFonts w:ascii="Times New Roman" w:hAnsi="Times New Roman"/>
+        </w:rPr>
+        <w:t xml:space="preserve"> </w:t>
+      </w:r>
+      <w:r>
+        <w:rPr>
+          <w:rFonts w:ascii="Times New Roman" w:hAnsi="Times New Roman"/>
+        </w:rPr>
+        <w:t xml:space="preserve">con</w:t>
+      </w:r>
+      <w:r>
+        <w:rPr>
+          <w:rFonts w:ascii="Times New Roman" w:hAnsi="Times New Roman"/>
+        </w:rPr>
+        <w:t xml:space="preserve"> </w:t>
+      </w:r>
+      <m:oMath>
+        <m:r>
+          <m:t>θ</m:t>
+        </m:r>
+        <m:r>
+          <m:rPr>
+            <m:sty m:val="p"/>
+          </m:rPr>
+          <m:t>=</m:t>
+        </m:r>
+        <m:r>
+          <m:t>2</m:t>
+        </m:r>
+        <m:r>
+          <m:t>π</m:t>
+        </m:r>
+        <m:r>
+          <m:t>ν</m:t>
+        </m:r>
+        <m:r>
+          <m:t>t</m:t>
+        </m:r>
+      </m:oMath>
+      <w:r>
+        <w:rPr>
+          <w:rFonts w:ascii="Times New Roman" w:hAnsi="Times New Roman"/>
+        </w:rPr>
+        <w:t xml:space="preserve"> </w:t>
+      </w:r>
+      <w:r>
+        <w:rPr>
+          <w:rFonts w:ascii="Times New Roman" w:hAnsi="Times New Roman"/>
+        </w:rPr>
+        <w:t xml:space="preserve">después de cada capa en</w:t>
+      </w:r>
+      <w:r>
+        <w:rPr>
+          <w:rFonts w:ascii="Times New Roman" w:hAnsi="Times New Roman"/>
+        </w:rPr>
+        <w:t xml:space="preserve"> </w:t>
+      </w:r>
+      <w:r>
+        <w:rPr>
+          <w:rFonts w:ascii="Times New Roman" w:hAnsi="Times New Roman"/>
+        </w:rPr>
+        <w:t xml:space="preserve">cada par acoplado de qubits usados, con</w:t>
+      </w:r>
+      <w:r>
+        <w:rPr>
+          <w:rFonts w:ascii="Times New Roman" w:hAnsi="Times New Roman"/>
+        </w:rPr>
+        <w:t xml:space="preserve"> </w:t>
+      </w:r>
+      <m:oMath>
+        <m:r>
+          <m:t>t</m:t>
+        </m:r>
+      </m:oMath>
+      <w:r>
+        <w:rPr>
+          <w:rFonts w:ascii="Times New Roman" w:hAnsi="Times New Roman"/>
+        </w:rPr>
+        <w:t xml:space="preserve"> </w:t>
+      </w:r>
+      <w:r>
+        <w:rPr>
+          <w:rFonts w:ascii="Times New Roman" w:hAnsi="Times New Roman"/>
+        </w:rPr>
+        <w:t xml:space="preserve">tomado de las duraciones calibradas de las capas (</w:t>
+      </w:r>
+      <m:oMath>
+        <m:r>
+          <m:t>ν</m:t>
+        </m:r>
+        <m:r>
+          <m:rPr>
+            <m:sty m:val="p"/>
+          </m:rPr>
+          <m:t>=</m:t>
+        </m:r>
+        <m:r>
+          <m:t>0</m:t>
+        </m:r>
+        <m:r>
+          <m:rPr>
+            <m:sty m:val="p"/>
+          </m:rPr>
+          <m:t>;</m:t>
+        </m:r>
+        <m:r>
+          <m:t>5</m:t>
+        </m:r>
+        <m:r>
+          <m:rPr>
+            <m:sty m:val="p"/>
+          </m:rPr>
+          <m:t>;</m:t>
+        </m:r>
+        <m:r>
+          <m:t>15</m:t>
+        </m:r>
+      </m:oMath>
+      <w:r>
+        <w:rPr>
+          <w:rFonts w:ascii="Times New Roman" w:hAnsi="Times New Roman"/>
+        </w:rPr>
+        <w:t xml:space="preserve"> </w:t>
+      </w:r>
+      <w:r>
+        <w:rPr>
+          <w:rFonts w:ascii="Times New Roman" w:hAnsi="Times New Roman"/>
+        </w:rPr>
+        <w:t xml:space="preserve">kHz;</w:t>
+      </w:r>
+      <w:r>
+        <w:rPr>
+          <w:rFonts w:ascii="Times New Roman" w:hAnsi="Times New Roman"/>
+        </w:rPr>
+        <w:t xml:space="preserve"> </w:t>
+      </w:r>
+      <w:r>
+        <w:rPr>
+          <w:rStyle w:val="VerbatimChar"/>
+          <w:rFonts w:ascii="Times New Roman" w:hAnsi="Times New Roman"/>
+        </w:rPr>
+        <w:t xml:space="preserve">add_static_zz</w:t>
+      </w:r>
+      <w:r>
+        <w:rPr>
+          <w:rFonts w:ascii="Times New Roman" w:hAnsi="Times New Roman"/>
+        </w:rPr>
+        <w:t xml:space="preserve">, §150). Las predicciones suponían que ambos eran invisibles para el filtro; cinco de las</w:t>
+      </w:r>
+      <w:r>
+        <w:rPr>
+          <w:rFonts w:ascii="Times New Roman" w:hAnsi="Times New Roman"/>
+        </w:rPr>
+        <w:t xml:space="preserve"> </w:t>
+      </w:r>
+      <w:r>
+        <w:rPr>
+          <w:rFonts w:ascii="Times New Roman" w:hAnsi="Times New Roman"/>
+        </w:rPr>
+        <w:t xml:space="preserve">siete fallaron. Los dos errores se filtran en parte: la fracción conservada bajó 0</w:t>
+      </w:r>
+      <w:r>
+        <w:rPr>
+          <w:rFonts w:ascii="Times New Roman" w:hAnsi="Times New Roman"/>
+        </w:rPr>
+        <w:t xml:space="preserve">,</w:t>
+      </w:r>
+      <w:r>
+        <w:rPr>
+          <w:rFonts w:ascii="Times New Roman" w:hAnsi="Times New Roman"/>
+        </w:rPr>
+        <w:t xml:space="preserve">009–0</w:t>
+      </w:r>
+      <w:r>
+        <w:rPr>
+          <w:rFonts w:ascii="Times New Roman" w:hAnsi="Times New Roman"/>
+        </w:rPr>
+        <w:t xml:space="preserve">,</w:t>
+      </w:r>
+      <w:r>
+        <w:rPr>
+          <w:rFonts w:ascii="Times New Roman" w:hAnsi="Times New Roman"/>
+        </w:rPr>
+        <w:t xml:space="preserve">020</w:t>
+      </w:r>
+      <w:r>
+        <w:rPr>
+          <w:rFonts w:ascii="Times New Roman" w:hAnsi="Times New Roman"/>
+        </w:rPr>
+        <w:t xml:space="preserve"> </w:t>
+      </w:r>
+      <w:r>
+        <w:rPr>
+          <w:rFonts w:ascii="Times New Roman" w:hAnsi="Times New Roman"/>
+        </w:rPr>
+        <w:t xml:space="preserve">(</w:t>
+      </w:r>
+      <m:oMath>
+        <m:r>
+          <m:t>ε</m:t>
+        </m:r>
+        <m:r>
+          <m:rPr>
+            <m:sty m:val="p"/>
+          </m:rPr>
+          <m:t>=</m:t>
+        </m:r>
+        <m:r>
+          <m:t>0</m:t>
+        </m:r>
+        <m:r>
+          <m:rPr>
+            <m:sty m:val="p"/>
+          </m:rPr>
+          <m:t>,</m:t>
+        </m:r>
+        <m:r>
+          <m:t>10</m:t>
+        </m:r>
+      </m:oMath>
+      <w:r>
+        <w:rPr>
+          <w:rFonts w:ascii="Times New Roman" w:hAnsi="Times New Roman"/>
+        </w:rPr>
+        <w:t xml:space="preserve">) y hasta 0</w:t>
+      </w:r>
+      <w:r>
+        <w:rPr>
+          <w:rFonts w:ascii="Times New Roman" w:hAnsi="Times New Roman"/>
+        </w:rPr>
+        <w:t xml:space="preserve">,</w:t>
+      </w:r>
+      <w:r>
+        <w:rPr>
+          <w:rFonts w:ascii="Times New Roman" w:hAnsi="Times New Roman"/>
+        </w:rPr>
+        <w:t xml:space="preserve">023 (15 kHz), y el filtro eliminó el 32–60% del error que agregó la</w:t>
+      </w:r>
+      <w:r>
+        <w:rPr>
+          <w:rFonts w:ascii="Times New Roman" w:hAnsi="Times New Roman"/>
+        </w:rPr>
+        <w:t xml:space="preserve"> </w:t>
+      </w:r>
+      <w:r>
+        <w:rPr>
+          <w:rFonts w:ascii="Times New Roman" w:hAnsi="Times New Roman"/>
+        </w:rPr>
+        <w:t xml:space="preserve">interferencia. Un término ZZ es diagonal en la base computacional, pero los qubits están en esa base solo</w:t>
+      </w:r>
+      <w:r>
+        <w:rPr>
+          <w:rFonts w:ascii="Times New Roman" w:hAnsi="Times New Roman"/>
+        </w:rPr>
+        <w:t xml:space="preserve"> </w:t>
+      </w:r>
+      <w:r>
+        <w:rPr>
+          <w:rFonts w:ascii="Times New Roman" w:hAnsi="Times New Roman"/>
+        </w:rPr>
+        <w:t xml:space="preserve">entre compuertas lógicas; dentro de la descomposición nativa de una compuerta XX+YY están rotados, y ahí ZZ</w:t>
+      </w:r>
+      <w:r>
+        <w:rPr>
+          <w:rFonts w:ascii="Times New Roman" w:hAnsi="Times New Roman"/>
+        </w:rPr>
+        <w:t xml:space="preserve"> </w:t>
+      </w:r>
+      <w:r>
+        <w:rPr>
+          <w:rFonts w:ascii="Times New Roman" w:hAnsi="Times New Roman"/>
+        </w:rPr>
+        <w:t xml:space="preserve">saca excitaciones del sector. Lo que pasa el filtro es modesto con estas intensidades: el error filtrado</w:t>
+      </w:r>
+      <w:r>
+        <w:rPr>
+          <w:rFonts w:ascii="Times New Roman" w:hAnsi="Times New Roman"/>
+        </w:rPr>
+        <w:t xml:space="preserve"> </w:t>
+      </w:r>
+      <w:r>
+        <w:rPr>
+          <w:rFonts w:ascii="Times New Roman" w:hAnsi="Times New Roman"/>
+        </w:rPr>
+        <w:t xml:space="preserve">creció 0</w:t>
+      </w:r>
+      <w:r>
+        <w:rPr>
+          <w:rFonts w:ascii="Times New Roman" w:hAnsi="Times New Roman"/>
+        </w:rPr>
+        <w:t xml:space="preserve">,</w:t>
+      </w:r>
+      <w:r>
+        <w:rPr>
+          <w:rFonts w:ascii="Times New Roman" w:hAnsi="Times New Roman"/>
+        </w:rPr>
+        <w:t xml:space="preserve">001–0</w:t>
+      </w:r>
+      <w:r>
+        <w:rPr>
+          <w:rFonts w:ascii="Times New Roman" w:hAnsi="Times New Roman"/>
+        </w:rPr>
+        <w:t xml:space="preserve">,</w:t>
+      </w:r>
+      <w:r>
+        <w:rPr>
+          <w:rFonts w:ascii="Times New Roman" w:hAnsi="Times New Roman"/>
+        </w:rPr>
+        <w:t xml:space="preserve">011 con el error de compuerta (4% en los dispositivos ECR, 62% en FakeTorino, donde la</w:t>
+      </w:r>
+      <w:r>
+        <w:rPr>
+          <w:rFonts w:ascii="Times New Roman" w:hAnsi="Times New Roman"/>
+        </w:rPr>
+        <w:t xml:space="preserve"> </w:t>
+      </w:r>
+      <w:r>
+        <w:rPr>
+          <w:rFonts w:ascii="Times New Roman" w:hAnsi="Times New Roman"/>
+        </w:rPr>
+        <w:t xml:space="preserve">descomposición con CZ expone más) y 0</w:t>
+      </w:r>
+      <w:r>
+        <w:rPr>
+          <w:rFonts w:ascii="Times New Roman" w:hAnsi="Times New Roman"/>
+        </w:rPr>
+        <w:t xml:space="preserve">,</w:t>
+      </w:r>
+      <w:r>
+        <w:rPr>
+          <w:rFonts w:ascii="Times New Roman" w:hAnsi="Times New Roman"/>
+        </w:rPr>
+        <w:t xml:space="preserve">003–0</w:t>
+      </w:r>
+      <w:r>
+        <w:rPr>
+          <w:rFonts w:ascii="Times New Roman" w:hAnsi="Times New Roman"/>
+        </w:rPr>
+        <w:t xml:space="preserve">,</w:t>
+      </w:r>
+      <w:r>
+        <w:rPr>
+          <w:rFonts w:ascii="Times New Roman" w:hAnsi="Times New Roman"/>
+        </w:rPr>
+        <w:t xml:space="preserve">009 (14–38%) con 15 kHz de interferencia, menos en FakeTorino,</w:t>
+      </w:r>
+      <w:r>
+        <w:rPr>
+          <w:rFonts w:ascii="Times New Roman" w:hAnsi="Times New Roman"/>
+        </w:rPr>
+        <w:t xml:space="preserve"> </w:t>
+      </w:r>
+      <w:r>
+        <w:rPr>
+          <w:rFonts w:ascii="Times New Roman" w:hAnsi="Times New Roman"/>
+        </w:rPr>
+        <w:t xml:space="preserve">cuyos circuitos duran 2</w:t>
+      </w:r>
+      <w:r>
+        <w:rPr>
+          <w:rFonts w:ascii="Times New Roman" w:hAnsi="Times New Roman"/>
+        </w:rPr>
+        <w:t xml:space="preserve">,</w:t>
+      </w:r>
+      <w:r>
+        <w:rPr>
+          <w:rFonts w:ascii="Times New Roman" w:hAnsi="Times New Roman"/>
+        </w:rPr>
+        <w:t xml:space="preserve">1 </w:t>
+      </w:r>
+      <m:oMath>
+        <m:r>
+          <m:t>μ</m:t>
+        </m:r>
+      </m:oMath>
+      <w:r>
+        <w:rPr>
+          <w:rFonts w:ascii="Times New Roman" w:hAnsi="Times New Roman"/>
+        </w:rPr>
+        <w:t xml:space="preserve">s contra 9–10 </w:t>
+      </w:r>
+      <m:oMath>
+        <m:r>
+          <m:t>μ</m:t>
+        </m:r>
+      </m:oMath>
+      <w:r>
+        <w:rPr>
+          <w:rFonts w:ascii="Times New Roman" w:hAnsi="Times New Roman"/>
+        </w:rPr>
+        <w:t xml:space="preserve">s.</w:t>
+      </w:r>
+    </w:p>
+    <w:bookmarkEnd w:id="50"/>
+    <w:bookmarkEnd w:id="51"/>
+    <w:bookmarkStart w:id="52" w:name="discusión"/>
+    <w:p>
+      <w:pPr>
+        <w:pStyle w:val="Heading1"/>
+      </w:pPr>
+      <w:r>
+        <w:rPr>
+          <w:rFonts w:ascii="Times New Roman" w:hAnsi="Times New Roman"/>
+        </w:rPr>
+        <w:t xml:space="preserve">Discusión</w:t>
+      </w:r>
+    </w:p>
+    <w:p>
+      <w:pPr>
+        <w:pStyle w:val="FirstParagraph"/>
+      </w:pPr>
+      <w:r>
+        <w:rPr>
+          <w:rFonts w:ascii="Times New Roman" w:hAnsi="Times New Roman"/>
+        </w:rPr>
         <w:t xml:space="preserve">Como herramienta de lectura, el filtro es robusto: en cada uno de los veinte modelos de ruido de</w:t>
       </w:r>
       <w:r>
@@ -17828,19 +18802,31 @@
         <w:rPr>
           <w:rFonts w:ascii="Times New Roman" w:hAnsi="Times New Roman"/>
         </w:rPr>
-        <w:t xml:space="preserve">swap test, el filtro ayuda poco; una alternativa que conserve el peso, cuando existe, gana mucho más. Once de</w:t>
-      </w:r>
-      <w:r>
-        <w:rPr>
-          <w:rFonts w:ascii="Times New Roman" w:hAnsi="Times New Roman"/>
-        </w:rPr>
-        <w:t xml:space="preserve"> </w:t>
-      </w:r>
-      <w:r>
-        <w:rPr>
-          <w:rFonts w:ascii="Times New Roman" w:hAnsi="Times New Roman"/>
-        </w:rPr>
-        <w:t xml:space="preserve">las cuarenta y dos predicciones fallaron tal como</w:t>
+        <w:t xml:space="preserve">swap test, el filtro ayuda poco; una alternativa que conserve el peso, cuando existe, gana mucho más. Los errores que conservan el peso pasan el</w:t>
+      </w:r>
+      <w:r>
+        <w:rPr>
+          <w:rFonts w:ascii="Times New Roman" w:hAnsi="Times New Roman"/>
+        </w:rPr>
+        <w:t xml:space="preserve"> </w:t>
+      </w:r>
+      <w:r>
+        <w:rPr>
+          <w:rFonts w:ascii="Times New Roman" w:hAnsi="Times New Roman"/>
+        </w:rPr>
+        <w:t xml:space="preserve">filtro solo en parte, porque los qubits salen de la base computacional dentro de las compuertas nativas.</w:t>
+      </w:r>
+      <w:r>
+        <w:rPr>
+          <w:rFonts w:ascii="Times New Roman" w:hAnsi="Times New Roman"/>
+        </w:rPr>
+        <w:t xml:space="preserve"> </w:t>
+      </w:r>
+      <w:r>
+        <w:rPr>
+          <w:rFonts w:ascii="Times New Roman" w:hAnsi="Times New Roman"/>
+        </w:rPr>
+        <w:t xml:space="preserve">Dieciséis de las cuarenta y nueve predicciones fallaron tal como</w:t>
       </w:r>
       <w:r>
         <w:rPr>
@@ -17888,23 +18874,23 @@
         <w:rPr>
           <w:rFonts w:ascii="Times New Roman" w:hAnsi="Times New Roman"/>
         </w:rPr>
-        <w:t xml:space="preserve">de compuerta, relajación, desfase y lectura como canales independientes; no incluyen fugas, interferencia</w:t>
-      </w:r>
-      <w:r>
-        <w:rPr>
-          <w:rFonts w:ascii="Times New Roman" w:hAnsi="Times New Roman"/>
-        </w:rPr>
-        <w:t xml:space="preserve"> </w:t>
-      </w:r>
-      <w:r>
-        <w:rPr>
-          <w:rFonts w:ascii="Times New Roman" w:hAnsi="Times New Roman"/>
-        </w:rPr>
-        <w:t xml:space="preserve">entre qubits ni deriva. El paso siguiente es una corrida en hardware.</w:t>
+        <w:t xml:space="preserve">de compuerta, relajación, desfase y lectura como canales independientes; la interferencia ZZ se agregó a mano</w:t>
+      </w:r>
+      <w:r>
+        <w:rPr>
+          <w:rFonts w:ascii="Times New Roman" w:hAnsi="Times New Roman"/>
+        </w:rPr>
+        <w:t xml:space="preserve"> </w:t>
+      </w:r>
+      <w:r>
+        <w:rPr>
+          <w:rFonts w:ascii="Times New Roman" w:hAnsi="Times New Roman"/>
+        </w:rPr>
+        <w:t xml:space="preserve">(§150) y no incluyen fugas ni deriva. El paso siguiente es una corrida en hardware.</w:t>
       </w:r>
     </w:p>
-    <w:bookmarkEnd w:id="51"/>
-    <w:bookmarkStart w:id="83" w:name="disponibilidad-de-código-y-datos"/>
+    <w:bookmarkEnd w:id="52"/>
+    <w:bookmarkStart w:id="84" w:name="disponibilidad-de-código-y-datos"/>
     <w:p>
       <w:pPr>
         <w:pStyle w:val="Heading1"/>
@@ -17932,7 +18918,7 @@
         </w:rPr>
         <w:t xml:space="preserve"> </w:t>
       </w:r>
-      <w:hyperlink r:id="rId52">
+      <w:hyperlink r:id="rId53">
         <w:r>
           <w:rPr>
             <w:rStyle w:val="Hyperlink"/>
@@ -18219,8 +19205,8 @@
         <w:t xml:space="preserve">]</w:t>
       </w:r>
     </w:p>
-    <w:bookmarkStart w:id="82" w:name="refs"/>
-    <w:bookmarkStart w:id="54" w:name="ref-blank2020kernel"/>
+    <w:bookmarkStart w:id="83" w:name="refs"/>
+    <w:bookmarkStart w:id="55" w:name="ref-blank2020kernel"/>
     <w:p>
       <w:pPr>
         <w:pStyle w:val="Bibliography"/>
@@ -18275,7 +19261,7 @@
         </w:rPr>
         <w:t xml:space="preserve"> </w:t>
       </w:r>
-      <w:hyperlink r:id="rId53">
+      <w:hyperlink r:id="rId54">
         <w:r>
           <w:rPr>
             <w:rStyle w:val="Hyperlink"/>
@@ -18290,8 +19276,8 @@
         <w:t xml:space="preserve">.</w:t>
       </w:r>
     </w:p>
-    <w:bookmarkEnd w:id="54"/>
-    <w:bookmarkStart w:id="55" w:name="ref-bonetmonroig2018"/>
+    <w:bookmarkEnd w:id="55"/>
+    <w:bookmarkStart w:id="56" w:name="ref-bonetmonroig2018"/>
     <w:p>
       <w:pPr>
         <w:pStyle w:val="Bibliography"/>
@@ -18341,8 +19327,8 @@
         <w:t xml:space="preserve">98: 062339.</w:t>
       </w:r>
     </w:p>
-    <w:bookmarkEnd w:id="55"/>
-    <w:bookmarkStart w:id="57" w:name="ref-bravyi2021readout"/>
+    <w:bookmarkEnd w:id="56"/>
+    <w:bookmarkStart w:id="58" w:name="ref-bravyi2021readout"/>
     <w:p>
       <w:pPr>
         <w:pStyle w:val="Bibliography"/>
@@ -18397,7 +19383,7 @@
         </w:rPr>
         <w:t xml:space="preserve"> </w:t>
       </w:r>
-      <w:hyperlink r:id="rId56">
+      <w:hyperlink r:id="rId57">
         <w:r>
           <w:rPr>
             <w:rStyle w:val="Hyperlink"/>
@@ -18412,8 +19398,8 @@
         <w:t xml:space="preserve">.</w:t>
       </w:r>
     </w:p>
-    <w:bookmarkEnd w:id="57"/>
-    <w:bookmarkStart w:id="59" w:name="ref-buhrman2001fingerprinting"/>
+    <w:bookmarkEnd w:id="58"/>
+    <w:bookmarkStart w:id="60" w:name="ref-buhrman2001fingerprinting"/>
     <w:p>
       <w:pPr>
         <w:pStyle w:val="Bibliography"/>
@@ -18468,7 +19454,7 @@
         </w:rPr>
         <w:t xml:space="preserve"> </w:t>
       </w:r>
-      <w:hyperlink r:id="rId58">
+      <w:hyperlink r:id="rId59">
         <w:r>
           <w:rPr>
             <w:rStyle w:val="Hyperlink"/>
@@ -18483,8 +19469,8 @@
         <w:t xml:space="preserve">.</w:t>
       </w:r>
     </w:p>
-    <w:bookmarkEnd w:id="59"/>
-    <w:bookmarkStart w:id="61" w:name="ref-giurgicatiron2020"/>
+    <w:bookmarkEnd w:id="60"/>
+    <w:bookmarkStart w:id="62" w:name="ref-giurgicatiron2020"/>
     <w:p>
       <w:pPr>
         <w:pStyle w:val="Bibliography"/>
@@ -18545,7 +19531,7 @@
         </w:rPr>
         <w:t xml:space="preserve"> </w:t>
       </w:r>
-      <w:hyperlink r:id="rId60">
+      <w:hyperlink r:id="rId61">
         <w:r>
           <w:rPr>
             <w:rStyle w:val="Hyperlink"/>
@@ -18560,8 +19546,8 @@
         <w:t xml:space="preserve">.</w:t>
       </w:r>
     </w:p>
-    <w:bookmarkEnd w:id="61"/>
-    <w:bookmarkStart w:id="63" w:name="ref-qiskitibmruntime"/>
+    <w:bookmarkEnd w:id="62"/>
+    <w:bookmarkStart w:id="64" w:name="ref-qiskitibmruntime"/>
     <w:p>
       <w:pPr>
         <w:pStyle w:val="Bibliography"/>
@@ -18614,7 +19600,7 @@
         </w:rPr>
         <w:t xml:space="preserve"> </w:t>
       </w:r>
-      <w:hyperlink r:id="rId62">
+      <w:hyperlink r:id="rId63">
         <w:r>
           <w:rPr>
             <w:rStyle w:val="Hyperlink"/>
@@ -18629,8 +19615,8 @@
         <w:t xml:space="preserve">.</w:t>
       </w:r>
     </w:p>
-    <w:bookmarkEnd w:id="63"/>
-    <w:bookmarkStart w:id="65" w:name="ref-javadiabhari2024qiskit"/>
+    <w:bookmarkEnd w:id="64"/>
+    <w:bookmarkStart w:id="66" w:name="ref-javadiabhari2024qiskit"/>
     <w:p>
       <w:pPr>
         <w:pStyle w:val="Bibliography"/>
@@ -18677,7 +19663,7 @@
         </w:rPr>
         <w:t xml:space="preserve"> </w:t>
       </w:r>
-      <w:hyperlink r:id="rId64">
+      <w:hyperlink r:id="rId65">
         <w:r>
           <w:rPr>
             <w:rStyle w:val="Hyperlink"/>
@@ -18692,8 +19678,8 @@
         <w:t xml:space="preserve">.</w:t>
       </w:r>
     </w:p>
-    <w:bookmarkEnd w:id="65"/>
-    <w:bookmarkStart w:id="67" w:name="ref-kempe2003walks"/>
+    <w:bookmarkEnd w:id="66"/>
+    <w:bookmarkStart w:id="68" w:name="ref-kempe2003walks"/>
     <w:p>
       <w:pPr>
         <w:pStyle w:val="Bibliography"/>
@@ -18748,7 +19734,7 @@
         </w:rPr>
         <w:t xml:space="preserve"> </w:t>
       </w:r>
-      <w:hyperlink r:id="rId66">
+      <w:hyperlink r:id="rId67">
         <w:r>
           <w:rPr>
             <w:rStyle w:val="Hyperlink"/>
@@ -18763,8 +19749,8 @@
         <w:t xml:space="preserve">.</w:t>
       </w:r>
     </w:p>
-    <w:bookmarkEnd w:id="67"/>
-    <w:bookmarkStart w:id="69" w:name="ref-lloyd1996simulators"/>
+    <w:bookmarkEnd w:id="68"/>
+    <w:bookmarkStart w:id="70" w:name="ref-lloyd1996simulators"/>
     <w:p>
       <w:pPr>
         <w:pStyle w:val="Bibliography"/>
@@ -18819,7 +19805,7 @@
         </w:rPr>
         <w:t xml:space="preserve"> </w:t>
       </w:r>
-      <w:hyperlink r:id="rId68">
+      <w:hyperlink r:id="rId69">
         <w:r>
           <w:rPr>
             <w:rStyle w:val="Hyperlink"/>
@@ -18834,8 +19820,8 @@
         <w:t xml:space="preserve">.</w:t>
       </w:r>
     </w:p>
-    <w:bookmarkEnd w:id="69"/>
-    <w:bookmarkStart w:id="71" w:name="ref-lloyd2014qpca"/>
+    <w:bookmarkEnd w:id="70"/>
+    <w:bookmarkStart w:id="72" w:name="ref-lloyd2014qpca"/>
     <w:p>
       <w:pPr>
         <w:pStyle w:val="Bibliography"/>
@@ -18890,7 +19876,7 @@
         </w:rPr>
         <w:t xml:space="preserve"> </w:t>
       </w:r>
-      <w:hyperlink r:id="rId70">
+      <w:hyperlink r:id="rId71">
         <w:r>
           <w:rPr>
             <w:rStyle w:val="Hyperlink"/>
@@ -18905,8 +19891,8 @@
         <w:t xml:space="preserve">.</w:t>
       </w:r>
     </w:p>
-    <w:bookmarkEnd w:id="71"/>
-    <w:bookmarkStart w:id="72" w:name="ref-mcardle2019"/>
+    <w:bookmarkEnd w:id="72"/>
+    <w:bookmarkStart w:id="73" w:name="ref-mcardle2019"/>
     <w:p>
       <w:pPr>
         <w:pStyle w:val="Bibliography"/>
@@ -18956,8 +19942,8 @@
         <w:t xml:space="preserve">122: 180501.</w:t>
       </w:r>
     </w:p>
-    <w:bookmarkEnd w:id="72"/>
-    <w:bookmarkStart w:id="74" w:name="ref-monteverde2026qang"/>
+    <w:bookmarkEnd w:id="73"/>
+    <w:bookmarkStart w:id="75" w:name="ref-monteverde2026qang"/>
     <w:p>
       <w:pPr>
         <w:pStyle w:val="Bibliography"/>
@@ -19010,7 +19996,7 @@
         </w:rPr>
         <w:t xml:space="preserve"> </w:t>
       </w:r>
-      <w:hyperlink r:id="rId73">
+      <w:hyperlink r:id="rId74">
         <w:r>
           <w:rPr>
             <w:rStyle w:val="Hyperlink"/>
@@ -19025,8 +20011,8 @@
         <w:t xml:space="preserve">.</w:t>
       </w:r>
     </w:p>
-    <w:bookmarkEnd w:id="74"/>
-    <w:bookmarkStart w:id="75" w:name="ref-monteverde2026qml"/>
+    <w:bookmarkEnd w:id="75"/>
+    <w:bookmarkStart w:id="76" w:name="ref-monteverde2026qml"/>
     <w:p>
       <w:pPr>
         <w:pStyle w:val="Bibliography"/>
@@ -19068,8 +20054,8 @@
         <w:t xml:space="preserve">-Limited Hardware: What the Qg Symmetry Filter Does and Does Not Do.”</w:t>
       </w:r>
     </w:p>
-    <w:bookmarkEnd w:id="75"/>
-    <w:bookmarkStart w:id="77" w:name="ref-qiskitml"/>
+    <w:bookmarkEnd w:id="76"/>
+    <w:bookmarkStart w:id="78" w:name="ref-qiskitml"/>
     <w:p>
       <w:pPr>
         <w:pStyle w:val="Bibliography"/>
@@ -19098,7 +20084,7 @@
         </w:rPr>
         <w:t xml:space="preserve"> </w:t>
       </w:r>
-      <w:hyperlink r:id="rId76">
+      <w:hyperlink r:id="rId77">
         <w:r>
           <w:rPr>
             <w:rStyle w:val="Hyperlink"/>
@@ -19113,8 +20099,8 @@
         <w:t xml:space="preserve">.</w:t>
       </w:r>
     </w:p>
-    <w:bookmarkEnd w:id="77"/>
-    <w:bookmarkStart w:id="79" w:name="ref-tang2021qpca"/>
+    <w:bookmarkEnd w:id="78"/>
+    <w:bookmarkStart w:id="80" w:name="ref-tang2021qpca"/>
     <w:p>
       <w:pPr>
         <w:pStyle w:val="Bibliography"/>
@@ -19169,7 +20155,7 @@
         </w:rPr>
         <w:t xml:space="preserve"> </w:t>
       </w:r>
-      <w:hyperlink r:id="rId78">
+      <w:hyperlink r:id="rId79">
         <w:r>
           <w:rPr>
             <w:rStyle w:val="Hyperlink"/>
@@ -19184,8 +20170,8 @@
         <w:t xml:space="preserve">.</w:t>
       </w:r>
     </w:p>
-    <w:bookmarkEnd w:id="79"/>
-    <w:bookmarkStart w:id="81" w:name="ref-temme2017"/>
+    <w:bookmarkEnd w:id="80"/>
+    <w:bookmarkStart w:id="82" w:name="ref-temme2017"/>
     <w:p>
       <w:pPr>
         <w:pStyle w:val="Bibliography"/>
@@ -19240,7 +20226,7 @@
         </w:rPr>
         <w:t xml:space="preserve"> </w:t>
       </w:r>
-      <w:hyperlink r:id="rId80">
+      <w:hyperlink r:id="rId81">
         <w:r>
           <w:rPr>
             <w:rStyle w:val="Hyperlink"/>
@@ -19255,9 +20241,9 @@
         <w:t xml:space="preserve">.</w:t>
       </w:r>
     </w:p>
-    <w:bookmarkEnd w:id="81"/>
     <w:bookmarkEnd w:id="82"/>
     <w:bookmarkEnd w:id="83"/>
+    <w:bookmarkEnd w:id="84"/>
     <w:sectPr/>
   </w:body>
 </w:document>
